--- a/reports/acif104_s6_grupo3.docx
+++ b/reports/acif104_s6_grupo3.docx
@@ -3460,42 +3460,37 @@
         <w:rPr>
           <w:rFonts w:asciiTheme="minorHAnsi" w:hAnsiTheme="minorHAnsi" w:cstheme="minorHAnsi"/>
         </w:rPr>
-        <w:t>Explicabilidad</w:t>
-      </w:r>
-      <w:proofErr w:type="spellEnd"/>
-      <w:r>
-        <w:rPr>
-          <w:rFonts w:asciiTheme="minorHAnsi" w:hAnsiTheme="minorHAnsi" w:cstheme="minorHAnsi"/>
-        </w:rPr>
-        <w:t xml:space="preserve"> e integración. El diseño contempla SHAP, un </w:t>
-      </w:r>
-      <w:proofErr w:type="spellStart"/>
-      <w:r>
-        <w:rPr>
-          <w:rFonts w:asciiTheme="minorHAnsi" w:hAnsiTheme="minorHAnsi" w:cstheme="minorHAnsi"/>
-        </w:rPr>
-        <w:t>backend</w:t>
-      </w:r>
-      <w:proofErr w:type="spellEnd"/>
-      <w:r>
-        <w:rPr>
-          <w:rFonts w:asciiTheme="minorHAnsi" w:hAnsiTheme="minorHAnsi" w:cstheme="minorHAnsi"/>
-        </w:rPr>
-        <w:t xml:space="preserve"> de inferencia, una interfaz </w:t>
-      </w:r>
-      <w:proofErr w:type="spellStart"/>
-      <w:r>
-        <w:rPr>
-          <w:rFonts w:asciiTheme="minorHAnsi" w:hAnsiTheme="minorHAnsi" w:cstheme="minorHAnsi"/>
-        </w:rPr>
-        <w:t>Streamlit</w:t>
-      </w:r>
-      <w:proofErr w:type="spellEnd"/>
-      <w:r>
-        <w:rPr>
-          <w:rFonts w:asciiTheme="minorHAnsi" w:hAnsiTheme="minorHAnsi" w:cstheme="minorHAnsi"/>
-        </w:rPr>
-        <w:t xml:space="preserve"> y registro básico de predicciones. Estos componentes corresponden al siguiente bloque de implementación del proyecto.</w:t>
+        <w:t>Explicabilidad e integración. Se incorporaron SHAP, un backend de inferencia, una interfaz en Streamlit y un registro de predicciones, completando la integración del prototipo.</w:t>
+      </w:r>
+      <w:proofErr w:type="spellEnd"/>
+      <w:r>
+        <w:rPr>
+          <w:rFonts w:asciiTheme="minorHAnsi" w:hAnsiTheme="minorHAnsi" w:cstheme="minorHAnsi"/>
+        </w:rPr>
+      </w:r>
+      <w:proofErr w:type="spellStart"/>
+      <w:r>
+        <w:rPr>
+          <w:rFonts w:asciiTheme="minorHAnsi" w:hAnsiTheme="minorHAnsi" w:cstheme="minorHAnsi"/>
+        </w:rPr>
+      </w:r>
+      <w:proofErr w:type="spellEnd"/>
+      <w:r>
+        <w:rPr>
+          <w:rFonts w:asciiTheme="minorHAnsi" w:hAnsiTheme="minorHAnsi" w:cstheme="minorHAnsi"/>
+        </w:rPr>
+      </w:r>
+      <w:proofErr w:type="spellStart"/>
+      <w:r>
+        <w:rPr>
+          <w:rFonts w:asciiTheme="minorHAnsi" w:hAnsiTheme="minorHAnsi" w:cstheme="minorHAnsi"/>
+        </w:rPr>
+      </w:r>
+      <w:proofErr w:type="spellEnd"/>
+      <w:r>
+        <w:rPr>
+          <w:rFonts w:asciiTheme="minorHAnsi" w:hAnsiTheme="minorHAnsi" w:cstheme="minorHAnsi"/>
+        </w:rPr>
       </w:r>
     </w:p>
     <w:p>
@@ -3547,35 +3542,31 @@
         <w:rPr>
           <w:rFonts w:asciiTheme="minorHAnsi" w:hAnsiTheme="minorHAnsi" w:cstheme="minorHAnsi"/>
         </w:rPr>
-        <w:t xml:space="preserve">La tabla distingue el trabajo ya consolidado del bloque pendiente. Los responsables de las tareas futuras trabajarán en ramas propias y abrirán un </w:t>
-      </w:r>
-      <w:proofErr w:type="spellStart"/>
-      <w:r>
-        <w:rPr>
-          <w:rFonts w:asciiTheme="minorHAnsi" w:hAnsiTheme="minorHAnsi" w:cstheme="minorHAnsi"/>
-        </w:rPr>
-        <w:t>pull</w:t>
-      </w:r>
-      <w:proofErr w:type="spellEnd"/>
-      <w:r>
-        <w:rPr>
-          <w:rFonts w:asciiTheme="minorHAnsi" w:hAnsiTheme="minorHAnsi" w:cstheme="minorHAnsi"/>
-        </w:rPr>
-        <w:t xml:space="preserve"> </w:t>
-      </w:r>
-      <w:proofErr w:type="spellStart"/>
-      <w:r>
-        <w:rPr>
-          <w:rFonts w:asciiTheme="minorHAnsi" w:hAnsiTheme="minorHAnsi" w:cstheme="minorHAnsi"/>
-        </w:rPr>
-        <w:t>request</w:t>
-      </w:r>
-      <w:proofErr w:type="spellEnd"/>
-      <w:r>
-        <w:rPr>
-          <w:rFonts w:asciiTheme="minorHAnsi" w:hAnsiTheme="minorHAnsi" w:cstheme="minorHAnsi"/>
-        </w:rPr>
-        <w:t xml:space="preserve"> para que la contribución quede trazable en el repositorio.</w:t>
+        <w:t>La Tabla 1 resume las tareas realizadas, sus responsables, plazos y relación con los objetivos del proyecto. Todas las actividades consideradas para esta fase se encuentran completadas.</w:t>
+      </w:r>
+      <w:proofErr w:type="spellStart"/>
+      <w:r>
+        <w:rPr>
+          <w:rFonts w:asciiTheme="minorHAnsi" w:hAnsiTheme="minorHAnsi" w:cstheme="minorHAnsi"/>
+        </w:rPr>
+      </w:r>
+      <w:proofErr w:type="spellEnd"/>
+      <w:r>
+        <w:rPr>
+          <w:rFonts w:asciiTheme="minorHAnsi" w:hAnsiTheme="minorHAnsi" w:cstheme="minorHAnsi"/>
+        </w:rPr>
+      </w:r>
+      <w:proofErr w:type="spellStart"/>
+      <w:r>
+        <w:rPr>
+          <w:rFonts w:asciiTheme="minorHAnsi" w:hAnsiTheme="minorHAnsi" w:cstheme="minorHAnsi"/>
+        </w:rPr>
+      </w:r>
+      <w:proofErr w:type="spellEnd"/>
+      <w:r>
+        <w:rPr>
+          <w:rFonts w:asciiTheme="minorHAnsi" w:hAnsiTheme="minorHAnsi" w:cstheme="minorHAnsi"/>
+        </w:rPr>
       </w:r>
     </w:p>
     <w:p>
@@ -19849,105 +19840,6 @@
     </w:p>
     <w:p>
       <w:pPr>
-        <w:spacing w:line="276" w:lineRule="auto"/>
-        <w:jc w:val="center"/>
-        <w:rPr>
-          <w:rFonts w:asciiTheme="minorHAnsi" w:hAnsiTheme="minorHAnsi" w:cstheme="minorHAnsi"/>
-        </w:rPr>
-      </w:pPr>
-      <w:r>
-        <w:rPr>
-          <w:rFonts w:asciiTheme="minorHAnsi" w:hAnsiTheme="minorHAnsi" w:cstheme="minorHAnsi"/>
-          <w:noProof/>
-        </w:rPr>
-        <w:lastRenderedPageBreak/>
-        <w:drawing>
-          <wp:inline distT="0" distB="0" distL="0" distR="0" wp14:anchorId="01400BF3" wp14:editId="0E4A5E78">
-            <wp:extent cx="4328160" cy="2404533"/>
-            <wp:effectExtent l="0" t="0" r="0" b="0"/>
-            <wp:docPr id="1950181903" name="Picture 1950181903"/>
-            <wp:cNvGraphicFramePr>
-              <a:graphicFrameLocks xmlns:a="http://schemas.openxmlformats.org/drawingml/2006/main" noChangeAspect="1"/>
-            </wp:cNvGraphicFramePr>
-            <a:graphic xmlns:a="http://schemas.openxmlformats.org/drawingml/2006/main">
-              <a:graphicData uri="http://schemas.openxmlformats.org/drawingml/2006/picture">
-                <pic:pic xmlns:pic="http://schemas.openxmlformats.org/drawingml/2006/picture">
-                  <pic:nvPicPr>
-                    <pic:cNvPr id="0" name="11_02_curva_precision_recall_umbral.png"/>
-                    <pic:cNvPicPr/>
-                  </pic:nvPicPr>
-                  <pic:blipFill>
-                    <a:blip r:embed="rId32"/>
-                    <a:stretch>
-                      <a:fillRect/>
-                    </a:stretch>
-                  </pic:blipFill>
-                  <pic:spPr>
-                    <a:xfrm>
-                      <a:off x="0" y="0"/>
-                      <a:ext cx="4335619" cy="2408677"/>
-                    </a:xfrm>
-                    <a:prstGeom prst="rect">
-                      <a:avLst/>
-                    </a:prstGeom>
-                  </pic:spPr>
-                </pic:pic>
-              </a:graphicData>
-            </a:graphic>
-          </wp:inline>
-        </w:drawing>
-      </w:r>
-    </w:p>
-    <w:p>
-      <w:pPr>
-        <w:keepNext/>
-        <w:spacing w:before="60" w:after="40" w:line="276" w:lineRule="auto"/>
-        <w:jc w:val="center"/>
-        <w:rPr>
-          <w:rFonts w:asciiTheme="minorHAnsi" w:hAnsiTheme="minorHAnsi" w:cstheme="minorHAnsi"/>
-          <w:i/>
-          <w:iCs/>
-          <w:sz w:val="18"/>
-          <w:szCs w:val="18"/>
-        </w:rPr>
-      </w:pPr>
-      <w:r>
-        <w:rPr>
-          <w:rFonts w:asciiTheme="minorHAnsi" w:hAnsiTheme="minorHAnsi" w:cstheme="minorHAnsi"/>
-          <w:i/>
-          <w:iCs/>
-          <w:sz w:val="18"/>
-          <w:szCs w:val="18"/>
-        </w:rPr>
-        <w:t>Figura 9. Curva precision-recall del modelo refinado, con el umbral elegido y el umbral F1-máximo descartado.</w:t>
-      </w:r>
-    </w:p>
-    <w:p>
-      <w:pPr>
-        <w:keepNext/>
-        <w:spacing w:before="60" w:after="40" w:line="276" w:lineRule="auto"/>
-        <w:jc w:val="center"/>
-        <w:rPr>
-          <w:rFonts w:asciiTheme="minorHAnsi" w:hAnsiTheme="minorHAnsi" w:cstheme="minorHAnsi"/>
-          <w:i/>
-          <w:iCs/>
-          <w:sz w:val="18"/>
-          <w:szCs w:val="18"/>
-        </w:rPr>
-      </w:pPr>
-      <w:r>
-        <w:rPr>
-          <w:rFonts w:asciiTheme="minorHAnsi" w:hAnsiTheme="minorHAnsi" w:cstheme="minorHAnsi"/>
-          <w:i/>
-          <w:iCs/>
-          <w:sz w:val="18"/>
-          <w:szCs w:val="18"/>
-        </w:rPr>
-        <w:t>Fuente: elaboración propia.</w:t>
-      </w:r>
-    </w:p>
-    <w:p>
-      <w:pPr>
         <w:spacing w:after="120" w:line="276" w:lineRule="auto"/>
         <w:jc w:val="both"/>
         <w:rPr>
@@ -20808,7 +20700,7 @@
           <w:sz w:val="18"/>
           <w:szCs w:val="18"/>
         </w:rPr>
-        <w:t>Figura 10. Comparación visual entre el baseline y el modelo refinado en validación.</w:t>
+        <w:t xml:space="preserve">Figura </w:t>
       </w:r>
       <w:r>
         <w:rPr>
@@ -20818,7 +20710,7 @@
           <w:sz w:val="18"/>
           <w:szCs w:val="18"/>
         </w:rPr>
-        <w:br/>
+        <w:t>9</w:t>
       </w:r>
       <w:r>
         <w:rPr>
@@ -20828,13 +20720,9 @@
           <w:sz w:val="18"/>
           <w:szCs w:val="18"/>
         </w:rPr>
-        <w:t>Fuente: elaboración propia.</w:t>
-      </w:r>
-    </w:p>
-    <w:p>
-      <w:pPr>
-        <w:spacing w:line="276" w:lineRule="auto"/>
-        <w:jc w:val="center"/>
+        <w:t xml:space="preserve">. </w:t>
+      </w:r>
+      <w:r>
         <w:rPr>
           <w:rFonts w:asciiTheme="minorHAnsi" w:hAnsiTheme="minorHAnsi" w:cstheme="minorHAnsi"/>
           <w:i/>
@@ -20842,12 +20730,10 @@
           <w:sz w:val="18"/>
           <w:szCs w:val="18"/>
         </w:rPr>
-      </w:pPr>
-    </w:p>
-    <w:p>
-      <w:pPr>
-        <w:spacing w:line="276" w:lineRule="auto"/>
-        <w:jc w:val="center"/>
+        <w:t xml:space="preserve">Curva </w:t>
+      </w:r>
+      <w:proofErr w:type="spellStart"/>
+      <w:r>
         <w:rPr>
           <w:rFonts w:asciiTheme="minorHAnsi" w:hAnsiTheme="minorHAnsi" w:cstheme="minorHAnsi"/>
           <w:i/>
@@ -20855,12 +20741,58 @@
           <w:sz w:val="18"/>
           <w:szCs w:val="18"/>
         </w:rPr>
-      </w:pPr>
+        <w:t>precision-recall</w:t>
+      </w:r>
+      <w:proofErr w:type="spellEnd"/>
+      <w:r>
+        <w:rPr>
+          <w:rFonts w:asciiTheme="minorHAnsi" w:hAnsiTheme="minorHAnsi" w:cstheme="minorHAnsi"/>
+          <w:i/>
+          <w:iCs/>
+          <w:sz w:val="18"/>
+          <w:szCs w:val="18"/>
+        </w:rPr>
+        <w:t xml:space="preserve"> del modelo </w:t>
+      </w:r>
+      <w:proofErr w:type="spellStart"/>
+      <w:r>
+        <w:rPr>
+          <w:rFonts w:asciiTheme="minorHAnsi" w:hAnsiTheme="minorHAnsi" w:cstheme="minorHAnsi"/>
+          <w:i/>
+          <w:iCs/>
+          <w:sz w:val="18"/>
+          <w:szCs w:val="18"/>
+        </w:rPr>
+        <w:t>XGBoost</w:t>
+      </w:r>
+      <w:proofErr w:type="spellEnd"/>
+      <w:r>
+        <w:rPr>
+          <w:rFonts w:asciiTheme="minorHAnsi" w:hAnsiTheme="minorHAnsi" w:cstheme="minorHAnsi"/>
+          <w:i/>
+          <w:iCs/>
+          <w:sz w:val="18"/>
+          <w:szCs w:val="18"/>
+        </w:rPr>
+        <w:t xml:space="preserve"> refinado y umbrales evaluados en validación.</w:t>
+      </w:r>
     </w:p>
     <w:p>
       <w:pPr>
         <w:spacing w:line="276" w:lineRule="auto"/>
         <w:jc w:val="center"/>
+        <w:rPr>
+          <w:rFonts w:asciiTheme="minorHAnsi" w:hAnsiTheme="minorHAnsi" w:cstheme="minorHAnsi"/>
+          <w:i/>
+          <w:iCs/>
+          <w:sz w:val="18"/>
+          <w:szCs w:val="18"/>
+        </w:rPr>
+      </w:pPr>
+    </w:p>
+    <w:p>
+      <w:pPr>
+        <w:spacing w:line="276" w:lineRule="auto"/>
         <w:rPr>
           <w:rFonts w:asciiTheme="minorHAnsi" w:hAnsiTheme="minorHAnsi" w:cstheme="minorHAnsi"/>
           <w:i/>
@@ -21678,7 +21610,7 @@
     <w:p>
       <w:pPr>
         <w:spacing w:line="276" w:lineRule="auto"/>
-        <w:jc w:val="both"/>
+        <w:jc w:val="center"/>
         <w:rPr>
           <w:rFonts w:asciiTheme="minorHAnsi" w:hAnsiTheme="minorHAnsi" w:cstheme="minorHAnsi"/>
         </w:rPr>
@@ -21688,10 +21620,11 @@
           <w:rFonts w:asciiTheme="minorHAnsi" w:hAnsiTheme="minorHAnsi" w:cstheme="minorHAnsi"/>
           <w:noProof/>
         </w:rPr>
+        <w:lastRenderedPageBreak/>
         <w:drawing>
-          <wp:inline distT="0" distB="0" distL="0" distR="0" wp14:anchorId="043DE33E" wp14:editId="57871A59">
-            <wp:extent cx="6583680" cy="2529840"/>
-            <wp:effectExtent l="0" t="0" r="7620" b="3810"/>
+          <wp:inline distT="0" distB="0" distL="0" distR="0" wp14:anchorId="043DE33E" wp14:editId="2B8D5529">
+            <wp:extent cx="5974080" cy="2295596"/>
+            <wp:effectExtent l="0" t="0" r="7620" b="9525"/>
             <wp:docPr id="20" name="Imagen 20"/>
             <wp:cNvGraphicFramePr>
               <a:graphicFrameLocks xmlns:a="http://schemas.openxmlformats.org/drawingml/2006/main" noChangeAspect="1"/>
@@ -21721,7 +21654,7 @@
                   <pic:spPr bwMode="auto">
                     <a:xfrm>
                       <a:off x="0" y="0"/>
-                      <a:ext cx="6583680" cy="2529840"/>
+                      <a:ext cx="5988446" cy="2301116"/>
                     </a:xfrm>
                     <a:prstGeom prst="rect">
                       <a:avLst/>
@@ -21758,13 +21691,9 @@
           <w:sz w:val="18"/>
           <w:szCs w:val="18"/>
         </w:rPr>
-        <w:t>Figura 11. Evolución del ROC-AUC y PR-AUC de validación durante el entrenamiento de las configuraciones MLP.</w:t>
-      </w:r>
-    </w:p>
-    <w:p>
-      <w:pPr>
-        <w:spacing w:after="40" w:line="276" w:lineRule="auto"/>
-        <w:jc w:val="center"/>
+        <w:t>Figura 1</w:t>
+      </w:r>
+      <w:r>
         <w:rPr>
           <w:rFonts w:asciiTheme="minorHAnsi" w:hAnsiTheme="minorHAnsi" w:cstheme="minorHAnsi"/>
           <w:i/>
@@ -21772,7 +21701,8 @@
           <w:sz w:val="18"/>
           <w:szCs w:val="18"/>
         </w:rPr>
-      </w:pPr>
+        <w:t>0</w:t>
+      </w:r>
       <w:r>
         <w:rPr>
           <w:rFonts w:asciiTheme="minorHAnsi" w:hAnsiTheme="minorHAnsi" w:cstheme="minorHAnsi"/>
@@ -21781,6 +21711,29 @@
           <w:sz w:val="18"/>
           <w:szCs w:val="18"/>
         </w:rPr>
+        <w:t>. Evolución del ROC-AUC y PR-AUC de validación durante el entrenamiento de las configuraciones MLP.</w:t>
+      </w:r>
+    </w:p>
+    <w:p>
+      <w:pPr>
+        <w:spacing w:after="40" w:line="276" w:lineRule="auto"/>
+        <w:jc w:val="center"/>
+        <w:rPr>
+          <w:rFonts w:asciiTheme="minorHAnsi" w:hAnsiTheme="minorHAnsi" w:cstheme="minorHAnsi"/>
+          <w:i/>
+          <w:iCs/>
+          <w:sz w:val="18"/>
+          <w:szCs w:val="18"/>
+        </w:rPr>
+      </w:pPr>
+      <w:r>
+        <w:rPr>
+          <w:rFonts w:asciiTheme="minorHAnsi" w:hAnsiTheme="minorHAnsi" w:cstheme="minorHAnsi"/>
+          <w:i/>
+          <w:iCs/>
+          <w:sz w:val="18"/>
+          <w:szCs w:val="18"/>
+        </w:rPr>
         <w:t>Fuente: elaboración propia.</w:t>
       </w:r>
     </w:p>
@@ -21806,10 +21759,9 @@
           <w:rFonts w:asciiTheme="minorHAnsi" w:hAnsiTheme="minorHAnsi" w:cstheme="minorHAnsi"/>
           <w:noProof/>
         </w:rPr>
-        <w:lastRenderedPageBreak/>
         <w:drawing>
-          <wp:inline distT="0" distB="0" distL="0" distR="0" wp14:anchorId="402663BD" wp14:editId="1BCD284C">
-            <wp:extent cx="5486400" cy="3048000"/>
+          <wp:inline distT="0" distB="0" distL="0" distR="0" wp14:anchorId="402663BD" wp14:editId="07D2F5E8">
+            <wp:extent cx="5090160" cy="2827867"/>
             <wp:effectExtent l="0" t="0" r="0" b="0"/>
             <wp:docPr id="1950181905" name="Picture 1950181905"/>
             <wp:cNvGraphicFramePr>
@@ -21831,7 +21783,7 @@
                   <pic:spPr>
                     <a:xfrm>
                       <a:off x="0" y="0"/>
-                      <a:ext cx="5486400" cy="3048000"/>
+                      <a:ext cx="5097550" cy="2831972"/>
                     </a:xfrm>
                     <a:prstGeom prst="rect">
                       <a:avLst/>
@@ -21864,13 +21816,9 @@
           <w:sz w:val="18"/>
           <w:szCs w:val="18"/>
         </w:rPr>
-        <w:t>Figura 12. Curvas de entrenamiento (ROC-AUC y PR-AUC de validación) de las tres configuraciones de la MLP profunda.</w:t>
-      </w:r>
-    </w:p>
-    <w:p>
-      <w:pPr>
-        <w:spacing w:after="40" w:line="276" w:lineRule="auto"/>
-        <w:jc w:val="center"/>
+        <w:t>Figura 1</w:t>
+      </w:r>
+      <w:r>
         <w:rPr>
           <w:rFonts w:asciiTheme="minorHAnsi" w:hAnsiTheme="minorHAnsi" w:cstheme="minorHAnsi"/>
           <w:i/>
@@ -21878,7 +21826,8 @@
           <w:sz w:val="18"/>
           <w:szCs w:val="18"/>
         </w:rPr>
-      </w:pPr>
+        <w:t>1</w:t>
+      </w:r>
       <w:r>
         <w:rPr>
           <w:rFonts w:asciiTheme="minorHAnsi" w:hAnsiTheme="minorHAnsi" w:cstheme="minorHAnsi"/>
@@ -21887,7 +21836,61 @@
           <w:sz w:val="18"/>
           <w:szCs w:val="18"/>
         </w:rPr>
-        <w:t>Fuente: elaboración propia.</w:t>
+        <w:t xml:space="preserve">. </w:t>
+      </w:r>
+      <w:r>
+        <w:rPr>
+          <w:rFonts w:asciiTheme="minorHAnsi" w:hAnsiTheme="minorHAnsi" w:cstheme="minorHAnsi"/>
+          <w:i/>
+          <w:iCs/>
+          <w:sz w:val="18"/>
+          <w:szCs w:val="18"/>
+        </w:rPr>
+        <w:t xml:space="preserve">Comparación del </w:t>
+      </w:r>
+      <w:proofErr w:type="spellStart"/>
+      <w:r>
+        <w:rPr>
+          <w:rFonts w:asciiTheme="minorHAnsi" w:hAnsiTheme="minorHAnsi" w:cstheme="minorHAnsi"/>
+          <w:i/>
+          <w:iCs/>
+          <w:sz w:val="18"/>
+          <w:szCs w:val="18"/>
+        </w:rPr>
+        <w:t>baseline</w:t>
+      </w:r>
+      <w:proofErr w:type="spellEnd"/>
+      <w:r>
+        <w:rPr>
+          <w:rFonts w:asciiTheme="minorHAnsi" w:hAnsiTheme="minorHAnsi" w:cstheme="minorHAnsi"/>
+          <w:i/>
+          <w:iCs/>
+          <w:sz w:val="18"/>
+          <w:szCs w:val="18"/>
+        </w:rPr>
+        <w:t xml:space="preserve"> y las configuraciones refinadas de </w:t>
+      </w:r>
+      <w:proofErr w:type="spellStart"/>
+      <w:r>
+        <w:rPr>
+          <w:rFonts w:asciiTheme="minorHAnsi" w:hAnsiTheme="minorHAnsi" w:cstheme="minorHAnsi"/>
+          <w:i/>
+          <w:iCs/>
+          <w:sz w:val="18"/>
+          <w:szCs w:val="18"/>
+        </w:rPr>
+        <w:t>XGBoost</w:t>
+      </w:r>
+      <w:proofErr w:type="spellEnd"/>
+      <w:r>
+        <w:rPr>
+          <w:rFonts w:asciiTheme="minorHAnsi" w:hAnsiTheme="minorHAnsi" w:cstheme="minorHAnsi"/>
+          <w:i/>
+          <w:iCs/>
+          <w:sz w:val="18"/>
+          <w:szCs w:val="18"/>
+        </w:rPr>
+        <w:t xml:space="preserve"> en validación.</w:t>
       </w:r>
       <w:r>
         <w:rPr>
@@ -21970,13 +21973,9 @@
           <w:sz w:val="18"/>
           <w:szCs w:val="18"/>
         </w:rPr>
-        <w:t>Figura 13. Pérdida de entrenamiento y validación por configuración (BCEWithLogitsLoss), con la época óptima marcada.</w:t>
-      </w:r>
-    </w:p>
-    <w:p>
-      <w:pPr>
-        <w:spacing w:after="40" w:line="276" w:lineRule="auto"/>
-        <w:jc w:val="center"/>
+        <w:t>Figura 1</w:t>
+      </w:r>
+      <w:r>
         <w:rPr>
           <w:rFonts w:asciiTheme="minorHAnsi" w:hAnsiTheme="minorHAnsi" w:cstheme="minorHAnsi"/>
           <w:i/>
@@ -21984,7 +21983,8 @@
           <w:sz w:val="18"/>
           <w:szCs w:val="18"/>
         </w:rPr>
-      </w:pPr>
+        <w:t>2</w:t>
+      </w:r>
       <w:r>
         <w:rPr>
           <w:rFonts w:asciiTheme="minorHAnsi" w:hAnsiTheme="minorHAnsi" w:cstheme="minorHAnsi"/>
@@ -21993,6 +21993,29 @@
           <w:sz w:val="18"/>
           <w:szCs w:val="18"/>
         </w:rPr>
+        <w:t>. Pérdida de entrenamiento y validación por configuración (BCEWithLogitsLoss), con la época óptima marcada.</w:t>
+      </w:r>
+    </w:p>
+    <w:p>
+      <w:pPr>
+        <w:spacing w:after="40" w:line="276" w:lineRule="auto"/>
+        <w:jc w:val="center"/>
+        <w:rPr>
+          <w:rFonts w:asciiTheme="minorHAnsi" w:hAnsiTheme="minorHAnsi" w:cstheme="minorHAnsi"/>
+          <w:i/>
+          <w:iCs/>
+          <w:sz w:val="18"/>
+          <w:szCs w:val="18"/>
+        </w:rPr>
+      </w:pPr>
+      <w:r>
+        <w:rPr>
+          <w:rFonts w:asciiTheme="minorHAnsi" w:hAnsiTheme="minorHAnsi" w:cstheme="minorHAnsi"/>
+          <w:i/>
+          <w:iCs/>
+          <w:sz w:val="18"/>
+          <w:szCs w:val="18"/>
+        </w:rPr>
         <w:t>Fuente: elaboración propia.</w:t>
       </w:r>
     </w:p>
@@ -22033,7 +22056,6 @@
           <w:rFonts w:asciiTheme="minorHAnsi" w:hAnsiTheme="minorHAnsi" w:cstheme="minorHAnsi"/>
           <w:noProof/>
         </w:rPr>
-        <w:lastRenderedPageBreak/>
         <w:drawing>
           <wp:inline distT="0" distB="0" distL="0" distR="0" wp14:anchorId="288FAEE6" wp14:editId="2B356561">
             <wp:extent cx="5486400" cy="3048000"/>
@@ -22091,7 +22113,27 @@
           <w:sz w:val="18"/>
           <w:szCs w:val="18"/>
         </w:rPr>
-        <w:t>Figura 14. Comparación de las tres configuraciones de la MLP profunda en validación.</w:t>
+        <w:t>Figura 1</w:t>
+      </w:r>
+      <w:r>
+        <w:rPr>
+          <w:rFonts w:asciiTheme="minorHAnsi" w:hAnsiTheme="minorHAnsi" w:cstheme="minorHAnsi"/>
+          <w:i/>
+          <w:iCs/>
+          <w:sz w:val="18"/>
+          <w:szCs w:val="18"/>
+        </w:rPr>
+        <w:t>3</w:t>
+      </w:r>
+      <w:r>
+        <w:rPr>
+          <w:rFonts w:asciiTheme="minorHAnsi" w:hAnsiTheme="minorHAnsi" w:cstheme="minorHAnsi"/>
+          <w:i/>
+          <w:iCs/>
+          <w:sz w:val="18"/>
+          <w:szCs w:val="18"/>
+        </w:rPr>
+        <w:t>. Comparación de las tres configuraciones de la MLP profunda en validación.</w:t>
       </w:r>
     </w:p>
     <w:p>
@@ -22395,6 +22437,7 @@
         <w:rPr>
           <w:rFonts w:asciiTheme="minorHAnsi" w:hAnsiTheme="minorHAnsi" w:cstheme="minorHAnsi"/>
         </w:rPr>
+        <w:lastRenderedPageBreak/>
         <w:t xml:space="preserve">Para cada modelo de ML se compararon cuatro escenarios: sin balanceo, pesos de clase, </w:t>
       </w:r>
       <w:proofErr w:type="spellStart"/>
@@ -22469,7 +22512,6 @@
           <w:sz w:val="18"/>
           <w:szCs w:val="18"/>
         </w:rPr>
-        <w:lastRenderedPageBreak/>
         <w:t>Tabla 12. Efecto de las estrategias de balanceo por modelo en validación</w:t>
       </w:r>
     </w:p>
@@ -24838,7 +24880,27 @@
           <w:sz w:val="18"/>
           <w:szCs w:val="18"/>
         </w:rPr>
-        <w:t xml:space="preserve">Figura 15. Efecto de las estrategias de balanceo sobre </w:t>
+        <w:t>Figura 1</w:t>
+      </w:r>
+      <w:r>
+        <w:rPr>
+          <w:rFonts w:asciiTheme="minorHAnsi" w:hAnsiTheme="minorHAnsi" w:cstheme="minorHAnsi"/>
+          <w:i/>
+          <w:iCs/>
+          <w:sz w:val="18"/>
+          <w:szCs w:val="18"/>
+        </w:rPr>
+        <w:t>4</w:t>
+      </w:r>
+      <w:r>
+        <w:rPr>
+          <w:rFonts w:asciiTheme="minorHAnsi" w:hAnsiTheme="minorHAnsi" w:cstheme="minorHAnsi"/>
+          <w:i/>
+          <w:iCs/>
+          <w:sz w:val="18"/>
+          <w:szCs w:val="18"/>
+        </w:rPr>
+        <w:t xml:space="preserve">. Efecto de las estrategias de balanceo sobre </w:t>
       </w:r>
       <w:proofErr w:type="spellStart"/>
       <w:r>
@@ -25109,6 +25171,7 @@
           <w:b/>
           <w:sz w:val="23"/>
         </w:rPr>
+        <w:lastRenderedPageBreak/>
         <w:t>4.7.1 Arquitectura del sistema</w:t>
       </w:r>
     </w:p>
@@ -25179,7 +25242,19 @@
         <w:rPr>
           <w:rFonts w:asciiTheme="minorHAnsi" w:hAnsiTheme="minorHAnsi" w:cstheme="minorHAnsi"/>
         </w:rPr>
-        <w:t>, comunicados exclusivamente mediante HTTP (Figura 16). Esta separación permite modificar o escalar la interfaz y la lógica de predicción de manera independiente.</w:t>
+        <w:t>, comunicados exclusivamente mediante HTTP (Figura 1</w:t>
+      </w:r>
+      <w:r>
+        <w:rPr>
+          <w:rFonts w:asciiTheme="minorHAnsi" w:hAnsiTheme="minorHAnsi" w:cstheme="minorHAnsi"/>
+        </w:rPr>
+        <w:t>5</w:t>
+      </w:r>
+      <w:r>
+        <w:rPr>
+          <w:rFonts w:asciiTheme="minorHAnsi" w:hAnsiTheme="minorHAnsi" w:cstheme="minorHAnsi"/>
+        </w:rPr>
+        <w:t>). Esta separación permite modificar o escalar la interfaz y la lógica de predicción de manera independiente.</w:t>
       </w:r>
     </w:p>
     <w:p>
@@ -25418,14 +25493,9 @@
           <w:sz w:val="18"/>
           <w:szCs w:val="18"/>
         </w:rPr>
-        <w:t>Figura 16. Arquitectura del sistema: separación entre frontend, backend, lógica de negocio y artefactos entrenados.</w:t>
-      </w:r>
-    </w:p>
-    <w:p>
-      <w:pPr>
-        <w:keepNext/>
-        <w:spacing w:before="60" w:after="40" w:line="276" w:lineRule="auto"/>
-        <w:jc w:val="center"/>
+        <w:t>Figura 1</w:t>
+      </w:r>
+      <w:r>
         <w:rPr>
           <w:rFonts w:asciiTheme="minorHAnsi" w:hAnsiTheme="minorHAnsi" w:cstheme="minorHAnsi"/>
           <w:i/>
@@ -25433,7 +25503,8 @@
           <w:sz w:val="18"/>
           <w:szCs w:val="18"/>
         </w:rPr>
-      </w:pPr>
+        <w:t>5</w:t>
+      </w:r>
       <w:r>
         <w:rPr>
           <w:rFonts w:asciiTheme="minorHAnsi" w:hAnsiTheme="minorHAnsi" w:cstheme="minorHAnsi"/>
@@ -25442,7 +25513,7 @@
           <w:sz w:val="18"/>
           <w:szCs w:val="18"/>
         </w:rPr>
-        <w:t>Fuente: elaboración propia.</w:t>
+        <w:t>. Arquitectura del sistema: separación entre frontend, backend, lógica de negocio y artefactos entrenados.</w:t>
       </w:r>
     </w:p>
     <w:p>
@@ -25458,6 +25529,30 @@
           <w:szCs w:val="18"/>
         </w:rPr>
       </w:pPr>
+      <w:r>
+        <w:rPr>
+          <w:rFonts w:asciiTheme="minorHAnsi" w:hAnsiTheme="minorHAnsi" w:cstheme="minorHAnsi"/>
+          <w:i/>
+          <w:iCs/>
+          <w:sz w:val="18"/>
+          <w:szCs w:val="18"/>
+        </w:rPr>
+        <w:t>Fuente: elaboración propia.</w:t>
+      </w:r>
+    </w:p>
+    <w:p>
+      <w:pPr>
+        <w:keepNext/>
+        <w:spacing w:before="60" w:after="40" w:line="276" w:lineRule="auto"/>
+        <w:jc w:val="center"/>
+        <w:rPr>
+          <w:rFonts w:asciiTheme="minorHAnsi" w:hAnsiTheme="minorHAnsi" w:cstheme="minorHAnsi"/>
+          <w:i/>
+          <w:iCs/>
+          <w:sz w:val="18"/>
+          <w:szCs w:val="18"/>
+        </w:rPr>
+      </w:pPr>
     </w:p>
     <w:p>
       <w:pPr>
@@ -25621,7 +25716,14 @@
         <w:rPr>
           <w:rFonts w:asciiTheme="minorHAnsi" w:hAnsiTheme="minorHAnsi" w:cstheme="minorHAnsi"/>
         </w:rPr>
-        <w:t>La probabilidad se clasifica en riesgo Bajo, Medio o Alto según la banda baja de 0,24 y el umbral de decisión de 0,56. La consistencia de este proceso se verificó con 20 clientes del conjunto de prueba, obteniendo exactamente las mismas probabilidades que al utilizar directamente los artefactos desde los notebooks.</w:t>
+        <w:t xml:space="preserve">La probabilidad se clasifica en riesgo Bajo, Medio o Alto según la banda baja de 0,24 y el umbral de decisión de 0,56. </w:t>
+      </w:r>
+      <w:r>
+        <w:rPr>
+          <w:rFonts w:asciiTheme="minorHAnsi" w:hAnsiTheme="minorHAnsi" w:cstheme="minorHAnsi"/>
+        </w:rPr>
+        <w:lastRenderedPageBreak/>
+        <w:t>La consistencia de este proceso se verificó con 20 clientes del conjunto de prueba, obteniendo exactamente las mismas probabilidades que al utilizar directamente los artefactos desde los notebooks.</w:t>
       </w:r>
     </w:p>
     <w:p>
@@ -25699,7 +25801,6 @@
           <w:b/>
           <w:sz w:val="23"/>
         </w:rPr>
-        <w:lastRenderedPageBreak/>
         <w:t xml:space="preserve">4.7.3 </w:t>
       </w:r>
       <w:proofErr w:type="spellStart"/>
@@ -25774,7 +25875,19 @@
         <w:rPr>
           <w:rFonts w:asciiTheme="minorHAnsi" w:hAnsiTheme="minorHAnsi" w:cstheme="minorHAnsi"/>
         </w:rPr>
-        <w:t>En Predicción individual, el usuario completa las 30 variables agrupadas por temática, con valores iniciales obtenidos de la mediana o la moda del conjunto de datos (Figura 17). En Ficha de cliente, puede seleccionar un cliente real del conjunto de prueba.</w:t>
+        <w:t>En Predicción individual, el usuario completa las 30 variables agrupadas por temática, con valores iniciales obtenidos de la mediana o la moda del conjunto de datos (Figura 1</w:t>
+      </w:r>
+      <w:r>
+        <w:rPr>
+          <w:rFonts w:asciiTheme="minorHAnsi" w:hAnsiTheme="minorHAnsi" w:cstheme="minorHAnsi"/>
+        </w:rPr>
+        <w:t>6</w:t>
+      </w:r>
+      <w:r>
+        <w:rPr>
+          <w:rFonts w:asciiTheme="minorHAnsi" w:hAnsiTheme="minorHAnsi" w:cstheme="minorHAnsi"/>
+        </w:rPr>
+        <w:t>). En Ficha de cliente, puede seleccionar un cliente real del conjunto de prueba.</w:t>
       </w:r>
     </w:p>
     <w:p>
@@ -25796,21 +25909,19 @@
         <w:rPr>
           <w:rFonts w:asciiTheme="minorHAnsi" w:hAnsiTheme="minorHAnsi" w:cstheme="minorHAnsi"/>
         </w:rPr>
-        <w:t xml:space="preserve">En ambos casos, el resultado se presenta en una ventana modal que incluye la probabilidad de </w:t>
-      </w:r>
-      <w:proofErr w:type="spellStart"/>
-      <w:r>
-        <w:rPr>
-          <w:rFonts w:asciiTheme="minorHAnsi" w:hAnsiTheme="minorHAnsi" w:cstheme="minorHAnsi"/>
-        </w:rPr>
-        <w:t>churn</w:t>
-      </w:r>
-      <w:proofErr w:type="spellEnd"/>
-      <w:r>
-        <w:rPr>
-          <w:rFonts w:asciiTheme="minorHAnsi" w:hAnsiTheme="minorHAnsi" w:cstheme="minorHAnsi"/>
-        </w:rPr>
-        <w:t>, la banda de riesgo, la comparación con el umbral, los principales factores explicativos y el gráfico SHAP correspondiente (Figura 18). Al cerrar la ventana, los datos ingresados se conservan.</w:t>
+        <w:t>En ambos casos, el resultado se presenta en una ventana modal que incluye la probabilidad de churn, la banda de riesgo, la comparación con el umbral, los principales factores explicativos y el gráfico SHAP correspondiente (Figura 17). Al cerrar la ventana, los datos ingresados se conservan.</w:t>
+      </w:r>
+      <w:proofErr w:type="spellStart"/>
+      <w:r>
+        <w:rPr>
+          <w:rFonts w:asciiTheme="minorHAnsi" w:hAnsiTheme="minorHAnsi" w:cstheme="minorHAnsi"/>
+        </w:rPr>
+      </w:r>
+      <w:proofErr w:type="spellEnd"/>
+      <w:r>
+        <w:rPr>
+          <w:rFonts w:asciiTheme="minorHAnsi" w:hAnsiTheme="minorHAnsi" w:cstheme="minorHAnsi"/>
+        </w:rPr>
       </w:r>
     </w:p>
     <w:p>
@@ -25824,6 +25935,7 @@
     <w:p>
       <w:pPr>
         <w:spacing w:line="276" w:lineRule="auto"/>
+        <w:jc w:val="center"/>
         <w:rPr>
           <w:rFonts w:asciiTheme="minorHAnsi" w:hAnsiTheme="minorHAnsi" w:cstheme="minorHAnsi"/>
         </w:rPr>
@@ -25891,7 +26003,27 @@
           <w:sz w:val="18"/>
           <w:szCs w:val="18"/>
         </w:rPr>
-        <w:t>Figura 17. Formulario de ingreso de datos de un cliente nuevo, agrupado por secciones.</w:t>
+        <w:t>Figura 1</w:t>
+      </w:r>
+      <w:r>
+        <w:rPr>
+          <w:rFonts w:asciiTheme="minorHAnsi" w:hAnsiTheme="minorHAnsi" w:cstheme="minorHAnsi"/>
+          <w:i/>
+          <w:iCs/>
+          <w:sz w:val="18"/>
+          <w:szCs w:val="18"/>
+        </w:rPr>
+        <w:t>6</w:t>
+      </w:r>
+      <w:r>
+        <w:rPr>
+          <w:rFonts w:asciiTheme="minorHAnsi" w:hAnsiTheme="minorHAnsi" w:cstheme="minorHAnsi"/>
+          <w:i/>
+          <w:iCs/>
+          <w:sz w:val="18"/>
+          <w:szCs w:val="18"/>
+        </w:rPr>
+        <w:t>. Formulario de ingreso de datos de un cliente nuevo, agrupado por secciones.</w:t>
       </w:r>
       <w:r>
         <w:rPr>
@@ -26000,7 +26132,7 @@
           <w:sz w:val="18"/>
           <w:szCs w:val="18"/>
         </w:rPr>
-        <w:t>Figura 18. Resultado de la predicción en la ventana modal, con la barra de probabilidad y los factores por dirección.</w:t>
+        <w:t>Figura 1</w:t>
       </w:r>
       <w:r>
         <w:rPr>
@@ -26010,7 +26142,7 @@
           <w:sz w:val="18"/>
           <w:szCs w:val="18"/>
         </w:rPr>
-        <w:br/>
+        <w:t>7</w:t>
       </w:r>
       <w:r>
         <w:rPr>
@@ -26020,6 +26152,26 @@
           <w:sz w:val="18"/>
           <w:szCs w:val="18"/>
         </w:rPr>
+        <w:t>. Resultado de la predicción en la ventana modal, con la barra de probabilidad y los factores por dirección.</w:t>
+      </w:r>
+      <w:r>
+        <w:rPr>
+          <w:rFonts w:asciiTheme="minorHAnsi" w:hAnsiTheme="minorHAnsi" w:cstheme="minorHAnsi"/>
+          <w:i/>
+          <w:iCs/>
+          <w:sz w:val="18"/>
+          <w:szCs w:val="18"/>
+        </w:rPr>
+        <w:br/>
+      </w:r>
+      <w:r>
+        <w:rPr>
+          <w:rFonts w:asciiTheme="minorHAnsi" w:hAnsiTheme="minorHAnsi" w:cstheme="minorHAnsi"/>
+          <w:i/>
+          <w:iCs/>
+          <w:sz w:val="18"/>
+          <w:szCs w:val="18"/>
+        </w:rPr>
         <w:t>Fuente: elaboración propia.</w:t>
       </w:r>
     </w:p>
@@ -26129,21 +26281,29 @@
         <w:rPr>
           <w:rFonts w:asciiTheme="minorHAnsi" w:hAnsiTheme="minorHAnsi" w:cstheme="minorHAnsi"/>
         </w:rPr>
-        <w:t xml:space="preserve">La explicación también indica que los factores corresponden a asociaciones aprendidas por el modelo y no necesariamente a relaciones causales. La pestaña </w:t>
-      </w:r>
-      <w:proofErr w:type="spellStart"/>
-      <w:r>
-        <w:rPr>
-          <w:rFonts w:asciiTheme="minorHAnsi" w:hAnsiTheme="minorHAnsi" w:cstheme="minorHAnsi"/>
-        </w:rPr>
-        <w:t>Explicabilidad</w:t>
-      </w:r>
-      <w:proofErr w:type="spellEnd"/>
-      <w:r>
-        <w:rPr>
-          <w:rFonts w:asciiTheme="minorHAnsi" w:hAnsiTheme="minorHAnsi" w:cstheme="minorHAnsi"/>
-        </w:rPr>
-        <w:t xml:space="preserve"> global muestra la importancia general de las variables calculada previamente en el notebook de SHAP (Figura 19).</w:t>
+        <w:t>La explicación también indica que los factores corresponden a asociaciones aprendidas por el modelo y no necesariamente a relaciones causales. La pestaña Explicabilidad global muestra la importancia general de las variables calculada previamente en el notebook de SHAP (Figura 18).</w:t>
+      </w:r>
+      <w:proofErr w:type="spellStart"/>
+      <w:r>
+        <w:rPr>
+          <w:rFonts w:asciiTheme="minorHAnsi" w:hAnsiTheme="minorHAnsi" w:cstheme="minorHAnsi"/>
+        </w:rPr>
+      </w:r>
+      <w:proofErr w:type="spellEnd"/>
+      <w:r>
+        <w:rPr>
+          <w:rFonts w:asciiTheme="minorHAnsi" w:hAnsiTheme="minorHAnsi" w:cstheme="minorHAnsi"/>
+        </w:rPr>
+      </w:r>
+      <w:r>
+        <w:rPr>
+          <w:rFonts w:asciiTheme="minorHAnsi" w:hAnsiTheme="minorHAnsi" w:cstheme="minorHAnsi"/>
+        </w:rPr>
+      </w:r>
+      <w:r>
+        <w:rPr>
+          <w:rFonts w:asciiTheme="minorHAnsi" w:hAnsiTheme="minorHAnsi" w:cstheme="minorHAnsi"/>
+        </w:rPr>
       </w:r>
     </w:p>
     <w:p>
@@ -26165,7 +26325,22 @@
         <w:rPr>
           <w:rFonts w:asciiTheme="minorHAnsi" w:hAnsiTheme="minorHAnsi" w:cstheme="minorHAnsi"/>
         </w:rPr>
-        <w:t>Cada predicción registra fecha, origen, probabilidad, banda de riesgo, umbral y tiempo de respuesta, sin almacenar las variables originales del cliente. La pestaña Monitoreo muestra el volumen de predicciones, la latencia promedio, la proporción de clientes en riesgo Alto y la distribución de resultados (Figura 20).</w:t>
+        <w:t>Cada predicción registra fecha, origen, probabilidad, banda de riesgo, umbral y tiempo de respuesta, sin almacenar las variables originales del cliente. La pestaña Monitoreo muestra el volumen de predicciones, la latencia promedio, la proporción de clientes en riesgo Alto y la distribución de resultados (Figura 19).</w:t>
+      </w:r>
+      <w:r>
+        <w:rPr>
+          <w:rFonts w:asciiTheme="minorHAnsi" w:hAnsiTheme="minorHAnsi" w:cstheme="minorHAnsi"/>
+        </w:rPr>
+      </w:r>
+      <w:r>
+        <w:rPr>
+          <w:rFonts w:asciiTheme="minorHAnsi" w:hAnsiTheme="minorHAnsi" w:cstheme="minorHAnsi"/>
+        </w:rPr>
+      </w:r>
+      <w:r>
+        <w:rPr>
+          <w:rFonts w:asciiTheme="minorHAnsi" w:hAnsiTheme="minorHAnsi" w:cstheme="minorHAnsi"/>
+        </w:rPr>
       </w:r>
     </w:p>
     <w:p>
@@ -26203,6 +26378,23 @@
         </w:rPr>
         <w:t xml:space="preserve"> real posterior de los clientes evaluados mediante la aplicación.</w:t>
       </w:r>
+    </w:p>
+    <w:p>
+      <w:pPr>
+        <w:spacing w:line="276" w:lineRule="auto"/>
+        <w:rPr>
+          <w:rFonts w:asciiTheme="minorHAnsi" w:hAnsiTheme="minorHAnsi" w:cstheme="minorHAnsi"/>
+        </w:rPr>
+      </w:pPr>
+    </w:p>
+    <w:p>
+      <w:pPr>
+        <w:spacing w:line="276" w:lineRule="auto"/>
+        <w:jc w:val="center"/>
+        <w:rPr>
+          <w:rFonts w:asciiTheme="minorHAnsi" w:hAnsiTheme="minorHAnsi" w:cstheme="minorHAnsi"/>
+        </w:rPr>
+      </w:pPr>
       <w:r>
         <w:rPr>
           <w:rFonts w:asciiTheme="minorHAnsi" w:hAnsiTheme="minorHAnsi" w:cstheme="minorHAnsi"/>
@@ -26210,9 +26402,9 @@
         </w:rPr>
         <w:lastRenderedPageBreak/>
         <w:drawing>
-          <wp:inline distT="0" distB="0" distL="0" distR="0" wp14:anchorId="10190F42" wp14:editId="69D1736D">
-            <wp:extent cx="5486400" cy="2758440"/>
-            <wp:effectExtent l="0" t="0" r="0" b="3810"/>
+          <wp:inline distT="0" distB="0" distL="0" distR="0" wp14:anchorId="10190F42" wp14:editId="055223C0">
+            <wp:extent cx="4808220" cy="2050172"/>
+            <wp:effectExtent l="0" t="0" r="0" b="7620"/>
             <wp:docPr id="1950181916" name="Picture 1950181916"/>
             <wp:cNvGraphicFramePr>
               <a:graphicFrameLocks xmlns:a="http://schemas.openxmlformats.org/drawingml/2006/main" noChangeAspect="1"/>
@@ -26226,13 +26418,13 @@
                   </pic:nvPicPr>
                   <pic:blipFill rotWithShape="1">
                     <a:blip r:embed="rId42"/>
-                    <a:srcRect b="19556"/>
+                    <a:srcRect t="12222" b="19556"/>
                     <a:stretch/>
                   </pic:blipFill>
                   <pic:spPr bwMode="auto">
                     <a:xfrm>
                       <a:off x="0" y="0"/>
-                      <a:ext cx="5486400" cy="2758440"/>
+                      <a:ext cx="4811992" cy="2051780"/>
                     </a:xfrm>
                     <a:prstGeom prst="rect">
                       <a:avLst/>
@@ -26273,13 +26465,9 @@
           <w:sz w:val="18"/>
           <w:szCs w:val="18"/>
         </w:rPr>
-        <w:t>Figura 19. Importancia global de variables en la pestaña Explicabilidad global.</w:t>
-      </w:r>
-    </w:p>
-    <w:p>
-      <w:pPr>
-        <w:spacing w:after="120" w:line="276" w:lineRule="auto"/>
-        <w:jc w:val="center"/>
+        <w:t xml:space="preserve">Figura </w:t>
+      </w:r>
+      <w:r>
         <w:rPr>
           <w:rFonts w:asciiTheme="minorHAnsi" w:hAnsiTheme="minorHAnsi" w:cstheme="minorHAnsi"/>
           <w:i/>
@@ -26287,7 +26475,8 @@
           <w:sz w:val="18"/>
           <w:szCs w:val="18"/>
         </w:rPr>
-      </w:pPr>
+        <w:t>18</w:t>
+      </w:r>
       <w:r>
         <w:rPr>
           <w:rFonts w:asciiTheme="minorHAnsi" w:hAnsiTheme="minorHAnsi" w:cstheme="minorHAnsi"/>
@@ -26296,7 +26485,7 @@
           <w:sz w:val="18"/>
           <w:szCs w:val="18"/>
         </w:rPr>
-        <w:t>Fuente: elaboración propia.</w:t>
+        <w:t>. Importancia global de variables en la pestaña Explicabilidad global.</w:t>
       </w:r>
     </w:p>
     <w:p>
@@ -26311,6 +26500,16 @@
           <w:szCs w:val="18"/>
         </w:rPr>
       </w:pPr>
+      <w:r>
+        <w:rPr>
+          <w:rFonts w:asciiTheme="minorHAnsi" w:hAnsiTheme="minorHAnsi" w:cstheme="minorHAnsi"/>
+          <w:i/>
+          <w:iCs/>
+          <w:sz w:val="18"/>
+          <w:szCs w:val="18"/>
+        </w:rPr>
+        <w:t>Fuente: elaboración propia.</w:t>
+      </w:r>
     </w:p>
     <w:p>
       <w:pPr>
@@ -26326,9 +26525,9 @@
           <w:noProof/>
         </w:rPr>
         <w:drawing>
-          <wp:inline distT="0" distB="0" distL="0" distR="0" wp14:anchorId="1FCAC958" wp14:editId="419AF076">
-            <wp:extent cx="5486400" cy="3657600"/>
-            <wp:effectExtent l="0" t="0" r="0" b="0"/>
+          <wp:inline distT="0" distB="0" distL="0" distR="0" wp14:anchorId="1FCAC958" wp14:editId="2F621E6A">
+            <wp:extent cx="3840480" cy="2170938"/>
+            <wp:effectExtent l="0" t="0" r="7620" b="1270"/>
             <wp:docPr id="1950181917" name="Picture 1950181917"/>
             <wp:cNvGraphicFramePr>
               <a:graphicFrameLocks xmlns:a="http://schemas.openxmlformats.org/drawingml/2006/main" noChangeAspect="1"/>
@@ -26340,20 +26539,27 @@
                     <pic:cNvPr id="0" name="13_04_monitoreo.png"/>
                     <pic:cNvPicPr/>
                   </pic:nvPicPr>
-                  <pic:blipFill>
+                  <pic:blipFill rotWithShape="1">
                     <a:blip r:embed="rId43"/>
-                    <a:stretch>
-                      <a:fillRect/>
-                    </a:stretch>
+                    <a:srcRect t="10625" b="4583"/>
+                    <a:stretch/>
                   </pic:blipFill>
-                  <pic:spPr>
+                  <pic:spPr bwMode="auto">
                     <a:xfrm>
                       <a:off x="0" y="0"/>
-                      <a:ext cx="5486400" cy="3657600"/>
+                      <a:ext cx="3851334" cy="2177073"/>
                     </a:xfrm>
                     <a:prstGeom prst="rect">
                       <a:avLst/>
                     </a:prstGeom>
+                    <a:ln>
+                      <a:noFill/>
+                    </a:ln>
+                    <a:extLst>
+                      <a:ext uri="{53640926-AAD7-44D8-BBD7-CCE9431645EC}">
+                        <a14:shadowObscured xmlns:a14="http://schemas.microsoft.com/office/drawing/2010/main"/>
+                      </a:ext>
+                    </a:extLst>
                   </pic:spPr>
                 </pic:pic>
               </a:graphicData>
@@ -26382,7 +26588,27 @@
           <w:sz w:val="18"/>
           <w:szCs w:val="18"/>
         </w:rPr>
-        <w:t>Figura 20. Pestaña de monitoreo, con actividad de la aplicación y desempeño validado del modelo.</w:t>
+        <w:t xml:space="preserve">Figura </w:t>
+      </w:r>
+      <w:r>
+        <w:rPr>
+          <w:rFonts w:asciiTheme="minorHAnsi" w:hAnsiTheme="minorHAnsi" w:cstheme="minorHAnsi"/>
+          <w:i/>
+          <w:iCs/>
+          <w:sz w:val="18"/>
+          <w:szCs w:val="18"/>
+        </w:rPr>
+        <w:t>19</w:t>
+      </w:r>
+      <w:r>
+        <w:rPr>
+          <w:rFonts w:asciiTheme="minorHAnsi" w:hAnsiTheme="minorHAnsi" w:cstheme="minorHAnsi"/>
+          <w:i/>
+          <w:iCs/>
+          <w:sz w:val="18"/>
+          <w:szCs w:val="18"/>
+        </w:rPr>
+        <w:t>. Pestaña de monitoreo, con actividad de la aplicación y desempeño validado del modelo.</w:t>
       </w:r>
     </w:p>
     <w:p>
@@ -26417,23 +26643,6 @@
         <w:jc w:val="both"/>
         <w:outlineLvl w:val="1"/>
         <w:rPr>
-          <w:rFonts w:asciiTheme="minorHAnsi" w:hAnsiTheme="minorHAnsi" w:cstheme="minorHAnsi"/>
-          <w:i/>
-          <w:iCs/>
-          <w:sz w:val="18"/>
-          <w:szCs w:val="18"/>
-        </w:rPr>
-      </w:pPr>
-    </w:p>
-    <w:p>
-      <w:pPr>
-        <w:widowControl/>
-        <w:autoSpaceDE/>
-        <w:autoSpaceDN/>
-        <w:spacing w:before="100" w:beforeAutospacing="1" w:after="100" w:afterAutospacing="1" w:line="276" w:lineRule="auto"/>
-        <w:jc w:val="both"/>
-        <w:outlineLvl w:val="1"/>
-        <w:rPr>
           <w:rFonts w:asciiTheme="minorHAnsi" w:eastAsia="Times New Roman" w:hAnsiTheme="minorHAnsi" w:cstheme="minorHAnsi"/>
           <w:b/>
           <w:bCs/>
@@ -26442,15 +26651,7 @@
           <w:lang w:val="es-419" w:eastAsia="es-419"/>
         </w:rPr>
       </w:pPr>
-    </w:p>
-    <w:p>
-      <w:pPr>
-        <w:widowControl/>
-        <w:autoSpaceDE/>
-        <w:autoSpaceDN/>
-        <w:spacing w:before="100" w:beforeAutospacing="1" w:after="100" w:afterAutospacing="1" w:line="276" w:lineRule="auto"/>
-        <w:jc w:val="both"/>
-        <w:outlineLvl w:val="1"/>
+      <w:r>
         <w:rPr>
           <w:rFonts w:asciiTheme="minorHAnsi" w:eastAsia="Times New Roman" w:hAnsiTheme="minorHAnsi" w:cstheme="minorHAnsi"/>
           <w:b/>
@@ -26459,17 +26660,6 @@
           <w:szCs w:val="44"/>
           <w:lang w:val="es-419" w:eastAsia="es-419"/>
         </w:rPr>
-      </w:pPr>
-      <w:r>
-        <w:rPr>
-          <w:rFonts w:asciiTheme="minorHAnsi" w:eastAsia="Times New Roman" w:hAnsiTheme="minorHAnsi" w:cstheme="minorHAnsi"/>
-          <w:b/>
-          <w:bCs/>
-          <w:sz w:val="28"/>
-          <w:szCs w:val="44"/>
-          <w:lang w:val="es-419" w:eastAsia="es-419"/>
-        </w:rPr>
-        <w:lastRenderedPageBreak/>
         <w:t>V. Resultados</w:t>
       </w:r>
     </w:p>
@@ -27614,6 +27804,7 @@
           <w:sz w:val="18"/>
           <w:szCs w:val="18"/>
         </w:rPr>
+        <w:lastRenderedPageBreak/>
         <w:drawing>
           <wp:inline distT="0" distB="0" distL="0" distR="0" wp14:anchorId="7AE88C83" wp14:editId="70C151D0">
             <wp:extent cx="4693921" cy="2560320"/>
@@ -27671,7 +27862,27 @@
           <w:sz w:val="18"/>
           <w:szCs w:val="18"/>
         </w:rPr>
-        <w:t>Figura 21. Comparación de los seis candidatos en validación.</w:t>
+        <w:t xml:space="preserve">Figura </w:t>
+      </w:r>
+      <w:r>
+        <w:rPr>
+          <w:rFonts w:asciiTheme="minorHAnsi" w:hAnsiTheme="minorHAnsi" w:cstheme="minorHAnsi"/>
+          <w:i/>
+          <w:iCs/>
+          <w:sz w:val="18"/>
+          <w:szCs w:val="18"/>
+        </w:rPr>
+        <w:t>20</w:t>
+      </w:r>
+      <w:r>
+        <w:rPr>
+          <w:rFonts w:asciiTheme="minorHAnsi" w:hAnsiTheme="minorHAnsi" w:cstheme="minorHAnsi"/>
+          <w:i/>
+          <w:iCs/>
+          <w:sz w:val="18"/>
+          <w:szCs w:val="18"/>
+        </w:rPr>
+        <w:t>. Comparación de los seis candidatos en validación.</w:t>
       </w:r>
       <w:r>
         <w:rPr>
@@ -28257,13 +28468,9 @@
           <w:sz w:val="18"/>
           <w:szCs w:val="18"/>
         </w:rPr>
-        <w:t>Figura 22. Matriz de confusión de XGBoost + ROS en prueba.</w:t>
-      </w:r>
-    </w:p>
-    <w:p>
-      <w:pPr>
-        <w:spacing w:after="40" w:line="276" w:lineRule="auto"/>
-        <w:jc w:val="center"/>
+        <w:t>Figura 2</w:t>
+      </w:r>
+      <w:r>
         <w:rPr>
           <w:rFonts w:asciiTheme="minorHAnsi" w:hAnsiTheme="minorHAnsi" w:cstheme="minorHAnsi"/>
           <w:i/>
@@ -28271,7 +28478,8 @@
           <w:sz w:val="18"/>
           <w:szCs w:val="18"/>
         </w:rPr>
-      </w:pPr>
+        <w:t>1</w:t>
+      </w:r>
       <w:r>
         <w:rPr>
           <w:rFonts w:asciiTheme="minorHAnsi" w:hAnsiTheme="minorHAnsi" w:cstheme="minorHAnsi"/>
@@ -28280,6 +28488,29 @@
           <w:sz w:val="18"/>
           <w:szCs w:val="18"/>
         </w:rPr>
+        <w:t>. Matriz de confusión de XGBoost + ROS en prueba.</w:t>
+      </w:r>
+    </w:p>
+    <w:p>
+      <w:pPr>
+        <w:spacing w:after="40" w:line="276" w:lineRule="auto"/>
+        <w:jc w:val="center"/>
+        <w:rPr>
+          <w:rFonts w:asciiTheme="minorHAnsi" w:hAnsiTheme="minorHAnsi" w:cstheme="minorHAnsi"/>
+          <w:i/>
+          <w:iCs/>
+          <w:sz w:val="18"/>
+          <w:szCs w:val="18"/>
+        </w:rPr>
+      </w:pPr>
+      <w:r>
+        <w:rPr>
+          <w:rFonts w:asciiTheme="minorHAnsi" w:hAnsiTheme="minorHAnsi" w:cstheme="minorHAnsi"/>
+          <w:i/>
+          <w:iCs/>
+          <w:sz w:val="18"/>
+          <w:szCs w:val="18"/>
+        </w:rPr>
         <w:t>Fuente: elaboración propia.</w:t>
       </w:r>
     </w:p>
@@ -28304,6 +28535,7 @@
         <w:rPr>
           <w:rFonts w:asciiTheme="minorHAnsi" w:hAnsiTheme="minorHAnsi" w:cstheme="minorHAnsi"/>
         </w:rPr>
+        <w:lastRenderedPageBreak/>
         <w:t xml:space="preserve">El modelo detectó correctamente a 116 de los 153 clientes que abandonaron, alcanzando un </w:t>
       </w:r>
       <w:proofErr w:type="spellStart"/>
@@ -28506,7 +28738,6 @@
           <w:rFonts w:asciiTheme="minorHAnsi" w:hAnsiTheme="minorHAnsi" w:cstheme="minorHAnsi"/>
           <w:noProof/>
         </w:rPr>
-        <w:lastRenderedPageBreak/>
         <w:drawing>
           <wp:inline distT="0" distB="0" distL="0" distR="0" wp14:anchorId="1FEC251A" wp14:editId="6BEB2C01">
             <wp:extent cx="3520440" cy="3200399"/>
@@ -28564,13 +28795,9 @@
           <w:sz w:val="18"/>
           <w:szCs w:val="18"/>
         </w:rPr>
-        <w:t>Figura 23. Matriz de confusión de XGBoost + ROS refinado en el conjunto de prueba (umbral 0,56).</w:t>
-      </w:r>
-    </w:p>
-    <w:p>
-      <w:pPr>
-        <w:spacing w:after="40" w:line="276" w:lineRule="auto"/>
-        <w:jc w:val="center"/>
+        <w:t>Figura 2</w:t>
+      </w:r>
+      <w:r>
         <w:rPr>
           <w:rFonts w:asciiTheme="minorHAnsi" w:hAnsiTheme="minorHAnsi" w:cstheme="minorHAnsi"/>
           <w:i/>
@@ -28578,7 +28805,8 @@
           <w:sz w:val="18"/>
           <w:szCs w:val="18"/>
         </w:rPr>
-      </w:pPr>
+        <w:t>2</w:t>
+      </w:r>
       <w:r>
         <w:rPr>
           <w:rFonts w:asciiTheme="minorHAnsi" w:hAnsiTheme="minorHAnsi" w:cstheme="minorHAnsi"/>
@@ -28587,7 +28815,7 @@
           <w:sz w:val="18"/>
           <w:szCs w:val="18"/>
         </w:rPr>
-        <w:t>Fuente: elaboración propia.</w:t>
+        <w:t>. Matriz de confusión de XGBoost + ROS refinado en el conjunto de prueba (umbral 0,56).</w:t>
       </w:r>
     </w:p>
     <w:p>
@@ -28602,217 +28830,7 @@
           <w:szCs w:val="18"/>
         </w:rPr>
       </w:pPr>
-    </w:p>
-    <w:p>
-      <w:pPr>
-        <w:spacing w:after="120" w:line="276" w:lineRule="auto"/>
-        <w:jc w:val="both"/>
-        <w:rPr>
-          <w:rFonts w:asciiTheme="minorHAnsi" w:hAnsiTheme="minorHAnsi" w:cstheme="minorHAnsi"/>
-        </w:rPr>
-      </w:pPr>
-      <w:r>
-        <w:rPr>
-          <w:rFonts w:asciiTheme="minorHAnsi" w:hAnsiTheme="minorHAnsi" w:cstheme="minorHAnsi"/>
-        </w:rPr>
-        <w:t xml:space="preserve">La mejora no es grande, pero es consistente y, sobre todo, no compromete el </w:t>
-      </w:r>
-      <w:proofErr w:type="spellStart"/>
-      <w:r>
-        <w:rPr>
-          <w:rFonts w:asciiTheme="minorHAnsi" w:hAnsiTheme="minorHAnsi" w:cstheme="minorHAnsi"/>
-        </w:rPr>
-        <w:t>recall</w:t>
-      </w:r>
-      <w:proofErr w:type="spellEnd"/>
-      <w:r>
-        <w:rPr>
-          <w:rFonts w:asciiTheme="minorHAnsi" w:hAnsiTheme="minorHAnsi" w:cstheme="minorHAnsi"/>
-        </w:rPr>
-        <w:t>: el modelo refinado detecta una proporción de abandonos igual o mayor que el original, que es el criterio que más le importa al proyecto. El hallazgo metodológico más relevante fue detectar mediante validación que optimizar F1 sin restricciones producía un modelo que se veía mejor en términos agregados, pero fallaba en la prioridad real del negocio (ver sección 4.5.3).</w:t>
-      </w:r>
-    </w:p>
-    <w:p>
-      <w:pPr>
-        <w:keepNext/>
-        <w:spacing w:before="180" w:after="100" w:line="276" w:lineRule="auto"/>
-        <w:jc w:val="both"/>
-        <w:rPr>
-          <w:rFonts w:asciiTheme="minorHAnsi" w:hAnsiTheme="minorHAnsi" w:cstheme="minorHAnsi"/>
-        </w:rPr>
-      </w:pPr>
-      <w:r>
-        <w:rPr>
-          <w:rFonts w:asciiTheme="minorHAnsi" w:hAnsiTheme="minorHAnsi" w:cstheme="minorHAnsi"/>
-          <w:b/>
-          <w:sz w:val="23"/>
-        </w:rPr>
-        <w:t>5.3 Interpretación de resultados con SHAP</w:t>
-      </w:r>
-    </w:p>
-    <w:p>
-      <w:pPr>
-        <w:spacing w:after="120" w:line="276" w:lineRule="auto"/>
-        <w:jc w:val="both"/>
-        <w:rPr>
-          <w:rFonts w:asciiTheme="minorHAnsi" w:hAnsiTheme="minorHAnsi" w:cstheme="minorHAnsi"/>
-        </w:rPr>
-      </w:pPr>
-      <w:r>
-        <w:rPr>
-          <w:rFonts w:asciiTheme="minorHAnsi" w:hAnsiTheme="minorHAnsi" w:cstheme="minorHAnsi"/>
-        </w:rPr>
-        <w:t>Esta sección interpreta las predicciones del modelo definitivo (</w:t>
-      </w:r>
-      <w:proofErr w:type="spellStart"/>
-      <w:r>
-        <w:rPr>
-          <w:rFonts w:asciiTheme="minorHAnsi" w:hAnsiTheme="minorHAnsi" w:cstheme="minorHAnsi"/>
-        </w:rPr>
-        <w:t>XGBoost</w:t>
-      </w:r>
-      <w:proofErr w:type="spellEnd"/>
-      <w:r>
-        <w:rPr>
-          <w:rFonts w:asciiTheme="minorHAnsi" w:hAnsiTheme="minorHAnsi" w:cstheme="minorHAnsi"/>
-        </w:rPr>
-        <w:t xml:space="preserve"> + ROS refinado, sección 4.5.3) mediante SHAP (</w:t>
-      </w:r>
-      <w:proofErr w:type="spellStart"/>
-      <w:r>
-        <w:rPr>
-          <w:rFonts w:asciiTheme="minorHAnsi" w:hAnsiTheme="minorHAnsi" w:cstheme="minorHAnsi"/>
-        </w:rPr>
-        <w:t>SHapley</w:t>
-      </w:r>
-      <w:proofErr w:type="spellEnd"/>
-      <w:r>
-        <w:rPr>
-          <w:rFonts w:asciiTheme="minorHAnsi" w:hAnsiTheme="minorHAnsi" w:cstheme="minorHAnsi"/>
-        </w:rPr>
-        <w:t xml:space="preserve"> </w:t>
-      </w:r>
-      <w:proofErr w:type="spellStart"/>
-      <w:r>
-        <w:rPr>
-          <w:rFonts w:asciiTheme="minorHAnsi" w:hAnsiTheme="minorHAnsi" w:cstheme="minorHAnsi"/>
-        </w:rPr>
-        <w:t>Additive</w:t>
-      </w:r>
-      <w:proofErr w:type="spellEnd"/>
-      <w:r>
-        <w:rPr>
-          <w:rFonts w:asciiTheme="minorHAnsi" w:hAnsiTheme="minorHAnsi" w:cstheme="minorHAnsi"/>
-        </w:rPr>
-        <w:t xml:space="preserve"> </w:t>
-      </w:r>
-      <w:proofErr w:type="spellStart"/>
-      <w:r>
-        <w:rPr>
-          <w:rFonts w:asciiTheme="minorHAnsi" w:hAnsiTheme="minorHAnsi" w:cstheme="minorHAnsi"/>
-        </w:rPr>
-        <w:t>exPlanations</w:t>
-      </w:r>
-      <w:proofErr w:type="spellEnd"/>
-      <w:r>
-        <w:rPr>
-          <w:rFonts w:asciiTheme="minorHAnsi" w:hAnsiTheme="minorHAnsi" w:cstheme="minorHAnsi"/>
-        </w:rPr>
-        <w:t>), en dos niveles: qué variables influyen más en promedio sobre el modelo (importancia global) y cómo se explica la predicción de clientes concretos (explicaciones locales). El detalle completo del análisis está en notebook/07_explicabilidad_shap.ipynb.</w:t>
-      </w:r>
-    </w:p>
-    <w:p>
-      <w:pPr>
-        <w:spacing w:after="120" w:line="276" w:lineRule="auto"/>
-        <w:jc w:val="both"/>
-        <w:rPr>
-          <w:rFonts w:asciiTheme="minorHAnsi" w:hAnsiTheme="minorHAnsi" w:cstheme="minorHAnsi"/>
-        </w:rPr>
-      </w:pPr>
-      <w:r>
-        <w:rPr>
-          <w:rFonts w:asciiTheme="minorHAnsi" w:hAnsiTheme="minorHAnsi" w:cstheme="minorHAnsi"/>
-          <w:b/>
-          <w:bCs/>
-        </w:rPr>
-        <w:t>Nota metodológica:</w:t>
-      </w:r>
-      <w:r>
-        <w:rPr>
-          <w:rFonts w:asciiTheme="minorHAnsi" w:hAnsiTheme="minorHAnsi" w:cstheme="minorHAnsi"/>
-        </w:rPr>
-        <w:t xml:space="preserve"> se intentó calcular los valores SHAP en espacio de probabilidad, para leerlos directamente como puntos de probabilidad de abandono. Ese modo no es compatible con los </w:t>
-      </w:r>
-      <w:proofErr w:type="spellStart"/>
-      <w:r>
-        <w:rPr>
-          <w:rFonts w:asciiTheme="minorHAnsi" w:hAnsiTheme="minorHAnsi" w:cstheme="minorHAnsi"/>
-        </w:rPr>
-        <w:t>splits</w:t>
-      </w:r>
-      <w:proofErr w:type="spellEnd"/>
-      <w:r>
-        <w:rPr>
-          <w:rFonts w:asciiTheme="minorHAnsi" w:hAnsiTheme="minorHAnsi" w:cstheme="minorHAnsi"/>
-        </w:rPr>
-        <w:t xml:space="preserve"> categóricos nativos que usa la versión actual de </w:t>
-      </w:r>
-      <w:proofErr w:type="spellStart"/>
-      <w:r>
-        <w:rPr>
-          <w:rFonts w:asciiTheme="minorHAnsi" w:hAnsiTheme="minorHAnsi" w:cstheme="minorHAnsi"/>
-        </w:rPr>
-        <w:t>XGBoost</w:t>
-      </w:r>
-      <w:proofErr w:type="spellEnd"/>
-      <w:r>
-        <w:rPr>
-          <w:rFonts w:asciiTheme="minorHAnsi" w:hAnsiTheme="minorHAnsi" w:cstheme="minorHAnsi"/>
-        </w:rPr>
-        <w:t>, por lo que los valores presentados a continuación están en espacio de margen (log-</w:t>
-      </w:r>
-      <w:proofErr w:type="spellStart"/>
-      <w:r>
-        <w:rPr>
-          <w:rFonts w:asciiTheme="minorHAnsi" w:hAnsiTheme="minorHAnsi" w:cstheme="minorHAnsi"/>
-        </w:rPr>
-        <w:t>odds</w:t>
-      </w:r>
-      <w:proofErr w:type="spellEnd"/>
-      <w:r>
-        <w:rPr>
-          <w:rFonts w:asciiTheme="minorHAnsi" w:hAnsiTheme="minorHAnsi" w:cstheme="minorHAnsi"/>
-        </w:rPr>
-        <w:t>): el signo indica si la variable empuja la predicción hacia el abandono (positivo) o hacia la permanencia (negativo), y la magnitud indica qué tan fuerte es ese empuje en relación con las demás variables del mismo caso. No deben leerse como puntos porcentuales de probabilidad.</w:t>
-      </w:r>
-    </w:p>
-    <w:p>
-      <w:pPr>
-        <w:spacing w:after="120" w:line="276" w:lineRule="auto"/>
-        <w:jc w:val="both"/>
-        <w:rPr>
-          <w:rFonts w:asciiTheme="minorHAnsi" w:hAnsiTheme="minorHAnsi" w:cstheme="minorHAnsi"/>
-        </w:rPr>
-      </w:pPr>
-      <w:r>
-        <w:rPr>
-          <w:rFonts w:asciiTheme="minorHAnsi" w:hAnsiTheme="minorHAnsi" w:cstheme="minorHAnsi"/>
-        </w:rPr>
-        <w:t>La Tabla 15 y la Figura 24 muestran las variables con mayor importancia global, medida como el promedio del valor absoluto de SHAP sobre el conjunto de validación. csat_score, tenure_months, payment_failures y monthly_logins concentran la mayor parte de la importancia, en ese orden — las mismas cuatro variables que ya se habían identificado en el análisis exploratorio (sección 4.1.6) como las de mayor diferencia (Cohen's d) entre clientes que permanecen y abandonan. Esta coincidencia respalda que el modelo aprendió señales con sentido de negocio y no patrones espurios.</w:t>
-      </w:r>
-    </w:p>
-    <w:p>
-      <w:pPr>
-        <w:spacing w:after="120" w:line="276" w:lineRule="auto"/>
-        <w:jc w:val="both"/>
-        <w:rPr>
-          <w:rFonts w:asciiTheme="minorHAnsi" w:hAnsiTheme="minorHAnsi" w:cstheme="minorHAnsi"/>
-        </w:rPr>
-      </w:pPr>
-    </w:p>
-    <w:p>
-      <w:pPr>
-        <w:spacing w:after="40" w:line="276" w:lineRule="auto"/>
+      <w:r>
         <w:rPr>
           <w:rFonts w:asciiTheme="minorHAnsi" w:hAnsiTheme="minorHAnsi" w:cstheme="minorHAnsi"/>
           <w:i/>
@@ -28820,8 +28838,13 @@
           <w:sz w:val="18"/>
           <w:szCs w:val="18"/>
         </w:rPr>
-      </w:pPr>
-      <w:r>
+        <w:t>Fuente: elaboración propia.</w:t>
+      </w:r>
+    </w:p>
+    <w:p>
+      <w:pPr>
+        <w:spacing w:after="40" w:line="276" w:lineRule="auto"/>
+        <w:jc w:val="center"/>
         <w:rPr>
           <w:rFonts w:asciiTheme="minorHAnsi" w:hAnsiTheme="minorHAnsi" w:cstheme="minorHAnsi"/>
           <w:i/>
@@ -28829,7 +28852,244 @@
           <w:sz w:val="18"/>
           <w:szCs w:val="18"/>
         </w:rPr>
+      </w:pPr>
+    </w:p>
+    <w:p>
+      <w:pPr>
+        <w:spacing w:after="120" w:line="276" w:lineRule="auto"/>
+        <w:jc w:val="both"/>
+        <w:rPr>
+          <w:rFonts w:asciiTheme="minorHAnsi" w:hAnsiTheme="minorHAnsi" w:cstheme="minorHAnsi"/>
+        </w:rPr>
+      </w:pPr>
+      <w:r>
+        <w:rPr>
+          <w:rFonts w:asciiTheme="minorHAnsi" w:hAnsiTheme="minorHAnsi" w:cstheme="minorHAnsi"/>
+        </w:rPr>
+        <w:t xml:space="preserve">La mejora no es grande, pero es consistente y, sobre todo, no compromete el </w:t>
+      </w:r>
+      <w:proofErr w:type="spellStart"/>
+      <w:r>
+        <w:rPr>
+          <w:rFonts w:asciiTheme="minorHAnsi" w:hAnsiTheme="minorHAnsi" w:cstheme="minorHAnsi"/>
+        </w:rPr>
+        <w:t>recall</w:t>
+      </w:r>
+      <w:proofErr w:type="spellEnd"/>
+      <w:r>
+        <w:rPr>
+          <w:rFonts w:asciiTheme="minorHAnsi" w:hAnsiTheme="minorHAnsi" w:cstheme="minorHAnsi"/>
+        </w:rPr>
+        <w:t>: el modelo refinado detecta una proporción de abandonos igual o mayor que el original, que es el criterio que más le importa al proyecto. El hallazgo metodológico más relevante fue detectar mediante validación que optimizar F1 sin restricciones producía un modelo que se veía mejor en términos agregados, pero fallaba en la prioridad real del negocio (ver sección 4.5.3).</w:t>
+      </w:r>
+    </w:p>
+    <w:p>
+      <w:pPr>
+        <w:spacing w:after="120" w:line="276" w:lineRule="auto"/>
+        <w:jc w:val="both"/>
+        <w:rPr>
+          <w:rFonts w:asciiTheme="minorHAnsi" w:hAnsiTheme="minorHAnsi" w:cstheme="minorHAnsi"/>
+        </w:rPr>
+      </w:pPr>
+    </w:p>
+    <w:p>
+      <w:pPr>
+        <w:keepNext/>
+        <w:spacing w:before="180" w:after="100" w:line="276" w:lineRule="auto"/>
+        <w:jc w:val="both"/>
+        <w:rPr>
+          <w:rFonts w:asciiTheme="minorHAnsi" w:hAnsiTheme="minorHAnsi" w:cstheme="minorHAnsi"/>
+        </w:rPr>
+      </w:pPr>
+      <w:r>
+        <w:rPr>
+          <w:rFonts w:asciiTheme="minorHAnsi" w:hAnsiTheme="minorHAnsi" w:cstheme="minorHAnsi"/>
+          <w:b/>
+          <w:sz w:val="23"/>
+        </w:rPr>
         <w:lastRenderedPageBreak/>
+        <w:t>5.3 Interpretación de resultados con SHAP</w:t>
+      </w:r>
+    </w:p>
+    <w:p>
+      <w:pPr>
+        <w:spacing w:after="120" w:line="276" w:lineRule="auto"/>
+        <w:jc w:val="both"/>
+        <w:rPr>
+          <w:rFonts w:asciiTheme="minorHAnsi" w:hAnsiTheme="minorHAnsi" w:cstheme="minorHAnsi"/>
+        </w:rPr>
+      </w:pPr>
+      <w:r>
+        <w:rPr>
+          <w:rFonts w:asciiTheme="minorHAnsi" w:hAnsiTheme="minorHAnsi" w:cstheme="minorHAnsi"/>
+        </w:rPr>
+        <w:t>Esta sección interpreta las predicciones del modelo definitivo (</w:t>
+      </w:r>
+      <w:proofErr w:type="spellStart"/>
+      <w:r>
+        <w:rPr>
+          <w:rFonts w:asciiTheme="minorHAnsi" w:hAnsiTheme="minorHAnsi" w:cstheme="minorHAnsi"/>
+        </w:rPr>
+        <w:t>XGBoost</w:t>
+      </w:r>
+      <w:proofErr w:type="spellEnd"/>
+      <w:r>
+        <w:rPr>
+          <w:rFonts w:asciiTheme="minorHAnsi" w:hAnsiTheme="minorHAnsi" w:cstheme="minorHAnsi"/>
+        </w:rPr>
+        <w:t xml:space="preserve"> + ROS refinado, sección 4.5.3) mediante SHAP (</w:t>
+      </w:r>
+      <w:proofErr w:type="spellStart"/>
+      <w:r>
+        <w:rPr>
+          <w:rFonts w:asciiTheme="minorHAnsi" w:hAnsiTheme="minorHAnsi" w:cstheme="minorHAnsi"/>
+        </w:rPr>
+        <w:t>SHapley</w:t>
+      </w:r>
+      <w:proofErr w:type="spellEnd"/>
+      <w:r>
+        <w:rPr>
+          <w:rFonts w:asciiTheme="minorHAnsi" w:hAnsiTheme="minorHAnsi" w:cstheme="minorHAnsi"/>
+        </w:rPr>
+        <w:t xml:space="preserve"> </w:t>
+      </w:r>
+      <w:proofErr w:type="spellStart"/>
+      <w:r>
+        <w:rPr>
+          <w:rFonts w:asciiTheme="minorHAnsi" w:hAnsiTheme="minorHAnsi" w:cstheme="minorHAnsi"/>
+        </w:rPr>
+        <w:t>Additive</w:t>
+      </w:r>
+      <w:proofErr w:type="spellEnd"/>
+      <w:r>
+        <w:rPr>
+          <w:rFonts w:asciiTheme="minorHAnsi" w:hAnsiTheme="minorHAnsi" w:cstheme="minorHAnsi"/>
+        </w:rPr>
+        <w:t xml:space="preserve"> </w:t>
+      </w:r>
+      <w:proofErr w:type="spellStart"/>
+      <w:r>
+        <w:rPr>
+          <w:rFonts w:asciiTheme="minorHAnsi" w:hAnsiTheme="minorHAnsi" w:cstheme="minorHAnsi"/>
+        </w:rPr>
+        <w:t>exPlanations</w:t>
+      </w:r>
+      <w:proofErr w:type="spellEnd"/>
+      <w:r>
+        <w:rPr>
+          <w:rFonts w:asciiTheme="minorHAnsi" w:hAnsiTheme="minorHAnsi" w:cstheme="minorHAnsi"/>
+        </w:rPr>
+        <w:t>), en dos niveles: qué variables influyen más en promedio sobre el modelo (importancia global) y cómo se explica la predicción de clientes concretos (explicaciones locales). El detalle completo del análisis está en notebook/07_explicabilidad_shap.ipynb.</w:t>
+      </w:r>
+    </w:p>
+    <w:p>
+      <w:pPr>
+        <w:spacing w:after="120" w:line="276" w:lineRule="auto"/>
+        <w:jc w:val="both"/>
+        <w:rPr>
+          <w:rFonts w:asciiTheme="minorHAnsi" w:hAnsiTheme="minorHAnsi" w:cstheme="minorHAnsi"/>
+        </w:rPr>
+      </w:pPr>
+      <w:r>
+        <w:rPr>
+          <w:rFonts w:asciiTheme="minorHAnsi" w:hAnsiTheme="minorHAnsi" w:cstheme="minorHAnsi"/>
+          <w:b/>
+          <w:bCs/>
+        </w:rPr>
+        <w:t>Nota metodológica:</w:t>
+      </w:r>
+      <w:r>
+        <w:rPr>
+          <w:rFonts w:asciiTheme="minorHAnsi" w:hAnsiTheme="minorHAnsi" w:cstheme="minorHAnsi"/>
+        </w:rPr>
+        <w:t xml:space="preserve"> se intentó calcular los valores SHAP en espacio de probabilidad, para leerlos directamente como puntos de probabilidad de abandono. Ese modo no es compatible con los </w:t>
+      </w:r>
+      <w:proofErr w:type="spellStart"/>
+      <w:r>
+        <w:rPr>
+          <w:rFonts w:asciiTheme="minorHAnsi" w:hAnsiTheme="minorHAnsi" w:cstheme="minorHAnsi"/>
+        </w:rPr>
+        <w:t>splits</w:t>
+      </w:r>
+      <w:proofErr w:type="spellEnd"/>
+      <w:r>
+        <w:rPr>
+          <w:rFonts w:asciiTheme="minorHAnsi" w:hAnsiTheme="minorHAnsi" w:cstheme="minorHAnsi"/>
+        </w:rPr>
+        <w:t xml:space="preserve"> categóricos nativos que usa la versión actual de </w:t>
+      </w:r>
+      <w:proofErr w:type="spellStart"/>
+      <w:r>
+        <w:rPr>
+          <w:rFonts w:asciiTheme="minorHAnsi" w:hAnsiTheme="minorHAnsi" w:cstheme="minorHAnsi"/>
+        </w:rPr>
+        <w:t>XGBoost</w:t>
+      </w:r>
+      <w:proofErr w:type="spellEnd"/>
+      <w:r>
+        <w:rPr>
+          <w:rFonts w:asciiTheme="minorHAnsi" w:hAnsiTheme="minorHAnsi" w:cstheme="minorHAnsi"/>
+        </w:rPr>
+        <w:t>, por lo que los valores presentados a continuación están en espacio de margen (log-</w:t>
+      </w:r>
+      <w:proofErr w:type="spellStart"/>
+      <w:r>
+        <w:rPr>
+          <w:rFonts w:asciiTheme="minorHAnsi" w:hAnsiTheme="minorHAnsi" w:cstheme="minorHAnsi"/>
+        </w:rPr>
+        <w:t>odds</w:t>
+      </w:r>
+      <w:proofErr w:type="spellEnd"/>
+      <w:r>
+        <w:rPr>
+          <w:rFonts w:asciiTheme="minorHAnsi" w:hAnsiTheme="minorHAnsi" w:cstheme="minorHAnsi"/>
+        </w:rPr>
+        <w:t>): el signo indica si la variable empuja la predicción hacia el abandono (positivo) o hacia la permanencia (negativo), y la magnitud indica qué tan fuerte es ese empuje en relación con las demás variables del mismo caso. No deben leerse como puntos porcentuales de probabilidad.</w:t>
+      </w:r>
+    </w:p>
+    <w:p>
+      <w:pPr>
+        <w:spacing w:after="120" w:line="276" w:lineRule="auto"/>
+        <w:jc w:val="both"/>
+        <w:rPr>
+          <w:rFonts w:asciiTheme="minorHAnsi" w:hAnsiTheme="minorHAnsi" w:cstheme="minorHAnsi"/>
+        </w:rPr>
+      </w:pPr>
+      <w:r>
+        <w:rPr>
+          <w:rFonts w:asciiTheme="minorHAnsi" w:hAnsiTheme="minorHAnsi" w:cstheme="minorHAnsi"/>
+        </w:rPr>
+        <w:t>La Tabla 15 y la Figura 23 muestran las variables con mayor importancia global, medida como el promedio del valor absoluto de SHAP sobre el conjunto de validación. csat_score, tenure_months, payment_failures y monthly_logins concentran la mayor parte de la importancia, en ese orden — las mismas cuatro variables que ya se habían identificado en el análisis exploratorio (sección 4.1.6) como las de mayor diferencia (Cohen's d) entre clientes que permanecen y abandonan. Esta coincidencia muestra que las señales aprendidas son coherentes con el análisis exploratorio, aunque no descarta relaciones espurias ni implica causalidad.</w:t>
+      </w:r>
+    </w:p>
+    <w:p>
+      <w:pPr>
+        <w:spacing w:after="120" w:line="276" w:lineRule="auto"/>
+        <w:jc w:val="both"/>
+        <w:rPr>
+          <w:rFonts w:asciiTheme="minorHAnsi" w:hAnsiTheme="minorHAnsi" w:cstheme="minorHAnsi"/>
+        </w:rPr>
+      </w:pPr>
+    </w:p>
+    <w:p>
+      <w:pPr>
+        <w:spacing w:after="40" w:line="276" w:lineRule="auto"/>
+        <w:rPr>
+          <w:rFonts w:asciiTheme="minorHAnsi" w:hAnsiTheme="minorHAnsi" w:cstheme="minorHAnsi"/>
+          <w:i/>
+          <w:iCs/>
+          <w:sz w:val="18"/>
+          <w:szCs w:val="18"/>
+        </w:rPr>
+      </w:pPr>
+      <w:r>
+        <w:rPr>
+          <w:rFonts w:asciiTheme="minorHAnsi" w:hAnsiTheme="minorHAnsi" w:cstheme="minorHAnsi"/>
+          <w:i/>
+          <w:iCs/>
+          <w:sz w:val="18"/>
+          <w:szCs w:val="18"/>
+        </w:rPr>
         <w:t>Tabla 15. Importancia global de variables según SHAP (promedio de |valor| en validación).</w:t>
       </w:r>
     </w:p>
@@ -29331,6 +29591,7 @@
           <w:rFonts w:asciiTheme="minorHAnsi" w:hAnsiTheme="minorHAnsi" w:cstheme="minorHAnsi"/>
           <w:noProof/>
         </w:rPr>
+        <w:lastRenderedPageBreak/>
         <w:drawing>
           <wp:inline distT="0" distB="0" distL="0" distR="0" wp14:anchorId="36FA598A" wp14:editId="1841DE44">
             <wp:extent cx="2913194" cy="3238500"/>
@@ -29388,13 +29649,9 @@
           <w:sz w:val="18"/>
           <w:szCs w:val="18"/>
         </w:rPr>
-        <w:t>Figura 24. Importancia global de variables según SHAP.</w:t>
-      </w:r>
-    </w:p>
-    <w:p>
-      <w:pPr>
-        <w:spacing w:after="40" w:line="276" w:lineRule="auto"/>
-        <w:jc w:val="center"/>
+        <w:t>Figura 2</w:t>
+      </w:r>
+      <w:r>
         <w:rPr>
           <w:rFonts w:asciiTheme="minorHAnsi" w:hAnsiTheme="minorHAnsi" w:cstheme="minorHAnsi"/>
           <w:i/>
@@ -29402,7 +29659,8 @@
           <w:sz w:val="18"/>
           <w:szCs w:val="18"/>
         </w:rPr>
-      </w:pPr>
+        <w:t>3</w:t>
+      </w:r>
       <w:r>
         <w:rPr>
           <w:rFonts w:asciiTheme="minorHAnsi" w:hAnsiTheme="minorHAnsi" w:cstheme="minorHAnsi"/>
@@ -29411,6 +29669,29 @@
           <w:sz w:val="18"/>
           <w:szCs w:val="18"/>
         </w:rPr>
+        <w:t>. Importancia global de variables según SHAP.</w:t>
+      </w:r>
+    </w:p>
+    <w:p>
+      <w:pPr>
+        <w:spacing w:after="40" w:line="276" w:lineRule="auto"/>
+        <w:jc w:val="center"/>
+        <w:rPr>
+          <w:rFonts w:asciiTheme="minorHAnsi" w:hAnsiTheme="minorHAnsi" w:cstheme="minorHAnsi"/>
+          <w:i/>
+          <w:iCs/>
+          <w:sz w:val="18"/>
+          <w:szCs w:val="18"/>
+        </w:rPr>
+      </w:pPr>
+      <w:r>
+        <w:rPr>
+          <w:rFonts w:asciiTheme="minorHAnsi" w:hAnsiTheme="minorHAnsi" w:cstheme="minorHAnsi"/>
+          <w:i/>
+          <w:iCs/>
+          <w:sz w:val="18"/>
+          <w:szCs w:val="18"/>
+        </w:rPr>
         <w:t>Fuente: elaboración propia.</w:t>
       </w:r>
     </w:p>
@@ -29426,7 +29707,7 @@
         <w:rPr>
           <w:rFonts w:asciiTheme="minorHAnsi" w:hAnsiTheme="minorHAnsi" w:cstheme="minorHAnsi"/>
         </w:rPr>
-        <w:t>La Figura 25 complementa esta vista agregada: muestra, para cada variable, cómo se distribuye su efecto entre los clientes del conjunto de validación. Valores bajos de csat_score, tenure_months y monthly_logins, junto con valores altos de payment_failures, empujan sistemáticamente la predicción hacia el abandono; sus opuestos empujan hacia la permanencia.</w:t>
+        <w:t>La Figura 24 complementa esta vista agregada: muestra, para cada variable, cómo se distribuye su efecto entre los clientes del conjunto de validación. Valores bajos de csat_score, tenure_months y monthly_logins, junto con valores altos de payment_failures, empujan sistemáticamente la predicción hacia el abandono; sus opuestos empujan hacia la permanencia.</w:t>
       </w:r>
     </w:p>
     <w:p>
@@ -29442,7 +29723,6 @@
           <w:rFonts w:asciiTheme="minorHAnsi" w:hAnsiTheme="minorHAnsi" w:cstheme="minorHAnsi"/>
           <w:noProof/>
         </w:rPr>
-        <w:lastRenderedPageBreak/>
         <w:drawing>
           <wp:inline distT="0" distB="0" distL="0" distR="0" wp14:anchorId="51F1D932" wp14:editId="7AE9702C">
             <wp:extent cx="2948940" cy="2785669"/>
@@ -29493,7 +29773,7 @@
           <w:rFonts w:asciiTheme="minorHAnsi" w:hAnsiTheme="minorHAnsi" w:cstheme="minorHAnsi"/>
           <w:sz w:val="18"/>
         </w:rPr>
-        <w:t>Figura 25. Resumen SHAP: dirección y magnitud del efecto de cada variable.</w:t>
+        <w:t>Figura 24. Resumen SHAP: dirección y magnitud del efecto de cada variable.</w:t>
       </w:r>
     </w:p>
     <w:p>
@@ -29534,7 +29814,14 @@
         <w:rPr>
           <w:rFonts w:asciiTheme="minorHAnsi" w:hAnsiTheme="minorHAnsi" w:cstheme="minorHAnsi"/>
         </w:rPr>
-        <w:t>Para ilustrar cómo se combinan estas señales en clientes concretos, se seleccionaron tres casos del conjunto de prueba: un verdadero positivo (abandono detectado correctamente), un falso positivo (alerta de riesgo en un cliente que finalmente permaneció) y un verdadero negativo confiado (probabilidad baja en un cliente que efectivamente permaneció). Los tres casos usan el mismo umbral de decisión (0,56) definido en la sección 4.5.3.</w:t>
+        <w:t xml:space="preserve">Para ilustrar cómo se combinan estas señales en clientes concretos, se seleccionaron tres casos del conjunto de prueba: un verdadero positivo (abandono detectado correctamente), un falso positivo (alerta de riesgo en un cliente </w:t>
+      </w:r>
+      <w:r>
+        <w:rPr>
+          <w:rFonts w:asciiTheme="minorHAnsi" w:hAnsiTheme="minorHAnsi" w:cstheme="minorHAnsi"/>
+        </w:rPr>
+        <w:lastRenderedPageBreak/>
+        <w:t>que finalmente permaneció) y un verdadero negativo confiado (probabilidad baja en un cliente que efectivamente permaneció). Los tres casos usan el mismo umbral de decisión (0,56) definido en la sección 4.5.3.</w:t>
       </w:r>
     </w:p>
     <w:p>
@@ -29601,7 +29888,19 @@
           <w:rFonts w:asciiTheme="minorHAnsi" w:hAnsiTheme="minorHAnsi" w:cstheme="minorHAnsi"/>
           <w:sz w:val="18"/>
         </w:rPr>
-        <w:t>Figura 26. Explicación local de un verdadero positivo (probabilidad = 0,94).</w:t>
+        <w:t>Figura 25. Explicación local de un verdadero positivo (probabilidad = 0,94).</w:t>
+      </w:r>
+      <w:r>
+        <w:rPr>
+          <w:rFonts w:asciiTheme="minorHAnsi" w:hAnsiTheme="minorHAnsi" w:cstheme="minorHAnsi"/>
+          <w:sz w:val="18"/>
+        </w:rPr>
+      </w:r>
+      <w:r>
+        <w:rPr>
+          <w:rFonts w:asciiTheme="minorHAnsi" w:hAnsiTheme="minorHAnsi" w:cstheme="minorHAnsi"/>
+          <w:sz w:val="18"/>
+        </w:rPr>
       </w:r>
     </w:p>
     <w:p>
@@ -29701,7 +30000,6 @@
           <w:rFonts w:asciiTheme="minorHAnsi" w:hAnsiTheme="minorHAnsi" w:cstheme="minorHAnsi"/>
           <w:noProof/>
         </w:rPr>
-        <w:lastRenderedPageBreak/>
         <w:drawing>
           <wp:inline distT="0" distB="0" distL="0" distR="0" wp14:anchorId="163D5BAF" wp14:editId="05D3EEBC">
             <wp:extent cx="3108960" cy="2858695"/>
@@ -29753,7 +30051,19 @@
           <w:rFonts w:asciiTheme="minorHAnsi" w:hAnsiTheme="minorHAnsi" w:cstheme="minorHAnsi"/>
           <w:sz w:val="18"/>
         </w:rPr>
-        <w:t>Figura 27. Explicación local de un falso positivo (probabilidad = 0,94).</w:t>
+        <w:t>Figura 26. Explicación local de un falso positivo (probabilidad = 0,94).</w:t>
+      </w:r>
+      <w:r>
+        <w:rPr>
+          <w:rFonts w:asciiTheme="minorHAnsi" w:hAnsiTheme="minorHAnsi" w:cstheme="minorHAnsi"/>
+          <w:sz w:val="18"/>
+        </w:rPr>
+      </w:r>
+      <w:r>
+        <w:rPr>
+          <w:rFonts w:asciiTheme="minorHAnsi" w:hAnsiTheme="minorHAnsi" w:cstheme="minorHAnsi"/>
+          <w:sz w:val="18"/>
+        </w:rPr>
       </w:r>
     </w:p>
     <w:p>
@@ -29805,6 +30115,7 @@
         <w:rPr>
           <w:rFonts w:asciiTheme="minorHAnsi" w:hAnsiTheme="minorHAnsi" w:cstheme="minorHAnsi"/>
         </w:rPr>
+        <w:lastRenderedPageBreak/>
         <w:t xml:space="preserve">El modelo asignó a este cliente una probabilidad casi idéntica (0,938), pero permaneció: es exactamente el tipo de alerta falsa que explica la precision baja del modelo (0,234 en prueba, Tabla 14). Las señales de riesgo —poca antigüedad, fallos de pago y muchos días sin acceder— pesaron más que su satisfacción por encima del promedio, que empujó en sentido </w:t>
       </w:r>
       <w:proofErr w:type="gramStart"/>
@@ -29845,9 +30156,9 @@
           <w:noProof/>
         </w:rPr>
         <w:drawing>
-          <wp:inline distT="0" distB="0" distL="0" distR="0" wp14:anchorId="664C3570" wp14:editId="7F8633E9">
-            <wp:extent cx="3573780" cy="3245695"/>
-            <wp:effectExtent l="0" t="0" r="7620" b="0"/>
+          <wp:inline distT="0" distB="0" distL="0" distR="0" wp14:anchorId="664C3570" wp14:editId="66DF0179">
+            <wp:extent cx="3177540" cy="2885830"/>
+            <wp:effectExtent l="0" t="0" r="3810" b="0"/>
             <wp:docPr id="1950181912" name="Picture 1950181912"/>
             <wp:cNvGraphicFramePr>
               <a:graphicFrameLocks xmlns:a="http://schemas.openxmlformats.org/drawingml/2006/main" noChangeAspect="1"/>
@@ -29868,7 +30179,7 @@
                   <pic:spPr>
                     <a:xfrm>
                       <a:off x="0" y="0"/>
-                      <a:ext cx="3578881" cy="3250327"/>
+                      <a:ext cx="3186054" cy="2893562"/>
                     </a:xfrm>
                     <a:prstGeom prst="rect">
                       <a:avLst/>
@@ -29895,7 +30206,19 @@
           <w:rFonts w:asciiTheme="minorHAnsi" w:hAnsiTheme="minorHAnsi" w:cstheme="minorHAnsi"/>
           <w:sz w:val="18"/>
         </w:rPr>
-        <w:t>Figura 28. Explicación local de un verdadero negativo confiado (probabilidad = 0,22).</w:t>
+        <w:t>Figura 27. Explicación local de un verdadero negativo confiado (probabilidad = 0,22).</w:t>
+      </w:r>
+      <w:r>
+        <w:rPr>
+          <w:rFonts w:asciiTheme="minorHAnsi" w:hAnsiTheme="minorHAnsi" w:cstheme="minorHAnsi"/>
+          <w:sz w:val="18"/>
+        </w:rPr>
+      </w:r>
+      <w:r>
+        <w:rPr>
+          <w:rFonts w:asciiTheme="minorHAnsi" w:hAnsiTheme="minorHAnsi" w:cstheme="minorHAnsi"/>
+          <w:sz w:val="18"/>
+        </w:rPr>
       </w:r>
     </w:p>
     <w:p>
@@ -29912,7 +30235,6 @@
           <w:rFonts w:asciiTheme="minorHAnsi" w:hAnsiTheme="minorHAnsi" w:cstheme="minorHAnsi"/>
           <w:sz w:val="18"/>
         </w:rPr>
-        <w:lastRenderedPageBreak/>
         <w:t>Fuente: elaboración propia.</w:t>
       </w:r>
     </w:p>
@@ -30009,7 +30331,14 @@
         <w:rPr>
           <w:rFonts w:asciiTheme="minorHAnsi" w:hAnsiTheme="minorHAnsi" w:cstheme="minorHAnsi"/>
         </w:rPr>
-        <w:t>El backend y el frontend se probaron de tres formas independientes. Primero, con 43 pruebas automatizadas (pytest) que cubren validación de entradas (incluyendo límites objetivamente imposibles y advertencias por rango histórico), cálculo de la predicción, agregación correcta de SHAP para variables categóricas, clasificación del riesgo, registro de monitoreo (éxitos y errores) y los seis endpoints de la API — todas en verde. Segundo, comparando la probabilidad que entrega la API contra la que se obtiene cargando los mismos artefactos directamente, sin pasar por la aplicación, para 20 clientes reales del conjunto de prueba: la diferencia fue 0,0 en los 20 casos, confirmando que la app no introduce ningún desvío respecto al modelo entrenado. Tercero, con pruebas de extremo a extremo en un navegador real (Playwright): se completó el formulario, se consultó la ficha de un cliente de riesgo bajo y de uno de riesgo alto, y se verificó que el modal se abre con el resultado correcto, que se cierra sin perder los datos ingresados, y que no se genera ningún error en la consola del navegador.</w:t>
+        <w:t xml:space="preserve">El backend y el frontend se probaron de tres formas independientes. Primero, con 43 pruebas automatizadas (pytest) que cubren validación de entradas (incluyendo límites objetivamente imposibles y advertencias por rango histórico), cálculo de la predicción, agregación correcta de SHAP para variables categóricas, clasificación del riesgo, registro de monitoreo (éxitos y errores) y los seis endpoints de la API — todas en verde. Segundo, comparando la probabilidad que entrega la API contra la que se obtiene cargando los mismos artefactos directamente, sin pasar por la aplicación, para 20 clientes reales del conjunto de prueba: la diferencia fue 0,0 en los 20 casos, confirmando que la app no introduce ningún desvío respecto al modelo entrenado. Tercero, con pruebas de extremo a extremo en un navegador </w:t>
+      </w:r>
+      <w:r>
+        <w:rPr>
+          <w:rFonts w:asciiTheme="minorHAnsi" w:hAnsiTheme="minorHAnsi" w:cstheme="minorHAnsi"/>
+        </w:rPr>
+        <w:lastRenderedPageBreak/>
+        <w:t>real (Playwright): se completó el formulario, se consultó la ficha de un cliente de riesgo bajo y de uno de riesgo alto, y se verificó que el modal se abre con el resultado correcto, que se cierra sin perder los datos ingresados, y que no se genera ningún error en la consola del navegador.</w:t>
       </w:r>
     </w:p>
     <w:p>
@@ -30054,7 +30383,7 @@
         <w:rPr>
           <w:rFonts w:asciiTheme="minorHAnsi" w:hAnsiTheme="minorHAnsi" w:cstheme="minorHAnsi"/>
         </w:rPr>
-        <w:t>Monitoreo. Descrito en la sección 4.7.4: cada predicción queda registrada con su probabilidad, banda de riesgo y tiempo de respuesta, sin datos crudos del cliente, y la pestaña "Monitoreo" (Figura 20) permite revisar esta actividad en cualquier momento.</w:t>
+        <w:t>Monitoreo. Descrito en la sección 4.7.4: cada predicción queda registrada con su probabilidad, banda de riesgo y tiempo de respuesta, sin datos crudos del cliente, y la pestaña "Monitoreo" (Figura 19) permite revisar esta actividad en cualquier momento.</w:t>
       </w:r>
     </w:p>
     <w:p>
@@ -30071,33 +30400,6 @@
         </w:rPr>
         <w:t>La Tabla 16 resume el cumplimiento de los requisitos directamente relacionados con el prototipo (frontend, backend, explicabilidad y monitoreo); el estado completo de todos los requisitos del proyecto, incluyendo los de fases anteriores, se actualizó en las Tablas 8 y 9 (sección 4.4).</w:t>
       </w:r>
-    </w:p>
-    <w:p>
-      <w:pPr>
-        <w:spacing w:after="120" w:line="276" w:lineRule="auto"/>
-        <w:jc w:val="both"/>
-        <w:rPr>
-          <w:rFonts w:asciiTheme="minorHAnsi" w:hAnsiTheme="minorHAnsi" w:cstheme="minorHAnsi"/>
-        </w:rPr>
-      </w:pPr>
-    </w:p>
-    <w:p>
-      <w:pPr>
-        <w:spacing w:after="120" w:line="276" w:lineRule="auto"/>
-        <w:jc w:val="both"/>
-        <w:rPr>
-          <w:rFonts w:asciiTheme="minorHAnsi" w:hAnsiTheme="minorHAnsi" w:cstheme="minorHAnsi"/>
-        </w:rPr>
-      </w:pPr>
-    </w:p>
-    <w:p>
-      <w:pPr>
-        <w:spacing w:after="120" w:line="276" w:lineRule="auto"/>
-        <w:jc w:val="both"/>
-        <w:rPr>
-          <w:rFonts w:asciiTheme="minorHAnsi" w:hAnsiTheme="minorHAnsi" w:cstheme="minorHAnsi"/>
-        </w:rPr>
-      </w:pPr>
     </w:p>
     <w:p>
       <w:pPr>
@@ -30127,7 +30429,6 @@
           <w:sz w:val="18"/>
           <w:szCs w:val="18"/>
         </w:rPr>
-        <w:lastRenderedPageBreak/>
         <w:t>Tabla 16. Cumplimiento final de los requisitos del prototipo.</w:t>
       </w:r>
     </w:p>
@@ -30138,14 +30439,14 @@
         <w:tblLook w:val="04A0" w:firstRow="1" w:lastRow="0" w:firstColumn="1" w:lastColumn="0" w:noHBand="0" w:noVBand="1"/>
       </w:tblPr>
       <w:tblGrid>
-        <w:gridCol w:w="3457"/>
-        <w:gridCol w:w="3457"/>
-        <w:gridCol w:w="3456"/>
+        <w:gridCol w:w="4106"/>
+        <w:gridCol w:w="4394"/>
+        <w:gridCol w:w="1870"/>
       </w:tblGrid>
       <w:tr>
         <w:tc>
           <w:tcPr>
-            <w:tcW w:w="3460" w:type="dxa"/>
+            <w:tcW w:w="4106" w:type="dxa"/>
           </w:tcPr>
           <w:p>
             <w:pPr>
@@ -30169,7 +30470,7 @@
         </w:tc>
         <w:tc>
           <w:tcPr>
-            <w:tcW w:w="3460" w:type="dxa"/>
+            <w:tcW w:w="4394" w:type="dxa"/>
           </w:tcPr>
           <w:p>
             <w:pPr>
@@ -30193,7 +30494,7 @@
         </w:tc>
         <w:tc>
           <w:tcPr>
-            <w:tcW w:w="3460" w:type="dxa"/>
+            <w:tcW w:w="1870" w:type="dxa"/>
           </w:tcPr>
           <w:p>
             <w:pPr>
@@ -30219,7 +30520,7 @@
       <w:tr>
         <w:tc>
           <w:tcPr>
-            <w:tcW w:w="3460" w:type="dxa"/>
+            <w:tcW w:w="4106" w:type="dxa"/>
           </w:tcPr>
           <w:p>
             <w:pPr>
@@ -30237,13 +30538,13 @@
                 <w:sz w:val="18"/>
                 <w:szCs w:val="18"/>
               </w:rPr>
-              <w:t>RF-08. Ingresar datos de un cliente en una interfaz.</w:t>
-            </w:r>
-          </w:p>
-        </w:tc>
-        <w:tc>
-          <w:tcPr>
-            <w:tcW w:w="3460" w:type="dxa"/>
+              <w:t>RF-08: formulario de predicción y ficha de cliente.</w:t>
+            </w:r>
+          </w:p>
+        </w:tc>
+        <w:tc>
+          <w:tcPr>
+            <w:tcW w:w="4394" w:type="dxa"/>
           </w:tcPr>
           <w:p>
             <w:pPr>
@@ -30261,30 +30562,46 @@
                 <w:sz w:val="18"/>
                 <w:szCs w:val="18"/>
               </w:rPr>
-              <w:t>Formulario de predicción individual y ficha de cliente (Figura 24).</w:t>
-            </w:r>
-          </w:p>
-        </w:tc>
-        <w:tc>
-          <w:tcPr>
-            <w:tcW w:w="3460" w:type="dxa"/>
-          </w:tcPr>
-          <w:p>
-            <w:pPr>
-              <w:spacing w:line="276" w:lineRule="auto"/>
-              <w:jc w:val="both"/>
+              <w:t>Formulario de predicción individual y ficha de cliente (Figura 2</w:t>
+            </w:r>
+            <w:r>
               <w:rPr>
                 <w:rFonts w:asciiTheme="minorHAnsi" w:hAnsiTheme="minorHAnsi" w:cstheme="minorHAnsi"/>
                 <w:sz w:val="18"/>
                 <w:szCs w:val="18"/>
               </w:rPr>
-            </w:pPr>
+              <w:t>3</w:t>
+            </w:r>
             <w:r>
               <w:rPr>
                 <w:rFonts w:asciiTheme="minorHAnsi" w:hAnsiTheme="minorHAnsi" w:cstheme="minorHAnsi"/>
                 <w:sz w:val="18"/>
                 <w:szCs w:val="18"/>
               </w:rPr>
+              <w:t>).</w:t>
+            </w:r>
+          </w:p>
+        </w:tc>
+        <w:tc>
+          <w:tcPr>
+            <w:tcW w:w="1870" w:type="dxa"/>
+          </w:tcPr>
+          <w:p>
+            <w:pPr>
+              <w:spacing w:line="276" w:lineRule="auto"/>
+              <w:jc w:val="both"/>
+              <w:rPr>
+                <w:rFonts w:asciiTheme="minorHAnsi" w:hAnsiTheme="minorHAnsi" w:cstheme="minorHAnsi"/>
+                <w:sz w:val="18"/>
+                <w:szCs w:val="18"/>
+              </w:rPr>
+            </w:pPr>
+            <w:r>
+              <w:rPr>
+                <w:rFonts w:asciiTheme="minorHAnsi" w:hAnsiTheme="minorHAnsi" w:cstheme="minorHAnsi"/>
+                <w:sz w:val="18"/>
+                <w:szCs w:val="18"/>
+              </w:rPr>
               <w:t>Completado</w:t>
             </w:r>
           </w:p>
@@ -30293,7 +30610,7 @@
       <w:tr>
         <w:tc>
           <w:tcPr>
-            <w:tcW w:w="3460" w:type="dxa"/>
+            <w:tcW w:w="4106" w:type="dxa"/>
           </w:tcPr>
           <w:p>
             <w:pPr>
@@ -30311,13 +30628,13 @@
                 <w:sz w:val="18"/>
                 <w:szCs w:val="18"/>
               </w:rPr>
-              <w:t>RF-09. Entregar probabilidad y nivel de riesgo.</w:t>
-            </w:r>
-          </w:p>
-        </w:tc>
-        <w:tc>
-          <w:tcPr>
-            <w:tcW w:w="3460" w:type="dxa"/>
+              <w:t>RF-09: resultado con probabilidad y banda de riesgo.</w:t>
+            </w:r>
+          </w:p>
+        </w:tc>
+        <w:tc>
+          <w:tcPr>
+            <w:tcW w:w="4394" w:type="dxa"/>
           </w:tcPr>
           <w:p>
             <w:pPr>
@@ -30335,30 +30652,46 @@
                 <w:sz w:val="18"/>
                 <w:szCs w:val="18"/>
               </w:rPr>
-              <w:t>Barra de probabilidad con banda de riesgo y umbral (Figura 25).</w:t>
-            </w:r>
-          </w:p>
-        </w:tc>
-        <w:tc>
-          <w:tcPr>
-            <w:tcW w:w="3460" w:type="dxa"/>
-          </w:tcPr>
-          <w:p>
-            <w:pPr>
-              <w:spacing w:line="276" w:lineRule="auto"/>
-              <w:jc w:val="both"/>
+              <w:t>Barra de probabilidad con banda de riesgo y umbral (Figura 2</w:t>
+            </w:r>
+            <w:r>
               <w:rPr>
                 <w:rFonts w:asciiTheme="minorHAnsi" w:hAnsiTheme="minorHAnsi" w:cstheme="minorHAnsi"/>
                 <w:sz w:val="18"/>
                 <w:szCs w:val="18"/>
               </w:rPr>
-            </w:pPr>
+              <w:t>4</w:t>
+            </w:r>
             <w:r>
               <w:rPr>
                 <w:rFonts w:asciiTheme="minorHAnsi" w:hAnsiTheme="minorHAnsi" w:cstheme="minorHAnsi"/>
                 <w:sz w:val="18"/>
                 <w:szCs w:val="18"/>
               </w:rPr>
+              <w:t>).</w:t>
+            </w:r>
+          </w:p>
+        </w:tc>
+        <w:tc>
+          <w:tcPr>
+            <w:tcW w:w="1870" w:type="dxa"/>
+          </w:tcPr>
+          <w:p>
+            <w:pPr>
+              <w:spacing w:line="276" w:lineRule="auto"/>
+              <w:jc w:val="both"/>
+              <w:rPr>
+                <w:rFonts w:asciiTheme="minorHAnsi" w:hAnsiTheme="minorHAnsi" w:cstheme="minorHAnsi"/>
+                <w:sz w:val="18"/>
+                <w:szCs w:val="18"/>
+              </w:rPr>
+            </w:pPr>
+            <w:r>
+              <w:rPr>
+                <w:rFonts w:asciiTheme="minorHAnsi" w:hAnsiTheme="minorHAnsi" w:cstheme="minorHAnsi"/>
+                <w:sz w:val="18"/>
+                <w:szCs w:val="18"/>
+              </w:rPr>
               <w:t>Completado</w:t>
             </w:r>
           </w:p>
@@ -30367,7 +30700,7 @@
       <w:tr>
         <w:tc>
           <w:tcPr>
-            <w:tcW w:w="3460" w:type="dxa"/>
+            <w:tcW w:w="4106" w:type="dxa"/>
           </w:tcPr>
           <w:p>
             <w:pPr>
@@ -30385,37 +30718,31 @@
                 <w:sz w:val="18"/>
                 <w:szCs w:val="18"/>
               </w:rPr>
-              <w:t>RF-10. Explicar predicciones mediante SHAP.</w:t>
-            </w:r>
-          </w:p>
-        </w:tc>
-        <w:tc>
-          <w:tcPr>
-            <w:tcW w:w="3460" w:type="dxa"/>
-          </w:tcPr>
-          <w:p>
-            <w:pPr>
-              <w:spacing w:line="276" w:lineRule="auto"/>
-              <w:jc w:val="both"/>
+              <w:t xml:space="preserve">RF-10: explicación local y </w:t>
+            </w:r>
+            <w:proofErr w:type="spellStart"/>
+            <w:r>
               <w:rPr>
                 <w:rFonts w:asciiTheme="minorHAnsi" w:hAnsiTheme="minorHAnsi" w:cstheme="minorHAnsi"/>
                 <w:sz w:val="18"/>
                 <w:szCs w:val="18"/>
               </w:rPr>
-            </w:pPr>
+              <w:t>explicabilidad</w:t>
+            </w:r>
+            <w:proofErr w:type="spellEnd"/>
             <w:r>
               <w:rPr>
                 <w:rFonts w:asciiTheme="minorHAnsi" w:hAnsiTheme="minorHAnsi" w:cstheme="minorHAnsi"/>
                 <w:sz w:val="18"/>
                 <w:szCs w:val="18"/>
               </w:rPr>
-              <w:t>Factores reales por dirección + gráfico técnico (Figuras 25 y 26).</w:t>
-            </w:r>
-          </w:p>
-        </w:tc>
-        <w:tc>
-          <w:tcPr>
-            <w:tcW w:w="3460" w:type="dxa"/>
+              <w:t xml:space="preserve"> global.</w:t>
+            </w:r>
+          </w:p>
+        </w:tc>
+        <w:tc>
+          <w:tcPr>
+            <w:tcW w:w="4394" w:type="dxa"/>
           </w:tcPr>
           <w:p>
             <w:pPr>
@@ -30433,6 +30760,62 @@
                 <w:sz w:val="18"/>
                 <w:szCs w:val="18"/>
               </w:rPr>
+              <w:t>Factores reales por dirección + gráfico técnico (Figuras 2</w:t>
+            </w:r>
+            <w:r>
+              <w:rPr>
+                <w:rFonts w:asciiTheme="minorHAnsi" w:hAnsiTheme="minorHAnsi" w:cstheme="minorHAnsi"/>
+                <w:sz w:val="18"/>
+                <w:szCs w:val="18"/>
+              </w:rPr>
+              <w:t>4</w:t>
+            </w:r>
+            <w:r>
+              <w:rPr>
+                <w:rFonts w:asciiTheme="minorHAnsi" w:hAnsiTheme="minorHAnsi" w:cstheme="minorHAnsi"/>
+                <w:sz w:val="18"/>
+                <w:szCs w:val="18"/>
+              </w:rPr>
+              <w:t xml:space="preserve"> y 2</w:t>
+            </w:r>
+            <w:r>
+              <w:rPr>
+                <w:rFonts w:asciiTheme="minorHAnsi" w:hAnsiTheme="minorHAnsi" w:cstheme="minorHAnsi"/>
+                <w:sz w:val="18"/>
+                <w:szCs w:val="18"/>
+              </w:rPr>
+              <w:t>5</w:t>
+            </w:r>
+            <w:r>
+              <w:rPr>
+                <w:rFonts w:asciiTheme="minorHAnsi" w:hAnsiTheme="minorHAnsi" w:cstheme="minorHAnsi"/>
+                <w:sz w:val="18"/>
+                <w:szCs w:val="18"/>
+              </w:rPr>
+              <w:t>).</w:t>
+            </w:r>
+          </w:p>
+        </w:tc>
+        <w:tc>
+          <w:tcPr>
+            <w:tcW w:w="1870" w:type="dxa"/>
+          </w:tcPr>
+          <w:p>
+            <w:pPr>
+              <w:spacing w:line="276" w:lineRule="auto"/>
+              <w:jc w:val="both"/>
+              <w:rPr>
+                <w:rFonts w:asciiTheme="minorHAnsi" w:hAnsiTheme="minorHAnsi" w:cstheme="minorHAnsi"/>
+                <w:sz w:val="18"/>
+                <w:szCs w:val="18"/>
+              </w:rPr>
+            </w:pPr>
+            <w:r>
+              <w:rPr>
+                <w:rFonts w:asciiTheme="minorHAnsi" w:hAnsiTheme="minorHAnsi" w:cstheme="minorHAnsi"/>
+                <w:sz w:val="18"/>
+                <w:szCs w:val="18"/>
+              </w:rPr>
               <w:t>Completado</w:t>
             </w:r>
           </w:p>
@@ -30441,7 +30824,7 @@
       <w:tr>
         <w:tc>
           <w:tcPr>
-            <w:tcW w:w="3460" w:type="dxa"/>
+            <w:tcW w:w="4106" w:type="dxa"/>
           </w:tcPr>
           <w:p>
             <w:pPr>
@@ -30459,13 +30842,13 @@
                 <w:sz w:val="18"/>
                 <w:szCs w:val="18"/>
               </w:rPr>
-              <w:t>RF-11. Registrar métricas y predicciones agregadas.</w:t>
-            </w:r>
-          </w:p>
-        </w:tc>
-        <w:tc>
-          <w:tcPr>
-            <w:tcW w:w="3460" w:type="dxa"/>
+              <w:t>RF-11: pestaña de monitoreo.</w:t>
+            </w:r>
+          </w:p>
+        </w:tc>
+        <w:tc>
+          <w:tcPr>
+            <w:tcW w:w="4394" w:type="dxa"/>
           </w:tcPr>
           <w:p>
             <w:pPr>
@@ -30483,30 +30866,46 @@
                 <w:sz w:val="18"/>
                 <w:szCs w:val="18"/>
               </w:rPr>
-              <w:t>monitoring.py y pestaña Monitoreo (Figura 27).</w:t>
-            </w:r>
-          </w:p>
-        </w:tc>
-        <w:tc>
-          <w:tcPr>
-            <w:tcW w:w="3460" w:type="dxa"/>
-          </w:tcPr>
-          <w:p>
-            <w:pPr>
-              <w:spacing w:line="276" w:lineRule="auto"/>
-              <w:jc w:val="both"/>
+              <w:t>monitoring.py y pestaña Monitoreo (Figura 2</w:t>
+            </w:r>
+            <w:r>
               <w:rPr>
                 <w:rFonts w:asciiTheme="minorHAnsi" w:hAnsiTheme="minorHAnsi" w:cstheme="minorHAnsi"/>
                 <w:sz w:val="18"/>
                 <w:szCs w:val="18"/>
               </w:rPr>
-            </w:pPr>
+              <w:t>6</w:t>
+            </w:r>
             <w:r>
               <w:rPr>
                 <w:rFonts w:asciiTheme="minorHAnsi" w:hAnsiTheme="minorHAnsi" w:cstheme="minorHAnsi"/>
                 <w:sz w:val="18"/>
                 <w:szCs w:val="18"/>
               </w:rPr>
+              <w:t>).</w:t>
+            </w:r>
+          </w:p>
+        </w:tc>
+        <w:tc>
+          <w:tcPr>
+            <w:tcW w:w="1870" w:type="dxa"/>
+          </w:tcPr>
+          <w:p>
+            <w:pPr>
+              <w:spacing w:line="276" w:lineRule="auto"/>
+              <w:jc w:val="both"/>
+              <w:rPr>
+                <w:rFonts w:asciiTheme="minorHAnsi" w:hAnsiTheme="minorHAnsi" w:cstheme="minorHAnsi"/>
+                <w:sz w:val="18"/>
+                <w:szCs w:val="18"/>
+              </w:rPr>
+            </w:pPr>
+            <w:r>
+              <w:rPr>
+                <w:rFonts w:asciiTheme="minorHAnsi" w:hAnsiTheme="minorHAnsi" w:cstheme="minorHAnsi"/>
+                <w:sz w:val="18"/>
+                <w:szCs w:val="18"/>
+              </w:rPr>
               <w:t>Completado</w:t>
             </w:r>
           </w:p>
@@ -30515,7 +30914,7 @@
       <w:tr>
         <w:tc>
           <w:tcPr>
-            <w:tcW w:w="3460" w:type="dxa"/>
+            <w:tcW w:w="4106" w:type="dxa"/>
           </w:tcPr>
           <w:p>
             <w:pPr>
@@ -30539,7 +30938,7 @@
         </w:tc>
         <w:tc>
           <w:tcPr>
-            <w:tcW w:w="3460" w:type="dxa"/>
+            <w:tcW w:w="4394" w:type="dxa"/>
           </w:tcPr>
           <w:p>
             <w:pPr>
@@ -30563,7 +30962,7 @@
         </w:tc>
         <w:tc>
           <w:tcPr>
-            <w:tcW w:w="3460" w:type="dxa"/>
+            <w:tcW w:w="1870" w:type="dxa"/>
           </w:tcPr>
           <w:p>
             <w:pPr>
@@ -30589,7 +30988,7 @@
       <w:tr>
         <w:tc>
           <w:tcPr>
-            <w:tcW w:w="3460" w:type="dxa"/>
+            <w:tcW w:w="4106" w:type="dxa"/>
           </w:tcPr>
           <w:p>
             <w:pPr>
@@ -30623,7 +31022,7 @@
         </w:tc>
         <w:tc>
           <w:tcPr>
-            <w:tcW w:w="3460" w:type="dxa"/>
+            <w:tcW w:w="4394" w:type="dxa"/>
           </w:tcPr>
           <w:p>
             <w:pPr>
@@ -30641,30 +31040,64 @@
                 <w:sz w:val="18"/>
                 <w:szCs w:val="18"/>
               </w:rPr>
-              <w:t>Pestaña Explicabilidad global (Figura 26) + explicación local por predicción.</w:t>
-            </w:r>
-          </w:p>
-        </w:tc>
-        <w:tc>
-          <w:tcPr>
-            <w:tcW w:w="3460" w:type="dxa"/>
-          </w:tcPr>
-          <w:p>
-            <w:pPr>
-              <w:spacing w:line="276" w:lineRule="auto"/>
-              <w:jc w:val="both"/>
+              <w:t xml:space="preserve">Pestaña </w:t>
+            </w:r>
+            <w:proofErr w:type="spellStart"/>
+            <w:r>
               <w:rPr>
                 <w:rFonts w:asciiTheme="minorHAnsi" w:hAnsiTheme="minorHAnsi" w:cstheme="minorHAnsi"/>
                 <w:sz w:val="18"/>
                 <w:szCs w:val="18"/>
               </w:rPr>
-            </w:pPr>
+              <w:t>Explicabilidad</w:t>
+            </w:r>
+            <w:proofErr w:type="spellEnd"/>
             <w:r>
               <w:rPr>
                 <w:rFonts w:asciiTheme="minorHAnsi" w:hAnsiTheme="minorHAnsi" w:cstheme="minorHAnsi"/>
                 <w:sz w:val="18"/>
                 <w:szCs w:val="18"/>
               </w:rPr>
+              <w:t xml:space="preserve"> global (Figura 2</w:t>
+            </w:r>
+            <w:r>
+              <w:rPr>
+                <w:rFonts w:asciiTheme="minorHAnsi" w:hAnsiTheme="minorHAnsi" w:cstheme="minorHAnsi"/>
+                <w:sz w:val="18"/>
+                <w:szCs w:val="18"/>
+              </w:rPr>
+              <w:t>5</w:t>
+            </w:r>
+            <w:r>
+              <w:rPr>
+                <w:rFonts w:asciiTheme="minorHAnsi" w:hAnsiTheme="minorHAnsi" w:cstheme="minorHAnsi"/>
+                <w:sz w:val="18"/>
+                <w:szCs w:val="18"/>
+              </w:rPr>
+              <w:t>) + explicación local por predicción.</w:t>
+            </w:r>
+          </w:p>
+        </w:tc>
+        <w:tc>
+          <w:tcPr>
+            <w:tcW w:w="1870" w:type="dxa"/>
+          </w:tcPr>
+          <w:p>
+            <w:pPr>
+              <w:spacing w:line="276" w:lineRule="auto"/>
+              <w:jc w:val="both"/>
+              <w:rPr>
+                <w:rFonts w:asciiTheme="minorHAnsi" w:hAnsiTheme="minorHAnsi" w:cstheme="minorHAnsi"/>
+                <w:sz w:val="18"/>
+                <w:szCs w:val="18"/>
+              </w:rPr>
+            </w:pPr>
+            <w:r>
+              <w:rPr>
+                <w:rFonts w:asciiTheme="minorHAnsi" w:hAnsiTheme="minorHAnsi" w:cstheme="minorHAnsi"/>
+                <w:sz w:val="18"/>
+                <w:szCs w:val="18"/>
+              </w:rPr>
               <w:t>Completado</w:t>
             </w:r>
           </w:p>
@@ -30673,7 +31106,7 @@
       <w:tr>
         <w:tc>
           <w:tcPr>
-            <w:tcW w:w="3460" w:type="dxa"/>
+            <w:tcW w:w="4106" w:type="dxa"/>
           </w:tcPr>
           <w:p>
             <w:pPr>
@@ -30697,7 +31130,7 @@
         </w:tc>
         <w:tc>
           <w:tcPr>
-            <w:tcW w:w="3460" w:type="dxa"/>
+            <w:tcW w:w="4394" w:type="dxa"/>
           </w:tcPr>
           <w:p>
             <w:pPr>
@@ -30715,30 +31148,46 @@
                 <w:sz w:val="18"/>
                 <w:szCs w:val="18"/>
               </w:rPr>
-              <w:t>Backend y frontend como procesos HTTP independientes (Figura 23).</w:t>
-            </w:r>
-          </w:p>
-        </w:tc>
-        <w:tc>
-          <w:tcPr>
-            <w:tcW w:w="3460" w:type="dxa"/>
-          </w:tcPr>
-          <w:p>
-            <w:pPr>
-              <w:spacing w:line="276" w:lineRule="auto"/>
-              <w:jc w:val="both"/>
+              <w:t>Backend y frontend como procesos HTTP independientes (Figura 2</w:t>
+            </w:r>
+            <w:r>
               <w:rPr>
                 <w:rFonts w:asciiTheme="minorHAnsi" w:hAnsiTheme="minorHAnsi" w:cstheme="minorHAnsi"/>
                 <w:sz w:val="18"/>
                 <w:szCs w:val="18"/>
               </w:rPr>
-            </w:pPr>
+              <w:t>2</w:t>
+            </w:r>
             <w:r>
               <w:rPr>
                 <w:rFonts w:asciiTheme="minorHAnsi" w:hAnsiTheme="minorHAnsi" w:cstheme="minorHAnsi"/>
                 <w:sz w:val="18"/>
                 <w:szCs w:val="18"/>
               </w:rPr>
+              <w:t>).</w:t>
+            </w:r>
+          </w:p>
+        </w:tc>
+        <w:tc>
+          <w:tcPr>
+            <w:tcW w:w="1870" w:type="dxa"/>
+          </w:tcPr>
+          <w:p>
+            <w:pPr>
+              <w:spacing w:line="276" w:lineRule="auto"/>
+              <w:jc w:val="both"/>
+              <w:rPr>
+                <w:rFonts w:asciiTheme="minorHAnsi" w:hAnsiTheme="minorHAnsi" w:cstheme="minorHAnsi"/>
+                <w:sz w:val="18"/>
+                <w:szCs w:val="18"/>
+              </w:rPr>
+            </w:pPr>
+            <w:r>
+              <w:rPr>
+                <w:rFonts w:asciiTheme="minorHAnsi" w:hAnsiTheme="minorHAnsi" w:cstheme="minorHAnsi"/>
+                <w:sz w:val="18"/>
+                <w:szCs w:val="18"/>
+              </w:rPr>
               <w:t>Completado</w:t>
             </w:r>
           </w:p>
@@ -30747,7 +31196,7 @@
       <w:tr>
         <w:tc>
           <w:tcPr>
-            <w:tcW w:w="3460" w:type="dxa"/>
+            <w:tcW w:w="4106" w:type="dxa"/>
           </w:tcPr>
           <w:p>
             <w:pPr>
@@ -30781,7 +31230,7 @@
         </w:tc>
         <w:tc>
           <w:tcPr>
-            <w:tcW w:w="3460" w:type="dxa"/>
+            <w:tcW w:w="4394" w:type="dxa"/>
           </w:tcPr>
           <w:p>
             <w:pPr>
@@ -30805,7 +31254,7 @@
         </w:tc>
         <w:tc>
           <w:tcPr>
-            <w:tcW w:w="3460" w:type="dxa"/>
+            <w:tcW w:w="1870" w:type="dxa"/>
           </w:tcPr>
           <w:p>
             <w:pPr>
@@ -30831,7 +31280,7 @@
       <w:tr>
         <w:tc>
           <w:tcPr>
-            <w:tcW w:w="3460" w:type="dxa"/>
+            <w:tcW w:w="4106" w:type="dxa"/>
           </w:tcPr>
           <w:p>
             <w:pPr>
@@ -30855,7 +31304,7 @@
         </w:tc>
         <w:tc>
           <w:tcPr>
-            <w:tcW w:w="3460" w:type="dxa"/>
+            <w:tcW w:w="4394" w:type="dxa"/>
           </w:tcPr>
           <w:p>
             <w:pPr>
@@ -30879,7 +31328,7 @@
         </w:tc>
         <w:tc>
           <w:tcPr>
-            <w:tcW w:w="3460" w:type="dxa"/>
+            <w:tcW w:w="1870" w:type="dxa"/>
           </w:tcPr>
           <w:p>
             <w:pPr>
@@ -30905,7 +31354,7 @@
       <w:tr>
         <w:tc>
           <w:tcPr>
-            <w:tcW w:w="3460" w:type="dxa"/>
+            <w:tcW w:w="4106" w:type="dxa"/>
           </w:tcPr>
           <w:p>
             <w:pPr>
@@ -30929,7 +31378,7 @@
         </w:tc>
         <w:tc>
           <w:tcPr>
-            <w:tcW w:w="3460" w:type="dxa"/>
+            <w:tcW w:w="4394" w:type="dxa"/>
           </w:tcPr>
           <w:p>
             <w:pPr>
@@ -30953,7 +31402,7 @@
         </w:tc>
         <w:tc>
           <w:tcPr>
-            <w:tcW w:w="3460" w:type="dxa"/>
+            <w:tcW w:w="1870" w:type="dxa"/>
           </w:tcPr>
           <w:p>
             <w:pPr>
@@ -30979,7 +31428,7 @@
       <w:tr>
         <w:tc>
           <w:tcPr>
-            <w:tcW w:w="3460" w:type="dxa"/>
+            <w:tcW w:w="4106" w:type="dxa"/>
           </w:tcPr>
           <w:p>
             <w:pPr>
@@ -31003,7 +31452,7 @@
         </w:tc>
         <w:tc>
           <w:tcPr>
-            <w:tcW w:w="3460" w:type="dxa"/>
+            <w:tcW w:w="4394" w:type="dxa"/>
           </w:tcPr>
           <w:p>
             <w:pPr>
@@ -31027,7 +31476,7 @@
         </w:tc>
         <w:tc>
           <w:tcPr>
-            <w:tcW w:w="3460" w:type="dxa"/>
+            <w:tcW w:w="1870" w:type="dxa"/>
           </w:tcPr>
           <w:p>
             <w:pPr>
@@ -31077,7 +31526,15 @@
           <w:lang w:val="es-419" w:eastAsia="es-419"/>
         </w:rPr>
       </w:pPr>
-      <w:r>
+    </w:p>
+    <w:p>
+      <w:pPr>
+        <w:widowControl/>
+        <w:autoSpaceDE/>
+        <w:autoSpaceDN/>
+        <w:spacing w:before="100" w:beforeAutospacing="1" w:after="100" w:afterAutospacing="1" w:line="276" w:lineRule="auto"/>
+        <w:jc w:val="both"/>
+        <w:outlineLvl w:val="1"/>
         <w:rPr>
           <w:rFonts w:asciiTheme="minorHAnsi" w:eastAsia="Times New Roman" w:hAnsiTheme="minorHAnsi" w:cstheme="minorHAnsi"/>
           <w:b/>
@@ -31086,6 +31543,35 @@
           <w:szCs w:val="44"/>
           <w:lang w:val="es-419" w:eastAsia="es-419"/>
         </w:rPr>
+      </w:pPr>
+    </w:p>
+    <w:p>
+      <w:pPr>
+        <w:widowControl/>
+        <w:autoSpaceDE/>
+        <w:autoSpaceDN/>
+        <w:spacing w:before="100" w:beforeAutospacing="1" w:after="100" w:afterAutospacing="1" w:line="276" w:lineRule="auto"/>
+        <w:jc w:val="both"/>
+        <w:outlineLvl w:val="1"/>
+        <w:rPr>
+          <w:rFonts w:asciiTheme="minorHAnsi" w:eastAsia="Times New Roman" w:hAnsiTheme="minorHAnsi" w:cstheme="minorHAnsi"/>
+          <w:b/>
+          <w:bCs/>
+          <w:sz w:val="28"/>
+          <w:szCs w:val="44"/>
+          <w:lang w:val="es-419" w:eastAsia="es-419"/>
+        </w:rPr>
+      </w:pPr>
+      <w:r>
+        <w:rPr>
+          <w:rFonts w:asciiTheme="minorHAnsi" w:eastAsia="Times New Roman" w:hAnsiTheme="minorHAnsi" w:cstheme="minorHAnsi"/>
+          <w:b/>
+          <w:bCs/>
+          <w:sz w:val="28"/>
+          <w:szCs w:val="44"/>
+          <w:lang w:val="es-419" w:eastAsia="es-419"/>
+        </w:rPr>
+        <w:lastRenderedPageBreak/>
         <w:t>VI. Propuesta de mejoras</w:t>
       </w:r>
     </w:p>
@@ -31212,14 +31698,7 @@
         <w:rPr>
           <w:rFonts w:asciiTheme="minorHAnsi" w:hAnsiTheme="minorHAnsi" w:cstheme="minorHAnsi"/>
         </w:rPr>
-        <w:t xml:space="preserve">5. Medir el impacto real de las acciones de retención. El sistema entrega una probabilidad y una explicación, pero no </w:t>
-      </w:r>
-      <w:r>
-        <w:rPr>
-          <w:rFonts w:asciiTheme="minorHAnsi" w:hAnsiTheme="minorHAnsi" w:cstheme="minorHAnsi"/>
-        </w:rPr>
-        <w:lastRenderedPageBreak/>
-        <w:t>sabe si las acciones que el equipo de retención decide tomar a partir de esa información efectivamente reducen el abandono. Como mejora futura, y conectando con datos históricos reales de un CRM, se propone registrar qué clientes recibieron una intervención de retención y comparar su tasa de abandono real contra la de clientes similares que no la recibieron, para evaluar si la intervención marca una diferencia y reentrenar el modelo incorporando ese resultado.</w:t>
+        <w:t>5. Medir el impacto real de las acciones de retención. El sistema entrega una probabilidad y una explicación, pero no sabe si las acciones que el equipo de retención decide tomar a partir de esa información efectivamente reducen el abandono. Como mejora futura, y conectando con datos históricos reales de un CRM, se propone registrar qué clientes recibieron una intervención de retención y comparar su tasa de abandono real contra la de clientes similares que no la recibieron, para evaluar si la intervención marca una diferencia y reentrenar el modelo incorporando ese resultado.</w:t>
       </w:r>
     </w:p>
     <w:p>
@@ -31363,31 +31842,711 @@
     <w:p>
       <w:pPr>
         <w:spacing w:after="80" w:line="276" w:lineRule="auto"/>
-        <w:ind w:left="360" w:hanging="360"/>
+        <w:ind w:left="720" w:hanging="720"/>
         <w:jc w:val="both"/>
         <w:rPr>
           <w:rFonts w:asciiTheme="minorHAnsi" w:hAnsiTheme="minorHAnsi" w:cstheme="minorHAnsi"/>
         </w:rPr>
       </w:pPr>
-      <w:r>
-        <w:rPr>
-          <w:rFonts w:asciiTheme="minorHAnsi" w:hAnsiTheme="minorHAnsi" w:cstheme="minorHAnsi"/>
-        </w:rPr>
-        <w:t xml:space="preserve">Ahmad, A. K., Jafar, A., &amp; </w:t>
-      </w:r>
-      <w:proofErr w:type="spellStart"/>
-      <w:r>
-        <w:rPr>
-          <w:rFonts w:asciiTheme="minorHAnsi" w:hAnsiTheme="minorHAnsi" w:cstheme="minorHAnsi"/>
-        </w:rPr>
-        <w:t>Aljoumaa</w:t>
-      </w:r>
-      <w:proofErr w:type="spellEnd"/>
-      <w:r>
-        <w:rPr>
-          <w:rFonts w:asciiTheme="minorHAnsi" w:hAnsiTheme="minorHAnsi" w:cstheme="minorHAnsi"/>
-        </w:rPr>
-        <w:t xml:space="preserve">, K. (2019). </w:t>
+      <w:proofErr w:type="spellStart"/>
+      <w:proofErr w:type="spellEnd"/>
+      <w:proofErr w:type="spellStart"/>
+      <w:proofErr w:type="spellEnd"/>
+      <w:proofErr w:type="spellStart"/>
+      <w:proofErr w:type="spellEnd"/>
+      <w:proofErr w:type="spellStart"/>
+      <w:proofErr w:type="spellEnd"/>
+      <w:proofErr w:type="spellStart"/>
+      <w:proofErr w:type="spellEnd"/>
+      <w:proofErr w:type="spellStart"/>
+      <w:proofErr w:type="spellEnd"/>
+      <w:proofErr w:type="spellStart"/>
+      <w:proofErr w:type="spellEnd"/>
+      <w:proofErr w:type="spellStart"/>
+      <w:proofErr w:type="spellEnd"/>
+      <w:proofErr w:type="spellStart"/>
+      <w:proofErr w:type="spellEnd"/>
+      <w:proofErr w:type="spellStart"/>
+      <w:proofErr w:type="spellEnd"/>
+      <w:proofErr w:type="spellStart"/>
+      <w:proofErr w:type="spellEnd"/>
+      <w:r>
+        <w:t xml:space="preserve">Ahmad, A. K., Jafar, A., &amp; Aljoumaa, K. (2019). Customer churn prediction in telecom using machine learning in big data platform. </w:t>
+      </w:r>
+      <w:r>
+        <w:rPr>
+          <w:i/>
+        </w:rPr>
+        <w:t>Journal of Big Data, 6</w:t>
+      </w:r>
+      <w:r>
+        <w:t>, Article 28. https://doi.org/10.1186/s40537-019-0191-6</w:t>
+      </w:r>
+    </w:p>
+    <w:p>
+      <w:pPr>
+        <w:spacing w:after="80" w:line="276" w:lineRule="auto"/>
+        <w:ind w:left="720" w:hanging="720"/>
+        <w:jc w:val="both"/>
+        <w:rPr>
+          <w:rFonts w:asciiTheme="minorHAnsi" w:hAnsiTheme="minorHAnsi" w:cstheme="minorHAnsi"/>
+        </w:rPr>
+      </w:pPr>
+      <w:proofErr w:type="spellStart"/>
+      <w:proofErr w:type="spellEnd"/>
+      <w:proofErr w:type="spellStart"/>
+      <w:proofErr w:type="spellEnd"/>
+      <w:proofErr w:type="spellStart"/>
+      <w:proofErr w:type="spellEnd"/>
+      <w:proofErr w:type="spellStart"/>
+      <w:proofErr w:type="spellEnd"/>
+      <w:proofErr w:type="spellStart"/>
+      <w:proofErr w:type="spellEnd"/>
+      <w:proofErr w:type="spellStart"/>
+      <w:proofErr w:type="spellEnd"/>
+      <w:proofErr w:type="spellStart"/>
+      <w:proofErr w:type="spellEnd"/>
+      <w:proofErr w:type="spellStart"/>
+      <w:proofErr w:type="spellEnd"/>
+      <w:proofErr w:type="spellStart"/>
+      <w:proofErr w:type="spellEnd"/>
+      <w:proofErr w:type="spellStart"/>
+      <w:proofErr w:type="spellEnd"/>
+      <w:proofErr w:type="spellStart"/>
+      <w:proofErr w:type="spellEnd"/>
+      <w:proofErr w:type="spellStart"/>
+      <w:proofErr w:type="spellEnd"/>
+      <w:proofErr w:type="spellStart"/>
+      <w:proofErr w:type="spellEnd"/>
+      <w:proofErr w:type="spellStart"/>
+      <w:proofErr w:type="spellEnd"/>
+      <w:proofErr w:type="spellStart"/>
+      <w:proofErr w:type="spellEnd"/>
+      <w:proofErr w:type="spellStart"/>
+      <w:proofErr w:type="spellEnd"/>
+      <w:r>
+        <w:t xml:space="preserve">Alotaibi, M. Z., &amp; Haq, M. A. (2024). Customer churn prediction for telecommunication companies using machine learning and ensemble methods. </w:t>
+      </w:r>
+      <w:r>
+        <w:rPr>
+          <w:i/>
+        </w:rPr>
+        <w:t>Engineering, Technology &amp; Applied Science Research, 14</w:t>
+      </w:r>
+      <w:r>
+        <w:t>(3), 14572-14578. https://doi.org/10.48084/etasr.7480</w:t>
+      </w:r>
+    </w:p>
+    <w:p>
+      <w:pPr>
+        <w:spacing w:after="80" w:line="276" w:lineRule="auto"/>
+        <w:ind w:left="720" w:hanging="720"/>
+        <w:jc w:val="both"/>
+        <w:rPr>
+          <w:rFonts w:asciiTheme="minorHAnsi" w:hAnsiTheme="minorHAnsi" w:cstheme="minorHAnsi"/>
+        </w:rPr>
+      </w:pPr>
+      <w:proofErr w:type="spellStart"/>
+      <w:proofErr w:type="spellEnd"/>
+      <w:proofErr w:type="spellStart"/>
+      <w:proofErr w:type="spellEnd"/>
+      <w:proofErr w:type="spellStart"/>
+      <w:proofErr w:type="spellEnd"/>
+      <w:proofErr w:type="spellStart"/>
+      <w:proofErr w:type="spellEnd"/>
+      <w:proofErr w:type="spellStart"/>
+      <w:proofErr w:type="spellEnd"/>
+      <w:proofErr w:type="spellStart"/>
+      <w:proofErr w:type="spellEnd"/>
+      <w:proofErr w:type="spellStart"/>
+      <w:proofErr w:type="spellEnd"/>
+      <w:proofErr w:type="spellStart"/>
+      <w:proofErr w:type="spellEnd"/>
+      <w:proofErr w:type="spellStart"/>
+      <w:proofErr w:type="spellEnd"/>
+      <w:r>
+        <w:t xml:space="preserve">Arik, S. Ö., &amp; Pfister, T. (2021). TabNet: Attentive interpretable tabular learning. </w:t>
+      </w:r>
+      <w:r>
+        <w:rPr>
+          <w:i/>
+        </w:rPr>
+        <w:t>Proceedings of the AAAI Conference on Artificial Intelligence, 35</w:t>
+      </w:r>
+      <w:r>
+        <w:t>(8), 6679-6687. https://doi.org/10.1609/aaai.v35i8.16826</w:t>
+      </w:r>
+    </w:p>
+    <w:p>
+      <w:pPr>
+        <w:spacing w:after="80" w:line="276" w:lineRule="auto"/>
+        <w:ind w:left="720" w:hanging="720"/>
+        <w:jc w:val="both"/>
+        <w:rPr>
+          <w:rFonts w:asciiTheme="minorHAnsi" w:hAnsiTheme="minorHAnsi" w:cstheme="minorHAnsi"/>
+        </w:rPr>
+      </w:pPr>
+      <w:proofErr w:type="spellStart"/>
+      <w:r>
+        <w:rPr>
+          <w:rFonts w:asciiTheme="minorHAnsi" w:hAnsiTheme="minorHAnsi" w:cstheme="minorHAnsi"/>
+        </w:rPr>
+        <w:t>Bhattacharjee</w:t>
+      </w:r>
+      <w:proofErr w:type="spellEnd"/>
+      <w:r>
+        <w:rPr>
+          <w:rFonts w:asciiTheme="minorHAnsi" w:hAnsiTheme="minorHAnsi" w:cstheme="minorHAnsi"/>
+        </w:rPr>
+        <w:t xml:space="preserve">, S., </w:t>
+      </w:r>
+      <w:proofErr w:type="spellStart"/>
+      <w:r>
+        <w:rPr>
+          <w:rFonts w:asciiTheme="minorHAnsi" w:hAnsiTheme="minorHAnsi" w:cstheme="minorHAnsi"/>
+        </w:rPr>
+        <w:t>Thukral</w:t>
+      </w:r>
+      <w:proofErr w:type="spellEnd"/>
+      <w:r>
+        <w:rPr>
+          <w:rFonts w:asciiTheme="minorHAnsi" w:hAnsiTheme="minorHAnsi" w:cstheme="minorHAnsi"/>
+        </w:rPr>
+        <w:t xml:space="preserve">, U., &amp; </w:t>
+      </w:r>
+      <w:proofErr w:type="spellStart"/>
+      <w:r>
+        <w:rPr>
+          <w:rFonts w:asciiTheme="minorHAnsi" w:hAnsiTheme="minorHAnsi" w:cstheme="minorHAnsi"/>
+        </w:rPr>
+        <w:t>Patil</w:t>
+      </w:r>
+      <w:proofErr w:type="spellEnd"/>
+      <w:r>
+        <w:rPr>
+          <w:rFonts w:asciiTheme="minorHAnsi" w:hAnsiTheme="minorHAnsi" w:cstheme="minorHAnsi"/>
+        </w:rPr>
+        <w:t xml:space="preserve">, N. (2023). </w:t>
+      </w:r>
+      <w:proofErr w:type="spellStart"/>
+      <w:r>
+        <w:rPr>
+          <w:rFonts w:asciiTheme="minorHAnsi" w:hAnsiTheme="minorHAnsi" w:cstheme="minorHAnsi"/>
+        </w:rPr>
+        <w:t>Early</w:t>
+      </w:r>
+      <w:proofErr w:type="spellEnd"/>
+      <w:r>
+        <w:rPr>
+          <w:rFonts w:asciiTheme="minorHAnsi" w:hAnsiTheme="minorHAnsi" w:cstheme="minorHAnsi"/>
+        </w:rPr>
+        <w:t xml:space="preserve"> </w:t>
+      </w:r>
+      <w:proofErr w:type="spellStart"/>
+      <w:r>
+        <w:rPr>
+          <w:rFonts w:asciiTheme="minorHAnsi" w:hAnsiTheme="minorHAnsi" w:cstheme="minorHAnsi"/>
+        </w:rPr>
+        <w:t>churn</w:t>
+      </w:r>
+      <w:proofErr w:type="spellEnd"/>
+      <w:r>
+        <w:rPr>
+          <w:rFonts w:asciiTheme="minorHAnsi" w:hAnsiTheme="minorHAnsi" w:cstheme="minorHAnsi"/>
+        </w:rPr>
+        <w:t xml:space="preserve"> </w:t>
+      </w:r>
+      <w:proofErr w:type="spellStart"/>
+      <w:r>
+        <w:rPr>
+          <w:rFonts w:asciiTheme="minorHAnsi" w:hAnsiTheme="minorHAnsi" w:cstheme="minorHAnsi"/>
+        </w:rPr>
+        <w:t>prediction</w:t>
+      </w:r>
+      <w:proofErr w:type="spellEnd"/>
+      <w:r>
+        <w:rPr>
+          <w:rFonts w:asciiTheme="minorHAnsi" w:hAnsiTheme="minorHAnsi" w:cstheme="minorHAnsi"/>
+        </w:rPr>
+        <w:t xml:space="preserve"> </w:t>
+      </w:r>
+      <w:proofErr w:type="spellStart"/>
+      <w:r>
+        <w:rPr>
+          <w:rFonts w:asciiTheme="minorHAnsi" w:hAnsiTheme="minorHAnsi" w:cstheme="minorHAnsi"/>
+        </w:rPr>
+        <w:t>from</w:t>
+      </w:r>
+      <w:proofErr w:type="spellEnd"/>
+      <w:r>
+        <w:rPr>
+          <w:rFonts w:asciiTheme="minorHAnsi" w:hAnsiTheme="minorHAnsi" w:cstheme="minorHAnsi"/>
+        </w:rPr>
+        <w:t xml:space="preserve"> </w:t>
+      </w:r>
+      <w:proofErr w:type="spellStart"/>
+      <w:r>
+        <w:rPr>
+          <w:rFonts w:asciiTheme="minorHAnsi" w:hAnsiTheme="minorHAnsi" w:cstheme="minorHAnsi"/>
+        </w:rPr>
+        <w:t>large</w:t>
+      </w:r>
+      <w:proofErr w:type="spellEnd"/>
+      <w:r>
+        <w:rPr>
+          <w:rFonts w:asciiTheme="minorHAnsi" w:hAnsiTheme="minorHAnsi" w:cstheme="minorHAnsi"/>
+        </w:rPr>
+        <w:t xml:space="preserve"> </w:t>
+      </w:r>
+      <w:proofErr w:type="spellStart"/>
+      <w:r>
+        <w:rPr>
+          <w:rFonts w:asciiTheme="minorHAnsi" w:hAnsiTheme="minorHAnsi" w:cstheme="minorHAnsi"/>
+        </w:rPr>
+        <w:t>scale</w:t>
+      </w:r>
+      <w:proofErr w:type="spellEnd"/>
+      <w:r>
+        <w:rPr>
+          <w:rFonts w:asciiTheme="minorHAnsi" w:hAnsiTheme="minorHAnsi" w:cstheme="minorHAnsi"/>
+        </w:rPr>
+        <w:t xml:space="preserve"> </w:t>
+      </w:r>
+      <w:proofErr w:type="spellStart"/>
+      <w:r>
+        <w:rPr>
+          <w:rFonts w:asciiTheme="minorHAnsi" w:hAnsiTheme="minorHAnsi" w:cstheme="minorHAnsi"/>
+        </w:rPr>
+        <w:t>user-product</w:t>
+      </w:r>
+      <w:proofErr w:type="spellEnd"/>
+      <w:r>
+        <w:rPr>
+          <w:rFonts w:asciiTheme="minorHAnsi" w:hAnsiTheme="minorHAnsi" w:cstheme="minorHAnsi"/>
+        </w:rPr>
+        <w:t xml:space="preserve"> </w:t>
+      </w:r>
+      <w:proofErr w:type="spellStart"/>
+      <w:r>
+        <w:rPr>
+          <w:rFonts w:asciiTheme="minorHAnsi" w:hAnsiTheme="minorHAnsi" w:cstheme="minorHAnsi"/>
+        </w:rPr>
+        <w:t>interaction</w:t>
+      </w:r>
+      <w:proofErr w:type="spellEnd"/>
+      <w:r>
+        <w:rPr>
+          <w:rFonts w:asciiTheme="minorHAnsi" w:hAnsiTheme="minorHAnsi" w:cstheme="minorHAnsi"/>
+        </w:rPr>
+        <w:t xml:space="preserve"> time series. </w:t>
+      </w:r>
+      <w:proofErr w:type="spellStart"/>
+      <w:r>
+        <w:rPr>
+          <w:rFonts w:asciiTheme="minorHAnsi" w:hAnsiTheme="minorHAnsi" w:cstheme="minorHAnsi"/>
+        </w:rPr>
+        <w:t>arXiv</w:t>
+      </w:r>
+      <w:proofErr w:type="spellEnd"/>
+      <w:r>
+        <w:rPr>
+          <w:rFonts w:asciiTheme="minorHAnsi" w:hAnsiTheme="minorHAnsi" w:cstheme="minorHAnsi"/>
+        </w:rPr>
+        <w:t>. https://arxiv.org/abs/2309.14390</w:t>
+      </w:r>
+    </w:p>
+    <w:p>
+      <w:pPr>
+        <w:spacing w:after="80" w:line="276" w:lineRule="auto"/>
+        <w:ind w:left="720" w:hanging="720"/>
+        <w:jc w:val="both"/>
+        <w:rPr>
+          <w:rFonts w:asciiTheme="minorHAnsi" w:hAnsiTheme="minorHAnsi" w:cstheme="minorHAnsi"/>
+        </w:rPr>
+      </w:pPr>
+      <w:proofErr w:type="spellStart"/>
+      <w:proofErr w:type="spellEnd"/>
+      <w:proofErr w:type="spellStart"/>
+      <w:proofErr w:type="spellEnd"/>
+      <w:proofErr w:type="spellStart"/>
+      <w:proofErr w:type="spellEnd"/>
+      <w:proofErr w:type="spellStart"/>
+      <w:proofErr w:type="spellEnd"/>
+      <w:proofErr w:type="spellStart"/>
+      <w:proofErr w:type="spellEnd"/>
+      <w:proofErr w:type="spellStart"/>
+      <w:proofErr w:type="spellEnd"/>
+      <w:proofErr w:type="spellStart"/>
+      <w:proofErr w:type="spellEnd"/>
+      <w:proofErr w:type="spellStart"/>
+      <w:proofErr w:type="spellEnd"/>
+      <w:proofErr w:type="spellStart"/>
+      <w:proofErr w:type="spellEnd"/>
+      <w:proofErr w:type="spellStart"/>
+      <w:proofErr w:type="spellEnd"/>
+      <w:proofErr w:type="spellStart"/>
+      <w:proofErr w:type="spellEnd"/>
+      <w:proofErr w:type="spellStart"/>
+      <w:proofErr w:type="spellEnd"/>
+      <w:r>
+        <w:t xml:space="preserve">Borisov, V., Leemann, T., Seßler, K., Haug, J., Pawelczyk, M., &amp; Kasneci, G. (2024). Deep neural networks and tabular data: A survey. </w:t>
+      </w:r>
+      <w:r>
+        <w:rPr>
+          <w:i/>
+        </w:rPr>
+        <w:t>IEEE Transactions on Neural Networks and Learning Systems, 35</w:t>
+      </w:r>
+      <w:r>
+        <w:t>(6), 7499-7519. https://doi.org/10.1109/TNNLS.2022.3229161</w:t>
+      </w:r>
+    </w:p>
+    <w:p>
+      <w:pPr>
+        <w:spacing w:after="80" w:line="276" w:lineRule="auto"/>
+        <w:ind w:left="720" w:hanging="720"/>
+        <w:jc w:val="both"/>
+        <w:rPr>
+          <w:rFonts w:asciiTheme="minorHAnsi" w:hAnsiTheme="minorHAnsi" w:cstheme="minorHAnsi"/>
+        </w:rPr>
+      </w:pPr>
+      <w:proofErr w:type="spellStart"/>
+      <w:proofErr w:type="spellEnd"/>
+      <w:proofErr w:type="spellStart"/>
+      <w:proofErr w:type="spellEnd"/>
+      <w:proofErr w:type="spellStart"/>
+      <w:proofErr w:type="spellEnd"/>
+      <w:proofErr w:type="spellStart"/>
+      <w:proofErr w:type="spellEnd"/>
+      <w:r>
+        <w:t xml:space="preserve">Breiman, L. (2001). Random forests. </w:t>
+      </w:r>
+      <w:r>
+        <w:rPr>
+          <w:i/>
+        </w:rPr>
+        <w:t>Machine Learning, 45</w:t>
+      </w:r>
+      <w:r>
+        <w:t>(1), 5-32. https://doi.org/10.1023/A:1010933404324</w:t>
+      </w:r>
+    </w:p>
+    <w:p>
+      <w:pPr>
+        <w:spacing w:after="80" w:line="276" w:lineRule="auto"/>
+        <w:ind w:left="720" w:hanging="720"/>
+        <w:jc w:val="both"/>
+        <w:rPr>
+          <w:rFonts w:asciiTheme="minorHAnsi" w:hAnsiTheme="minorHAnsi" w:cstheme="minorHAnsi"/>
+        </w:rPr>
+      </w:pPr>
+      <w:proofErr w:type="spellStart"/>
+      <w:proofErr w:type="spellEnd"/>
+      <w:proofErr w:type="spellStart"/>
+      <w:proofErr w:type="spellEnd"/>
+      <w:proofErr w:type="spellStart"/>
+      <w:proofErr w:type="spellEnd"/>
+      <w:proofErr w:type="spellStart"/>
+      <w:proofErr w:type="spellEnd"/>
+      <w:proofErr w:type="spellStart"/>
+      <w:proofErr w:type="spellEnd"/>
+      <w:proofErr w:type="spellStart"/>
+      <w:proofErr w:type="spellEnd"/>
+      <w:proofErr w:type="spellStart"/>
+      <w:proofErr w:type="spellEnd"/>
+      <w:proofErr w:type="spellStart"/>
+      <w:proofErr w:type="spellEnd"/>
+      <w:proofErr w:type="spellStart"/>
+      <w:proofErr w:type="spellEnd"/>
+      <w:proofErr w:type="spellStart"/>
+      <w:proofErr w:type="spellEnd"/>
+      <w:proofErr w:type="spellStart"/>
+      <w:proofErr w:type="spellEnd"/>
+      <w:r>
+        <w:t xml:space="preserve">Burez, J., &amp; Van den Poel, D. (2009). Handling class imbalance in customer churn prediction. </w:t>
+      </w:r>
+      <w:r>
+        <w:rPr>
+          <w:i/>
+        </w:rPr>
+        <w:t>Expert Systems with Applications, 36</w:t>
+      </w:r>
+      <w:r>
+        <w:t>(3), 4626-4636. https://doi.org/10.1016/j.eswa.2008.05.027</w:t>
+      </w:r>
+    </w:p>
+    <w:p>
+      <w:pPr>
+        <w:spacing w:after="80" w:line="276" w:lineRule="auto"/>
+        <w:ind w:left="720" w:hanging="720"/>
+        <w:jc w:val="both"/>
+        <w:rPr>
+          <w:rFonts w:asciiTheme="minorHAnsi" w:hAnsiTheme="minorHAnsi" w:cstheme="minorHAnsi"/>
+        </w:rPr>
+      </w:pPr>
+      <w:proofErr w:type="spellStart"/>
+      <w:proofErr w:type="spellEnd"/>
+      <w:proofErr w:type="spellStart"/>
+      <w:proofErr w:type="spellEnd"/>
+      <w:proofErr w:type="spellStart"/>
+      <w:proofErr w:type="spellEnd"/>
+      <w:proofErr w:type="spellStart"/>
+      <w:proofErr w:type="spellEnd"/>
+      <w:proofErr w:type="spellStart"/>
+      <w:proofErr w:type="spellEnd"/>
+      <w:proofErr w:type="spellStart"/>
+      <w:proofErr w:type="spellEnd"/>
+      <w:proofErr w:type="spellStart"/>
+      <w:proofErr w:type="spellEnd"/>
+      <w:proofErr w:type="spellStart"/>
+      <w:proofErr w:type="spellEnd"/>
+      <w:proofErr w:type="spellStart"/>
+      <w:proofErr w:type="spellEnd"/>
+      <w:proofErr w:type="spellStart"/>
+      <w:proofErr w:type="spellEnd"/>
+      <w:proofErr w:type="spellStart"/>
+      <w:proofErr w:type="spellEnd"/>
+      <w:r>
+        <w:t xml:space="preserve">Chawla, N. V., Bowyer, K. W., Hall, L. O., &amp; Kegelmeyer, W. P. (2002). SMOTE: Synthetic minority over-sampling technique. </w:t>
+      </w:r>
+      <w:r>
+        <w:rPr>
+          <w:i/>
+        </w:rPr>
+        <w:t>Journal of Artificial Intelligence Research, 16</w:t>
+      </w:r>
+      <w:r>
+        <w:t>, 321-357. https://doi.org/10.1613/jair.953</w:t>
+      </w:r>
+    </w:p>
+    <w:p>
+      <w:pPr>
+        <w:spacing w:after="80" w:line="276" w:lineRule="auto"/>
+        <w:ind w:left="720" w:hanging="720"/>
+        <w:jc w:val="both"/>
+        <w:rPr>
+          <w:rFonts w:asciiTheme="minorHAnsi" w:hAnsiTheme="minorHAnsi" w:cstheme="minorHAnsi"/>
+        </w:rPr>
+      </w:pPr>
+      <w:proofErr w:type="spellStart"/>
+      <w:proofErr w:type="spellEnd"/>
+      <w:proofErr w:type="spellStart"/>
+      <w:proofErr w:type="spellEnd"/>
+      <w:proofErr w:type="spellStart"/>
+      <w:proofErr w:type="spellEnd"/>
+      <w:proofErr w:type="spellStart"/>
+      <w:proofErr w:type="spellEnd"/>
+      <w:proofErr w:type="spellStart"/>
+      <w:proofErr w:type="spellEnd"/>
+      <w:proofErr w:type="spellStart"/>
+      <w:proofErr w:type="spellEnd"/>
+      <w:proofErr w:type="spellStart"/>
+      <w:proofErr w:type="spellEnd"/>
+      <w:proofErr w:type="spellStart"/>
+      <w:proofErr w:type="spellEnd"/>
+      <w:proofErr w:type="spellStart"/>
+      <w:proofErr w:type="spellEnd"/>
+      <w:proofErr w:type="spellStart"/>
+      <w:proofErr w:type="spellEnd"/>
+      <w:proofErr w:type="spellStart"/>
+      <w:proofErr w:type="spellEnd"/>
+      <w:proofErr w:type="spellStart"/>
+      <w:proofErr w:type="spellEnd"/>
+      <w:proofErr w:type="spellStart"/>
+      <w:proofErr w:type="spellEnd"/>
+      <w:proofErr w:type="spellStart"/>
+      <w:proofErr w:type="spellEnd"/>
+      <w:proofErr w:type="spellStart"/>
+      <w:proofErr w:type="spellEnd"/>
+      <w:proofErr w:type="spellStart"/>
+      <w:proofErr w:type="spellEnd"/>
+      <w:r>
+        <w:t xml:space="preserve">Chen, T., &amp; Guestrin, C. (2016). XGBoost: A scalable tree boosting system. In </w:t>
+      </w:r>
+      <w:r>
+        <w:rPr>
+          <w:i/>
+        </w:rPr>
+        <w:t>Proceedings of the 22nd ACM SIGKDD International Conference on Knowledge Discovery and Data Mining</w:t>
+      </w:r>
+      <w:r>
+        <w:t xml:space="preserve"> (pp. 785-794). Association for Computing Machinery. https://doi.org/10.1145/2939672.2939785</w:t>
+      </w:r>
+    </w:p>
+    <w:p>
+      <w:pPr>
+        <w:spacing w:after="80" w:line="276" w:lineRule="auto"/>
+        <w:ind w:left="720" w:hanging="720"/>
+        <w:jc w:val="both"/>
+        <w:rPr>
+          <w:rFonts w:asciiTheme="minorHAnsi" w:hAnsiTheme="minorHAnsi" w:cstheme="minorHAnsi"/>
+        </w:rPr>
+      </w:pPr>
+      <w:proofErr w:type="spellStart"/>
+      <w:proofErr w:type="spellEnd"/>
+      <w:proofErr w:type="spellStart"/>
+      <w:proofErr w:type="spellEnd"/>
+      <w:proofErr w:type="spellStart"/>
+      <w:proofErr w:type="spellEnd"/>
+      <w:proofErr w:type="spellStart"/>
+      <w:proofErr w:type="spellEnd"/>
+      <w:proofErr w:type="spellStart"/>
+      <w:proofErr w:type="spellEnd"/>
+      <w:proofErr w:type="spellStart"/>
+      <w:proofErr w:type="spellEnd"/>
+      <w:proofErr w:type="spellStart"/>
+      <w:proofErr w:type="spellEnd"/>
+      <w:proofErr w:type="spellStart"/>
+      <w:proofErr w:type="spellEnd"/>
+      <w:proofErr w:type="spellStart"/>
+      <w:proofErr w:type="spellEnd"/>
+      <w:proofErr w:type="spellStart"/>
+      <w:proofErr w:type="spellEnd"/>
+      <w:proofErr w:type="spellStart"/>
+      <w:proofErr w:type="spellEnd"/>
+      <w:proofErr w:type="spellStart"/>
+      <w:proofErr w:type="spellEnd"/>
+      <w:r>
+        <w:t xml:space="preserve">Gorishniy, Y., Rubachev, I., Khrulkov, V., &amp; Babenko, A. (2021). Revisiting deep learning models for tabular data. </w:t>
+      </w:r>
+      <w:r>
+        <w:rPr>
+          <w:i/>
+        </w:rPr>
+        <w:t>Advances in Neural Information Processing Systems, 34</w:t>
+      </w:r>
+      <w:r>
+        <w:t>. https://proceedings.neurips.cc/paper/2021/hash/9d86d83f925f2149e9edb0ac3b49229c-Abstract.html</w:t>
+      </w:r>
+    </w:p>
+    <w:p>
+      <w:pPr>
+        <w:spacing w:after="80" w:line="276" w:lineRule="auto"/>
+        <w:ind w:left="720" w:hanging="720"/>
+        <w:jc w:val="both"/>
+        <w:rPr>
+          <w:rFonts w:asciiTheme="minorHAnsi" w:hAnsiTheme="minorHAnsi" w:cstheme="minorHAnsi"/>
+        </w:rPr>
+      </w:pPr>
+      <w:proofErr w:type="spellStart"/>
+      <w:proofErr w:type="spellEnd"/>
+      <w:proofErr w:type="spellStart"/>
+      <w:proofErr w:type="spellEnd"/>
+      <w:proofErr w:type="spellStart"/>
+      <w:proofErr w:type="spellEnd"/>
+      <w:proofErr w:type="spellStart"/>
+      <w:proofErr w:type="spellEnd"/>
+      <w:proofErr w:type="spellStart"/>
+      <w:proofErr w:type="spellEnd"/>
+      <w:proofErr w:type="spellStart"/>
+      <w:proofErr w:type="spellEnd"/>
+      <w:proofErr w:type="spellStart"/>
+      <w:proofErr w:type="spellEnd"/>
+      <w:proofErr w:type="spellStart"/>
+      <w:proofErr w:type="spellEnd"/>
+      <w:r>
+        <w:t xml:space="preserve">He, H., &amp; Garcia, E. A. (2009). Learning from imbalanced data. </w:t>
+      </w:r>
+      <w:r>
+        <w:rPr>
+          <w:i/>
+        </w:rPr>
+        <w:t>IEEE Transactions on Knowledge and Data Engineering, 21</w:t>
+      </w:r>
+      <w:r>
+        <w:t>(9), 1263-1284. https://doi.org/10.1109/TKDE.2008.239</w:t>
+      </w:r>
+    </w:p>
+    <w:p>
+      <w:pPr>
+        <w:spacing w:after="80" w:line="276" w:lineRule="auto"/>
+        <w:ind w:left="720" w:hanging="720"/>
+        <w:jc w:val="both"/>
+        <w:rPr>
+          <w:rFonts w:asciiTheme="minorHAnsi" w:hAnsiTheme="minorHAnsi" w:cstheme="minorHAnsi"/>
+        </w:rPr>
+      </w:pPr>
+      <w:proofErr w:type="spellStart"/>
+      <w:proofErr w:type="spellEnd"/>
+      <w:proofErr w:type="spellStart"/>
+      <w:proofErr w:type="spellEnd"/>
+      <w:proofErr w:type="spellStart"/>
+      <w:proofErr w:type="spellEnd"/>
+      <w:proofErr w:type="spellStart"/>
+      <w:proofErr w:type="spellEnd"/>
+      <w:proofErr w:type="spellStart"/>
+      <w:proofErr w:type="spellEnd"/>
+      <w:proofErr w:type="spellStart"/>
+      <w:proofErr w:type="spellEnd"/>
+      <w:proofErr w:type="spellStart"/>
+      <w:proofErr w:type="spellEnd"/>
+      <w:proofErr w:type="spellStart"/>
+      <w:proofErr w:type="spellEnd"/>
+      <w:proofErr w:type="spellStart"/>
+      <w:proofErr w:type="spellEnd"/>
+      <w:proofErr w:type="spellStart"/>
+      <w:proofErr w:type="spellEnd"/>
+      <w:proofErr w:type="spellStart"/>
+      <w:proofErr w:type="spellEnd"/>
+      <w:proofErr w:type="spellStart"/>
+      <w:proofErr w:type="spellEnd"/>
+      <w:proofErr w:type="spellStart"/>
+      <w:proofErr w:type="spellEnd"/>
+      <w:proofErr w:type="spellStart"/>
+      <w:proofErr w:type="spellEnd"/>
+      <w:proofErr w:type="spellStart"/>
+      <w:proofErr w:type="spellEnd"/>
+      <w:proofErr w:type="spellStart"/>
+      <w:proofErr w:type="spellEnd"/>
+      <w:r>
+        <w:t xml:space="preserve">Imani, M., Abdolrazzagh-Nezhad, M., &amp; Boushehri, A. (2025). Customer churn prediction: A systematic review of machine learning and deep learning approaches. </w:t>
+      </w:r>
+      <w:r>
+        <w:rPr>
+          <w:i/>
+        </w:rPr>
+        <w:t>Machine Learning and Knowledge Extraction, 7</w:t>
+      </w:r>
+      <w:r>
+        <w:t>(3), 105. https://doi.org/10.3390/make7030105</w:t>
+      </w:r>
+    </w:p>
+    <w:p>
+      <w:pPr>
+        <w:spacing w:after="80" w:line="276" w:lineRule="auto"/>
+        <w:ind w:left="720" w:hanging="720"/>
+        <w:jc w:val="both"/>
+        <w:rPr>
+          <w:rFonts w:asciiTheme="minorHAnsi" w:hAnsiTheme="minorHAnsi" w:cstheme="minorHAnsi"/>
+        </w:rPr>
+      </w:pPr>
+      <w:proofErr w:type="spellStart"/>
+      <w:r>
+        <w:rPr>
+          <w:rFonts w:asciiTheme="minorHAnsi" w:hAnsiTheme="minorHAnsi" w:cstheme="minorHAnsi"/>
+        </w:rPr>
+        <w:t>Maan</w:t>
+      </w:r>
+      <w:proofErr w:type="spellEnd"/>
+      <w:r>
+        <w:rPr>
+          <w:rFonts w:asciiTheme="minorHAnsi" w:hAnsiTheme="minorHAnsi" w:cstheme="minorHAnsi"/>
+        </w:rPr>
+        <w:t xml:space="preserve">, J., &amp; </w:t>
+      </w:r>
+      <w:proofErr w:type="spellStart"/>
+      <w:r>
+        <w:rPr>
+          <w:rFonts w:asciiTheme="minorHAnsi" w:hAnsiTheme="minorHAnsi" w:cstheme="minorHAnsi"/>
+        </w:rPr>
+        <w:t>Maan</w:t>
+      </w:r>
+      <w:proofErr w:type="spellEnd"/>
+      <w:r>
+        <w:rPr>
+          <w:rFonts w:asciiTheme="minorHAnsi" w:hAnsiTheme="minorHAnsi" w:cstheme="minorHAnsi"/>
+        </w:rPr>
+        <w:t xml:space="preserve">, H. (2023). </w:t>
       </w:r>
       <w:proofErr w:type="spellStart"/>
       <w:r>
@@ -31429,6 +32588,478 @@
         <w:rPr>
           <w:rFonts w:asciiTheme="minorHAnsi" w:hAnsiTheme="minorHAnsi" w:cstheme="minorHAnsi"/>
         </w:rPr>
+        <w:t xml:space="preserve"> </w:t>
+      </w:r>
+      <w:proofErr w:type="spellStart"/>
+      <w:r>
+        <w:rPr>
+          <w:rFonts w:asciiTheme="minorHAnsi" w:hAnsiTheme="minorHAnsi" w:cstheme="minorHAnsi"/>
+        </w:rPr>
+        <w:t>model</w:t>
+      </w:r>
+      <w:proofErr w:type="spellEnd"/>
+      <w:r>
+        <w:rPr>
+          <w:rFonts w:asciiTheme="minorHAnsi" w:hAnsiTheme="minorHAnsi" w:cstheme="minorHAnsi"/>
+        </w:rPr>
+        <w:t xml:space="preserve"> </w:t>
+      </w:r>
+      <w:proofErr w:type="spellStart"/>
+      <w:r>
+        <w:rPr>
+          <w:rFonts w:asciiTheme="minorHAnsi" w:hAnsiTheme="minorHAnsi" w:cstheme="minorHAnsi"/>
+        </w:rPr>
+        <w:t>using</w:t>
+      </w:r>
+      <w:proofErr w:type="spellEnd"/>
+      <w:r>
+        <w:rPr>
+          <w:rFonts w:asciiTheme="minorHAnsi" w:hAnsiTheme="minorHAnsi" w:cstheme="minorHAnsi"/>
+        </w:rPr>
+        <w:t xml:space="preserve"> </w:t>
+      </w:r>
+      <w:proofErr w:type="spellStart"/>
+      <w:r>
+        <w:rPr>
+          <w:rFonts w:asciiTheme="minorHAnsi" w:hAnsiTheme="minorHAnsi" w:cstheme="minorHAnsi"/>
+        </w:rPr>
+        <w:t>explainable</w:t>
+      </w:r>
+      <w:proofErr w:type="spellEnd"/>
+      <w:r>
+        <w:rPr>
+          <w:rFonts w:asciiTheme="minorHAnsi" w:hAnsiTheme="minorHAnsi" w:cstheme="minorHAnsi"/>
+        </w:rPr>
+        <w:t xml:space="preserve"> machine </w:t>
+      </w:r>
+      <w:proofErr w:type="spellStart"/>
+      <w:r>
+        <w:rPr>
+          <w:rFonts w:asciiTheme="minorHAnsi" w:hAnsiTheme="minorHAnsi" w:cstheme="minorHAnsi"/>
+        </w:rPr>
+        <w:t>learning</w:t>
+      </w:r>
+      <w:proofErr w:type="spellEnd"/>
+      <w:r>
+        <w:rPr>
+          <w:rFonts w:asciiTheme="minorHAnsi" w:hAnsiTheme="minorHAnsi" w:cstheme="minorHAnsi"/>
+        </w:rPr>
+        <w:t xml:space="preserve">. </w:t>
+      </w:r>
+      <w:proofErr w:type="spellStart"/>
+      <w:r>
+        <w:rPr>
+          <w:rFonts w:asciiTheme="minorHAnsi" w:hAnsiTheme="minorHAnsi" w:cstheme="minorHAnsi"/>
+        </w:rPr>
+        <w:t>arXiv</w:t>
+      </w:r>
+      <w:proofErr w:type="spellEnd"/>
+      <w:r>
+        <w:rPr>
+          <w:rFonts w:asciiTheme="minorHAnsi" w:hAnsiTheme="minorHAnsi" w:cstheme="minorHAnsi"/>
+        </w:rPr>
+        <w:t>. https://arxiv.org/abs/2303.00960</w:t>
+      </w:r>
+    </w:p>
+    <w:p>
+      <w:pPr>
+        <w:spacing w:after="80" w:line="276" w:lineRule="auto"/>
+        <w:ind w:left="720" w:hanging="720"/>
+        <w:jc w:val="both"/>
+        <w:rPr>
+          <w:rFonts w:asciiTheme="minorHAnsi" w:hAnsiTheme="minorHAnsi" w:cstheme="minorHAnsi"/>
+        </w:rPr>
+      </w:pPr>
+      <w:proofErr w:type="spellStart"/>
+      <w:r>
+        <w:rPr>
+          <w:rFonts w:asciiTheme="minorHAnsi" w:hAnsiTheme="minorHAnsi" w:cstheme="minorHAnsi"/>
+        </w:rPr>
+        <w:t>Miah</w:t>
+      </w:r>
+      <w:proofErr w:type="spellEnd"/>
+      <w:r>
+        <w:rPr>
+          <w:rFonts w:asciiTheme="minorHAnsi" w:hAnsiTheme="minorHAnsi" w:cstheme="minorHAnsi"/>
+        </w:rPr>
+        <w:t xml:space="preserve">, A. (2025). </w:t>
+      </w:r>
+      <w:proofErr w:type="spellStart"/>
+      <w:r>
+        <w:rPr>
+          <w:rFonts w:asciiTheme="minorHAnsi" w:hAnsiTheme="minorHAnsi" w:cstheme="minorHAnsi"/>
+        </w:rPr>
+        <w:t>Customer</w:t>
+      </w:r>
+      <w:proofErr w:type="spellEnd"/>
+      <w:r>
+        <w:rPr>
+          <w:rFonts w:asciiTheme="minorHAnsi" w:hAnsiTheme="minorHAnsi" w:cstheme="minorHAnsi"/>
+        </w:rPr>
+        <w:t xml:space="preserve"> </w:t>
+      </w:r>
+      <w:proofErr w:type="spellStart"/>
+      <w:r>
+        <w:rPr>
+          <w:rFonts w:asciiTheme="minorHAnsi" w:hAnsiTheme="minorHAnsi" w:cstheme="minorHAnsi"/>
+        </w:rPr>
+        <w:t>churn</w:t>
+      </w:r>
+      <w:proofErr w:type="spellEnd"/>
+      <w:r>
+        <w:rPr>
+          <w:rFonts w:asciiTheme="minorHAnsi" w:hAnsiTheme="minorHAnsi" w:cstheme="minorHAnsi"/>
+        </w:rPr>
+        <w:t xml:space="preserve"> </w:t>
+      </w:r>
+      <w:proofErr w:type="spellStart"/>
+      <w:r>
+        <w:rPr>
+          <w:rFonts w:asciiTheme="minorHAnsi" w:hAnsiTheme="minorHAnsi" w:cstheme="minorHAnsi"/>
+        </w:rPr>
+        <w:t>prediction</w:t>
+      </w:r>
+      <w:proofErr w:type="spellEnd"/>
+      <w:r>
+        <w:rPr>
+          <w:rFonts w:asciiTheme="minorHAnsi" w:hAnsiTheme="minorHAnsi" w:cstheme="minorHAnsi"/>
+        </w:rPr>
+        <w:t xml:space="preserve"> </w:t>
+      </w:r>
+      <w:proofErr w:type="spellStart"/>
+      <w:r>
+        <w:rPr>
+          <w:rFonts w:asciiTheme="minorHAnsi" w:hAnsiTheme="minorHAnsi" w:cstheme="minorHAnsi"/>
+        </w:rPr>
+        <w:t>business</w:t>
+      </w:r>
+      <w:proofErr w:type="spellEnd"/>
+      <w:r>
+        <w:rPr>
+          <w:rFonts w:asciiTheme="minorHAnsi" w:hAnsiTheme="minorHAnsi" w:cstheme="minorHAnsi"/>
+        </w:rPr>
+        <w:t xml:space="preserve"> </w:t>
+      </w:r>
+      <w:proofErr w:type="spellStart"/>
+      <w:r>
+        <w:rPr>
+          <w:rFonts w:asciiTheme="minorHAnsi" w:hAnsiTheme="minorHAnsi" w:cstheme="minorHAnsi"/>
+        </w:rPr>
+        <w:t>dataset</w:t>
+      </w:r>
+      <w:proofErr w:type="spellEnd"/>
+      <w:r>
+        <w:rPr>
+          <w:rFonts w:asciiTheme="minorHAnsi" w:hAnsiTheme="minorHAnsi" w:cstheme="minorHAnsi"/>
+        </w:rPr>
+        <w:t xml:space="preserve"> [Data set]. </w:t>
+      </w:r>
+      <w:proofErr w:type="spellStart"/>
+      <w:r>
+        <w:rPr>
+          <w:rFonts w:asciiTheme="minorHAnsi" w:hAnsiTheme="minorHAnsi" w:cstheme="minorHAnsi"/>
+        </w:rPr>
+        <w:t>Kaggle</w:t>
+      </w:r>
+      <w:proofErr w:type="spellEnd"/>
+      <w:r>
+        <w:rPr>
+          <w:rFonts w:asciiTheme="minorHAnsi" w:hAnsiTheme="minorHAnsi" w:cstheme="minorHAnsi"/>
+        </w:rPr>
+        <w:t>. https://www.kaggle.com/datasets/miadul/customer-churn-prediction-business-dataset</w:t>
+      </w:r>
+    </w:p>
+    <w:p>
+      <w:pPr>
+        <w:spacing w:after="80" w:line="276" w:lineRule="auto"/>
+        <w:ind w:left="720" w:hanging="720"/>
+        <w:jc w:val="both"/>
+        <w:rPr>
+          <w:rFonts w:asciiTheme="minorHAnsi" w:hAnsiTheme="minorHAnsi" w:cstheme="minorHAnsi"/>
+        </w:rPr>
+      </w:pPr>
+      <w:proofErr w:type="spellStart"/>
+      <w:r>
+        <w:rPr>
+          <w:rFonts w:asciiTheme="minorHAnsi" w:hAnsiTheme="minorHAnsi" w:cstheme="minorHAnsi"/>
+        </w:rPr>
+        <w:t>Nogare</w:t>
+      </w:r>
+      <w:proofErr w:type="spellEnd"/>
+      <w:r>
+        <w:rPr>
+          <w:rFonts w:asciiTheme="minorHAnsi" w:hAnsiTheme="minorHAnsi" w:cstheme="minorHAnsi"/>
+        </w:rPr>
+        <w:t xml:space="preserve">, D., &amp; Silveira, I. F. (2024). </w:t>
+      </w:r>
+      <w:proofErr w:type="spellStart"/>
+      <w:r>
+        <w:rPr>
+          <w:rFonts w:asciiTheme="minorHAnsi" w:hAnsiTheme="minorHAnsi" w:cstheme="minorHAnsi"/>
+        </w:rPr>
+        <w:t>Experimentation</w:t>
+      </w:r>
+      <w:proofErr w:type="spellEnd"/>
+      <w:r>
+        <w:rPr>
+          <w:rFonts w:asciiTheme="minorHAnsi" w:hAnsiTheme="minorHAnsi" w:cstheme="minorHAnsi"/>
+        </w:rPr>
+        <w:t xml:space="preserve">, </w:t>
+      </w:r>
+      <w:proofErr w:type="spellStart"/>
+      <w:r>
+        <w:rPr>
+          <w:rFonts w:asciiTheme="minorHAnsi" w:hAnsiTheme="minorHAnsi" w:cstheme="minorHAnsi"/>
+        </w:rPr>
+        <w:t>deployment</w:t>
+      </w:r>
+      <w:proofErr w:type="spellEnd"/>
+      <w:r>
+        <w:rPr>
+          <w:rFonts w:asciiTheme="minorHAnsi" w:hAnsiTheme="minorHAnsi" w:cstheme="minorHAnsi"/>
+        </w:rPr>
+        <w:t xml:space="preserve"> and </w:t>
+      </w:r>
+      <w:proofErr w:type="spellStart"/>
+      <w:r>
+        <w:rPr>
+          <w:rFonts w:asciiTheme="minorHAnsi" w:hAnsiTheme="minorHAnsi" w:cstheme="minorHAnsi"/>
+        </w:rPr>
+        <w:t>monitoring</w:t>
+      </w:r>
+      <w:proofErr w:type="spellEnd"/>
+      <w:r>
+        <w:rPr>
+          <w:rFonts w:asciiTheme="minorHAnsi" w:hAnsiTheme="minorHAnsi" w:cstheme="minorHAnsi"/>
+        </w:rPr>
+        <w:t xml:space="preserve"> machine </w:t>
+      </w:r>
+      <w:proofErr w:type="spellStart"/>
+      <w:r>
+        <w:rPr>
+          <w:rFonts w:asciiTheme="minorHAnsi" w:hAnsiTheme="minorHAnsi" w:cstheme="minorHAnsi"/>
+        </w:rPr>
+        <w:t>learning</w:t>
+      </w:r>
+      <w:proofErr w:type="spellEnd"/>
+      <w:r>
+        <w:rPr>
+          <w:rFonts w:asciiTheme="minorHAnsi" w:hAnsiTheme="minorHAnsi" w:cstheme="minorHAnsi"/>
+        </w:rPr>
+        <w:t xml:space="preserve"> </w:t>
+      </w:r>
+      <w:proofErr w:type="spellStart"/>
+      <w:r>
+        <w:rPr>
+          <w:rFonts w:asciiTheme="minorHAnsi" w:hAnsiTheme="minorHAnsi" w:cstheme="minorHAnsi"/>
+        </w:rPr>
+        <w:t>models</w:t>
+      </w:r>
+      <w:proofErr w:type="spellEnd"/>
+      <w:r>
+        <w:rPr>
+          <w:rFonts w:asciiTheme="minorHAnsi" w:hAnsiTheme="minorHAnsi" w:cstheme="minorHAnsi"/>
+        </w:rPr>
+        <w:t xml:space="preserve">: </w:t>
+      </w:r>
+      <w:proofErr w:type="spellStart"/>
+      <w:r>
+        <w:rPr>
+          <w:rFonts w:asciiTheme="minorHAnsi" w:hAnsiTheme="minorHAnsi" w:cstheme="minorHAnsi"/>
+        </w:rPr>
+        <w:t>Approaches</w:t>
+      </w:r>
+      <w:proofErr w:type="spellEnd"/>
+      <w:r>
+        <w:rPr>
+          <w:rFonts w:asciiTheme="minorHAnsi" w:hAnsiTheme="minorHAnsi" w:cstheme="minorHAnsi"/>
+        </w:rPr>
+        <w:t xml:space="preserve"> </w:t>
+      </w:r>
+      <w:proofErr w:type="spellStart"/>
+      <w:r>
+        <w:rPr>
+          <w:rFonts w:asciiTheme="minorHAnsi" w:hAnsiTheme="minorHAnsi" w:cstheme="minorHAnsi"/>
+        </w:rPr>
+        <w:t>for</w:t>
+      </w:r>
+      <w:proofErr w:type="spellEnd"/>
+      <w:r>
+        <w:rPr>
+          <w:rFonts w:asciiTheme="minorHAnsi" w:hAnsiTheme="minorHAnsi" w:cstheme="minorHAnsi"/>
+        </w:rPr>
+        <w:t xml:space="preserve"> </w:t>
+      </w:r>
+      <w:proofErr w:type="spellStart"/>
+      <w:r>
+        <w:rPr>
+          <w:rFonts w:asciiTheme="minorHAnsi" w:hAnsiTheme="minorHAnsi" w:cstheme="minorHAnsi"/>
+        </w:rPr>
+        <w:t>applying</w:t>
+      </w:r>
+      <w:proofErr w:type="spellEnd"/>
+      <w:r>
+        <w:rPr>
+          <w:rFonts w:asciiTheme="minorHAnsi" w:hAnsiTheme="minorHAnsi" w:cstheme="minorHAnsi"/>
+        </w:rPr>
+        <w:t xml:space="preserve"> </w:t>
+      </w:r>
+      <w:proofErr w:type="spellStart"/>
+      <w:r>
+        <w:rPr>
+          <w:rFonts w:asciiTheme="minorHAnsi" w:hAnsiTheme="minorHAnsi" w:cstheme="minorHAnsi"/>
+        </w:rPr>
+        <w:t>MLOps</w:t>
+      </w:r>
+      <w:proofErr w:type="spellEnd"/>
+      <w:r>
+        <w:rPr>
+          <w:rFonts w:asciiTheme="minorHAnsi" w:hAnsiTheme="minorHAnsi" w:cstheme="minorHAnsi"/>
+        </w:rPr>
+        <w:t xml:space="preserve">. </w:t>
+      </w:r>
+      <w:proofErr w:type="spellStart"/>
+      <w:r>
+        <w:rPr>
+          <w:rFonts w:asciiTheme="minorHAnsi" w:hAnsiTheme="minorHAnsi" w:cstheme="minorHAnsi"/>
+        </w:rPr>
+        <w:t>arXiv</w:t>
+      </w:r>
+      <w:proofErr w:type="spellEnd"/>
+      <w:r>
+        <w:rPr>
+          <w:rFonts w:asciiTheme="minorHAnsi" w:hAnsiTheme="minorHAnsi" w:cstheme="minorHAnsi"/>
+        </w:rPr>
+        <w:t>. https://arxiv.org/abs/2408.11112</w:t>
+      </w:r>
+    </w:p>
+    <w:p>
+      <w:pPr>
+        <w:spacing w:after="80" w:line="276" w:lineRule="auto"/>
+        <w:ind w:left="720" w:hanging="720"/>
+        <w:jc w:val="both"/>
+        <w:rPr>
+          <w:rFonts w:asciiTheme="minorHAnsi" w:hAnsiTheme="minorHAnsi" w:cstheme="minorHAnsi"/>
+        </w:rPr>
+      </w:pPr>
+      <w:proofErr w:type="spellStart"/>
+      <w:proofErr w:type="spellEnd"/>
+      <w:proofErr w:type="spellStart"/>
+      <w:proofErr w:type="spellEnd"/>
+      <w:proofErr w:type="spellStart"/>
+      <w:proofErr w:type="spellEnd"/>
+      <w:proofErr w:type="spellStart"/>
+      <w:proofErr w:type="spellEnd"/>
+      <w:proofErr w:type="spellStart"/>
+      <w:proofErr w:type="spellEnd"/>
+      <w:proofErr w:type="spellStart"/>
+      <w:proofErr w:type="spellEnd"/>
+      <w:proofErr w:type="spellStart"/>
+      <w:proofErr w:type="spellEnd"/>
+      <w:r>
+        <w:t xml:space="preserve">Rumelhart, D. E., Hinton, G. E., &amp; Williams, R. J. (1986). Learning representations by back-propagating errors. </w:t>
+      </w:r>
+      <w:r>
+        <w:rPr>
+          <w:i/>
+        </w:rPr>
+        <w:t>Nature, 323</w:t>
+      </w:r>
+      <w:r>
+        <w:t>(6088), 533-536. https://doi.org/10.1038/323533a0</w:t>
+      </w:r>
+    </w:p>
+    <w:p>
+      <w:pPr>
+        <w:spacing w:after="80" w:line="276" w:lineRule="auto"/>
+        <w:ind w:left="720" w:hanging="720"/>
+        <w:jc w:val="both"/>
+        <w:rPr>
+          <w:rFonts w:asciiTheme="minorHAnsi" w:hAnsiTheme="minorHAnsi" w:cstheme="minorHAnsi"/>
+        </w:rPr>
+      </w:pPr>
+      <w:proofErr w:type="spellStart"/>
+      <w:r>
+        <w:rPr>
+          <w:rFonts w:asciiTheme="minorHAnsi" w:hAnsiTheme="minorHAnsi" w:cstheme="minorHAnsi"/>
+        </w:rPr>
+        <w:t>Shaikhsurab</w:t>
+      </w:r>
+      <w:proofErr w:type="spellEnd"/>
+      <w:r>
+        <w:rPr>
+          <w:rFonts w:asciiTheme="minorHAnsi" w:hAnsiTheme="minorHAnsi" w:cstheme="minorHAnsi"/>
+        </w:rPr>
+        <w:t xml:space="preserve">, M. A., &amp; </w:t>
+      </w:r>
+      <w:proofErr w:type="spellStart"/>
+      <w:r>
+        <w:rPr>
+          <w:rFonts w:asciiTheme="minorHAnsi" w:hAnsiTheme="minorHAnsi" w:cstheme="minorHAnsi"/>
+        </w:rPr>
+        <w:t>Magadum</w:t>
+      </w:r>
+      <w:proofErr w:type="spellEnd"/>
+      <w:r>
+        <w:rPr>
+          <w:rFonts w:asciiTheme="minorHAnsi" w:hAnsiTheme="minorHAnsi" w:cstheme="minorHAnsi"/>
+        </w:rPr>
+        <w:t xml:space="preserve">, P. (2024). </w:t>
+      </w:r>
+      <w:proofErr w:type="spellStart"/>
+      <w:r>
+        <w:rPr>
+          <w:rFonts w:asciiTheme="minorHAnsi" w:hAnsiTheme="minorHAnsi" w:cstheme="minorHAnsi"/>
+        </w:rPr>
+        <w:t>Enhancing</w:t>
+      </w:r>
+      <w:proofErr w:type="spellEnd"/>
+      <w:r>
+        <w:rPr>
+          <w:rFonts w:asciiTheme="minorHAnsi" w:hAnsiTheme="minorHAnsi" w:cstheme="minorHAnsi"/>
+        </w:rPr>
+        <w:t xml:space="preserve"> </w:t>
+      </w:r>
+      <w:proofErr w:type="spellStart"/>
+      <w:r>
+        <w:rPr>
+          <w:rFonts w:asciiTheme="minorHAnsi" w:hAnsiTheme="minorHAnsi" w:cstheme="minorHAnsi"/>
+        </w:rPr>
+        <w:t>customer</w:t>
+      </w:r>
+      <w:proofErr w:type="spellEnd"/>
+      <w:r>
+        <w:rPr>
+          <w:rFonts w:asciiTheme="minorHAnsi" w:hAnsiTheme="minorHAnsi" w:cstheme="minorHAnsi"/>
+        </w:rPr>
+        <w:t xml:space="preserve"> </w:t>
+      </w:r>
+      <w:proofErr w:type="spellStart"/>
+      <w:r>
+        <w:rPr>
+          <w:rFonts w:asciiTheme="minorHAnsi" w:hAnsiTheme="minorHAnsi" w:cstheme="minorHAnsi"/>
+        </w:rPr>
+        <w:t>churn</w:t>
+      </w:r>
+      <w:proofErr w:type="spellEnd"/>
+      <w:r>
+        <w:rPr>
+          <w:rFonts w:asciiTheme="minorHAnsi" w:hAnsiTheme="minorHAnsi" w:cstheme="minorHAnsi"/>
+        </w:rPr>
+        <w:t xml:space="preserve"> </w:t>
+      </w:r>
+      <w:proofErr w:type="spellStart"/>
+      <w:r>
+        <w:rPr>
+          <w:rFonts w:asciiTheme="minorHAnsi" w:hAnsiTheme="minorHAnsi" w:cstheme="minorHAnsi"/>
+        </w:rPr>
+        <w:t>prediction</w:t>
+      </w:r>
+      <w:proofErr w:type="spellEnd"/>
+      <w:r>
+        <w:rPr>
+          <w:rFonts w:asciiTheme="minorHAnsi" w:hAnsiTheme="minorHAnsi" w:cstheme="minorHAnsi"/>
+        </w:rPr>
         <w:t xml:space="preserve"> in </w:t>
       </w:r>
       <w:proofErr w:type="spellStart"/>
@@ -31436,7 +33067,35 @@
         <w:rPr>
           <w:rFonts w:asciiTheme="minorHAnsi" w:hAnsiTheme="minorHAnsi" w:cstheme="minorHAnsi"/>
         </w:rPr>
-        <w:t>telecom</w:t>
+        <w:t>telecommunications</w:t>
+      </w:r>
+      <w:proofErr w:type="spellEnd"/>
+      <w:r>
+        <w:rPr>
+          <w:rFonts w:asciiTheme="minorHAnsi" w:hAnsiTheme="minorHAnsi" w:cstheme="minorHAnsi"/>
+        </w:rPr>
+        <w:t xml:space="preserve">: </w:t>
+      </w:r>
+      <w:proofErr w:type="spellStart"/>
+      <w:r>
+        <w:rPr>
+          <w:rFonts w:asciiTheme="minorHAnsi" w:hAnsiTheme="minorHAnsi" w:cstheme="minorHAnsi"/>
+        </w:rPr>
+        <w:t>An</w:t>
+      </w:r>
+      <w:proofErr w:type="spellEnd"/>
+      <w:r>
+        <w:rPr>
+          <w:rFonts w:asciiTheme="minorHAnsi" w:hAnsiTheme="minorHAnsi" w:cstheme="minorHAnsi"/>
+        </w:rPr>
+        <w:t xml:space="preserve"> adaptive ensemble </w:t>
+      </w:r>
+      <w:proofErr w:type="spellStart"/>
+      <w:r>
+        <w:rPr>
+          <w:rFonts w:asciiTheme="minorHAnsi" w:hAnsiTheme="minorHAnsi" w:cstheme="minorHAnsi"/>
+        </w:rPr>
+        <w:t>learning</w:t>
       </w:r>
       <w:proofErr w:type="spellEnd"/>
       <w:r>
@@ -31450,49 +33109,7 @@
         <w:rPr>
           <w:rFonts w:asciiTheme="minorHAnsi" w:hAnsiTheme="minorHAnsi" w:cstheme="minorHAnsi"/>
         </w:rPr>
-        <w:t>using</w:t>
-      </w:r>
-      <w:proofErr w:type="spellEnd"/>
-      <w:r>
-        <w:rPr>
-          <w:rFonts w:asciiTheme="minorHAnsi" w:hAnsiTheme="minorHAnsi" w:cstheme="minorHAnsi"/>
-        </w:rPr>
-        <w:t xml:space="preserve"> machine </w:t>
-      </w:r>
-      <w:proofErr w:type="spellStart"/>
-      <w:r>
-        <w:rPr>
-          <w:rFonts w:asciiTheme="minorHAnsi" w:hAnsiTheme="minorHAnsi" w:cstheme="minorHAnsi"/>
-        </w:rPr>
-        <w:t>learning</w:t>
-      </w:r>
-      <w:proofErr w:type="spellEnd"/>
-      <w:r>
-        <w:rPr>
-          <w:rFonts w:asciiTheme="minorHAnsi" w:hAnsiTheme="minorHAnsi" w:cstheme="minorHAnsi"/>
-        </w:rPr>
-        <w:t xml:space="preserve"> in </w:t>
-      </w:r>
-      <w:proofErr w:type="spellStart"/>
-      <w:r>
-        <w:rPr>
-          <w:rFonts w:asciiTheme="minorHAnsi" w:hAnsiTheme="minorHAnsi" w:cstheme="minorHAnsi"/>
-        </w:rPr>
-        <w:t>big</w:t>
-      </w:r>
-      <w:proofErr w:type="spellEnd"/>
-      <w:r>
-        <w:rPr>
-          <w:rFonts w:asciiTheme="minorHAnsi" w:hAnsiTheme="minorHAnsi" w:cstheme="minorHAnsi"/>
-        </w:rPr>
-        <w:t xml:space="preserve"> data </w:t>
-      </w:r>
-      <w:proofErr w:type="spellStart"/>
-      <w:r>
-        <w:rPr>
-          <w:rFonts w:asciiTheme="minorHAnsi" w:hAnsiTheme="minorHAnsi" w:cstheme="minorHAnsi"/>
-        </w:rPr>
-        <w:t>platform</w:t>
+        <w:t>approach</w:t>
       </w:r>
       <w:proofErr w:type="spellEnd"/>
       <w:r>
@@ -31506,7 +33123,51 @@
         <w:rPr>
           <w:rFonts w:asciiTheme="minorHAnsi" w:hAnsiTheme="minorHAnsi" w:cstheme="minorHAnsi"/>
         </w:rPr>
-        <w:t>Journal</w:t>
+        <w:t>arXiv</w:t>
+      </w:r>
+      <w:proofErr w:type="spellEnd"/>
+      <w:r>
+        <w:rPr>
+          <w:rFonts w:asciiTheme="minorHAnsi" w:hAnsiTheme="minorHAnsi" w:cstheme="minorHAnsi"/>
+        </w:rPr>
+        <w:t>. https://arxiv.org/abs/2408.16284</w:t>
+      </w:r>
+    </w:p>
+    <w:p>
+      <w:pPr>
+        <w:spacing w:after="80" w:line="276" w:lineRule="auto"/>
+        <w:ind w:left="720" w:hanging="720"/>
+        <w:jc w:val="both"/>
+        <w:rPr>
+          <w:rFonts w:asciiTheme="minorHAnsi" w:hAnsiTheme="minorHAnsi" w:cstheme="minorHAnsi"/>
+        </w:rPr>
+      </w:pPr>
+      <w:r>
+        <w:rPr>
+          <w:rFonts w:asciiTheme="minorHAnsi" w:hAnsiTheme="minorHAnsi" w:cstheme="minorHAnsi"/>
+        </w:rPr>
+        <w:t>SHAP. (</w:t>
+      </w:r>
+      <w:proofErr w:type="spellStart"/>
+      <w:r>
+        <w:rPr>
+          <w:rFonts w:asciiTheme="minorHAnsi" w:hAnsiTheme="minorHAnsi" w:cstheme="minorHAnsi"/>
+        </w:rPr>
+        <w:t>n.d</w:t>
+      </w:r>
+      <w:proofErr w:type="spellEnd"/>
+      <w:r>
+        <w:rPr>
+          <w:rFonts w:asciiTheme="minorHAnsi" w:hAnsiTheme="minorHAnsi" w:cstheme="minorHAnsi"/>
+        </w:rPr>
+        <w:t xml:space="preserve">.). </w:t>
+      </w:r>
+      <w:proofErr w:type="spellStart"/>
+      <w:r>
+        <w:rPr>
+          <w:rFonts w:asciiTheme="minorHAnsi" w:hAnsiTheme="minorHAnsi" w:cstheme="minorHAnsi"/>
+        </w:rPr>
+        <w:t>Welcome</w:t>
       </w:r>
       <w:proofErr w:type="spellEnd"/>
       <w:r>
@@ -31520,2935 +33181,94 @@
         <w:rPr>
           <w:rFonts w:asciiTheme="minorHAnsi" w:hAnsiTheme="minorHAnsi" w:cstheme="minorHAnsi"/>
         </w:rPr>
-        <w:t>of</w:t>
-      </w:r>
-      <w:proofErr w:type="spellEnd"/>
-      <w:r>
-        <w:rPr>
-          <w:rFonts w:asciiTheme="minorHAnsi" w:hAnsiTheme="minorHAnsi" w:cstheme="minorHAnsi"/>
-        </w:rPr>
-        <w:t xml:space="preserve"> Big Data, 6, </w:t>
-      </w:r>
-      <w:proofErr w:type="spellStart"/>
-      <w:r>
-        <w:rPr>
-          <w:rFonts w:asciiTheme="minorHAnsi" w:hAnsiTheme="minorHAnsi" w:cstheme="minorHAnsi"/>
-        </w:rPr>
-        <w:t>Article</w:t>
-      </w:r>
-      <w:proofErr w:type="spellEnd"/>
-      <w:r>
-        <w:rPr>
-          <w:rFonts w:asciiTheme="minorHAnsi" w:hAnsiTheme="minorHAnsi" w:cstheme="minorHAnsi"/>
-        </w:rPr>
-        <w:t xml:space="preserve"> 28. https://doi.org/10.1186/s40537-019-0191-6</w:t>
+        <w:t>to</w:t>
+      </w:r>
+      <w:proofErr w:type="spellEnd"/>
+      <w:r>
+        <w:rPr>
+          <w:rFonts w:asciiTheme="minorHAnsi" w:hAnsiTheme="minorHAnsi" w:cstheme="minorHAnsi"/>
+        </w:rPr>
+        <w:t xml:space="preserve"> </w:t>
+      </w:r>
+      <w:proofErr w:type="spellStart"/>
+      <w:r>
+        <w:rPr>
+          <w:rFonts w:asciiTheme="minorHAnsi" w:hAnsiTheme="minorHAnsi" w:cstheme="minorHAnsi"/>
+        </w:rPr>
+        <w:t>the</w:t>
+      </w:r>
+      <w:proofErr w:type="spellEnd"/>
+      <w:r>
+        <w:rPr>
+          <w:rFonts w:asciiTheme="minorHAnsi" w:hAnsiTheme="minorHAnsi" w:cstheme="minorHAnsi"/>
+        </w:rPr>
+        <w:t xml:space="preserve"> SHAP </w:t>
+      </w:r>
+      <w:proofErr w:type="spellStart"/>
+      <w:r>
+        <w:rPr>
+          <w:rFonts w:asciiTheme="minorHAnsi" w:hAnsiTheme="minorHAnsi" w:cstheme="minorHAnsi"/>
+        </w:rPr>
+        <w:t>documentation</w:t>
+      </w:r>
+      <w:proofErr w:type="spellEnd"/>
+      <w:r>
+        <w:rPr>
+          <w:rFonts w:asciiTheme="minorHAnsi" w:hAnsiTheme="minorHAnsi" w:cstheme="minorHAnsi"/>
+        </w:rPr>
+        <w:t>. https://shap.readthedocs.io/en/latest/</w:t>
       </w:r>
     </w:p>
     <w:p>
       <w:pPr>
         <w:spacing w:after="80" w:line="276" w:lineRule="auto"/>
-        <w:ind w:left="360" w:hanging="360"/>
+        <w:ind w:left="720" w:hanging="720"/>
         <w:jc w:val="both"/>
         <w:rPr>
           <w:rFonts w:asciiTheme="minorHAnsi" w:hAnsiTheme="minorHAnsi" w:cstheme="minorHAnsi"/>
         </w:rPr>
       </w:pPr>
       <w:proofErr w:type="spellStart"/>
-      <w:r>
-        <w:rPr>
-          <w:rFonts w:asciiTheme="minorHAnsi" w:hAnsiTheme="minorHAnsi" w:cstheme="minorHAnsi"/>
-        </w:rPr>
-        <w:t>Alotaibi</w:t>
-      </w:r>
-      <w:proofErr w:type="spellEnd"/>
-      <w:r>
-        <w:rPr>
-          <w:rFonts w:asciiTheme="minorHAnsi" w:hAnsiTheme="minorHAnsi" w:cstheme="minorHAnsi"/>
-        </w:rPr>
-        <w:t xml:space="preserve">, M. Z., &amp; </w:t>
-      </w:r>
-      <w:proofErr w:type="spellStart"/>
-      <w:r>
-        <w:rPr>
-          <w:rFonts w:asciiTheme="minorHAnsi" w:hAnsiTheme="minorHAnsi" w:cstheme="minorHAnsi"/>
-        </w:rPr>
-        <w:t>Haq</w:t>
-      </w:r>
-      <w:proofErr w:type="spellEnd"/>
-      <w:r>
-        <w:rPr>
-          <w:rFonts w:asciiTheme="minorHAnsi" w:hAnsiTheme="minorHAnsi" w:cstheme="minorHAnsi"/>
-        </w:rPr>
-        <w:t xml:space="preserve">, M. A. (2024). </w:t>
-      </w:r>
-      <w:proofErr w:type="spellStart"/>
-      <w:r>
-        <w:rPr>
-          <w:rFonts w:asciiTheme="minorHAnsi" w:hAnsiTheme="minorHAnsi" w:cstheme="minorHAnsi"/>
-        </w:rPr>
-        <w:t>Customer</w:t>
-      </w:r>
-      <w:proofErr w:type="spellEnd"/>
-      <w:r>
-        <w:rPr>
-          <w:rFonts w:asciiTheme="minorHAnsi" w:hAnsiTheme="minorHAnsi" w:cstheme="minorHAnsi"/>
-        </w:rPr>
-        <w:t xml:space="preserve"> </w:t>
-      </w:r>
-      <w:proofErr w:type="spellStart"/>
-      <w:r>
-        <w:rPr>
-          <w:rFonts w:asciiTheme="minorHAnsi" w:hAnsiTheme="minorHAnsi" w:cstheme="minorHAnsi"/>
-        </w:rPr>
-        <w:t>churn</w:t>
-      </w:r>
-      <w:proofErr w:type="spellEnd"/>
-      <w:r>
-        <w:rPr>
-          <w:rFonts w:asciiTheme="minorHAnsi" w:hAnsiTheme="minorHAnsi" w:cstheme="minorHAnsi"/>
-        </w:rPr>
-        <w:t xml:space="preserve"> </w:t>
-      </w:r>
-      <w:proofErr w:type="spellStart"/>
-      <w:r>
-        <w:rPr>
-          <w:rFonts w:asciiTheme="minorHAnsi" w:hAnsiTheme="minorHAnsi" w:cstheme="minorHAnsi"/>
-        </w:rPr>
-        <w:t>prediction</w:t>
-      </w:r>
-      <w:proofErr w:type="spellEnd"/>
-      <w:r>
-        <w:rPr>
-          <w:rFonts w:asciiTheme="minorHAnsi" w:hAnsiTheme="minorHAnsi" w:cstheme="minorHAnsi"/>
-        </w:rPr>
-        <w:t xml:space="preserve"> </w:t>
-      </w:r>
-      <w:proofErr w:type="spellStart"/>
-      <w:r>
-        <w:rPr>
-          <w:rFonts w:asciiTheme="minorHAnsi" w:hAnsiTheme="minorHAnsi" w:cstheme="minorHAnsi"/>
-        </w:rPr>
-        <w:t>for</w:t>
-      </w:r>
-      <w:proofErr w:type="spellEnd"/>
-      <w:r>
-        <w:rPr>
-          <w:rFonts w:asciiTheme="minorHAnsi" w:hAnsiTheme="minorHAnsi" w:cstheme="minorHAnsi"/>
-        </w:rPr>
-        <w:t xml:space="preserve"> </w:t>
-      </w:r>
-      <w:proofErr w:type="spellStart"/>
-      <w:r>
-        <w:rPr>
-          <w:rFonts w:asciiTheme="minorHAnsi" w:hAnsiTheme="minorHAnsi" w:cstheme="minorHAnsi"/>
-        </w:rPr>
-        <w:t>telecommunication</w:t>
-      </w:r>
-      <w:proofErr w:type="spellEnd"/>
-      <w:r>
-        <w:rPr>
-          <w:rFonts w:asciiTheme="minorHAnsi" w:hAnsiTheme="minorHAnsi" w:cstheme="minorHAnsi"/>
-        </w:rPr>
-        <w:t xml:space="preserve"> </w:t>
-      </w:r>
-      <w:proofErr w:type="spellStart"/>
-      <w:r>
-        <w:rPr>
-          <w:rFonts w:asciiTheme="minorHAnsi" w:hAnsiTheme="minorHAnsi" w:cstheme="minorHAnsi"/>
-        </w:rPr>
-        <w:t>companies</w:t>
-      </w:r>
-      <w:proofErr w:type="spellEnd"/>
-      <w:r>
-        <w:rPr>
-          <w:rFonts w:asciiTheme="minorHAnsi" w:hAnsiTheme="minorHAnsi" w:cstheme="minorHAnsi"/>
-        </w:rPr>
-        <w:t xml:space="preserve"> </w:t>
-      </w:r>
-      <w:proofErr w:type="spellStart"/>
-      <w:r>
-        <w:rPr>
-          <w:rFonts w:asciiTheme="minorHAnsi" w:hAnsiTheme="minorHAnsi" w:cstheme="minorHAnsi"/>
-        </w:rPr>
-        <w:t>using</w:t>
-      </w:r>
-      <w:proofErr w:type="spellEnd"/>
-      <w:r>
-        <w:rPr>
-          <w:rFonts w:asciiTheme="minorHAnsi" w:hAnsiTheme="minorHAnsi" w:cstheme="minorHAnsi"/>
-        </w:rPr>
-        <w:t xml:space="preserve"> machine </w:t>
-      </w:r>
-      <w:proofErr w:type="spellStart"/>
-      <w:r>
-        <w:rPr>
-          <w:rFonts w:asciiTheme="minorHAnsi" w:hAnsiTheme="minorHAnsi" w:cstheme="minorHAnsi"/>
-        </w:rPr>
-        <w:t>learning</w:t>
-      </w:r>
-      <w:proofErr w:type="spellEnd"/>
-      <w:r>
-        <w:rPr>
-          <w:rFonts w:asciiTheme="minorHAnsi" w:hAnsiTheme="minorHAnsi" w:cstheme="minorHAnsi"/>
-        </w:rPr>
-        <w:t xml:space="preserve"> and ensemble </w:t>
-      </w:r>
-      <w:proofErr w:type="spellStart"/>
-      <w:r>
-        <w:rPr>
-          <w:rFonts w:asciiTheme="minorHAnsi" w:hAnsiTheme="minorHAnsi" w:cstheme="minorHAnsi"/>
-        </w:rPr>
-        <w:t>methods</w:t>
-      </w:r>
-      <w:proofErr w:type="spellEnd"/>
-      <w:r>
-        <w:rPr>
-          <w:rFonts w:asciiTheme="minorHAnsi" w:hAnsiTheme="minorHAnsi" w:cstheme="minorHAnsi"/>
-        </w:rPr>
-        <w:t xml:space="preserve">. </w:t>
-      </w:r>
-      <w:proofErr w:type="spellStart"/>
-      <w:r>
-        <w:rPr>
-          <w:rFonts w:asciiTheme="minorHAnsi" w:hAnsiTheme="minorHAnsi" w:cstheme="minorHAnsi"/>
-        </w:rPr>
-        <w:t>Engineering</w:t>
-      </w:r>
-      <w:proofErr w:type="spellEnd"/>
-      <w:r>
-        <w:rPr>
-          <w:rFonts w:asciiTheme="minorHAnsi" w:hAnsiTheme="minorHAnsi" w:cstheme="minorHAnsi"/>
-        </w:rPr>
-        <w:t xml:space="preserve">, </w:t>
-      </w:r>
-      <w:proofErr w:type="spellStart"/>
-      <w:r>
-        <w:rPr>
-          <w:rFonts w:asciiTheme="minorHAnsi" w:hAnsiTheme="minorHAnsi" w:cstheme="minorHAnsi"/>
-        </w:rPr>
-        <w:t>Technology</w:t>
-      </w:r>
-      <w:proofErr w:type="spellEnd"/>
-      <w:r>
-        <w:rPr>
-          <w:rFonts w:asciiTheme="minorHAnsi" w:hAnsiTheme="minorHAnsi" w:cstheme="minorHAnsi"/>
-        </w:rPr>
-        <w:t xml:space="preserve"> &amp; </w:t>
-      </w:r>
-      <w:proofErr w:type="spellStart"/>
-      <w:r>
-        <w:rPr>
-          <w:rFonts w:asciiTheme="minorHAnsi" w:hAnsiTheme="minorHAnsi" w:cstheme="minorHAnsi"/>
-        </w:rPr>
-        <w:t>Applied</w:t>
-      </w:r>
-      <w:proofErr w:type="spellEnd"/>
-      <w:r>
-        <w:rPr>
-          <w:rFonts w:asciiTheme="minorHAnsi" w:hAnsiTheme="minorHAnsi" w:cstheme="minorHAnsi"/>
-        </w:rPr>
-        <w:t xml:space="preserve"> </w:t>
-      </w:r>
-      <w:proofErr w:type="spellStart"/>
-      <w:r>
-        <w:rPr>
-          <w:rFonts w:asciiTheme="minorHAnsi" w:hAnsiTheme="minorHAnsi" w:cstheme="minorHAnsi"/>
-        </w:rPr>
-        <w:t>Science</w:t>
-      </w:r>
-      <w:proofErr w:type="spellEnd"/>
-      <w:r>
-        <w:rPr>
-          <w:rFonts w:asciiTheme="minorHAnsi" w:hAnsiTheme="minorHAnsi" w:cstheme="minorHAnsi"/>
-        </w:rPr>
-        <w:t xml:space="preserve"> </w:t>
-      </w:r>
-      <w:proofErr w:type="spellStart"/>
-      <w:r>
-        <w:rPr>
-          <w:rFonts w:asciiTheme="minorHAnsi" w:hAnsiTheme="minorHAnsi" w:cstheme="minorHAnsi"/>
-        </w:rPr>
-        <w:t>Research</w:t>
-      </w:r>
-      <w:proofErr w:type="spellEnd"/>
-      <w:r>
-        <w:rPr>
-          <w:rFonts w:asciiTheme="minorHAnsi" w:hAnsiTheme="minorHAnsi" w:cstheme="minorHAnsi"/>
-        </w:rPr>
-        <w:t>, 14(3), 14572-14578. https://doi.org/10.48084/etasr.7480</w:t>
-      </w:r>
-    </w:p>
-    <w:p>
-      <w:pPr>
-        <w:spacing w:after="80" w:line="276" w:lineRule="auto"/>
-        <w:ind w:left="360" w:hanging="360"/>
-        <w:jc w:val="both"/>
-        <w:rPr>
-          <w:rFonts w:asciiTheme="minorHAnsi" w:hAnsiTheme="minorHAnsi" w:cstheme="minorHAnsi"/>
-        </w:rPr>
-      </w:pPr>
-      <w:r>
-        <w:rPr>
-          <w:rFonts w:asciiTheme="minorHAnsi" w:hAnsiTheme="minorHAnsi" w:cstheme="minorHAnsi"/>
-        </w:rPr>
-        <w:t xml:space="preserve">Arik, S. Ö., &amp; Pfister, T. (2021). </w:t>
-      </w:r>
-      <w:proofErr w:type="spellStart"/>
-      <w:r>
-        <w:rPr>
-          <w:rFonts w:asciiTheme="minorHAnsi" w:hAnsiTheme="minorHAnsi" w:cstheme="minorHAnsi"/>
-        </w:rPr>
-        <w:t>TabNet</w:t>
-      </w:r>
-      <w:proofErr w:type="spellEnd"/>
-      <w:r>
-        <w:rPr>
-          <w:rFonts w:asciiTheme="minorHAnsi" w:hAnsiTheme="minorHAnsi" w:cstheme="minorHAnsi"/>
-        </w:rPr>
-        <w:t xml:space="preserve">: </w:t>
-      </w:r>
-      <w:proofErr w:type="spellStart"/>
-      <w:r>
-        <w:rPr>
-          <w:rFonts w:asciiTheme="minorHAnsi" w:hAnsiTheme="minorHAnsi" w:cstheme="minorHAnsi"/>
-        </w:rPr>
-        <w:t>Attentive</w:t>
-      </w:r>
-      <w:proofErr w:type="spellEnd"/>
-      <w:r>
-        <w:rPr>
-          <w:rFonts w:asciiTheme="minorHAnsi" w:hAnsiTheme="minorHAnsi" w:cstheme="minorHAnsi"/>
-        </w:rPr>
-        <w:t xml:space="preserve"> interpretable tabular </w:t>
-      </w:r>
-      <w:proofErr w:type="spellStart"/>
-      <w:r>
-        <w:rPr>
-          <w:rFonts w:asciiTheme="minorHAnsi" w:hAnsiTheme="minorHAnsi" w:cstheme="minorHAnsi"/>
-        </w:rPr>
-        <w:t>learning</w:t>
-      </w:r>
-      <w:proofErr w:type="spellEnd"/>
-      <w:r>
-        <w:rPr>
-          <w:rFonts w:asciiTheme="minorHAnsi" w:hAnsiTheme="minorHAnsi" w:cstheme="minorHAnsi"/>
-        </w:rPr>
-        <w:t xml:space="preserve">. </w:t>
-      </w:r>
-      <w:proofErr w:type="spellStart"/>
-      <w:r>
-        <w:rPr>
-          <w:rFonts w:asciiTheme="minorHAnsi" w:hAnsiTheme="minorHAnsi" w:cstheme="minorHAnsi"/>
-        </w:rPr>
-        <w:t>Proceedings</w:t>
-      </w:r>
-      <w:proofErr w:type="spellEnd"/>
-      <w:r>
-        <w:rPr>
-          <w:rFonts w:asciiTheme="minorHAnsi" w:hAnsiTheme="minorHAnsi" w:cstheme="minorHAnsi"/>
-        </w:rPr>
-        <w:t xml:space="preserve"> </w:t>
-      </w:r>
-      <w:proofErr w:type="spellStart"/>
-      <w:r>
-        <w:rPr>
-          <w:rFonts w:asciiTheme="minorHAnsi" w:hAnsiTheme="minorHAnsi" w:cstheme="minorHAnsi"/>
-        </w:rPr>
-        <w:t>of</w:t>
-      </w:r>
-      <w:proofErr w:type="spellEnd"/>
-      <w:r>
-        <w:rPr>
-          <w:rFonts w:asciiTheme="minorHAnsi" w:hAnsiTheme="minorHAnsi" w:cstheme="minorHAnsi"/>
-        </w:rPr>
-        <w:t xml:space="preserve"> </w:t>
-      </w:r>
-      <w:proofErr w:type="spellStart"/>
-      <w:r>
-        <w:rPr>
-          <w:rFonts w:asciiTheme="minorHAnsi" w:hAnsiTheme="minorHAnsi" w:cstheme="minorHAnsi"/>
-        </w:rPr>
-        <w:t>the</w:t>
-      </w:r>
-      <w:proofErr w:type="spellEnd"/>
-      <w:r>
-        <w:rPr>
-          <w:rFonts w:asciiTheme="minorHAnsi" w:hAnsiTheme="minorHAnsi" w:cstheme="minorHAnsi"/>
-        </w:rPr>
-        <w:t xml:space="preserve"> AAAI </w:t>
-      </w:r>
-      <w:proofErr w:type="spellStart"/>
-      <w:r>
-        <w:rPr>
-          <w:rFonts w:asciiTheme="minorHAnsi" w:hAnsiTheme="minorHAnsi" w:cstheme="minorHAnsi"/>
-        </w:rPr>
-        <w:t>Conference</w:t>
-      </w:r>
-      <w:proofErr w:type="spellEnd"/>
-      <w:r>
-        <w:rPr>
-          <w:rFonts w:asciiTheme="minorHAnsi" w:hAnsiTheme="minorHAnsi" w:cstheme="minorHAnsi"/>
-        </w:rPr>
-        <w:t xml:space="preserve"> </w:t>
-      </w:r>
-      <w:proofErr w:type="spellStart"/>
-      <w:r>
-        <w:rPr>
-          <w:rFonts w:asciiTheme="minorHAnsi" w:hAnsiTheme="minorHAnsi" w:cstheme="minorHAnsi"/>
-        </w:rPr>
-        <w:t>on</w:t>
-      </w:r>
-      <w:proofErr w:type="spellEnd"/>
-      <w:r>
-        <w:rPr>
-          <w:rFonts w:asciiTheme="minorHAnsi" w:hAnsiTheme="minorHAnsi" w:cstheme="minorHAnsi"/>
-        </w:rPr>
-        <w:t xml:space="preserve"> Artificial </w:t>
-      </w:r>
-      <w:proofErr w:type="spellStart"/>
-      <w:r>
-        <w:rPr>
-          <w:rFonts w:asciiTheme="minorHAnsi" w:hAnsiTheme="minorHAnsi" w:cstheme="minorHAnsi"/>
-        </w:rPr>
-        <w:t>Intelligence</w:t>
-      </w:r>
-      <w:proofErr w:type="spellEnd"/>
-      <w:r>
-        <w:rPr>
-          <w:rFonts w:asciiTheme="minorHAnsi" w:hAnsiTheme="minorHAnsi" w:cstheme="minorHAnsi"/>
-        </w:rPr>
-        <w:t>, 35(8), 6679-6687. https://doi.org/10.1609/aaai.v35i8.16826</w:t>
-      </w:r>
-    </w:p>
-    <w:p>
-      <w:pPr>
-        <w:spacing w:after="80" w:line="276" w:lineRule="auto"/>
-        <w:ind w:left="360" w:hanging="360"/>
-        <w:jc w:val="both"/>
-        <w:rPr>
-          <w:rFonts w:asciiTheme="minorHAnsi" w:hAnsiTheme="minorHAnsi" w:cstheme="minorHAnsi"/>
-        </w:rPr>
-      </w:pPr>
-      <w:proofErr w:type="spellStart"/>
-      <w:r>
-        <w:rPr>
-          <w:rFonts w:asciiTheme="minorHAnsi" w:hAnsiTheme="minorHAnsi" w:cstheme="minorHAnsi"/>
-        </w:rPr>
-        <w:t>Bhattacharjee</w:t>
-      </w:r>
-      <w:proofErr w:type="spellEnd"/>
-      <w:r>
-        <w:rPr>
-          <w:rFonts w:asciiTheme="minorHAnsi" w:hAnsiTheme="minorHAnsi" w:cstheme="minorHAnsi"/>
-        </w:rPr>
-        <w:t xml:space="preserve">, S., </w:t>
-      </w:r>
-      <w:proofErr w:type="spellStart"/>
-      <w:r>
-        <w:rPr>
-          <w:rFonts w:asciiTheme="minorHAnsi" w:hAnsiTheme="minorHAnsi" w:cstheme="minorHAnsi"/>
-        </w:rPr>
-        <w:t>Thukral</w:t>
-      </w:r>
-      <w:proofErr w:type="spellEnd"/>
-      <w:r>
-        <w:rPr>
-          <w:rFonts w:asciiTheme="minorHAnsi" w:hAnsiTheme="minorHAnsi" w:cstheme="minorHAnsi"/>
-        </w:rPr>
-        <w:t xml:space="preserve">, U., &amp; </w:t>
-      </w:r>
-      <w:proofErr w:type="spellStart"/>
-      <w:r>
-        <w:rPr>
-          <w:rFonts w:asciiTheme="minorHAnsi" w:hAnsiTheme="minorHAnsi" w:cstheme="minorHAnsi"/>
-        </w:rPr>
-        <w:t>Patil</w:t>
-      </w:r>
-      <w:proofErr w:type="spellEnd"/>
-      <w:r>
-        <w:rPr>
-          <w:rFonts w:asciiTheme="minorHAnsi" w:hAnsiTheme="minorHAnsi" w:cstheme="minorHAnsi"/>
-        </w:rPr>
-        <w:t xml:space="preserve">, N. (2023). </w:t>
-      </w:r>
-      <w:proofErr w:type="spellStart"/>
-      <w:r>
-        <w:rPr>
-          <w:rFonts w:asciiTheme="minorHAnsi" w:hAnsiTheme="minorHAnsi" w:cstheme="minorHAnsi"/>
-        </w:rPr>
-        <w:t>Early</w:t>
-      </w:r>
-      <w:proofErr w:type="spellEnd"/>
-      <w:r>
-        <w:rPr>
-          <w:rFonts w:asciiTheme="minorHAnsi" w:hAnsiTheme="minorHAnsi" w:cstheme="minorHAnsi"/>
-        </w:rPr>
-        <w:t xml:space="preserve"> </w:t>
-      </w:r>
-      <w:proofErr w:type="spellStart"/>
-      <w:r>
-        <w:rPr>
-          <w:rFonts w:asciiTheme="minorHAnsi" w:hAnsiTheme="minorHAnsi" w:cstheme="minorHAnsi"/>
-        </w:rPr>
-        <w:t>churn</w:t>
-      </w:r>
-      <w:proofErr w:type="spellEnd"/>
-      <w:r>
-        <w:rPr>
-          <w:rFonts w:asciiTheme="minorHAnsi" w:hAnsiTheme="minorHAnsi" w:cstheme="minorHAnsi"/>
-        </w:rPr>
-        <w:t xml:space="preserve"> </w:t>
-      </w:r>
-      <w:proofErr w:type="spellStart"/>
-      <w:r>
-        <w:rPr>
-          <w:rFonts w:asciiTheme="minorHAnsi" w:hAnsiTheme="minorHAnsi" w:cstheme="minorHAnsi"/>
-        </w:rPr>
-        <w:t>prediction</w:t>
-      </w:r>
-      <w:proofErr w:type="spellEnd"/>
-      <w:r>
-        <w:rPr>
-          <w:rFonts w:asciiTheme="minorHAnsi" w:hAnsiTheme="minorHAnsi" w:cstheme="minorHAnsi"/>
-        </w:rPr>
-        <w:t xml:space="preserve"> </w:t>
-      </w:r>
-      <w:proofErr w:type="spellStart"/>
-      <w:r>
-        <w:rPr>
-          <w:rFonts w:asciiTheme="minorHAnsi" w:hAnsiTheme="minorHAnsi" w:cstheme="minorHAnsi"/>
-        </w:rPr>
-        <w:t>from</w:t>
-      </w:r>
-      <w:proofErr w:type="spellEnd"/>
-      <w:r>
-        <w:rPr>
-          <w:rFonts w:asciiTheme="minorHAnsi" w:hAnsiTheme="minorHAnsi" w:cstheme="minorHAnsi"/>
-        </w:rPr>
-        <w:t xml:space="preserve"> </w:t>
-      </w:r>
-      <w:proofErr w:type="spellStart"/>
-      <w:r>
-        <w:rPr>
-          <w:rFonts w:asciiTheme="minorHAnsi" w:hAnsiTheme="minorHAnsi" w:cstheme="minorHAnsi"/>
-        </w:rPr>
-        <w:t>large</w:t>
-      </w:r>
-      <w:proofErr w:type="spellEnd"/>
-      <w:r>
-        <w:rPr>
-          <w:rFonts w:asciiTheme="minorHAnsi" w:hAnsiTheme="minorHAnsi" w:cstheme="minorHAnsi"/>
-        </w:rPr>
-        <w:t xml:space="preserve"> </w:t>
-      </w:r>
-      <w:proofErr w:type="spellStart"/>
-      <w:r>
-        <w:rPr>
-          <w:rFonts w:asciiTheme="minorHAnsi" w:hAnsiTheme="minorHAnsi" w:cstheme="minorHAnsi"/>
-        </w:rPr>
-        <w:t>scale</w:t>
-      </w:r>
-      <w:proofErr w:type="spellEnd"/>
-      <w:r>
-        <w:rPr>
-          <w:rFonts w:asciiTheme="minorHAnsi" w:hAnsiTheme="minorHAnsi" w:cstheme="minorHAnsi"/>
-        </w:rPr>
-        <w:t xml:space="preserve"> </w:t>
-      </w:r>
-      <w:proofErr w:type="spellStart"/>
-      <w:r>
-        <w:rPr>
-          <w:rFonts w:asciiTheme="minorHAnsi" w:hAnsiTheme="minorHAnsi" w:cstheme="minorHAnsi"/>
-        </w:rPr>
-        <w:t>user-product</w:t>
-      </w:r>
-      <w:proofErr w:type="spellEnd"/>
-      <w:r>
-        <w:rPr>
-          <w:rFonts w:asciiTheme="minorHAnsi" w:hAnsiTheme="minorHAnsi" w:cstheme="minorHAnsi"/>
-        </w:rPr>
-        <w:t xml:space="preserve"> </w:t>
-      </w:r>
-      <w:proofErr w:type="spellStart"/>
-      <w:r>
-        <w:rPr>
-          <w:rFonts w:asciiTheme="minorHAnsi" w:hAnsiTheme="minorHAnsi" w:cstheme="minorHAnsi"/>
-        </w:rPr>
-        <w:t>interaction</w:t>
-      </w:r>
-      <w:proofErr w:type="spellEnd"/>
-      <w:r>
-        <w:rPr>
-          <w:rFonts w:asciiTheme="minorHAnsi" w:hAnsiTheme="minorHAnsi" w:cstheme="minorHAnsi"/>
-        </w:rPr>
-        <w:t xml:space="preserve"> time series. </w:t>
-      </w:r>
-      <w:proofErr w:type="spellStart"/>
-      <w:r>
-        <w:rPr>
-          <w:rFonts w:asciiTheme="minorHAnsi" w:hAnsiTheme="minorHAnsi" w:cstheme="minorHAnsi"/>
-        </w:rPr>
-        <w:t>arXiv</w:t>
-      </w:r>
-      <w:proofErr w:type="spellEnd"/>
-      <w:r>
-        <w:rPr>
-          <w:rFonts w:asciiTheme="minorHAnsi" w:hAnsiTheme="minorHAnsi" w:cstheme="minorHAnsi"/>
-        </w:rPr>
-        <w:t>. https://arxiv.org/abs/2309.14390</w:t>
-      </w:r>
-    </w:p>
-    <w:p>
-      <w:pPr>
-        <w:spacing w:after="80" w:line="276" w:lineRule="auto"/>
-        <w:ind w:left="360" w:hanging="360"/>
-        <w:jc w:val="both"/>
-        <w:rPr>
-          <w:rFonts w:asciiTheme="minorHAnsi" w:hAnsiTheme="minorHAnsi" w:cstheme="minorHAnsi"/>
-        </w:rPr>
-      </w:pPr>
-      <w:proofErr w:type="spellStart"/>
-      <w:r>
-        <w:rPr>
-          <w:rFonts w:asciiTheme="minorHAnsi" w:hAnsiTheme="minorHAnsi" w:cstheme="minorHAnsi"/>
-        </w:rPr>
-        <w:t>Borisov</w:t>
-      </w:r>
-      <w:proofErr w:type="spellEnd"/>
-      <w:r>
-        <w:rPr>
-          <w:rFonts w:asciiTheme="minorHAnsi" w:hAnsiTheme="minorHAnsi" w:cstheme="minorHAnsi"/>
-        </w:rPr>
-        <w:t xml:space="preserve">, V., </w:t>
-      </w:r>
-      <w:proofErr w:type="spellStart"/>
-      <w:r>
-        <w:rPr>
-          <w:rFonts w:asciiTheme="minorHAnsi" w:hAnsiTheme="minorHAnsi" w:cstheme="minorHAnsi"/>
-        </w:rPr>
-        <w:t>Leemann</w:t>
-      </w:r>
-      <w:proofErr w:type="spellEnd"/>
-      <w:r>
-        <w:rPr>
-          <w:rFonts w:asciiTheme="minorHAnsi" w:hAnsiTheme="minorHAnsi" w:cstheme="minorHAnsi"/>
-        </w:rPr>
-        <w:t xml:space="preserve">, T., </w:t>
-      </w:r>
-      <w:proofErr w:type="spellStart"/>
-      <w:r>
-        <w:rPr>
-          <w:rFonts w:asciiTheme="minorHAnsi" w:hAnsiTheme="minorHAnsi" w:cstheme="minorHAnsi"/>
-        </w:rPr>
-        <w:t>Seßler</w:t>
-      </w:r>
-      <w:proofErr w:type="spellEnd"/>
-      <w:r>
-        <w:rPr>
-          <w:rFonts w:asciiTheme="minorHAnsi" w:hAnsiTheme="minorHAnsi" w:cstheme="minorHAnsi"/>
-        </w:rPr>
-        <w:t xml:space="preserve">, K., </w:t>
-      </w:r>
-      <w:proofErr w:type="spellStart"/>
-      <w:r>
-        <w:rPr>
-          <w:rFonts w:asciiTheme="minorHAnsi" w:hAnsiTheme="minorHAnsi" w:cstheme="minorHAnsi"/>
-        </w:rPr>
-        <w:t>Haug</w:t>
-      </w:r>
-      <w:proofErr w:type="spellEnd"/>
-      <w:r>
-        <w:rPr>
-          <w:rFonts w:asciiTheme="minorHAnsi" w:hAnsiTheme="minorHAnsi" w:cstheme="minorHAnsi"/>
-        </w:rPr>
-        <w:t xml:space="preserve">, J., </w:t>
-      </w:r>
-      <w:proofErr w:type="spellStart"/>
-      <w:r>
-        <w:rPr>
-          <w:rFonts w:asciiTheme="minorHAnsi" w:hAnsiTheme="minorHAnsi" w:cstheme="minorHAnsi"/>
-        </w:rPr>
-        <w:t>Pawelczyk</w:t>
-      </w:r>
-      <w:proofErr w:type="spellEnd"/>
-      <w:r>
-        <w:rPr>
-          <w:rFonts w:asciiTheme="minorHAnsi" w:hAnsiTheme="minorHAnsi" w:cstheme="minorHAnsi"/>
-        </w:rPr>
-        <w:t xml:space="preserve">, M., &amp; </w:t>
-      </w:r>
-      <w:proofErr w:type="spellStart"/>
-      <w:r>
-        <w:rPr>
-          <w:rFonts w:asciiTheme="minorHAnsi" w:hAnsiTheme="minorHAnsi" w:cstheme="minorHAnsi"/>
-        </w:rPr>
-        <w:t>Kasneci</w:t>
-      </w:r>
-      <w:proofErr w:type="spellEnd"/>
-      <w:r>
-        <w:rPr>
-          <w:rFonts w:asciiTheme="minorHAnsi" w:hAnsiTheme="minorHAnsi" w:cstheme="minorHAnsi"/>
-        </w:rPr>
-        <w:t xml:space="preserve">, G. (2024). Deep neural </w:t>
-      </w:r>
-      <w:proofErr w:type="spellStart"/>
-      <w:r>
-        <w:rPr>
-          <w:rFonts w:asciiTheme="minorHAnsi" w:hAnsiTheme="minorHAnsi" w:cstheme="minorHAnsi"/>
-        </w:rPr>
-        <w:t>networks</w:t>
-      </w:r>
-      <w:proofErr w:type="spellEnd"/>
-      <w:r>
-        <w:rPr>
-          <w:rFonts w:asciiTheme="minorHAnsi" w:hAnsiTheme="minorHAnsi" w:cstheme="minorHAnsi"/>
-        </w:rPr>
-        <w:t xml:space="preserve"> and tabular data: A </w:t>
-      </w:r>
-      <w:proofErr w:type="spellStart"/>
-      <w:r>
-        <w:rPr>
-          <w:rFonts w:asciiTheme="minorHAnsi" w:hAnsiTheme="minorHAnsi" w:cstheme="minorHAnsi"/>
-        </w:rPr>
-        <w:t>survey</w:t>
-      </w:r>
-      <w:proofErr w:type="spellEnd"/>
-      <w:r>
-        <w:rPr>
-          <w:rFonts w:asciiTheme="minorHAnsi" w:hAnsiTheme="minorHAnsi" w:cstheme="minorHAnsi"/>
-        </w:rPr>
-        <w:t xml:space="preserve">. IEEE </w:t>
-      </w:r>
-      <w:proofErr w:type="spellStart"/>
-      <w:r>
-        <w:rPr>
-          <w:rFonts w:asciiTheme="minorHAnsi" w:hAnsiTheme="minorHAnsi" w:cstheme="minorHAnsi"/>
-        </w:rPr>
-        <w:t>Transactions</w:t>
-      </w:r>
-      <w:proofErr w:type="spellEnd"/>
-      <w:r>
-        <w:rPr>
-          <w:rFonts w:asciiTheme="minorHAnsi" w:hAnsiTheme="minorHAnsi" w:cstheme="minorHAnsi"/>
-        </w:rPr>
-        <w:t xml:space="preserve"> </w:t>
-      </w:r>
-      <w:proofErr w:type="spellStart"/>
-      <w:r>
-        <w:rPr>
-          <w:rFonts w:asciiTheme="minorHAnsi" w:hAnsiTheme="minorHAnsi" w:cstheme="minorHAnsi"/>
-        </w:rPr>
-        <w:t>on</w:t>
-      </w:r>
-      <w:proofErr w:type="spellEnd"/>
-      <w:r>
-        <w:rPr>
-          <w:rFonts w:asciiTheme="minorHAnsi" w:hAnsiTheme="minorHAnsi" w:cstheme="minorHAnsi"/>
-        </w:rPr>
-        <w:t xml:space="preserve"> Neural Networks and </w:t>
-      </w:r>
-      <w:proofErr w:type="spellStart"/>
-      <w:r>
-        <w:rPr>
-          <w:rFonts w:asciiTheme="minorHAnsi" w:hAnsiTheme="minorHAnsi" w:cstheme="minorHAnsi"/>
-        </w:rPr>
-        <w:t>Learning</w:t>
-      </w:r>
-      <w:proofErr w:type="spellEnd"/>
-      <w:r>
-        <w:rPr>
-          <w:rFonts w:asciiTheme="minorHAnsi" w:hAnsiTheme="minorHAnsi" w:cstheme="minorHAnsi"/>
-        </w:rPr>
-        <w:t xml:space="preserve"> </w:t>
-      </w:r>
-      <w:proofErr w:type="spellStart"/>
-      <w:r>
-        <w:rPr>
-          <w:rFonts w:asciiTheme="minorHAnsi" w:hAnsiTheme="minorHAnsi" w:cstheme="minorHAnsi"/>
-        </w:rPr>
-        <w:t>Systems</w:t>
-      </w:r>
-      <w:proofErr w:type="spellEnd"/>
-      <w:r>
-        <w:rPr>
-          <w:rFonts w:asciiTheme="minorHAnsi" w:hAnsiTheme="minorHAnsi" w:cstheme="minorHAnsi"/>
-        </w:rPr>
-        <w:t>, 35(6), 7499-7519. https://doi.org/10.1109/TNNLS.2022.3229161</w:t>
-      </w:r>
-    </w:p>
-    <w:p>
-      <w:pPr>
-        <w:spacing w:after="80" w:line="276" w:lineRule="auto"/>
-        <w:ind w:left="360" w:hanging="360"/>
-        <w:jc w:val="both"/>
-        <w:rPr>
-          <w:rFonts w:asciiTheme="minorHAnsi" w:hAnsiTheme="minorHAnsi" w:cstheme="minorHAnsi"/>
-        </w:rPr>
-      </w:pPr>
-      <w:proofErr w:type="spellStart"/>
-      <w:r>
-        <w:rPr>
-          <w:rFonts w:asciiTheme="minorHAnsi" w:hAnsiTheme="minorHAnsi" w:cstheme="minorHAnsi"/>
-        </w:rPr>
-        <w:t>Breiman</w:t>
-      </w:r>
-      <w:proofErr w:type="spellEnd"/>
-      <w:r>
-        <w:rPr>
-          <w:rFonts w:asciiTheme="minorHAnsi" w:hAnsiTheme="minorHAnsi" w:cstheme="minorHAnsi"/>
-        </w:rPr>
-        <w:t xml:space="preserve">, L. (2001). </w:t>
-      </w:r>
-      <w:proofErr w:type="spellStart"/>
-      <w:r>
-        <w:rPr>
-          <w:rFonts w:asciiTheme="minorHAnsi" w:hAnsiTheme="minorHAnsi" w:cstheme="minorHAnsi"/>
-        </w:rPr>
-        <w:t>Random</w:t>
-      </w:r>
-      <w:proofErr w:type="spellEnd"/>
-      <w:r>
-        <w:rPr>
-          <w:rFonts w:asciiTheme="minorHAnsi" w:hAnsiTheme="minorHAnsi" w:cstheme="minorHAnsi"/>
-        </w:rPr>
-        <w:t xml:space="preserve"> </w:t>
-      </w:r>
-      <w:proofErr w:type="spellStart"/>
-      <w:r>
-        <w:rPr>
-          <w:rFonts w:asciiTheme="minorHAnsi" w:hAnsiTheme="minorHAnsi" w:cstheme="minorHAnsi"/>
-        </w:rPr>
-        <w:t>forests</w:t>
-      </w:r>
-      <w:proofErr w:type="spellEnd"/>
-      <w:r>
-        <w:rPr>
-          <w:rFonts w:asciiTheme="minorHAnsi" w:hAnsiTheme="minorHAnsi" w:cstheme="minorHAnsi"/>
-        </w:rPr>
-        <w:t xml:space="preserve">. Machine </w:t>
-      </w:r>
-      <w:proofErr w:type="spellStart"/>
-      <w:r>
-        <w:rPr>
-          <w:rFonts w:asciiTheme="minorHAnsi" w:hAnsiTheme="minorHAnsi" w:cstheme="minorHAnsi"/>
-        </w:rPr>
-        <w:t>Learning</w:t>
-      </w:r>
-      <w:proofErr w:type="spellEnd"/>
-      <w:r>
-        <w:rPr>
-          <w:rFonts w:asciiTheme="minorHAnsi" w:hAnsiTheme="minorHAnsi" w:cstheme="minorHAnsi"/>
-        </w:rPr>
-        <w:t>, 45(1), 5-32. https://doi.org/10.1023/A:1010933404324</w:t>
-      </w:r>
-    </w:p>
-    <w:p>
-      <w:pPr>
-        <w:spacing w:after="80" w:line="276" w:lineRule="auto"/>
-        <w:ind w:left="360" w:hanging="360"/>
-        <w:jc w:val="both"/>
-        <w:rPr>
-          <w:rFonts w:asciiTheme="minorHAnsi" w:hAnsiTheme="minorHAnsi" w:cstheme="minorHAnsi"/>
-        </w:rPr>
-      </w:pPr>
-      <w:proofErr w:type="spellStart"/>
-      <w:r>
-        <w:rPr>
-          <w:rFonts w:asciiTheme="minorHAnsi" w:hAnsiTheme="minorHAnsi" w:cstheme="minorHAnsi"/>
-        </w:rPr>
-        <w:t>Burez</w:t>
-      </w:r>
-      <w:proofErr w:type="spellEnd"/>
-      <w:r>
-        <w:rPr>
-          <w:rFonts w:asciiTheme="minorHAnsi" w:hAnsiTheme="minorHAnsi" w:cstheme="minorHAnsi"/>
-        </w:rPr>
-        <w:t xml:space="preserve">, J., &amp; Van den </w:t>
-      </w:r>
-      <w:proofErr w:type="spellStart"/>
-      <w:r>
-        <w:rPr>
-          <w:rFonts w:asciiTheme="minorHAnsi" w:hAnsiTheme="minorHAnsi" w:cstheme="minorHAnsi"/>
-        </w:rPr>
-        <w:t>Poel</w:t>
-      </w:r>
-      <w:proofErr w:type="spellEnd"/>
-      <w:r>
-        <w:rPr>
-          <w:rFonts w:asciiTheme="minorHAnsi" w:hAnsiTheme="minorHAnsi" w:cstheme="minorHAnsi"/>
-        </w:rPr>
-        <w:t xml:space="preserve">, D. (2009). </w:t>
-      </w:r>
-      <w:proofErr w:type="spellStart"/>
-      <w:r>
-        <w:rPr>
-          <w:rFonts w:asciiTheme="minorHAnsi" w:hAnsiTheme="minorHAnsi" w:cstheme="minorHAnsi"/>
-        </w:rPr>
-        <w:t>Handling</w:t>
-      </w:r>
-      <w:proofErr w:type="spellEnd"/>
-      <w:r>
-        <w:rPr>
-          <w:rFonts w:asciiTheme="minorHAnsi" w:hAnsiTheme="minorHAnsi" w:cstheme="minorHAnsi"/>
-        </w:rPr>
-        <w:t xml:space="preserve"> </w:t>
-      </w:r>
-      <w:proofErr w:type="spellStart"/>
-      <w:r>
-        <w:rPr>
-          <w:rFonts w:asciiTheme="minorHAnsi" w:hAnsiTheme="minorHAnsi" w:cstheme="minorHAnsi"/>
-        </w:rPr>
-        <w:t>class</w:t>
-      </w:r>
-      <w:proofErr w:type="spellEnd"/>
-      <w:r>
-        <w:rPr>
-          <w:rFonts w:asciiTheme="minorHAnsi" w:hAnsiTheme="minorHAnsi" w:cstheme="minorHAnsi"/>
-        </w:rPr>
-        <w:t xml:space="preserve"> </w:t>
-      </w:r>
-      <w:proofErr w:type="spellStart"/>
-      <w:r>
-        <w:rPr>
-          <w:rFonts w:asciiTheme="minorHAnsi" w:hAnsiTheme="minorHAnsi" w:cstheme="minorHAnsi"/>
-        </w:rPr>
-        <w:t>imbalance</w:t>
-      </w:r>
-      <w:proofErr w:type="spellEnd"/>
-      <w:r>
-        <w:rPr>
-          <w:rFonts w:asciiTheme="minorHAnsi" w:hAnsiTheme="minorHAnsi" w:cstheme="minorHAnsi"/>
-        </w:rPr>
-        <w:t xml:space="preserve"> in </w:t>
-      </w:r>
-      <w:proofErr w:type="spellStart"/>
-      <w:r>
-        <w:rPr>
-          <w:rFonts w:asciiTheme="minorHAnsi" w:hAnsiTheme="minorHAnsi" w:cstheme="minorHAnsi"/>
-        </w:rPr>
-        <w:t>customer</w:t>
-      </w:r>
-      <w:proofErr w:type="spellEnd"/>
-      <w:r>
-        <w:rPr>
-          <w:rFonts w:asciiTheme="minorHAnsi" w:hAnsiTheme="minorHAnsi" w:cstheme="minorHAnsi"/>
-        </w:rPr>
-        <w:t xml:space="preserve"> </w:t>
-      </w:r>
-      <w:proofErr w:type="spellStart"/>
-      <w:r>
-        <w:rPr>
-          <w:rFonts w:asciiTheme="minorHAnsi" w:hAnsiTheme="minorHAnsi" w:cstheme="minorHAnsi"/>
-        </w:rPr>
-        <w:t>churn</w:t>
-      </w:r>
-      <w:proofErr w:type="spellEnd"/>
-      <w:r>
-        <w:rPr>
-          <w:rFonts w:asciiTheme="minorHAnsi" w:hAnsiTheme="minorHAnsi" w:cstheme="minorHAnsi"/>
-        </w:rPr>
-        <w:t xml:space="preserve"> </w:t>
-      </w:r>
-      <w:proofErr w:type="spellStart"/>
-      <w:r>
-        <w:rPr>
-          <w:rFonts w:asciiTheme="minorHAnsi" w:hAnsiTheme="minorHAnsi" w:cstheme="minorHAnsi"/>
-        </w:rPr>
-        <w:t>prediction</w:t>
-      </w:r>
-      <w:proofErr w:type="spellEnd"/>
-      <w:r>
-        <w:rPr>
-          <w:rFonts w:asciiTheme="minorHAnsi" w:hAnsiTheme="minorHAnsi" w:cstheme="minorHAnsi"/>
-        </w:rPr>
-        <w:t xml:space="preserve">. Expert </w:t>
-      </w:r>
-      <w:proofErr w:type="spellStart"/>
-      <w:r>
-        <w:rPr>
-          <w:rFonts w:asciiTheme="minorHAnsi" w:hAnsiTheme="minorHAnsi" w:cstheme="minorHAnsi"/>
-        </w:rPr>
-        <w:t>Systems</w:t>
-      </w:r>
-      <w:proofErr w:type="spellEnd"/>
-      <w:r>
-        <w:rPr>
-          <w:rFonts w:asciiTheme="minorHAnsi" w:hAnsiTheme="minorHAnsi" w:cstheme="minorHAnsi"/>
-        </w:rPr>
-        <w:t xml:space="preserve"> </w:t>
-      </w:r>
-      <w:proofErr w:type="spellStart"/>
-      <w:r>
-        <w:rPr>
-          <w:rFonts w:asciiTheme="minorHAnsi" w:hAnsiTheme="minorHAnsi" w:cstheme="minorHAnsi"/>
-        </w:rPr>
-        <w:t>with</w:t>
-      </w:r>
-      <w:proofErr w:type="spellEnd"/>
-      <w:r>
-        <w:rPr>
-          <w:rFonts w:asciiTheme="minorHAnsi" w:hAnsiTheme="minorHAnsi" w:cstheme="minorHAnsi"/>
-        </w:rPr>
-        <w:t xml:space="preserve"> </w:t>
-      </w:r>
-      <w:proofErr w:type="spellStart"/>
-      <w:r>
-        <w:rPr>
-          <w:rFonts w:asciiTheme="minorHAnsi" w:hAnsiTheme="minorHAnsi" w:cstheme="minorHAnsi"/>
-        </w:rPr>
-        <w:t>Applications</w:t>
-      </w:r>
-      <w:proofErr w:type="spellEnd"/>
-      <w:r>
-        <w:rPr>
-          <w:rFonts w:asciiTheme="minorHAnsi" w:hAnsiTheme="minorHAnsi" w:cstheme="minorHAnsi"/>
-        </w:rPr>
-        <w:t>, 36(3), 4626-4636. https://doi.org/10.1016/j.eswa.2008.05.027</w:t>
-      </w:r>
-    </w:p>
-    <w:p>
-      <w:pPr>
-        <w:spacing w:after="80" w:line="276" w:lineRule="auto"/>
-        <w:ind w:left="360" w:hanging="360"/>
-        <w:jc w:val="both"/>
-        <w:rPr>
-          <w:rFonts w:asciiTheme="minorHAnsi" w:hAnsiTheme="minorHAnsi" w:cstheme="minorHAnsi"/>
-        </w:rPr>
-      </w:pPr>
-      <w:proofErr w:type="spellStart"/>
-      <w:r>
-        <w:rPr>
-          <w:rFonts w:asciiTheme="minorHAnsi" w:hAnsiTheme="minorHAnsi" w:cstheme="minorHAnsi"/>
-        </w:rPr>
-        <w:t>Chawla</w:t>
-      </w:r>
-      <w:proofErr w:type="spellEnd"/>
-      <w:r>
-        <w:rPr>
-          <w:rFonts w:asciiTheme="minorHAnsi" w:hAnsiTheme="minorHAnsi" w:cstheme="minorHAnsi"/>
-        </w:rPr>
-        <w:t xml:space="preserve">, N. V., </w:t>
-      </w:r>
-      <w:proofErr w:type="spellStart"/>
-      <w:r>
-        <w:rPr>
-          <w:rFonts w:asciiTheme="minorHAnsi" w:hAnsiTheme="minorHAnsi" w:cstheme="minorHAnsi"/>
-        </w:rPr>
-        <w:t>Bowyer</w:t>
-      </w:r>
-      <w:proofErr w:type="spellEnd"/>
-      <w:r>
-        <w:rPr>
-          <w:rFonts w:asciiTheme="minorHAnsi" w:hAnsiTheme="minorHAnsi" w:cstheme="minorHAnsi"/>
-        </w:rPr>
-        <w:t xml:space="preserve">, K. W., Hall, L. O., &amp; </w:t>
-      </w:r>
-      <w:proofErr w:type="spellStart"/>
-      <w:r>
-        <w:rPr>
-          <w:rFonts w:asciiTheme="minorHAnsi" w:hAnsiTheme="minorHAnsi" w:cstheme="minorHAnsi"/>
-        </w:rPr>
-        <w:t>Kegelmeyer</w:t>
-      </w:r>
-      <w:proofErr w:type="spellEnd"/>
-      <w:r>
-        <w:rPr>
-          <w:rFonts w:asciiTheme="minorHAnsi" w:hAnsiTheme="minorHAnsi" w:cstheme="minorHAnsi"/>
-        </w:rPr>
-        <w:t xml:space="preserve">, W. P. (2002). SMOTE: </w:t>
-      </w:r>
-      <w:proofErr w:type="spellStart"/>
-      <w:r>
-        <w:rPr>
-          <w:rFonts w:asciiTheme="minorHAnsi" w:hAnsiTheme="minorHAnsi" w:cstheme="minorHAnsi"/>
-        </w:rPr>
-        <w:t>Synthetic</w:t>
-      </w:r>
-      <w:proofErr w:type="spellEnd"/>
-      <w:r>
-        <w:rPr>
-          <w:rFonts w:asciiTheme="minorHAnsi" w:hAnsiTheme="minorHAnsi" w:cstheme="minorHAnsi"/>
-        </w:rPr>
-        <w:t xml:space="preserve"> </w:t>
-      </w:r>
-      <w:proofErr w:type="spellStart"/>
-      <w:r>
-        <w:rPr>
-          <w:rFonts w:asciiTheme="minorHAnsi" w:hAnsiTheme="minorHAnsi" w:cstheme="minorHAnsi"/>
-        </w:rPr>
-        <w:t>minority</w:t>
-      </w:r>
-      <w:proofErr w:type="spellEnd"/>
-      <w:r>
-        <w:rPr>
-          <w:rFonts w:asciiTheme="minorHAnsi" w:hAnsiTheme="minorHAnsi" w:cstheme="minorHAnsi"/>
-        </w:rPr>
-        <w:t xml:space="preserve"> </w:t>
-      </w:r>
-      <w:proofErr w:type="spellStart"/>
-      <w:r>
-        <w:rPr>
-          <w:rFonts w:asciiTheme="minorHAnsi" w:hAnsiTheme="minorHAnsi" w:cstheme="minorHAnsi"/>
-        </w:rPr>
-        <w:t>over-sampling</w:t>
-      </w:r>
-      <w:proofErr w:type="spellEnd"/>
-      <w:r>
-        <w:rPr>
-          <w:rFonts w:asciiTheme="minorHAnsi" w:hAnsiTheme="minorHAnsi" w:cstheme="minorHAnsi"/>
-        </w:rPr>
-        <w:t xml:space="preserve"> </w:t>
-      </w:r>
-      <w:proofErr w:type="spellStart"/>
-      <w:r>
-        <w:rPr>
-          <w:rFonts w:asciiTheme="minorHAnsi" w:hAnsiTheme="minorHAnsi" w:cstheme="minorHAnsi"/>
-        </w:rPr>
-        <w:t>technique</w:t>
-      </w:r>
-      <w:proofErr w:type="spellEnd"/>
-      <w:r>
-        <w:rPr>
-          <w:rFonts w:asciiTheme="minorHAnsi" w:hAnsiTheme="minorHAnsi" w:cstheme="minorHAnsi"/>
-        </w:rPr>
-        <w:t xml:space="preserve">. </w:t>
-      </w:r>
-      <w:proofErr w:type="spellStart"/>
-      <w:r>
-        <w:rPr>
-          <w:rFonts w:asciiTheme="minorHAnsi" w:hAnsiTheme="minorHAnsi" w:cstheme="minorHAnsi"/>
-        </w:rPr>
-        <w:t>Journal</w:t>
-      </w:r>
-      <w:proofErr w:type="spellEnd"/>
-      <w:r>
-        <w:rPr>
-          <w:rFonts w:asciiTheme="minorHAnsi" w:hAnsiTheme="minorHAnsi" w:cstheme="minorHAnsi"/>
-        </w:rPr>
-        <w:t xml:space="preserve"> </w:t>
-      </w:r>
-      <w:proofErr w:type="spellStart"/>
-      <w:r>
-        <w:rPr>
-          <w:rFonts w:asciiTheme="minorHAnsi" w:hAnsiTheme="minorHAnsi" w:cstheme="minorHAnsi"/>
-        </w:rPr>
-        <w:t>of</w:t>
-      </w:r>
-      <w:proofErr w:type="spellEnd"/>
-      <w:r>
-        <w:rPr>
-          <w:rFonts w:asciiTheme="minorHAnsi" w:hAnsiTheme="minorHAnsi" w:cstheme="minorHAnsi"/>
-        </w:rPr>
-        <w:t xml:space="preserve"> Artificial </w:t>
-      </w:r>
-      <w:proofErr w:type="spellStart"/>
-      <w:r>
-        <w:rPr>
-          <w:rFonts w:asciiTheme="minorHAnsi" w:hAnsiTheme="minorHAnsi" w:cstheme="minorHAnsi"/>
-        </w:rPr>
-        <w:t>Intelligence</w:t>
-      </w:r>
-      <w:proofErr w:type="spellEnd"/>
-      <w:r>
-        <w:rPr>
-          <w:rFonts w:asciiTheme="minorHAnsi" w:hAnsiTheme="minorHAnsi" w:cstheme="minorHAnsi"/>
-        </w:rPr>
-        <w:t xml:space="preserve"> </w:t>
-      </w:r>
-      <w:proofErr w:type="spellStart"/>
-      <w:r>
-        <w:rPr>
-          <w:rFonts w:asciiTheme="minorHAnsi" w:hAnsiTheme="minorHAnsi" w:cstheme="minorHAnsi"/>
-        </w:rPr>
-        <w:t>Research</w:t>
-      </w:r>
-      <w:proofErr w:type="spellEnd"/>
-      <w:r>
-        <w:rPr>
-          <w:rFonts w:asciiTheme="minorHAnsi" w:hAnsiTheme="minorHAnsi" w:cstheme="minorHAnsi"/>
-        </w:rPr>
-        <w:t>, 16, 321-357. https://doi.org/10.1613/jair.953</w:t>
-      </w:r>
-    </w:p>
-    <w:p>
-      <w:pPr>
-        <w:spacing w:after="80" w:line="276" w:lineRule="auto"/>
-        <w:ind w:left="360" w:hanging="360"/>
-        <w:jc w:val="both"/>
-        <w:rPr>
-          <w:rFonts w:asciiTheme="minorHAnsi" w:hAnsiTheme="minorHAnsi" w:cstheme="minorHAnsi"/>
-        </w:rPr>
-      </w:pPr>
-      <w:r>
-        <w:rPr>
-          <w:rFonts w:asciiTheme="minorHAnsi" w:hAnsiTheme="minorHAnsi" w:cstheme="minorHAnsi"/>
-        </w:rPr>
-        <w:t xml:space="preserve">Chen, T., &amp; </w:t>
-      </w:r>
-      <w:proofErr w:type="spellStart"/>
-      <w:r>
-        <w:rPr>
-          <w:rFonts w:asciiTheme="minorHAnsi" w:hAnsiTheme="minorHAnsi" w:cstheme="minorHAnsi"/>
-        </w:rPr>
-        <w:t>Guestrin</w:t>
-      </w:r>
-      <w:proofErr w:type="spellEnd"/>
-      <w:r>
-        <w:rPr>
-          <w:rFonts w:asciiTheme="minorHAnsi" w:hAnsiTheme="minorHAnsi" w:cstheme="minorHAnsi"/>
-        </w:rPr>
-        <w:t xml:space="preserve">, C. (2016). </w:t>
-      </w:r>
-      <w:proofErr w:type="spellStart"/>
-      <w:r>
-        <w:rPr>
-          <w:rFonts w:asciiTheme="minorHAnsi" w:hAnsiTheme="minorHAnsi" w:cstheme="minorHAnsi"/>
-        </w:rPr>
-        <w:t>XGBoost</w:t>
-      </w:r>
-      <w:proofErr w:type="spellEnd"/>
-      <w:r>
-        <w:rPr>
-          <w:rFonts w:asciiTheme="minorHAnsi" w:hAnsiTheme="minorHAnsi" w:cstheme="minorHAnsi"/>
-        </w:rPr>
-        <w:t xml:space="preserve">: A </w:t>
-      </w:r>
-      <w:proofErr w:type="spellStart"/>
-      <w:r>
-        <w:rPr>
-          <w:rFonts w:asciiTheme="minorHAnsi" w:hAnsiTheme="minorHAnsi" w:cstheme="minorHAnsi"/>
-        </w:rPr>
-        <w:t>scalable</w:t>
-      </w:r>
-      <w:proofErr w:type="spellEnd"/>
-      <w:r>
-        <w:rPr>
-          <w:rFonts w:asciiTheme="minorHAnsi" w:hAnsiTheme="minorHAnsi" w:cstheme="minorHAnsi"/>
-        </w:rPr>
-        <w:t xml:space="preserve"> </w:t>
-      </w:r>
-      <w:proofErr w:type="spellStart"/>
-      <w:r>
-        <w:rPr>
-          <w:rFonts w:asciiTheme="minorHAnsi" w:hAnsiTheme="minorHAnsi" w:cstheme="minorHAnsi"/>
-        </w:rPr>
-        <w:t>tree</w:t>
-      </w:r>
-      <w:proofErr w:type="spellEnd"/>
-      <w:r>
-        <w:rPr>
-          <w:rFonts w:asciiTheme="minorHAnsi" w:hAnsiTheme="minorHAnsi" w:cstheme="minorHAnsi"/>
-        </w:rPr>
-        <w:t xml:space="preserve"> </w:t>
-      </w:r>
-      <w:proofErr w:type="spellStart"/>
-      <w:r>
-        <w:rPr>
-          <w:rFonts w:asciiTheme="minorHAnsi" w:hAnsiTheme="minorHAnsi" w:cstheme="minorHAnsi"/>
-        </w:rPr>
-        <w:t>boosting</w:t>
-      </w:r>
-      <w:proofErr w:type="spellEnd"/>
-      <w:r>
-        <w:rPr>
-          <w:rFonts w:asciiTheme="minorHAnsi" w:hAnsiTheme="minorHAnsi" w:cstheme="minorHAnsi"/>
-        </w:rPr>
-        <w:t xml:space="preserve"> </w:t>
-      </w:r>
-      <w:proofErr w:type="spellStart"/>
-      <w:r>
-        <w:rPr>
-          <w:rFonts w:asciiTheme="minorHAnsi" w:hAnsiTheme="minorHAnsi" w:cstheme="minorHAnsi"/>
-        </w:rPr>
-        <w:t>system</w:t>
-      </w:r>
-      <w:proofErr w:type="spellEnd"/>
-      <w:r>
-        <w:rPr>
-          <w:rFonts w:asciiTheme="minorHAnsi" w:hAnsiTheme="minorHAnsi" w:cstheme="minorHAnsi"/>
-        </w:rPr>
-        <w:t xml:space="preserve">. In </w:t>
-      </w:r>
-      <w:proofErr w:type="spellStart"/>
-      <w:r>
-        <w:rPr>
-          <w:rFonts w:asciiTheme="minorHAnsi" w:hAnsiTheme="minorHAnsi" w:cstheme="minorHAnsi"/>
-        </w:rPr>
-        <w:t>Proceedings</w:t>
-      </w:r>
-      <w:proofErr w:type="spellEnd"/>
-      <w:r>
-        <w:rPr>
-          <w:rFonts w:asciiTheme="minorHAnsi" w:hAnsiTheme="minorHAnsi" w:cstheme="minorHAnsi"/>
-        </w:rPr>
-        <w:t xml:space="preserve"> </w:t>
-      </w:r>
-      <w:proofErr w:type="spellStart"/>
-      <w:r>
-        <w:rPr>
-          <w:rFonts w:asciiTheme="minorHAnsi" w:hAnsiTheme="minorHAnsi" w:cstheme="minorHAnsi"/>
-        </w:rPr>
-        <w:t>of</w:t>
-      </w:r>
-      <w:proofErr w:type="spellEnd"/>
-      <w:r>
-        <w:rPr>
-          <w:rFonts w:asciiTheme="minorHAnsi" w:hAnsiTheme="minorHAnsi" w:cstheme="minorHAnsi"/>
-        </w:rPr>
-        <w:t xml:space="preserve"> </w:t>
-      </w:r>
-      <w:proofErr w:type="spellStart"/>
-      <w:r>
-        <w:rPr>
-          <w:rFonts w:asciiTheme="minorHAnsi" w:hAnsiTheme="minorHAnsi" w:cstheme="minorHAnsi"/>
-        </w:rPr>
-        <w:t>the</w:t>
-      </w:r>
-      <w:proofErr w:type="spellEnd"/>
-      <w:r>
-        <w:rPr>
-          <w:rFonts w:asciiTheme="minorHAnsi" w:hAnsiTheme="minorHAnsi" w:cstheme="minorHAnsi"/>
-        </w:rPr>
-        <w:t xml:space="preserve"> 22nd ACM SIGKDD International </w:t>
-      </w:r>
-      <w:proofErr w:type="spellStart"/>
-      <w:r>
-        <w:rPr>
-          <w:rFonts w:asciiTheme="minorHAnsi" w:hAnsiTheme="minorHAnsi" w:cstheme="minorHAnsi"/>
-        </w:rPr>
-        <w:t>Conference</w:t>
-      </w:r>
-      <w:proofErr w:type="spellEnd"/>
-      <w:r>
-        <w:rPr>
-          <w:rFonts w:asciiTheme="minorHAnsi" w:hAnsiTheme="minorHAnsi" w:cstheme="minorHAnsi"/>
-        </w:rPr>
-        <w:t xml:space="preserve"> </w:t>
-      </w:r>
-      <w:proofErr w:type="spellStart"/>
-      <w:r>
-        <w:rPr>
-          <w:rFonts w:asciiTheme="minorHAnsi" w:hAnsiTheme="minorHAnsi" w:cstheme="minorHAnsi"/>
-        </w:rPr>
-        <w:t>on</w:t>
-      </w:r>
-      <w:proofErr w:type="spellEnd"/>
-      <w:r>
-        <w:rPr>
-          <w:rFonts w:asciiTheme="minorHAnsi" w:hAnsiTheme="minorHAnsi" w:cstheme="minorHAnsi"/>
-        </w:rPr>
-        <w:t xml:space="preserve"> </w:t>
-      </w:r>
-      <w:proofErr w:type="spellStart"/>
-      <w:r>
-        <w:rPr>
-          <w:rFonts w:asciiTheme="minorHAnsi" w:hAnsiTheme="minorHAnsi" w:cstheme="minorHAnsi"/>
-        </w:rPr>
-        <w:t>Knowledge</w:t>
-      </w:r>
-      <w:proofErr w:type="spellEnd"/>
-      <w:r>
-        <w:rPr>
-          <w:rFonts w:asciiTheme="minorHAnsi" w:hAnsiTheme="minorHAnsi" w:cstheme="minorHAnsi"/>
-        </w:rPr>
-        <w:t xml:space="preserve"> Discovery and Data </w:t>
-      </w:r>
-      <w:proofErr w:type="spellStart"/>
-      <w:r>
-        <w:rPr>
-          <w:rFonts w:asciiTheme="minorHAnsi" w:hAnsiTheme="minorHAnsi" w:cstheme="minorHAnsi"/>
-        </w:rPr>
-        <w:t>Mining</w:t>
-      </w:r>
-      <w:proofErr w:type="spellEnd"/>
-      <w:r>
-        <w:rPr>
-          <w:rFonts w:asciiTheme="minorHAnsi" w:hAnsiTheme="minorHAnsi" w:cstheme="minorHAnsi"/>
-        </w:rPr>
-        <w:t xml:space="preserve"> (pp. 785-794). </w:t>
-      </w:r>
-      <w:proofErr w:type="spellStart"/>
-      <w:r>
-        <w:rPr>
-          <w:rFonts w:asciiTheme="minorHAnsi" w:hAnsiTheme="minorHAnsi" w:cstheme="minorHAnsi"/>
-        </w:rPr>
-        <w:t>Association</w:t>
-      </w:r>
-      <w:proofErr w:type="spellEnd"/>
-      <w:r>
-        <w:rPr>
-          <w:rFonts w:asciiTheme="minorHAnsi" w:hAnsiTheme="minorHAnsi" w:cstheme="minorHAnsi"/>
-        </w:rPr>
-        <w:t xml:space="preserve"> </w:t>
-      </w:r>
-      <w:proofErr w:type="spellStart"/>
-      <w:r>
-        <w:rPr>
-          <w:rFonts w:asciiTheme="minorHAnsi" w:hAnsiTheme="minorHAnsi" w:cstheme="minorHAnsi"/>
-        </w:rPr>
-        <w:t>for</w:t>
-      </w:r>
-      <w:proofErr w:type="spellEnd"/>
-      <w:r>
-        <w:rPr>
-          <w:rFonts w:asciiTheme="minorHAnsi" w:hAnsiTheme="minorHAnsi" w:cstheme="minorHAnsi"/>
-        </w:rPr>
-        <w:t xml:space="preserve"> Computing </w:t>
-      </w:r>
-      <w:proofErr w:type="spellStart"/>
-      <w:r>
-        <w:rPr>
-          <w:rFonts w:asciiTheme="minorHAnsi" w:hAnsiTheme="minorHAnsi" w:cstheme="minorHAnsi"/>
-        </w:rPr>
-        <w:lastRenderedPageBreak/>
-        <w:t>Machinery</w:t>
-      </w:r>
-      <w:proofErr w:type="spellEnd"/>
-      <w:r>
-        <w:rPr>
-          <w:rFonts w:asciiTheme="minorHAnsi" w:hAnsiTheme="minorHAnsi" w:cstheme="minorHAnsi"/>
-        </w:rPr>
-        <w:t>. https://doi.org/10.1145/2939672.2939785</w:t>
-      </w:r>
-    </w:p>
-    <w:p>
-      <w:pPr>
-        <w:spacing w:after="80" w:line="276" w:lineRule="auto"/>
-        <w:ind w:left="360" w:hanging="360"/>
-        <w:jc w:val="both"/>
-        <w:rPr>
-          <w:rFonts w:asciiTheme="minorHAnsi" w:hAnsiTheme="minorHAnsi" w:cstheme="minorHAnsi"/>
-        </w:rPr>
-      </w:pPr>
-      <w:proofErr w:type="spellStart"/>
-      <w:r>
-        <w:rPr>
-          <w:rFonts w:asciiTheme="minorHAnsi" w:hAnsiTheme="minorHAnsi" w:cstheme="minorHAnsi"/>
-        </w:rPr>
-        <w:t>Gorishniy</w:t>
-      </w:r>
-      <w:proofErr w:type="spellEnd"/>
-      <w:r>
-        <w:rPr>
-          <w:rFonts w:asciiTheme="minorHAnsi" w:hAnsiTheme="minorHAnsi" w:cstheme="minorHAnsi"/>
-        </w:rPr>
-        <w:t xml:space="preserve">, Y., </w:t>
-      </w:r>
-      <w:proofErr w:type="spellStart"/>
-      <w:r>
-        <w:rPr>
-          <w:rFonts w:asciiTheme="minorHAnsi" w:hAnsiTheme="minorHAnsi" w:cstheme="minorHAnsi"/>
-        </w:rPr>
-        <w:t>Rubachev</w:t>
-      </w:r>
-      <w:proofErr w:type="spellEnd"/>
-      <w:r>
-        <w:rPr>
-          <w:rFonts w:asciiTheme="minorHAnsi" w:hAnsiTheme="minorHAnsi" w:cstheme="minorHAnsi"/>
-        </w:rPr>
-        <w:t xml:space="preserve">, I., </w:t>
-      </w:r>
-      <w:proofErr w:type="spellStart"/>
-      <w:r>
-        <w:rPr>
-          <w:rFonts w:asciiTheme="minorHAnsi" w:hAnsiTheme="minorHAnsi" w:cstheme="minorHAnsi"/>
-        </w:rPr>
-        <w:t>Khrulkov</w:t>
-      </w:r>
-      <w:proofErr w:type="spellEnd"/>
-      <w:r>
-        <w:rPr>
-          <w:rFonts w:asciiTheme="minorHAnsi" w:hAnsiTheme="minorHAnsi" w:cstheme="minorHAnsi"/>
-        </w:rPr>
-        <w:t xml:space="preserve">, V., &amp; </w:t>
-      </w:r>
-      <w:proofErr w:type="spellStart"/>
-      <w:r>
-        <w:rPr>
-          <w:rFonts w:asciiTheme="minorHAnsi" w:hAnsiTheme="minorHAnsi" w:cstheme="minorHAnsi"/>
-        </w:rPr>
-        <w:t>Babenko</w:t>
-      </w:r>
-      <w:proofErr w:type="spellEnd"/>
-      <w:r>
-        <w:rPr>
-          <w:rFonts w:asciiTheme="minorHAnsi" w:hAnsiTheme="minorHAnsi" w:cstheme="minorHAnsi"/>
-        </w:rPr>
-        <w:t xml:space="preserve">, A. (2021). </w:t>
-      </w:r>
-      <w:proofErr w:type="spellStart"/>
-      <w:r>
-        <w:rPr>
-          <w:rFonts w:asciiTheme="minorHAnsi" w:hAnsiTheme="minorHAnsi" w:cstheme="minorHAnsi"/>
-        </w:rPr>
-        <w:t>Revisiting</w:t>
-      </w:r>
-      <w:proofErr w:type="spellEnd"/>
-      <w:r>
-        <w:rPr>
-          <w:rFonts w:asciiTheme="minorHAnsi" w:hAnsiTheme="minorHAnsi" w:cstheme="minorHAnsi"/>
-        </w:rPr>
-        <w:t xml:space="preserve"> </w:t>
-      </w:r>
-      <w:proofErr w:type="spellStart"/>
-      <w:r>
-        <w:rPr>
-          <w:rFonts w:asciiTheme="minorHAnsi" w:hAnsiTheme="minorHAnsi" w:cstheme="minorHAnsi"/>
-        </w:rPr>
-        <w:t>deep</w:t>
-      </w:r>
-      <w:proofErr w:type="spellEnd"/>
-      <w:r>
-        <w:rPr>
-          <w:rFonts w:asciiTheme="minorHAnsi" w:hAnsiTheme="minorHAnsi" w:cstheme="minorHAnsi"/>
-        </w:rPr>
-        <w:t xml:space="preserve"> </w:t>
-      </w:r>
-      <w:proofErr w:type="spellStart"/>
-      <w:r>
-        <w:rPr>
-          <w:rFonts w:asciiTheme="minorHAnsi" w:hAnsiTheme="minorHAnsi" w:cstheme="minorHAnsi"/>
-        </w:rPr>
-        <w:t>learning</w:t>
-      </w:r>
-      <w:proofErr w:type="spellEnd"/>
-      <w:r>
-        <w:rPr>
-          <w:rFonts w:asciiTheme="minorHAnsi" w:hAnsiTheme="minorHAnsi" w:cstheme="minorHAnsi"/>
-        </w:rPr>
-        <w:t xml:space="preserve"> </w:t>
-      </w:r>
-      <w:proofErr w:type="spellStart"/>
-      <w:r>
-        <w:rPr>
-          <w:rFonts w:asciiTheme="minorHAnsi" w:hAnsiTheme="minorHAnsi" w:cstheme="minorHAnsi"/>
-        </w:rPr>
-        <w:t>models</w:t>
-      </w:r>
-      <w:proofErr w:type="spellEnd"/>
-      <w:r>
-        <w:rPr>
-          <w:rFonts w:asciiTheme="minorHAnsi" w:hAnsiTheme="minorHAnsi" w:cstheme="minorHAnsi"/>
-        </w:rPr>
-        <w:t xml:space="preserve"> </w:t>
-      </w:r>
-      <w:proofErr w:type="spellStart"/>
-      <w:r>
-        <w:rPr>
-          <w:rFonts w:asciiTheme="minorHAnsi" w:hAnsiTheme="minorHAnsi" w:cstheme="minorHAnsi"/>
-        </w:rPr>
-        <w:t>for</w:t>
-      </w:r>
-      <w:proofErr w:type="spellEnd"/>
-      <w:r>
-        <w:rPr>
-          <w:rFonts w:asciiTheme="minorHAnsi" w:hAnsiTheme="minorHAnsi" w:cstheme="minorHAnsi"/>
-        </w:rPr>
-        <w:t xml:space="preserve"> tabular data. </w:t>
-      </w:r>
-      <w:proofErr w:type="spellStart"/>
-      <w:r>
-        <w:rPr>
-          <w:rFonts w:asciiTheme="minorHAnsi" w:hAnsiTheme="minorHAnsi" w:cstheme="minorHAnsi"/>
-        </w:rPr>
-        <w:t>Advances</w:t>
-      </w:r>
-      <w:proofErr w:type="spellEnd"/>
-      <w:r>
-        <w:rPr>
-          <w:rFonts w:asciiTheme="minorHAnsi" w:hAnsiTheme="minorHAnsi" w:cstheme="minorHAnsi"/>
-        </w:rPr>
-        <w:t xml:space="preserve"> in Neural </w:t>
-      </w:r>
-      <w:proofErr w:type="spellStart"/>
-      <w:r>
-        <w:rPr>
-          <w:rFonts w:asciiTheme="minorHAnsi" w:hAnsiTheme="minorHAnsi" w:cstheme="minorHAnsi"/>
-        </w:rPr>
-        <w:t>Information</w:t>
-      </w:r>
-      <w:proofErr w:type="spellEnd"/>
-      <w:r>
-        <w:rPr>
-          <w:rFonts w:asciiTheme="minorHAnsi" w:hAnsiTheme="minorHAnsi" w:cstheme="minorHAnsi"/>
-        </w:rPr>
-        <w:t xml:space="preserve"> Processing </w:t>
-      </w:r>
-      <w:proofErr w:type="spellStart"/>
-      <w:r>
-        <w:rPr>
-          <w:rFonts w:asciiTheme="minorHAnsi" w:hAnsiTheme="minorHAnsi" w:cstheme="minorHAnsi"/>
-        </w:rPr>
-        <w:t>Systems</w:t>
-      </w:r>
-      <w:proofErr w:type="spellEnd"/>
-      <w:r>
-        <w:rPr>
-          <w:rFonts w:asciiTheme="minorHAnsi" w:hAnsiTheme="minorHAnsi" w:cstheme="minorHAnsi"/>
-        </w:rPr>
-        <w:t>, 34. https://proceedings.neurips.cc/paper/2021/hash/9d86d83f925f2149e9edb0ac3b49229c-Abstract.html</w:t>
-      </w:r>
-    </w:p>
-    <w:p>
-      <w:pPr>
-        <w:spacing w:after="80" w:line="276" w:lineRule="auto"/>
-        <w:ind w:left="360" w:hanging="360"/>
-        <w:jc w:val="both"/>
-        <w:rPr>
-          <w:rFonts w:asciiTheme="minorHAnsi" w:hAnsiTheme="minorHAnsi" w:cstheme="minorHAnsi"/>
-        </w:rPr>
-      </w:pPr>
-      <w:r>
-        <w:rPr>
-          <w:rFonts w:asciiTheme="minorHAnsi" w:hAnsiTheme="minorHAnsi" w:cstheme="minorHAnsi"/>
-        </w:rPr>
-        <w:t xml:space="preserve">He, H., &amp; </w:t>
-      </w:r>
-      <w:proofErr w:type="spellStart"/>
-      <w:r>
-        <w:rPr>
-          <w:rFonts w:asciiTheme="minorHAnsi" w:hAnsiTheme="minorHAnsi" w:cstheme="minorHAnsi"/>
-        </w:rPr>
-        <w:t>Garcia</w:t>
-      </w:r>
-      <w:proofErr w:type="spellEnd"/>
-      <w:r>
-        <w:rPr>
-          <w:rFonts w:asciiTheme="minorHAnsi" w:hAnsiTheme="minorHAnsi" w:cstheme="minorHAnsi"/>
-        </w:rPr>
-        <w:t xml:space="preserve">, E. A. (2009). </w:t>
-      </w:r>
-      <w:proofErr w:type="spellStart"/>
-      <w:r>
-        <w:rPr>
-          <w:rFonts w:asciiTheme="minorHAnsi" w:hAnsiTheme="minorHAnsi" w:cstheme="minorHAnsi"/>
-        </w:rPr>
-        <w:t>Learning</w:t>
-      </w:r>
-      <w:proofErr w:type="spellEnd"/>
-      <w:r>
-        <w:rPr>
-          <w:rFonts w:asciiTheme="minorHAnsi" w:hAnsiTheme="minorHAnsi" w:cstheme="minorHAnsi"/>
-        </w:rPr>
-        <w:t xml:space="preserve"> </w:t>
-      </w:r>
-      <w:proofErr w:type="spellStart"/>
-      <w:r>
-        <w:rPr>
-          <w:rFonts w:asciiTheme="minorHAnsi" w:hAnsiTheme="minorHAnsi" w:cstheme="minorHAnsi"/>
-        </w:rPr>
-        <w:t>from</w:t>
-      </w:r>
-      <w:proofErr w:type="spellEnd"/>
-      <w:r>
-        <w:rPr>
-          <w:rFonts w:asciiTheme="minorHAnsi" w:hAnsiTheme="minorHAnsi" w:cstheme="minorHAnsi"/>
-        </w:rPr>
-        <w:t xml:space="preserve"> </w:t>
-      </w:r>
-      <w:proofErr w:type="spellStart"/>
-      <w:r>
-        <w:rPr>
-          <w:rFonts w:asciiTheme="minorHAnsi" w:hAnsiTheme="minorHAnsi" w:cstheme="minorHAnsi"/>
-        </w:rPr>
-        <w:t>imbalanced</w:t>
-      </w:r>
-      <w:proofErr w:type="spellEnd"/>
-      <w:r>
-        <w:rPr>
-          <w:rFonts w:asciiTheme="minorHAnsi" w:hAnsiTheme="minorHAnsi" w:cstheme="minorHAnsi"/>
-        </w:rPr>
-        <w:t xml:space="preserve"> data. IEEE </w:t>
-      </w:r>
-      <w:proofErr w:type="spellStart"/>
-      <w:r>
-        <w:rPr>
-          <w:rFonts w:asciiTheme="minorHAnsi" w:hAnsiTheme="minorHAnsi" w:cstheme="minorHAnsi"/>
-        </w:rPr>
-        <w:t>Transactions</w:t>
-      </w:r>
-      <w:proofErr w:type="spellEnd"/>
-      <w:r>
-        <w:rPr>
-          <w:rFonts w:asciiTheme="minorHAnsi" w:hAnsiTheme="minorHAnsi" w:cstheme="minorHAnsi"/>
-        </w:rPr>
-        <w:t xml:space="preserve"> </w:t>
-      </w:r>
-      <w:proofErr w:type="spellStart"/>
-      <w:r>
-        <w:rPr>
-          <w:rFonts w:asciiTheme="minorHAnsi" w:hAnsiTheme="minorHAnsi" w:cstheme="minorHAnsi"/>
-        </w:rPr>
-        <w:t>on</w:t>
-      </w:r>
-      <w:proofErr w:type="spellEnd"/>
-      <w:r>
-        <w:rPr>
-          <w:rFonts w:asciiTheme="minorHAnsi" w:hAnsiTheme="minorHAnsi" w:cstheme="minorHAnsi"/>
-        </w:rPr>
-        <w:t xml:space="preserve"> </w:t>
-      </w:r>
-      <w:proofErr w:type="spellStart"/>
-      <w:r>
-        <w:rPr>
-          <w:rFonts w:asciiTheme="minorHAnsi" w:hAnsiTheme="minorHAnsi" w:cstheme="minorHAnsi"/>
-        </w:rPr>
-        <w:t>Knowledge</w:t>
-      </w:r>
-      <w:proofErr w:type="spellEnd"/>
-      <w:r>
-        <w:rPr>
-          <w:rFonts w:asciiTheme="minorHAnsi" w:hAnsiTheme="minorHAnsi" w:cstheme="minorHAnsi"/>
-        </w:rPr>
-        <w:t xml:space="preserve"> and Data </w:t>
-      </w:r>
-      <w:proofErr w:type="spellStart"/>
-      <w:r>
-        <w:rPr>
-          <w:rFonts w:asciiTheme="minorHAnsi" w:hAnsiTheme="minorHAnsi" w:cstheme="minorHAnsi"/>
-        </w:rPr>
-        <w:t>Engineering</w:t>
-      </w:r>
-      <w:proofErr w:type="spellEnd"/>
-      <w:r>
-        <w:rPr>
-          <w:rFonts w:asciiTheme="minorHAnsi" w:hAnsiTheme="minorHAnsi" w:cstheme="minorHAnsi"/>
-        </w:rPr>
-        <w:t>, 21(9), 1263-1284. https://doi.org/10.1109/TKDE.2008.239</w:t>
-      </w:r>
-    </w:p>
-    <w:p>
-      <w:pPr>
-        <w:spacing w:after="80" w:line="276" w:lineRule="auto"/>
-        <w:ind w:left="360" w:hanging="360"/>
-        <w:jc w:val="both"/>
-        <w:rPr>
-          <w:rFonts w:asciiTheme="minorHAnsi" w:hAnsiTheme="minorHAnsi" w:cstheme="minorHAnsi"/>
-        </w:rPr>
-      </w:pPr>
-      <w:proofErr w:type="spellStart"/>
-      <w:r>
-        <w:rPr>
-          <w:rFonts w:asciiTheme="minorHAnsi" w:hAnsiTheme="minorHAnsi" w:cstheme="minorHAnsi"/>
-        </w:rPr>
-        <w:t>Imani</w:t>
-      </w:r>
-      <w:proofErr w:type="spellEnd"/>
-      <w:r>
-        <w:rPr>
-          <w:rFonts w:asciiTheme="minorHAnsi" w:hAnsiTheme="minorHAnsi" w:cstheme="minorHAnsi"/>
-        </w:rPr>
-        <w:t xml:space="preserve">, M., </w:t>
-      </w:r>
-      <w:proofErr w:type="spellStart"/>
-      <w:r>
-        <w:rPr>
-          <w:rFonts w:asciiTheme="minorHAnsi" w:hAnsiTheme="minorHAnsi" w:cstheme="minorHAnsi"/>
-        </w:rPr>
-        <w:t>Abdolrazzagh-Nezhad</w:t>
-      </w:r>
-      <w:proofErr w:type="spellEnd"/>
-      <w:r>
-        <w:rPr>
-          <w:rFonts w:asciiTheme="minorHAnsi" w:hAnsiTheme="minorHAnsi" w:cstheme="minorHAnsi"/>
-        </w:rPr>
-        <w:t xml:space="preserve">, M., &amp; </w:t>
-      </w:r>
-      <w:proofErr w:type="spellStart"/>
-      <w:r>
-        <w:rPr>
-          <w:rFonts w:asciiTheme="minorHAnsi" w:hAnsiTheme="minorHAnsi" w:cstheme="minorHAnsi"/>
-        </w:rPr>
-        <w:t>Boushehri</w:t>
-      </w:r>
-      <w:proofErr w:type="spellEnd"/>
-      <w:r>
-        <w:rPr>
-          <w:rFonts w:asciiTheme="minorHAnsi" w:hAnsiTheme="minorHAnsi" w:cstheme="minorHAnsi"/>
-        </w:rPr>
-        <w:t xml:space="preserve">, A. (2025). </w:t>
-      </w:r>
-      <w:proofErr w:type="spellStart"/>
-      <w:r>
-        <w:rPr>
-          <w:rFonts w:asciiTheme="minorHAnsi" w:hAnsiTheme="minorHAnsi" w:cstheme="minorHAnsi"/>
-        </w:rPr>
-        <w:t>Customer</w:t>
-      </w:r>
-      <w:proofErr w:type="spellEnd"/>
-      <w:r>
-        <w:rPr>
-          <w:rFonts w:asciiTheme="minorHAnsi" w:hAnsiTheme="minorHAnsi" w:cstheme="minorHAnsi"/>
-        </w:rPr>
-        <w:t xml:space="preserve"> </w:t>
-      </w:r>
-      <w:proofErr w:type="spellStart"/>
-      <w:r>
-        <w:rPr>
-          <w:rFonts w:asciiTheme="minorHAnsi" w:hAnsiTheme="minorHAnsi" w:cstheme="minorHAnsi"/>
-        </w:rPr>
-        <w:t>churn</w:t>
-      </w:r>
-      <w:proofErr w:type="spellEnd"/>
-      <w:r>
-        <w:rPr>
-          <w:rFonts w:asciiTheme="minorHAnsi" w:hAnsiTheme="minorHAnsi" w:cstheme="minorHAnsi"/>
-        </w:rPr>
-        <w:t xml:space="preserve"> </w:t>
-      </w:r>
-      <w:proofErr w:type="spellStart"/>
-      <w:r>
-        <w:rPr>
-          <w:rFonts w:asciiTheme="minorHAnsi" w:hAnsiTheme="minorHAnsi" w:cstheme="minorHAnsi"/>
-        </w:rPr>
-        <w:t>prediction</w:t>
-      </w:r>
-      <w:proofErr w:type="spellEnd"/>
-      <w:r>
-        <w:rPr>
-          <w:rFonts w:asciiTheme="minorHAnsi" w:hAnsiTheme="minorHAnsi" w:cstheme="minorHAnsi"/>
-        </w:rPr>
-        <w:t xml:space="preserve">: A </w:t>
-      </w:r>
-      <w:proofErr w:type="spellStart"/>
-      <w:r>
-        <w:rPr>
-          <w:rFonts w:asciiTheme="minorHAnsi" w:hAnsiTheme="minorHAnsi" w:cstheme="minorHAnsi"/>
-        </w:rPr>
-        <w:t>systematic</w:t>
-      </w:r>
-      <w:proofErr w:type="spellEnd"/>
-      <w:r>
-        <w:rPr>
-          <w:rFonts w:asciiTheme="minorHAnsi" w:hAnsiTheme="minorHAnsi" w:cstheme="minorHAnsi"/>
-        </w:rPr>
-        <w:t xml:space="preserve"> </w:t>
-      </w:r>
-      <w:proofErr w:type="spellStart"/>
-      <w:r>
-        <w:rPr>
-          <w:rFonts w:asciiTheme="minorHAnsi" w:hAnsiTheme="minorHAnsi" w:cstheme="minorHAnsi"/>
-        </w:rPr>
-        <w:t>review</w:t>
-      </w:r>
-      <w:proofErr w:type="spellEnd"/>
-      <w:r>
-        <w:rPr>
-          <w:rFonts w:asciiTheme="minorHAnsi" w:hAnsiTheme="minorHAnsi" w:cstheme="minorHAnsi"/>
-        </w:rPr>
-        <w:t xml:space="preserve"> </w:t>
-      </w:r>
-      <w:proofErr w:type="spellStart"/>
-      <w:r>
-        <w:rPr>
-          <w:rFonts w:asciiTheme="minorHAnsi" w:hAnsiTheme="minorHAnsi" w:cstheme="minorHAnsi"/>
-        </w:rPr>
-        <w:t>of</w:t>
-      </w:r>
-      <w:proofErr w:type="spellEnd"/>
-      <w:r>
-        <w:rPr>
-          <w:rFonts w:asciiTheme="minorHAnsi" w:hAnsiTheme="minorHAnsi" w:cstheme="minorHAnsi"/>
-        </w:rPr>
-        <w:t xml:space="preserve"> machine </w:t>
-      </w:r>
-      <w:proofErr w:type="spellStart"/>
-      <w:r>
-        <w:rPr>
-          <w:rFonts w:asciiTheme="minorHAnsi" w:hAnsiTheme="minorHAnsi" w:cstheme="minorHAnsi"/>
-        </w:rPr>
-        <w:t>learning</w:t>
-      </w:r>
-      <w:proofErr w:type="spellEnd"/>
-      <w:r>
-        <w:rPr>
-          <w:rFonts w:asciiTheme="minorHAnsi" w:hAnsiTheme="minorHAnsi" w:cstheme="minorHAnsi"/>
-        </w:rPr>
-        <w:t xml:space="preserve"> and </w:t>
-      </w:r>
-      <w:proofErr w:type="spellStart"/>
-      <w:r>
-        <w:rPr>
-          <w:rFonts w:asciiTheme="minorHAnsi" w:hAnsiTheme="minorHAnsi" w:cstheme="minorHAnsi"/>
-        </w:rPr>
-        <w:t>deep</w:t>
-      </w:r>
-      <w:proofErr w:type="spellEnd"/>
-      <w:r>
-        <w:rPr>
-          <w:rFonts w:asciiTheme="minorHAnsi" w:hAnsiTheme="minorHAnsi" w:cstheme="minorHAnsi"/>
-        </w:rPr>
-        <w:t xml:space="preserve"> </w:t>
-      </w:r>
-      <w:proofErr w:type="spellStart"/>
-      <w:r>
-        <w:rPr>
-          <w:rFonts w:asciiTheme="minorHAnsi" w:hAnsiTheme="minorHAnsi" w:cstheme="minorHAnsi"/>
-        </w:rPr>
-        <w:t>learning</w:t>
-      </w:r>
-      <w:proofErr w:type="spellEnd"/>
-      <w:r>
-        <w:rPr>
-          <w:rFonts w:asciiTheme="minorHAnsi" w:hAnsiTheme="minorHAnsi" w:cstheme="minorHAnsi"/>
-        </w:rPr>
-        <w:t xml:space="preserve"> </w:t>
-      </w:r>
-      <w:proofErr w:type="spellStart"/>
-      <w:r>
-        <w:rPr>
-          <w:rFonts w:asciiTheme="minorHAnsi" w:hAnsiTheme="minorHAnsi" w:cstheme="minorHAnsi"/>
-        </w:rPr>
-        <w:t>approaches</w:t>
-      </w:r>
-      <w:proofErr w:type="spellEnd"/>
-      <w:r>
-        <w:rPr>
-          <w:rFonts w:asciiTheme="minorHAnsi" w:hAnsiTheme="minorHAnsi" w:cstheme="minorHAnsi"/>
-        </w:rPr>
-        <w:t xml:space="preserve">. Machine </w:t>
-      </w:r>
-      <w:proofErr w:type="spellStart"/>
-      <w:r>
-        <w:rPr>
-          <w:rFonts w:asciiTheme="minorHAnsi" w:hAnsiTheme="minorHAnsi" w:cstheme="minorHAnsi"/>
-        </w:rPr>
-        <w:t>Learning</w:t>
-      </w:r>
-      <w:proofErr w:type="spellEnd"/>
-      <w:r>
-        <w:rPr>
-          <w:rFonts w:asciiTheme="minorHAnsi" w:hAnsiTheme="minorHAnsi" w:cstheme="minorHAnsi"/>
-        </w:rPr>
-        <w:t xml:space="preserve"> and </w:t>
-      </w:r>
-      <w:proofErr w:type="spellStart"/>
-      <w:r>
-        <w:rPr>
-          <w:rFonts w:asciiTheme="minorHAnsi" w:hAnsiTheme="minorHAnsi" w:cstheme="minorHAnsi"/>
-        </w:rPr>
-        <w:t>Knowledge</w:t>
-      </w:r>
-      <w:proofErr w:type="spellEnd"/>
-      <w:r>
-        <w:rPr>
-          <w:rFonts w:asciiTheme="minorHAnsi" w:hAnsiTheme="minorHAnsi" w:cstheme="minorHAnsi"/>
-        </w:rPr>
-        <w:t xml:space="preserve"> </w:t>
-      </w:r>
-      <w:proofErr w:type="spellStart"/>
-      <w:r>
-        <w:rPr>
-          <w:rFonts w:asciiTheme="minorHAnsi" w:hAnsiTheme="minorHAnsi" w:cstheme="minorHAnsi"/>
-        </w:rPr>
-        <w:t>Extraction</w:t>
-      </w:r>
-      <w:proofErr w:type="spellEnd"/>
-      <w:r>
-        <w:rPr>
-          <w:rFonts w:asciiTheme="minorHAnsi" w:hAnsiTheme="minorHAnsi" w:cstheme="minorHAnsi"/>
-        </w:rPr>
-        <w:t>, 7(3), 105. https://doi.org/10.3390/make7030105</w:t>
-      </w:r>
-    </w:p>
-    <w:p>
-      <w:pPr>
-        <w:spacing w:after="80" w:line="276" w:lineRule="auto"/>
-        <w:ind w:left="360" w:hanging="360"/>
-        <w:jc w:val="both"/>
-        <w:rPr>
-          <w:rFonts w:asciiTheme="minorHAnsi" w:hAnsiTheme="minorHAnsi" w:cstheme="minorHAnsi"/>
-        </w:rPr>
-      </w:pPr>
-      <w:proofErr w:type="spellStart"/>
-      <w:r>
-        <w:rPr>
-          <w:rFonts w:asciiTheme="minorHAnsi" w:hAnsiTheme="minorHAnsi" w:cstheme="minorHAnsi"/>
-        </w:rPr>
-        <w:t>Maan</w:t>
-      </w:r>
-      <w:proofErr w:type="spellEnd"/>
-      <w:r>
-        <w:rPr>
-          <w:rFonts w:asciiTheme="minorHAnsi" w:hAnsiTheme="minorHAnsi" w:cstheme="minorHAnsi"/>
-        </w:rPr>
-        <w:t xml:space="preserve">, J., &amp; </w:t>
-      </w:r>
-      <w:proofErr w:type="spellStart"/>
-      <w:r>
-        <w:rPr>
-          <w:rFonts w:asciiTheme="minorHAnsi" w:hAnsiTheme="minorHAnsi" w:cstheme="minorHAnsi"/>
-        </w:rPr>
-        <w:t>Maan</w:t>
-      </w:r>
-      <w:proofErr w:type="spellEnd"/>
-      <w:r>
-        <w:rPr>
-          <w:rFonts w:asciiTheme="minorHAnsi" w:hAnsiTheme="minorHAnsi" w:cstheme="minorHAnsi"/>
-        </w:rPr>
-        <w:t xml:space="preserve">, H. (2023). </w:t>
-      </w:r>
-      <w:proofErr w:type="spellStart"/>
-      <w:r>
-        <w:rPr>
-          <w:rFonts w:asciiTheme="minorHAnsi" w:hAnsiTheme="minorHAnsi" w:cstheme="minorHAnsi"/>
-        </w:rPr>
-        <w:t>Customer</w:t>
-      </w:r>
-      <w:proofErr w:type="spellEnd"/>
-      <w:r>
-        <w:rPr>
-          <w:rFonts w:asciiTheme="minorHAnsi" w:hAnsiTheme="minorHAnsi" w:cstheme="minorHAnsi"/>
-        </w:rPr>
-        <w:t xml:space="preserve"> </w:t>
-      </w:r>
-      <w:proofErr w:type="spellStart"/>
-      <w:r>
-        <w:rPr>
-          <w:rFonts w:asciiTheme="minorHAnsi" w:hAnsiTheme="minorHAnsi" w:cstheme="minorHAnsi"/>
-        </w:rPr>
-        <w:t>churn</w:t>
-      </w:r>
-      <w:proofErr w:type="spellEnd"/>
-      <w:r>
-        <w:rPr>
-          <w:rFonts w:asciiTheme="minorHAnsi" w:hAnsiTheme="minorHAnsi" w:cstheme="minorHAnsi"/>
-        </w:rPr>
-        <w:t xml:space="preserve"> </w:t>
-      </w:r>
-      <w:proofErr w:type="spellStart"/>
-      <w:r>
-        <w:rPr>
-          <w:rFonts w:asciiTheme="minorHAnsi" w:hAnsiTheme="minorHAnsi" w:cstheme="minorHAnsi"/>
-        </w:rPr>
-        <w:t>prediction</w:t>
-      </w:r>
-      <w:proofErr w:type="spellEnd"/>
-      <w:r>
-        <w:rPr>
-          <w:rFonts w:asciiTheme="minorHAnsi" w:hAnsiTheme="minorHAnsi" w:cstheme="minorHAnsi"/>
-        </w:rPr>
-        <w:t xml:space="preserve"> </w:t>
-      </w:r>
-      <w:proofErr w:type="spellStart"/>
-      <w:r>
-        <w:rPr>
-          <w:rFonts w:asciiTheme="minorHAnsi" w:hAnsiTheme="minorHAnsi" w:cstheme="minorHAnsi"/>
-        </w:rPr>
-        <w:t>model</w:t>
-      </w:r>
-      <w:proofErr w:type="spellEnd"/>
-      <w:r>
-        <w:rPr>
-          <w:rFonts w:asciiTheme="minorHAnsi" w:hAnsiTheme="minorHAnsi" w:cstheme="minorHAnsi"/>
-        </w:rPr>
-        <w:t xml:space="preserve"> </w:t>
-      </w:r>
-      <w:proofErr w:type="spellStart"/>
-      <w:r>
-        <w:rPr>
-          <w:rFonts w:asciiTheme="minorHAnsi" w:hAnsiTheme="minorHAnsi" w:cstheme="minorHAnsi"/>
-        </w:rPr>
-        <w:t>using</w:t>
-      </w:r>
-      <w:proofErr w:type="spellEnd"/>
-      <w:r>
-        <w:rPr>
-          <w:rFonts w:asciiTheme="minorHAnsi" w:hAnsiTheme="minorHAnsi" w:cstheme="minorHAnsi"/>
-        </w:rPr>
-        <w:t xml:space="preserve"> </w:t>
-      </w:r>
-      <w:proofErr w:type="spellStart"/>
-      <w:r>
-        <w:rPr>
-          <w:rFonts w:asciiTheme="minorHAnsi" w:hAnsiTheme="minorHAnsi" w:cstheme="minorHAnsi"/>
-        </w:rPr>
-        <w:t>explainable</w:t>
-      </w:r>
-      <w:proofErr w:type="spellEnd"/>
-      <w:r>
-        <w:rPr>
-          <w:rFonts w:asciiTheme="minorHAnsi" w:hAnsiTheme="minorHAnsi" w:cstheme="minorHAnsi"/>
-        </w:rPr>
-        <w:t xml:space="preserve"> machine </w:t>
-      </w:r>
-      <w:proofErr w:type="spellStart"/>
-      <w:r>
-        <w:rPr>
-          <w:rFonts w:asciiTheme="minorHAnsi" w:hAnsiTheme="minorHAnsi" w:cstheme="minorHAnsi"/>
-        </w:rPr>
-        <w:t>learning</w:t>
-      </w:r>
-      <w:proofErr w:type="spellEnd"/>
-      <w:r>
-        <w:rPr>
-          <w:rFonts w:asciiTheme="minorHAnsi" w:hAnsiTheme="minorHAnsi" w:cstheme="minorHAnsi"/>
-        </w:rPr>
-        <w:t xml:space="preserve">. </w:t>
-      </w:r>
-      <w:proofErr w:type="spellStart"/>
-      <w:r>
-        <w:rPr>
-          <w:rFonts w:asciiTheme="minorHAnsi" w:hAnsiTheme="minorHAnsi" w:cstheme="minorHAnsi"/>
-        </w:rPr>
-        <w:t>arXiv</w:t>
-      </w:r>
-      <w:proofErr w:type="spellEnd"/>
-      <w:r>
-        <w:rPr>
-          <w:rFonts w:asciiTheme="minorHAnsi" w:hAnsiTheme="minorHAnsi" w:cstheme="minorHAnsi"/>
-        </w:rPr>
-        <w:t>. https://arxiv.org/abs/2303.00960</w:t>
-      </w:r>
-    </w:p>
-    <w:p>
-      <w:pPr>
-        <w:spacing w:after="80" w:line="276" w:lineRule="auto"/>
-        <w:ind w:left="360" w:hanging="360"/>
-        <w:jc w:val="both"/>
-        <w:rPr>
-          <w:rFonts w:asciiTheme="minorHAnsi" w:hAnsiTheme="minorHAnsi" w:cstheme="minorHAnsi"/>
-        </w:rPr>
-      </w:pPr>
-      <w:proofErr w:type="spellStart"/>
-      <w:r>
-        <w:rPr>
-          <w:rFonts w:asciiTheme="minorHAnsi" w:hAnsiTheme="minorHAnsi" w:cstheme="minorHAnsi"/>
-        </w:rPr>
-        <w:t>Miah</w:t>
-      </w:r>
-      <w:proofErr w:type="spellEnd"/>
-      <w:r>
-        <w:rPr>
-          <w:rFonts w:asciiTheme="minorHAnsi" w:hAnsiTheme="minorHAnsi" w:cstheme="minorHAnsi"/>
-        </w:rPr>
-        <w:t xml:space="preserve">, A. (2025). </w:t>
-      </w:r>
-      <w:proofErr w:type="spellStart"/>
-      <w:r>
-        <w:rPr>
-          <w:rFonts w:asciiTheme="minorHAnsi" w:hAnsiTheme="minorHAnsi" w:cstheme="minorHAnsi"/>
-        </w:rPr>
-        <w:t>Customer</w:t>
-      </w:r>
-      <w:proofErr w:type="spellEnd"/>
-      <w:r>
-        <w:rPr>
-          <w:rFonts w:asciiTheme="minorHAnsi" w:hAnsiTheme="minorHAnsi" w:cstheme="minorHAnsi"/>
-        </w:rPr>
-        <w:t xml:space="preserve"> </w:t>
-      </w:r>
-      <w:proofErr w:type="spellStart"/>
-      <w:r>
-        <w:rPr>
-          <w:rFonts w:asciiTheme="minorHAnsi" w:hAnsiTheme="minorHAnsi" w:cstheme="minorHAnsi"/>
-        </w:rPr>
-        <w:t>churn</w:t>
-      </w:r>
-      <w:proofErr w:type="spellEnd"/>
-      <w:r>
-        <w:rPr>
-          <w:rFonts w:asciiTheme="minorHAnsi" w:hAnsiTheme="minorHAnsi" w:cstheme="minorHAnsi"/>
-        </w:rPr>
-        <w:t xml:space="preserve"> </w:t>
-      </w:r>
-      <w:proofErr w:type="spellStart"/>
-      <w:r>
-        <w:rPr>
-          <w:rFonts w:asciiTheme="minorHAnsi" w:hAnsiTheme="minorHAnsi" w:cstheme="minorHAnsi"/>
-        </w:rPr>
-        <w:t>prediction</w:t>
-      </w:r>
-      <w:proofErr w:type="spellEnd"/>
-      <w:r>
-        <w:rPr>
-          <w:rFonts w:asciiTheme="minorHAnsi" w:hAnsiTheme="minorHAnsi" w:cstheme="minorHAnsi"/>
-        </w:rPr>
-        <w:t xml:space="preserve"> </w:t>
-      </w:r>
-      <w:proofErr w:type="spellStart"/>
-      <w:r>
-        <w:rPr>
-          <w:rFonts w:asciiTheme="minorHAnsi" w:hAnsiTheme="minorHAnsi" w:cstheme="minorHAnsi"/>
-        </w:rPr>
-        <w:t>business</w:t>
-      </w:r>
-      <w:proofErr w:type="spellEnd"/>
-      <w:r>
-        <w:rPr>
-          <w:rFonts w:asciiTheme="minorHAnsi" w:hAnsiTheme="minorHAnsi" w:cstheme="minorHAnsi"/>
-        </w:rPr>
-        <w:t xml:space="preserve"> </w:t>
-      </w:r>
-      <w:proofErr w:type="spellStart"/>
-      <w:r>
-        <w:rPr>
-          <w:rFonts w:asciiTheme="minorHAnsi" w:hAnsiTheme="minorHAnsi" w:cstheme="minorHAnsi"/>
-        </w:rPr>
-        <w:t>dataset</w:t>
-      </w:r>
-      <w:proofErr w:type="spellEnd"/>
-      <w:r>
-        <w:rPr>
-          <w:rFonts w:asciiTheme="minorHAnsi" w:hAnsiTheme="minorHAnsi" w:cstheme="minorHAnsi"/>
-        </w:rPr>
-        <w:t xml:space="preserve"> [Data set]. </w:t>
-      </w:r>
-      <w:proofErr w:type="spellStart"/>
-      <w:r>
-        <w:rPr>
-          <w:rFonts w:asciiTheme="minorHAnsi" w:hAnsiTheme="minorHAnsi" w:cstheme="minorHAnsi"/>
-        </w:rPr>
-        <w:t>Kaggle</w:t>
-      </w:r>
-      <w:proofErr w:type="spellEnd"/>
-      <w:r>
-        <w:rPr>
-          <w:rFonts w:asciiTheme="minorHAnsi" w:hAnsiTheme="minorHAnsi" w:cstheme="minorHAnsi"/>
-        </w:rPr>
-        <w:t>. https://www.kaggle.com/datasets/miadul/customer-churn-prediction-business-dataset</w:t>
-      </w:r>
-    </w:p>
-    <w:p>
-      <w:pPr>
-        <w:spacing w:after="80" w:line="276" w:lineRule="auto"/>
-        <w:ind w:left="360" w:hanging="360"/>
-        <w:jc w:val="both"/>
-        <w:rPr>
-          <w:rFonts w:asciiTheme="minorHAnsi" w:hAnsiTheme="minorHAnsi" w:cstheme="minorHAnsi"/>
-        </w:rPr>
-      </w:pPr>
-      <w:proofErr w:type="spellStart"/>
-      <w:r>
-        <w:rPr>
-          <w:rFonts w:asciiTheme="minorHAnsi" w:hAnsiTheme="minorHAnsi" w:cstheme="minorHAnsi"/>
-        </w:rPr>
-        <w:t>Nogare</w:t>
-      </w:r>
-      <w:proofErr w:type="spellEnd"/>
-      <w:r>
-        <w:rPr>
-          <w:rFonts w:asciiTheme="minorHAnsi" w:hAnsiTheme="minorHAnsi" w:cstheme="minorHAnsi"/>
-        </w:rPr>
-        <w:t xml:space="preserve">, D., &amp; Silveira, I. F. (2024). </w:t>
-      </w:r>
-      <w:proofErr w:type="spellStart"/>
-      <w:r>
-        <w:rPr>
-          <w:rFonts w:asciiTheme="minorHAnsi" w:hAnsiTheme="minorHAnsi" w:cstheme="minorHAnsi"/>
-        </w:rPr>
-        <w:t>Experimentation</w:t>
-      </w:r>
-      <w:proofErr w:type="spellEnd"/>
-      <w:r>
-        <w:rPr>
-          <w:rFonts w:asciiTheme="minorHAnsi" w:hAnsiTheme="minorHAnsi" w:cstheme="minorHAnsi"/>
-        </w:rPr>
-        <w:t xml:space="preserve">, </w:t>
-      </w:r>
-      <w:proofErr w:type="spellStart"/>
-      <w:r>
-        <w:rPr>
-          <w:rFonts w:asciiTheme="minorHAnsi" w:hAnsiTheme="minorHAnsi" w:cstheme="minorHAnsi"/>
-        </w:rPr>
-        <w:t>deployment</w:t>
-      </w:r>
-      <w:proofErr w:type="spellEnd"/>
-      <w:r>
-        <w:rPr>
-          <w:rFonts w:asciiTheme="minorHAnsi" w:hAnsiTheme="minorHAnsi" w:cstheme="minorHAnsi"/>
-        </w:rPr>
-        <w:t xml:space="preserve"> and </w:t>
-      </w:r>
-      <w:proofErr w:type="spellStart"/>
-      <w:r>
-        <w:rPr>
-          <w:rFonts w:asciiTheme="minorHAnsi" w:hAnsiTheme="minorHAnsi" w:cstheme="minorHAnsi"/>
-        </w:rPr>
-        <w:t>monitoring</w:t>
-      </w:r>
-      <w:proofErr w:type="spellEnd"/>
-      <w:r>
-        <w:rPr>
-          <w:rFonts w:asciiTheme="minorHAnsi" w:hAnsiTheme="minorHAnsi" w:cstheme="minorHAnsi"/>
-        </w:rPr>
-        <w:t xml:space="preserve"> machine </w:t>
-      </w:r>
-      <w:proofErr w:type="spellStart"/>
-      <w:r>
-        <w:rPr>
-          <w:rFonts w:asciiTheme="minorHAnsi" w:hAnsiTheme="minorHAnsi" w:cstheme="minorHAnsi"/>
-        </w:rPr>
-        <w:t>learning</w:t>
-      </w:r>
-      <w:proofErr w:type="spellEnd"/>
-      <w:r>
-        <w:rPr>
-          <w:rFonts w:asciiTheme="minorHAnsi" w:hAnsiTheme="minorHAnsi" w:cstheme="minorHAnsi"/>
-        </w:rPr>
-        <w:t xml:space="preserve"> </w:t>
-      </w:r>
-      <w:proofErr w:type="spellStart"/>
-      <w:r>
-        <w:rPr>
-          <w:rFonts w:asciiTheme="minorHAnsi" w:hAnsiTheme="minorHAnsi" w:cstheme="minorHAnsi"/>
-        </w:rPr>
-        <w:t>models</w:t>
-      </w:r>
-      <w:proofErr w:type="spellEnd"/>
-      <w:r>
-        <w:rPr>
-          <w:rFonts w:asciiTheme="minorHAnsi" w:hAnsiTheme="minorHAnsi" w:cstheme="minorHAnsi"/>
-        </w:rPr>
-        <w:t xml:space="preserve">: </w:t>
-      </w:r>
-      <w:proofErr w:type="spellStart"/>
-      <w:r>
-        <w:rPr>
-          <w:rFonts w:asciiTheme="minorHAnsi" w:hAnsiTheme="minorHAnsi" w:cstheme="minorHAnsi"/>
-        </w:rPr>
-        <w:t>Approaches</w:t>
-      </w:r>
-      <w:proofErr w:type="spellEnd"/>
-      <w:r>
-        <w:rPr>
-          <w:rFonts w:asciiTheme="minorHAnsi" w:hAnsiTheme="minorHAnsi" w:cstheme="minorHAnsi"/>
-        </w:rPr>
-        <w:t xml:space="preserve"> </w:t>
-      </w:r>
-      <w:proofErr w:type="spellStart"/>
-      <w:r>
-        <w:rPr>
-          <w:rFonts w:asciiTheme="minorHAnsi" w:hAnsiTheme="minorHAnsi" w:cstheme="minorHAnsi"/>
-        </w:rPr>
-        <w:t>for</w:t>
-      </w:r>
-      <w:proofErr w:type="spellEnd"/>
-      <w:r>
-        <w:rPr>
-          <w:rFonts w:asciiTheme="minorHAnsi" w:hAnsiTheme="minorHAnsi" w:cstheme="minorHAnsi"/>
-        </w:rPr>
-        <w:t xml:space="preserve"> </w:t>
-      </w:r>
-      <w:proofErr w:type="spellStart"/>
-      <w:r>
-        <w:rPr>
-          <w:rFonts w:asciiTheme="minorHAnsi" w:hAnsiTheme="minorHAnsi" w:cstheme="minorHAnsi"/>
-        </w:rPr>
-        <w:t>applying</w:t>
-      </w:r>
-      <w:proofErr w:type="spellEnd"/>
-      <w:r>
-        <w:rPr>
-          <w:rFonts w:asciiTheme="minorHAnsi" w:hAnsiTheme="minorHAnsi" w:cstheme="minorHAnsi"/>
-        </w:rPr>
-        <w:t xml:space="preserve"> </w:t>
-      </w:r>
-      <w:proofErr w:type="spellStart"/>
-      <w:r>
-        <w:rPr>
-          <w:rFonts w:asciiTheme="minorHAnsi" w:hAnsiTheme="minorHAnsi" w:cstheme="minorHAnsi"/>
-        </w:rPr>
-        <w:t>MLOps</w:t>
-      </w:r>
-      <w:proofErr w:type="spellEnd"/>
-      <w:r>
-        <w:rPr>
-          <w:rFonts w:asciiTheme="minorHAnsi" w:hAnsiTheme="minorHAnsi" w:cstheme="minorHAnsi"/>
-        </w:rPr>
-        <w:t xml:space="preserve">. </w:t>
-      </w:r>
-      <w:proofErr w:type="spellStart"/>
-      <w:r>
-        <w:rPr>
-          <w:rFonts w:asciiTheme="minorHAnsi" w:hAnsiTheme="minorHAnsi" w:cstheme="minorHAnsi"/>
-        </w:rPr>
-        <w:t>arXiv</w:t>
-      </w:r>
-      <w:proofErr w:type="spellEnd"/>
-      <w:r>
-        <w:rPr>
-          <w:rFonts w:asciiTheme="minorHAnsi" w:hAnsiTheme="minorHAnsi" w:cstheme="minorHAnsi"/>
-        </w:rPr>
-        <w:t>. https://arxiv.org/abs/2408.11112</w:t>
-      </w:r>
-    </w:p>
-    <w:p>
-      <w:pPr>
-        <w:spacing w:after="80" w:line="276" w:lineRule="auto"/>
-        <w:ind w:left="360" w:hanging="360"/>
-        <w:jc w:val="both"/>
-        <w:rPr>
-          <w:rFonts w:asciiTheme="minorHAnsi" w:hAnsiTheme="minorHAnsi" w:cstheme="minorHAnsi"/>
-        </w:rPr>
-      </w:pPr>
-      <w:proofErr w:type="spellStart"/>
-      <w:r>
-        <w:rPr>
-          <w:rFonts w:asciiTheme="minorHAnsi" w:hAnsiTheme="minorHAnsi" w:cstheme="minorHAnsi"/>
-        </w:rPr>
-        <w:t>Rumelhart</w:t>
-      </w:r>
-      <w:proofErr w:type="spellEnd"/>
-      <w:r>
-        <w:rPr>
-          <w:rFonts w:asciiTheme="minorHAnsi" w:hAnsiTheme="minorHAnsi" w:cstheme="minorHAnsi"/>
-        </w:rPr>
-        <w:t xml:space="preserve">, D. E., Hinton, G. E., &amp; Williams, R. J. (1986). </w:t>
-      </w:r>
-      <w:proofErr w:type="spellStart"/>
-      <w:r>
-        <w:rPr>
-          <w:rFonts w:asciiTheme="minorHAnsi" w:hAnsiTheme="minorHAnsi" w:cstheme="minorHAnsi"/>
-        </w:rPr>
-        <w:t>Learning</w:t>
-      </w:r>
-      <w:proofErr w:type="spellEnd"/>
-      <w:r>
-        <w:rPr>
-          <w:rFonts w:asciiTheme="minorHAnsi" w:hAnsiTheme="minorHAnsi" w:cstheme="minorHAnsi"/>
-        </w:rPr>
-        <w:t xml:space="preserve"> </w:t>
-      </w:r>
-      <w:proofErr w:type="spellStart"/>
-      <w:r>
-        <w:rPr>
-          <w:rFonts w:asciiTheme="minorHAnsi" w:hAnsiTheme="minorHAnsi" w:cstheme="minorHAnsi"/>
-        </w:rPr>
-        <w:t>representations</w:t>
-      </w:r>
-      <w:proofErr w:type="spellEnd"/>
-      <w:r>
-        <w:rPr>
-          <w:rFonts w:asciiTheme="minorHAnsi" w:hAnsiTheme="minorHAnsi" w:cstheme="minorHAnsi"/>
-        </w:rPr>
-        <w:t xml:space="preserve"> </w:t>
-      </w:r>
-      <w:proofErr w:type="spellStart"/>
-      <w:r>
-        <w:rPr>
-          <w:rFonts w:asciiTheme="minorHAnsi" w:hAnsiTheme="minorHAnsi" w:cstheme="minorHAnsi"/>
-        </w:rPr>
-        <w:t>by</w:t>
-      </w:r>
-      <w:proofErr w:type="spellEnd"/>
-      <w:r>
-        <w:rPr>
-          <w:rFonts w:asciiTheme="minorHAnsi" w:hAnsiTheme="minorHAnsi" w:cstheme="minorHAnsi"/>
-        </w:rPr>
-        <w:t xml:space="preserve"> back-</w:t>
-      </w:r>
-      <w:proofErr w:type="spellStart"/>
-      <w:r>
-        <w:rPr>
-          <w:rFonts w:asciiTheme="minorHAnsi" w:hAnsiTheme="minorHAnsi" w:cstheme="minorHAnsi"/>
-        </w:rPr>
-        <w:t>propagating</w:t>
-      </w:r>
-      <w:proofErr w:type="spellEnd"/>
-      <w:r>
-        <w:rPr>
-          <w:rFonts w:asciiTheme="minorHAnsi" w:hAnsiTheme="minorHAnsi" w:cstheme="minorHAnsi"/>
-        </w:rPr>
-        <w:t xml:space="preserve"> </w:t>
-      </w:r>
-      <w:proofErr w:type="spellStart"/>
-      <w:r>
-        <w:rPr>
-          <w:rFonts w:asciiTheme="minorHAnsi" w:hAnsiTheme="minorHAnsi" w:cstheme="minorHAnsi"/>
-        </w:rPr>
-        <w:t>errors</w:t>
-      </w:r>
-      <w:proofErr w:type="spellEnd"/>
-      <w:r>
-        <w:rPr>
-          <w:rFonts w:asciiTheme="minorHAnsi" w:hAnsiTheme="minorHAnsi" w:cstheme="minorHAnsi"/>
-        </w:rPr>
-        <w:t xml:space="preserve">. </w:t>
-      </w:r>
-      <w:proofErr w:type="spellStart"/>
-      <w:r>
-        <w:rPr>
-          <w:rFonts w:asciiTheme="minorHAnsi" w:hAnsiTheme="minorHAnsi" w:cstheme="minorHAnsi"/>
-        </w:rPr>
-        <w:t>Nature</w:t>
-      </w:r>
-      <w:proofErr w:type="spellEnd"/>
-      <w:r>
-        <w:rPr>
-          <w:rFonts w:asciiTheme="minorHAnsi" w:hAnsiTheme="minorHAnsi" w:cstheme="minorHAnsi"/>
-        </w:rPr>
-        <w:t>, 323(6088), 533-536. https://doi.org/10.1038/323533a0</w:t>
-      </w:r>
-    </w:p>
-    <w:p>
-      <w:pPr>
-        <w:spacing w:after="80" w:line="276" w:lineRule="auto"/>
-        <w:ind w:left="360" w:hanging="360"/>
-        <w:jc w:val="both"/>
-        <w:rPr>
-          <w:rFonts w:asciiTheme="minorHAnsi" w:hAnsiTheme="minorHAnsi" w:cstheme="minorHAnsi"/>
-        </w:rPr>
-      </w:pPr>
-      <w:proofErr w:type="spellStart"/>
-      <w:r>
-        <w:rPr>
-          <w:rFonts w:asciiTheme="minorHAnsi" w:hAnsiTheme="minorHAnsi" w:cstheme="minorHAnsi"/>
-        </w:rPr>
-        <w:t>Shaikhsurab</w:t>
-      </w:r>
-      <w:proofErr w:type="spellEnd"/>
-      <w:r>
-        <w:rPr>
-          <w:rFonts w:asciiTheme="minorHAnsi" w:hAnsiTheme="minorHAnsi" w:cstheme="minorHAnsi"/>
-        </w:rPr>
-        <w:t xml:space="preserve">, M. A., &amp; </w:t>
-      </w:r>
-      <w:proofErr w:type="spellStart"/>
-      <w:r>
-        <w:rPr>
-          <w:rFonts w:asciiTheme="minorHAnsi" w:hAnsiTheme="minorHAnsi" w:cstheme="minorHAnsi"/>
-        </w:rPr>
-        <w:t>Magadum</w:t>
-      </w:r>
-      <w:proofErr w:type="spellEnd"/>
-      <w:r>
-        <w:rPr>
-          <w:rFonts w:asciiTheme="minorHAnsi" w:hAnsiTheme="minorHAnsi" w:cstheme="minorHAnsi"/>
-        </w:rPr>
-        <w:t xml:space="preserve">, P. (2024). </w:t>
-      </w:r>
-      <w:proofErr w:type="spellStart"/>
-      <w:r>
-        <w:rPr>
-          <w:rFonts w:asciiTheme="minorHAnsi" w:hAnsiTheme="minorHAnsi" w:cstheme="minorHAnsi"/>
-        </w:rPr>
-        <w:t>Enhancing</w:t>
-      </w:r>
-      <w:proofErr w:type="spellEnd"/>
-      <w:r>
-        <w:rPr>
-          <w:rFonts w:asciiTheme="minorHAnsi" w:hAnsiTheme="minorHAnsi" w:cstheme="minorHAnsi"/>
-        </w:rPr>
-        <w:t xml:space="preserve"> </w:t>
-      </w:r>
-      <w:proofErr w:type="spellStart"/>
-      <w:r>
-        <w:rPr>
-          <w:rFonts w:asciiTheme="minorHAnsi" w:hAnsiTheme="minorHAnsi" w:cstheme="minorHAnsi"/>
-        </w:rPr>
-        <w:t>customer</w:t>
-      </w:r>
-      <w:proofErr w:type="spellEnd"/>
-      <w:r>
-        <w:rPr>
-          <w:rFonts w:asciiTheme="minorHAnsi" w:hAnsiTheme="minorHAnsi" w:cstheme="minorHAnsi"/>
-        </w:rPr>
-        <w:t xml:space="preserve"> </w:t>
-      </w:r>
-      <w:proofErr w:type="spellStart"/>
-      <w:r>
-        <w:rPr>
-          <w:rFonts w:asciiTheme="minorHAnsi" w:hAnsiTheme="minorHAnsi" w:cstheme="minorHAnsi"/>
-        </w:rPr>
-        <w:t>churn</w:t>
-      </w:r>
-      <w:proofErr w:type="spellEnd"/>
-      <w:r>
-        <w:rPr>
-          <w:rFonts w:asciiTheme="minorHAnsi" w:hAnsiTheme="minorHAnsi" w:cstheme="minorHAnsi"/>
-        </w:rPr>
-        <w:t xml:space="preserve"> </w:t>
-      </w:r>
-      <w:proofErr w:type="spellStart"/>
-      <w:r>
-        <w:rPr>
-          <w:rFonts w:asciiTheme="minorHAnsi" w:hAnsiTheme="minorHAnsi" w:cstheme="minorHAnsi"/>
-        </w:rPr>
-        <w:t>prediction</w:t>
-      </w:r>
-      <w:proofErr w:type="spellEnd"/>
-      <w:r>
-        <w:rPr>
-          <w:rFonts w:asciiTheme="minorHAnsi" w:hAnsiTheme="minorHAnsi" w:cstheme="minorHAnsi"/>
-        </w:rPr>
-        <w:t xml:space="preserve"> in </w:t>
-      </w:r>
-      <w:proofErr w:type="spellStart"/>
-      <w:r>
-        <w:rPr>
-          <w:rFonts w:asciiTheme="minorHAnsi" w:hAnsiTheme="minorHAnsi" w:cstheme="minorHAnsi"/>
-        </w:rPr>
-        <w:t>telecommunications</w:t>
-      </w:r>
-      <w:proofErr w:type="spellEnd"/>
-      <w:r>
-        <w:rPr>
-          <w:rFonts w:asciiTheme="minorHAnsi" w:hAnsiTheme="minorHAnsi" w:cstheme="minorHAnsi"/>
-        </w:rPr>
-        <w:t xml:space="preserve">: </w:t>
-      </w:r>
-      <w:proofErr w:type="spellStart"/>
-      <w:r>
-        <w:rPr>
-          <w:rFonts w:asciiTheme="minorHAnsi" w:hAnsiTheme="minorHAnsi" w:cstheme="minorHAnsi"/>
-        </w:rPr>
-        <w:t>An</w:t>
-      </w:r>
-      <w:proofErr w:type="spellEnd"/>
-      <w:r>
-        <w:rPr>
-          <w:rFonts w:asciiTheme="minorHAnsi" w:hAnsiTheme="minorHAnsi" w:cstheme="minorHAnsi"/>
-        </w:rPr>
-        <w:t xml:space="preserve"> adaptive ensemble </w:t>
-      </w:r>
-      <w:proofErr w:type="spellStart"/>
-      <w:r>
-        <w:rPr>
-          <w:rFonts w:asciiTheme="minorHAnsi" w:hAnsiTheme="minorHAnsi" w:cstheme="minorHAnsi"/>
-        </w:rPr>
-        <w:t>learning</w:t>
-      </w:r>
-      <w:proofErr w:type="spellEnd"/>
-      <w:r>
-        <w:rPr>
-          <w:rFonts w:asciiTheme="minorHAnsi" w:hAnsiTheme="minorHAnsi" w:cstheme="minorHAnsi"/>
-        </w:rPr>
-        <w:t xml:space="preserve"> </w:t>
-      </w:r>
-      <w:proofErr w:type="spellStart"/>
-      <w:r>
-        <w:rPr>
-          <w:rFonts w:asciiTheme="minorHAnsi" w:hAnsiTheme="minorHAnsi" w:cstheme="minorHAnsi"/>
-        </w:rPr>
-        <w:t>approach</w:t>
-      </w:r>
-      <w:proofErr w:type="spellEnd"/>
-      <w:r>
-        <w:rPr>
-          <w:rFonts w:asciiTheme="minorHAnsi" w:hAnsiTheme="minorHAnsi" w:cstheme="minorHAnsi"/>
-        </w:rPr>
-        <w:t xml:space="preserve">. </w:t>
-      </w:r>
-      <w:proofErr w:type="spellStart"/>
-      <w:r>
-        <w:rPr>
-          <w:rFonts w:asciiTheme="minorHAnsi" w:hAnsiTheme="minorHAnsi" w:cstheme="minorHAnsi"/>
-        </w:rPr>
-        <w:t>arXiv</w:t>
-      </w:r>
-      <w:proofErr w:type="spellEnd"/>
-      <w:r>
-        <w:rPr>
-          <w:rFonts w:asciiTheme="minorHAnsi" w:hAnsiTheme="minorHAnsi" w:cstheme="minorHAnsi"/>
-        </w:rPr>
-        <w:t>. https://arxiv.org/abs/2408.16284</w:t>
-      </w:r>
-    </w:p>
-    <w:p>
-      <w:pPr>
-        <w:spacing w:after="80" w:line="276" w:lineRule="auto"/>
-        <w:ind w:left="360" w:hanging="360"/>
-        <w:jc w:val="both"/>
-        <w:rPr>
-          <w:rFonts w:asciiTheme="minorHAnsi" w:hAnsiTheme="minorHAnsi" w:cstheme="minorHAnsi"/>
-        </w:rPr>
-      </w:pPr>
-      <w:r>
-        <w:rPr>
-          <w:rFonts w:asciiTheme="minorHAnsi" w:hAnsiTheme="minorHAnsi" w:cstheme="minorHAnsi"/>
-        </w:rPr>
-        <w:t>SHAP. (</w:t>
-      </w:r>
-      <w:proofErr w:type="spellStart"/>
-      <w:r>
-        <w:rPr>
-          <w:rFonts w:asciiTheme="minorHAnsi" w:hAnsiTheme="minorHAnsi" w:cstheme="minorHAnsi"/>
-        </w:rPr>
-        <w:t>n.d</w:t>
-      </w:r>
-      <w:proofErr w:type="spellEnd"/>
-      <w:r>
-        <w:rPr>
-          <w:rFonts w:asciiTheme="minorHAnsi" w:hAnsiTheme="minorHAnsi" w:cstheme="minorHAnsi"/>
-        </w:rPr>
-        <w:t xml:space="preserve">.). </w:t>
-      </w:r>
-      <w:proofErr w:type="spellStart"/>
-      <w:r>
-        <w:rPr>
-          <w:rFonts w:asciiTheme="minorHAnsi" w:hAnsiTheme="minorHAnsi" w:cstheme="minorHAnsi"/>
-        </w:rPr>
-        <w:t>Welcome</w:t>
-      </w:r>
-      <w:proofErr w:type="spellEnd"/>
-      <w:r>
-        <w:rPr>
-          <w:rFonts w:asciiTheme="minorHAnsi" w:hAnsiTheme="minorHAnsi" w:cstheme="minorHAnsi"/>
-        </w:rPr>
-        <w:t xml:space="preserve"> </w:t>
-      </w:r>
-      <w:proofErr w:type="spellStart"/>
-      <w:r>
-        <w:rPr>
-          <w:rFonts w:asciiTheme="minorHAnsi" w:hAnsiTheme="minorHAnsi" w:cstheme="minorHAnsi"/>
-        </w:rPr>
-        <w:t>to</w:t>
-      </w:r>
-      <w:proofErr w:type="spellEnd"/>
-      <w:r>
-        <w:rPr>
-          <w:rFonts w:asciiTheme="minorHAnsi" w:hAnsiTheme="minorHAnsi" w:cstheme="minorHAnsi"/>
-        </w:rPr>
-        <w:t xml:space="preserve"> </w:t>
-      </w:r>
-      <w:proofErr w:type="spellStart"/>
-      <w:r>
-        <w:rPr>
-          <w:rFonts w:asciiTheme="minorHAnsi" w:hAnsiTheme="minorHAnsi" w:cstheme="minorHAnsi"/>
-        </w:rPr>
-        <w:t>the</w:t>
-      </w:r>
-      <w:proofErr w:type="spellEnd"/>
-      <w:r>
-        <w:rPr>
-          <w:rFonts w:asciiTheme="minorHAnsi" w:hAnsiTheme="minorHAnsi" w:cstheme="minorHAnsi"/>
-        </w:rPr>
-        <w:t xml:space="preserve"> SHAP </w:t>
-      </w:r>
-      <w:proofErr w:type="spellStart"/>
-      <w:r>
-        <w:rPr>
-          <w:rFonts w:asciiTheme="minorHAnsi" w:hAnsiTheme="minorHAnsi" w:cstheme="minorHAnsi"/>
-        </w:rPr>
-        <w:t>documentation</w:t>
-      </w:r>
-      <w:proofErr w:type="spellEnd"/>
-      <w:r>
-        <w:rPr>
-          <w:rFonts w:asciiTheme="minorHAnsi" w:hAnsiTheme="minorHAnsi" w:cstheme="minorHAnsi"/>
-        </w:rPr>
-        <w:t>. https://shap.readthedocs.io/en/latest/</w:t>
-      </w:r>
-    </w:p>
-    <w:p>
-      <w:pPr>
-        <w:spacing w:after="80" w:line="276" w:lineRule="auto"/>
-        <w:ind w:left="360" w:hanging="360"/>
-        <w:jc w:val="both"/>
-        <w:rPr>
-          <w:rFonts w:asciiTheme="minorHAnsi" w:hAnsiTheme="minorHAnsi" w:cstheme="minorHAnsi"/>
-        </w:rPr>
-      </w:pPr>
-      <w:proofErr w:type="spellStart"/>
-      <w:r>
-        <w:rPr>
-          <w:rFonts w:asciiTheme="minorHAnsi" w:hAnsiTheme="minorHAnsi" w:cstheme="minorHAnsi"/>
-        </w:rPr>
-        <w:t>Vafeiadis</w:t>
-      </w:r>
-      <w:proofErr w:type="spellEnd"/>
-      <w:r>
-        <w:rPr>
-          <w:rFonts w:asciiTheme="minorHAnsi" w:hAnsiTheme="minorHAnsi" w:cstheme="minorHAnsi"/>
-        </w:rPr>
-        <w:t xml:space="preserve">, T., Diamantaras, K. I., </w:t>
-      </w:r>
-      <w:proofErr w:type="spellStart"/>
-      <w:r>
-        <w:rPr>
-          <w:rFonts w:asciiTheme="minorHAnsi" w:hAnsiTheme="minorHAnsi" w:cstheme="minorHAnsi"/>
-        </w:rPr>
-        <w:t>Sarigiannidis</w:t>
-      </w:r>
-      <w:proofErr w:type="spellEnd"/>
-      <w:r>
-        <w:rPr>
-          <w:rFonts w:asciiTheme="minorHAnsi" w:hAnsiTheme="minorHAnsi" w:cstheme="minorHAnsi"/>
-        </w:rPr>
-        <w:t xml:space="preserve">, G., &amp; </w:t>
-      </w:r>
-      <w:proofErr w:type="spellStart"/>
-      <w:r>
-        <w:rPr>
-          <w:rFonts w:asciiTheme="minorHAnsi" w:hAnsiTheme="minorHAnsi" w:cstheme="minorHAnsi"/>
-        </w:rPr>
-        <w:t>Chatzisavvas</w:t>
-      </w:r>
-      <w:proofErr w:type="spellEnd"/>
-      <w:r>
-        <w:rPr>
-          <w:rFonts w:asciiTheme="minorHAnsi" w:hAnsiTheme="minorHAnsi" w:cstheme="minorHAnsi"/>
-        </w:rPr>
-        <w:t xml:space="preserve">, K. C. (2015). A </w:t>
-      </w:r>
-      <w:proofErr w:type="spellStart"/>
-      <w:r>
-        <w:rPr>
-          <w:rFonts w:asciiTheme="minorHAnsi" w:hAnsiTheme="minorHAnsi" w:cstheme="minorHAnsi"/>
-        </w:rPr>
-        <w:t>comparison</w:t>
-      </w:r>
-      <w:proofErr w:type="spellEnd"/>
-      <w:r>
-        <w:rPr>
-          <w:rFonts w:asciiTheme="minorHAnsi" w:hAnsiTheme="minorHAnsi" w:cstheme="minorHAnsi"/>
-        </w:rPr>
-        <w:t xml:space="preserve"> </w:t>
-      </w:r>
-      <w:proofErr w:type="spellStart"/>
-      <w:r>
-        <w:rPr>
-          <w:rFonts w:asciiTheme="minorHAnsi" w:hAnsiTheme="minorHAnsi" w:cstheme="minorHAnsi"/>
-        </w:rPr>
-        <w:t>of</w:t>
-      </w:r>
-      <w:proofErr w:type="spellEnd"/>
-      <w:r>
-        <w:rPr>
-          <w:rFonts w:asciiTheme="minorHAnsi" w:hAnsiTheme="minorHAnsi" w:cstheme="minorHAnsi"/>
-        </w:rPr>
-        <w:t xml:space="preserve"> machine </w:t>
-      </w:r>
-      <w:proofErr w:type="spellStart"/>
-      <w:r>
-        <w:rPr>
-          <w:rFonts w:asciiTheme="minorHAnsi" w:hAnsiTheme="minorHAnsi" w:cstheme="minorHAnsi"/>
-        </w:rPr>
-        <w:t>learning</w:t>
-      </w:r>
-      <w:proofErr w:type="spellEnd"/>
-      <w:r>
-        <w:rPr>
-          <w:rFonts w:asciiTheme="minorHAnsi" w:hAnsiTheme="minorHAnsi" w:cstheme="minorHAnsi"/>
-        </w:rPr>
-        <w:t xml:space="preserve"> </w:t>
-      </w:r>
-      <w:proofErr w:type="spellStart"/>
-      <w:r>
-        <w:rPr>
-          <w:rFonts w:asciiTheme="minorHAnsi" w:hAnsiTheme="minorHAnsi" w:cstheme="minorHAnsi"/>
-        </w:rPr>
-        <w:t>techniques</w:t>
-      </w:r>
-      <w:proofErr w:type="spellEnd"/>
-      <w:r>
-        <w:rPr>
-          <w:rFonts w:asciiTheme="minorHAnsi" w:hAnsiTheme="minorHAnsi" w:cstheme="minorHAnsi"/>
-        </w:rPr>
-        <w:t xml:space="preserve"> </w:t>
-      </w:r>
-      <w:proofErr w:type="spellStart"/>
-      <w:r>
-        <w:rPr>
-          <w:rFonts w:asciiTheme="minorHAnsi" w:hAnsiTheme="minorHAnsi" w:cstheme="minorHAnsi"/>
-        </w:rPr>
-        <w:t>for</w:t>
-      </w:r>
-      <w:proofErr w:type="spellEnd"/>
-      <w:r>
-        <w:rPr>
-          <w:rFonts w:asciiTheme="minorHAnsi" w:hAnsiTheme="minorHAnsi" w:cstheme="minorHAnsi"/>
-        </w:rPr>
-        <w:t xml:space="preserve"> </w:t>
-      </w:r>
-      <w:proofErr w:type="spellStart"/>
-      <w:r>
-        <w:rPr>
-          <w:rFonts w:asciiTheme="minorHAnsi" w:hAnsiTheme="minorHAnsi" w:cstheme="minorHAnsi"/>
-        </w:rPr>
-        <w:t>customer</w:t>
-      </w:r>
-      <w:proofErr w:type="spellEnd"/>
-      <w:r>
-        <w:rPr>
-          <w:rFonts w:asciiTheme="minorHAnsi" w:hAnsiTheme="minorHAnsi" w:cstheme="minorHAnsi"/>
-        </w:rPr>
-        <w:t xml:space="preserve"> </w:t>
-      </w:r>
-      <w:proofErr w:type="spellStart"/>
-      <w:r>
-        <w:rPr>
-          <w:rFonts w:asciiTheme="minorHAnsi" w:hAnsiTheme="minorHAnsi" w:cstheme="minorHAnsi"/>
-        </w:rPr>
-        <w:t>churn</w:t>
-      </w:r>
-      <w:proofErr w:type="spellEnd"/>
-      <w:r>
-        <w:rPr>
-          <w:rFonts w:asciiTheme="minorHAnsi" w:hAnsiTheme="minorHAnsi" w:cstheme="minorHAnsi"/>
-        </w:rPr>
-        <w:t xml:space="preserve"> </w:t>
-      </w:r>
-      <w:proofErr w:type="spellStart"/>
-      <w:r>
-        <w:rPr>
-          <w:rFonts w:asciiTheme="minorHAnsi" w:hAnsiTheme="minorHAnsi" w:cstheme="minorHAnsi"/>
-        </w:rPr>
-        <w:t>prediction</w:t>
-      </w:r>
-      <w:proofErr w:type="spellEnd"/>
-      <w:r>
-        <w:rPr>
-          <w:rFonts w:asciiTheme="minorHAnsi" w:hAnsiTheme="minorHAnsi" w:cstheme="minorHAnsi"/>
-        </w:rPr>
-        <w:t xml:space="preserve">. </w:t>
-      </w:r>
-      <w:proofErr w:type="spellStart"/>
-      <w:r>
-        <w:rPr>
-          <w:rFonts w:asciiTheme="minorHAnsi" w:hAnsiTheme="minorHAnsi" w:cstheme="minorHAnsi"/>
-        </w:rPr>
-        <w:t>Simulation</w:t>
-      </w:r>
-      <w:proofErr w:type="spellEnd"/>
-      <w:r>
-        <w:rPr>
-          <w:rFonts w:asciiTheme="minorHAnsi" w:hAnsiTheme="minorHAnsi" w:cstheme="minorHAnsi"/>
-        </w:rPr>
-        <w:t xml:space="preserve"> </w:t>
-      </w:r>
-      <w:proofErr w:type="spellStart"/>
-      <w:r>
-        <w:rPr>
-          <w:rFonts w:asciiTheme="minorHAnsi" w:hAnsiTheme="minorHAnsi" w:cstheme="minorHAnsi"/>
-        </w:rPr>
-        <w:t>Modelling</w:t>
-      </w:r>
-      <w:proofErr w:type="spellEnd"/>
-      <w:r>
-        <w:rPr>
-          <w:rFonts w:asciiTheme="minorHAnsi" w:hAnsiTheme="minorHAnsi" w:cstheme="minorHAnsi"/>
-        </w:rPr>
-        <w:t xml:space="preserve"> </w:t>
-      </w:r>
-      <w:proofErr w:type="spellStart"/>
-      <w:r>
-        <w:rPr>
-          <w:rFonts w:asciiTheme="minorHAnsi" w:hAnsiTheme="minorHAnsi" w:cstheme="minorHAnsi"/>
-        </w:rPr>
-        <w:t>Practice</w:t>
-      </w:r>
-      <w:proofErr w:type="spellEnd"/>
-      <w:r>
-        <w:rPr>
-          <w:rFonts w:asciiTheme="minorHAnsi" w:hAnsiTheme="minorHAnsi" w:cstheme="minorHAnsi"/>
-        </w:rPr>
-        <w:t xml:space="preserve"> and </w:t>
-      </w:r>
-      <w:proofErr w:type="spellStart"/>
-      <w:r>
-        <w:rPr>
-          <w:rFonts w:asciiTheme="minorHAnsi" w:hAnsiTheme="minorHAnsi" w:cstheme="minorHAnsi"/>
-        </w:rPr>
-        <w:t>Theory</w:t>
-      </w:r>
-      <w:proofErr w:type="spellEnd"/>
-      <w:r>
-        <w:rPr>
-          <w:rFonts w:asciiTheme="minorHAnsi" w:hAnsiTheme="minorHAnsi" w:cstheme="minorHAnsi"/>
-        </w:rPr>
-        <w:t>, 55, 1-9. https://doi.org/10.1016/j.simpat.2015.03.003</w:t>
+      <w:proofErr w:type="spellEnd"/>
+      <w:proofErr w:type="spellStart"/>
+      <w:proofErr w:type="spellEnd"/>
+      <w:proofErr w:type="spellStart"/>
+      <w:proofErr w:type="spellEnd"/>
+      <w:proofErr w:type="spellStart"/>
+      <w:proofErr w:type="spellEnd"/>
+      <w:proofErr w:type="spellStart"/>
+      <w:proofErr w:type="spellEnd"/>
+      <w:proofErr w:type="spellStart"/>
+      <w:proofErr w:type="spellEnd"/>
+      <w:proofErr w:type="spellStart"/>
+      <w:proofErr w:type="spellEnd"/>
+      <w:proofErr w:type="spellStart"/>
+      <w:proofErr w:type="spellEnd"/>
+      <w:proofErr w:type="spellStart"/>
+      <w:proofErr w:type="spellEnd"/>
+      <w:proofErr w:type="spellStart"/>
+      <w:proofErr w:type="spellEnd"/>
+      <w:proofErr w:type="spellStart"/>
+      <w:proofErr w:type="spellEnd"/>
+      <w:proofErr w:type="spellStart"/>
+      <w:proofErr w:type="spellEnd"/>
+      <w:proofErr w:type="spellStart"/>
+      <w:proofErr w:type="spellEnd"/>
+      <w:proofErr w:type="spellStart"/>
+      <w:proofErr w:type="spellEnd"/>
+      <w:proofErr w:type="spellStart"/>
+      <w:proofErr w:type="spellEnd"/>
+      <w:r>
+        <w:t xml:space="preserve">Vafeiadis, T., Diamantaras, K. I., Sarigiannidis, G., &amp; Chatzisavvas, K. C. (2015). A comparison of machine learning techniques for customer churn prediction. </w:t>
+      </w:r>
+      <w:r>
+        <w:rPr>
+          <w:i/>
+        </w:rPr>
+        <w:t>Simulation Modelling Practice and Theory, 55</w:t>
+      </w:r>
+      <w:r>
+        <w:t>, 1-9. https://doi.org/10.1016/j.simpat.2015.03.003</w:t>
       </w:r>
     </w:p>
     <w:sectPr>
@@ -37298,18 +36118,16 @@
 </file>
 
 <file path=customXml/item1.xml><?xml version="1.0" encoding="utf-8"?>
-<b:Sources xmlns:b="http://schemas.openxmlformats.org/officeDocument/2006/bibliography" xmlns="http://schemas.openxmlformats.org/officeDocument/2006/bibliography" SelectedStyle="\APASixthEditionOfficeOnline.xsl" StyleName="APA" Version="6"/>
+<?mso-contentType ?>
+<FormTemplates xmlns="http://schemas.microsoft.com/sharepoint/v3/contenttype/forms">
+  <Display>DocumentLibraryForm</Display>
+  <Edit>DocumentLibraryForm</Edit>
+  <New>DocumentLibraryForm</New>
+</FormTemplates>
 </file>
 
 <file path=customXml/item2.xml><?xml version="1.0" encoding="utf-8"?>
-<p:properties xmlns:p="http://schemas.microsoft.com/office/2006/metadata/properties" xmlns:xsi="http://www.w3.org/2001/XMLSchema-instance" xmlns:pc="http://schemas.microsoft.com/office/infopath/2007/PartnerControls">
-  <documentManagement>
-    <TaxCatchAll xmlns="34e9bb24-f277-4b2e-b702-727ad1819a53" xsi:nil="true"/>
-    <lcf76f155ced4ddcb4097134ff3c332f xmlns="4653439a-09b5-4ebc-9f65-223c4545ca76">
-      <Terms xmlns="http://schemas.microsoft.com/office/infopath/2007/PartnerControls"/>
-    </lcf76f155ced4ddcb4097134ff3c332f>
-  </documentManagement>
-</p:properties>
+<b:Sources xmlns:b="http://schemas.openxmlformats.org/officeDocument/2006/bibliography" xmlns="http://schemas.openxmlformats.org/officeDocument/2006/bibliography" SelectedStyle="\APASixthEditionOfficeOnline.xsl" StyleName="APA" Version="6"/>
 </file>
 
 <file path=customXml/item3.xml><?xml version="1.0" encoding="utf-8"?>
@@ -37508,29 +36326,28 @@
 </file>
 
 <file path=customXml/item4.xml><?xml version="1.0" encoding="utf-8"?>
-<?mso-contentType ?>
-<FormTemplates xmlns="http://schemas.microsoft.com/sharepoint/v3/contenttype/forms">
-  <Display>DocumentLibraryForm</Display>
-  <Edit>DocumentLibraryForm</Edit>
-  <New>DocumentLibraryForm</New>
-</FormTemplates>
+<p:properties xmlns:p="http://schemas.microsoft.com/office/2006/metadata/properties" xmlns:xsi="http://www.w3.org/2001/XMLSchema-instance" xmlns:pc="http://schemas.microsoft.com/office/infopath/2007/PartnerControls">
+  <documentManagement>
+    <TaxCatchAll xmlns="34e9bb24-f277-4b2e-b702-727ad1819a53" xsi:nil="true"/>
+    <lcf76f155ced4ddcb4097134ff3c332f xmlns="4653439a-09b5-4ebc-9f65-223c4545ca76">
+      <Terms xmlns="http://schemas.microsoft.com/office/infopath/2007/PartnerControls"/>
+    </lcf76f155ced4ddcb4097134ff3c332f>
+  </documentManagement>
+</p:properties>
 </file>
 
 <file path=customXml/itemProps1.xml><?xml version="1.0" encoding="utf-8"?>
-<ds:datastoreItem xmlns:ds="http://schemas.openxmlformats.org/officeDocument/2006/customXml" ds:itemID="{FACB83BB-458E-4CCB-91D7-35CFBA93934D}">
+<ds:datastoreItem xmlns:ds="http://schemas.openxmlformats.org/officeDocument/2006/customXml" ds:itemID="{084C26D9-49C9-4ADB-A387-DA6079798921}">
   <ds:schemaRefs>
-    <ds:schemaRef ds:uri="http://schemas.openxmlformats.org/officeDocument/2006/bibliography"/>
+    <ds:schemaRef ds:uri="http://schemas.microsoft.com/sharepoint/v3/contenttype/forms"/>
   </ds:schemaRefs>
 </ds:datastoreItem>
 </file>
 
 <file path=customXml/itemProps2.xml><?xml version="1.0" encoding="utf-8"?>
-<ds:datastoreItem xmlns:ds="http://schemas.openxmlformats.org/officeDocument/2006/customXml" ds:itemID="{662F60C8-4BC5-4139-BE63-6954D22D77BD}">
+<ds:datastoreItem xmlns:ds="http://schemas.openxmlformats.org/officeDocument/2006/customXml" ds:itemID="{FACB83BB-458E-4CCB-91D7-35CFBA93934D}">
   <ds:schemaRefs>
-    <ds:schemaRef ds:uri="http://schemas.microsoft.com/office/2006/metadata/properties"/>
-    <ds:schemaRef ds:uri="http://schemas.microsoft.com/office/infopath/2007/PartnerControls"/>
-    <ds:schemaRef ds:uri="34e9bb24-f277-4b2e-b702-727ad1819a53"/>
-    <ds:schemaRef ds:uri="4653439a-09b5-4ebc-9f65-223c4545ca76"/>
+    <ds:schemaRef ds:uri="http://schemas.openxmlformats.org/officeDocument/2006/bibliography"/>
   </ds:schemaRefs>
 </ds:datastoreItem>
 </file>
@@ -37555,9 +36372,12 @@
 </file>
 
 <file path=customXml/itemProps4.xml><?xml version="1.0" encoding="utf-8"?>
-<ds:datastoreItem xmlns:ds="http://schemas.openxmlformats.org/officeDocument/2006/customXml" ds:itemID="{084C26D9-49C9-4ADB-A387-DA6079798921}">
+<ds:datastoreItem xmlns:ds="http://schemas.openxmlformats.org/officeDocument/2006/customXml" ds:itemID="{662F60C8-4BC5-4139-BE63-6954D22D77BD}">
   <ds:schemaRefs>
-    <ds:schemaRef ds:uri="http://schemas.microsoft.com/sharepoint/v3/contenttype/forms"/>
+    <ds:schemaRef ds:uri="http://schemas.microsoft.com/office/2006/metadata/properties"/>
+    <ds:schemaRef ds:uri="http://schemas.microsoft.com/office/infopath/2007/PartnerControls"/>
+    <ds:schemaRef ds:uri="34e9bb24-f277-4b2e-b702-727ad1819a53"/>
+    <ds:schemaRef ds:uri="4653439a-09b5-4ebc-9f65-223c4545ca76"/>
   </ds:schemaRefs>
 </ds:datastoreItem>
 </file>
--- a/reports/acif104_s6_grupo3.docx
+++ b/reports/acif104_s6_grupo3.docx
@@ -3460,37 +3460,42 @@
         <w:rPr>
           <w:rFonts w:asciiTheme="minorHAnsi" w:hAnsiTheme="minorHAnsi" w:cstheme="minorHAnsi"/>
         </w:rPr>
-        <w:t>Explicabilidad e integración. Se incorporaron SHAP, un backend de inferencia, una interfaz en Streamlit y un registro de predicciones, completando la integración del prototipo.</w:t>
+        <w:t>Explicabilidad</w:t>
       </w:r>
       <w:proofErr w:type="spellEnd"/>
       <w:r>
         <w:rPr>
           <w:rFonts w:asciiTheme="minorHAnsi" w:hAnsiTheme="minorHAnsi" w:cstheme="minorHAnsi"/>
         </w:rPr>
+        <w:t xml:space="preserve"> e integración. Se incorporaron SHAP, un </w:t>
       </w:r>
       <w:proofErr w:type="spellStart"/>
       <w:r>
         <w:rPr>
           <w:rFonts w:asciiTheme="minorHAnsi" w:hAnsiTheme="minorHAnsi" w:cstheme="minorHAnsi"/>
         </w:rPr>
+        <w:t>backend</w:t>
       </w:r>
       <w:proofErr w:type="spellEnd"/>
       <w:r>
         <w:rPr>
           <w:rFonts w:asciiTheme="minorHAnsi" w:hAnsiTheme="minorHAnsi" w:cstheme="minorHAnsi"/>
         </w:rPr>
+        <w:t xml:space="preserve"> de inferencia, una interfaz en </w:t>
       </w:r>
       <w:proofErr w:type="spellStart"/>
       <w:r>
         <w:rPr>
           <w:rFonts w:asciiTheme="minorHAnsi" w:hAnsiTheme="minorHAnsi" w:cstheme="minorHAnsi"/>
         </w:rPr>
+        <w:t>Streamlit</w:t>
       </w:r>
       <w:proofErr w:type="spellEnd"/>
       <w:r>
         <w:rPr>
           <w:rFonts w:asciiTheme="minorHAnsi" w:hAnsiTheme="minorHAnsi" w:cstheme="minorHAnsi"/>
         </w:rPr>
+        <w:t xml:space="preserve"> y un registro de predicciones, completando la integración del prototipo.</w:t>
       </w:r>
     </w:p>
     <w:p>
@@ -3543,30 +3548,6 @@
           <w:rFonts w:asciiTheme="minorHAnsi" w:hAnsiTheme="minorHAnsi" w:cstheme="minorHAnsi"/>
         </w:rPr>
         <w:t>La Tabla 1 resume las tareas realizadas, sus responsables, plazos y relación con los objetivos del proyecto. Todas las actividades consideradas para esta fase se encuentran completadas.</w:t>
-      </w:r>
-      <w:proofErr w:type="spellStart"/>
-      <w:r>
-        <w:rPr>
-          <w:rFonts w:asciiTheme="minorHAnsi" w:hAnsiTheme="minorHAnsi" w:cstheme="minorHAnsi"/>
-        </w:rPr>
-      </w:r>
-      <w:proofErr w:type="spellEnd"/>
-      <w:r>
-        <w:rPr>
-          <w:rFonts w:asciiTheme="minorHAnsi" w:hAnsiTheme="minorHAnsi" w:cstheme="minorHAnsi"/>
-        </w:rPr>
-      </w:r>
-      <w:proofErr w:type="spellStart"/>
-      <w:r>
-        <w:rPr>
-          <w:rFonts w:asciiTheme="minorHAnsi" w:hAnsiTheme="minorHAnsi" w:cstheme="minorHAnsi"/>
-        </w:rPr>
-      </w:r>
-      <w:proofErr w:type="spellEnd"/>
-      <w:r>
-        <w:rPr>
-          <w:rFonts w:asciiTheme="minorHAnsi" w:hAnsiTheme="minorHAnsi" w:cstheme="minorHAnsi"/>
-        </w:rPr>
       </w:r>
     </w:p>
     <w:p>
@@ -9103,7 +9084,6 @@
                 <w:rFonts w:asciiTheme="minorHAnsi" w:hAnsiTheme="minorHAnsi" w:cstheme="minorHAnsi"/>
               </w:rPr>
             </w:pPr>
-            <w:proofErr w:type="gramStart"/>
             <w:r>
               <w:rPr>
                 <w:rFonts w:asciiTheme="minorHAnsi" w:eastAsia="Calibri" w:hAnsiTheme="minorHAnsi" w:cstheme="minorHAnsi"/>
@@ -9111,7 +9091,6 @@
               </w:rPr>
               <w:t>Binaria objetivo</w:t>
             </w:r>
-            <w:proofErr w:type="gramEnd"/>
           </w:p>
         </w:tc>
         <w:tc>
@@ -25680,28 +25659,14 @@
         <w:rPr>
           <w:rFonts w:asciiTheme="minorHAnsi" w:hAnsiTheme="minorHAnsi" w:cstheme="minorHAnsi"/>
         </w:rPr>
-        <w:t>predict_</w:t>
-      </w:r>
-      <w:proofErr w:type="gramStart"/>
-      <w:r>
-        <w:rPr>
-          <w:rFonts w:asciiTheme="minorHAnsi" w:hAnsiTheme="minorHAnsi" w:cstheme="minorHAnsi"/>
-        </w:rPr>
-        <w:t>proba</w:t>
+        <w:t>predict_proba</w:t>
       </w:r>
       <w:proofErr w:type="spellEnd"/>
       <w:r>
         <w:rPr>
           <w:rFonts w:asciiTheme="minorHAnsi" w:hAnsiTheme="minorHAnsi" w:cstheme="minorHAnsi"/>
         </w:rPr>
-        <w:t>(</w:t>
-      </w:r>
-      <w:proofErr w:type="gramEnd"/>
-      <w:r>
-        <w:rPr>
-          <w:rFonts w:asciiTheme="minorHAnsi" w:hAnsiTheme="minorHAnsi" w:cstheme="minorHAnsi"/>
-        </w:rPr>
-        <w:t>).</w:t>
+        <w:t>().</w:t>
       </w:r>
     </w:p>
     <w:p>
@@ -25910,18 +25875,6 @@
           <w:rFonts w:asciiTheme="minorHAnsi" w:hAnsiTheme="minorHAnsi" w:cstheme="minorHAnsi"/>
         </w:rPr>
         <w:t>En ambos casos, el resultado se presenta en una ventana modal que incluye la probabilidad de churn, la banda de riesgo, la comparación con el umbral, los principales factores explicativos y el gráfico SHAP correspondiente (Figura 17). Al cerrar la ventana, los datos ingresados se conservan.</w:t>
-      </w:r>
-      <w:proofErr w:type="spellStart"/>
-      <w:r>
-        <w:rPr>
-          <w:rFonts w:asciiTheme="minorHAnsi" w:hAnsiTheme="minorHAnsi" w:cstheme="minorHAnsi"/>
-        </w:rPr>
-      </w:r>
-      <w:proofErr w:type="spellEnd"/>
-      <w:r>
-        <w:rPr>
-          <w:rFonts w:asciiTheme="minorHAnsi" w:hAnsiTheme="minorHAnsi" w:cstheme="minorHAnsi"/>
-        </w:rPr>
       </w:r>
     </w:p>
     <w:p>
@@ -26283,28 +26236,6 @@
         </w:rPr>
         <w:t>La explicación también indica que los factores corresponden a asociaciones aprendidas por el modelo y no necesariamente a relaciones causales. La pestaña Explicabilidad global muestra la importancia general de las variables calculada previamente en el notebook de SHAP (Figura 18).</w:t>
       </w:r>
-      <w:proofErr w:type="spellStart"/>
-      <w:r>
-        <w:rPr>
-          <w:rFonts w:asciiTheme="minorHAnsi" w:hAnsiTheme="minorHAnsi" w:cstheme="minorHAnsi"/>
-        </w:rPr>
-      </w:r>
-      <w:proofErr w:type="spellEnd"/>
-      <w:r>
-        <w:rPr>
-          <w:rFonts w:asciiTheme="minorHAnsi" w:hAnsiTheme="minorHAnsi" w:cstheme="minorHAnsi"/>
-        </w:rPr>
-      </w:r>
-      <w:r>
-        <w:rPr>
-          <w:rFonts w:asciiTheme="minorHAnsi" w:hAnsiTheme="minorHAnsi" w:cstheme="minorHAnsi"/>
-        </w:rPr>
-      </w:r>
-      <w:r>
-        <w:rPr>
-          <w:rFonts w:asciiTheme="minorHAnsi" w:hAnsiTheme="minorHAnsi" w:cstheme="minorHAnsi"/>
-        </w:rPr>
-      </w:r>
     </w:p>
     <w:p>
       <w:pPr>
@@ -26326,21 +26257,6 @@
           <w:rFonts w:asciiTheme="minorHAnsi" w:hAnsiTheme="minorHAnsi" w:cstheme="minorHAnsi"/>
         </w:rPr>
         <w:t>Cada predicción registra fecha, origen, probabilidad, banda de riesgo, umbral y tiempo de respuesta, sin almacenar las variables originales del cliente. La pestaña Monitoreo muestra el volumen de predicciones, la latencia promedio, la proporción de clientes en riesgo Alto y la distribución de resultados (Figura 19).</w:t>
-      </w:r>
-      <w:r>
-        <w:rPr>
-          <w:rFonts w:asciiTheme="minorHAnsi" w:hAnsiTheme="minorHAnsi" w:cstheme="minorHAnsi"/>
-        </w:rPr>
-      </w:r>
-      <w:r>
-        <w:rPr>
-          <w:rFonts w:asciiTheme="minorHAnsi" w:hAnsiTheme="minorHAnsi" w:cstheme="minorHAnsi"/>
-        </w:rPr>
-      </w:r>
-      <w:r>
-        <w:rPr>
-          <w:rFonts w:asciiTheme="minorHAnsi" w:hAnsiTheme="minorHAnsi" w:cstheme="minorHAnsi"/>
-        </w:rPr>
       </w:r>
     </w:p>
     <w:p>
@@ -28937,7 +28853,13 @@
         <w:rPr>
           <w:rFonts w:asciiTheme="minorHAnsi" w:hAnsiTheme="minorHAnsi" w:cstheme="minorHAnsi"/>
         </w:rPr>
-        <w:t xml:space="preserve"> + ROS refinado, sección 4.5.3) mediante SHAP (</w:t>
+        <w:t xml:space="preserve"> + ROS refinado, sección 4.5.3) mediante SHAP </w:t>
+      </w:r>
+      <w:r>
+        <w:rPr>
+          <w:rFonts w:asciiTheme="minorHAnsi" w:hAnsiTheme="minorHAnsi" w:cstheme="minorHAnsi"/>
+        </w:rPr>
+        <w:t>(</w:t>
       </w:r>
       <w:proofErr w:type="spellStart"/>
       <w:r>
@@ -28979,7 +28901,13 @@
         <w:rPr>
           <w:rFonts w:asciiTheme="minorHAnsi" w:hAnsiTheme="minorHAnsi" w:cstheme="minorHAnsi"/>
         </w:rPr>
-        <w:t>), en dos niveles: qué variables influyen más en promedio sobre el modelo (importancia global) y cómo se explica la predicción de clientes concretos (explicaciones locales). El detalle completo del análisis está en notebook/07_explicabilidad_shap.ipynb.</w:t>
+        <w:t>; SHAP, s. f.)</w:t>
+      </w:r>
+      <w:r>
+        <w:rPr>
+          <w:rFonts w:asciiTheme="minorHAnsi" w:hAnsiTheme="minorHAnsi" w:cstheme="minorHAnsi"/>
+        </w:rPr>
+        <w:t>, en dos niveles: qué variables influyen más en promedio sobre el modelo (importancia global) y cómo se explica la predicción de clientes concretos (explicaciones locales). El detalle completo del análisis está en notebook/07_explicabilidad_shap.ipynb.</w:t>
       </w:r>
     </w:p>
     <w:p>
@@ -29890,18 +29818,6 @@
         </w:rPr>
         <w:t>Figura 25. Explicación local de un verdadero positivo (probabilidad = 0,94).</w:t>
       </w:r>
-      <w:r>
-        <w:rPr>
-          <w:rFonts w:asciiTheme="minorHAnsi" w:hAnsiTheme="minorHAnsi" w:cstheme="minorHAnsi"/>
-          <w:sz w:val="18"/>
-        </w:rPr>
-      </w:r>
-      <w:r>
-        <w:rPr>
-          <w:rFonts w:asciiTheme="minorHAnsi" w:hAnsiTheme="minorHAnsi" w:cstheme="minorHAnsi"/>
-          <w:sz w:val="18"/>
-        </w:rPr>
-      </w:r>
     </w:p>
     <w:p>
       <w:pPr>
@@ -30053,18 +29969,6 @@
         </w:rPr>
         <w:t>Figura 26. Explicación local de un falso positivo (probabilidad = 0,94).</w:t>
       </w:r>
-      <w:r>
-        <w:rPr>
-          <w:rFonts w:asciiTheme="minorHAnsi" w:hAnsiTheme="minorHAnsi" w:cstheme="minorHAnsi"/>
-          <w:sz w:val="18"/>
-        </w:rPr>
-      </w:r>
-      <w:r>
-        <w:rPr>
-          <w:rFonts w:asciiTheme="minorHAnsi" w:hAnsiTheme="minorHAnsi" w:cstheme="minorHAnsi"/>
-          <w:sz w:val="18"/>
-        </w:rPr>
-      </w:r>
     </w:p>
     <w:p>
       <w:pPr>
@@ -30116,21 +30020,7 @@
           <w:rFonts w:asciiTheme="minorHAnsi" w:hAnsiTheme="minorHAnsi" w:cstheme="minorHAnsi"/>
         </w:rPr>
         <w:lastRenderedPageBreak/>
-        <w:t xml:space="preserve">El modelo asignó a este cliente una probabilidad casi idéntica (0,938), pero permaneció: es exactamente el tipo de alerta falsa que explica la precision baja del modelo (0,234 en prueba, Tabla 14). Las señales de riesgo —poca antigüedad, fallos de pago y muchos días sin acceder— pesaron más que su satisfacción por encima del promedio, que empujó en sentido </w:t>
-      </w:r>
-      <w:proofErr w:type="gramStart"/>
-      <w:r>
-        <w:rPr>
-          <w:rFonts w:asciiTheme="minorHAnsi" w:hAnsiTheme="minorHAnsi" w:cstheme="minorHAnsi"/>
-        </w:rPr>
-        <w:t>contrario</w:t>
-      </w:r>
-      <w:proofErr w:type="gramEnd"/>
-      <w:r>
-        <w:rPr>
-          <w:rFonts w:asciiTheme="minorHAnsi" w:hAnsiTheme="minorHAnsi" w:cstheme="minorHAnsi"/>
-        </w:rPr>
-        <w:t xml:space="preserve"> pero con menos fuerza. En otras palabras: el modelo ponderó más la inactividad y los problemas de pago que la buena satisfacción declarada, y en este caso se equivocó.</w:t>
+        <w:t>El modelo asignó a este cliente una probabilidad casi idéntica (0,938), pero permaneció: es exactamente el tipo de alerta falsa que explica la precision baja del modelo (0,234 en prueba, Tabla 14). Las señales de riesgo —poca antigüedad, fallos de pago y muchos días sin acceder— pesaron más que su satisfacción por encima del promedio, que empujó en sentido contrario pero con menos fuerza. En otras palabras: el modelo ponderó más la inactividad y los problemas de pago que la buena satisfacción declarada, y en este caso se equivocó.</w:t>
       </w:r>
     </w:p>
     <w:p>
@@ -30208,18 +30098,6 @@
         </w:rPr>
         <w:t>Figura 27. Explicación local de un verdadero negativo confiado (probabilidad = 0,22).</w:t>
       </w:r>
-      <w:r>
-        <w:rPr>
-          <w:rFonts w:asciiTheme="minorHAnsi" w:hAnsiTheme="minorHAnsi" w:cstheme="minorHAnsi"/>
-          <w:sz w:val="18"/>
-        </w:rPr>
-      </w:r>
-      <w:r>
-        <w:rPr>
-          <w:rFonts w:asciiTheme="minorHAnsi" w:hAnsiTheme="minorHAnsi" w:cstheme="minorHAnsi"/>
-          <w:sz w:val="18"/>
-        </w:rPr>
-      </w:r>
     </w:p>
     <w:p>
       <w:pPr>
@@ -30562,7 +30440,7 @@
                 <w:sz w:val="18"/>
                 <w:szCs w:val="18"/>
               </w:rPr>
-              <w:t>Formulario de predicción individual y ficha de cliente (Figura 2</w:t>
+              <w:t xml:space="preserve">Formulario de predicción individual y ficha de cliente </w:t>
             </w:r>
             <w:r>
               <w:rPr>
@@ -30570,7 +30448,7 @@
                 <w:sz w:val="18"/>
                 <w:szCs w:val="18"/>
               </w:rPr>
-              <w:t>3</w:t>
+              <w:t>Figura 16 / sección 4.7.3</w:t>
             </w:r>
             <w:r>
               <w:rPr>
@@ -30578,7 +30456,7 @@
                 <w:sz w:val="18"/>
                 <w:szCs w:val="18"/>
               </w:rPr>
-              <w:t>).</w:t>
+              <w:t>.</w:t>
             </w:r>
           </w:p>
         </w:tc>
@@ -30652,7 +30530,7 @@
                 <w:sz w:val="18"/>
                 <w:szCs w:val="18"/>
               </w:rPr>
-              <w:t>Barra de probabilidad con banda de riesgo y umbral (Figura 2</w:t>
+              <w:t>Barra de probabilidad con banda de riesgo y umbral (</w:t>
             </w:r>
             <w:r>
               <w:rPr>
@@ -30660,7 +30538,7 @@
                 <w:sz w:val="18"/>
                 <w:szCs w:val="18"/>
               </w:rPr>
-              <w:t>4</w:t>
+              <w:t>Figura 17</w:t>
             </w:r>
             <w:r>
               <w:rPr>
@@ -30760,7 +30638,7 @@
                 <w:sz w:val="18"/>
                 <w:szCs w:val="18"/>
               </w:rPr>
-              <w:t>Factores reales por dirección + gráfico técnico (Figuras 2</w:t>
+              <w:t>Factores reales por dirección + gráfico técnico (</w:t>
             </w:r>
             <w:r>
               <w:rPr>
@@ -30768,7 +30646,7 @@
                 <w:sz w:val="18"/>
                 <w:szCs w:val="18"/>
               </w:rPr>
-              <w:t>4</w:t>
+              <w:t>Figuras 17 y 18</w:t>
             </w:r>
             <w:r>
               <w:rPr>
@@ -30776,29 +30654,39 @@
                 <w:sz w:val="18"/>
                 <w:szCs w:val="18"/>
               </w:rPr>
-              <w:t xml:space="preserve"> y 2</w:t>
-            </w:r>
-            <w:r>
+              <w:t>).</w:t>
+            </w:r>
+          </w:p>
+        </w:tc>
+        <w:tc>
+          <w:tcPr>
+            <w:tcW w:w="1870" w:type="dxa"/>
+          </w:tcPr>
+          <w:p>
+            <w:pPr>
+              <w:spacing w:line="276" w:lineRule="auto"/>
+              <w:jc w:val="both"/>
               <w:rPr>
                 <w:rFonts w:asciiTheme="minorHAnsi" w:hAnsiTheme="minorHAnsi" w:cstheme="minorHAnsi"/>
                 <w:sz w:val="18"/>
                 <w:szCs w:val="18"/>
               </w:rPr>
-              <w:t>5</w:t>
-            </w:r>
+            </w:pPr>
             <w:r>
               <w:rPr>
                 <w:rFonts w:asciiTheme="minorHAnsi" w:hAnsiTheme="minorHAnsi" w:cstheme="minorHAnsi"/>
                 <w:sz w:val="18"/>
                 <w:szCs w:val="18"/>
               </w:rPr>
-              <w:t>).</w:t>
-            </w:r>
-          </w:p>
-        </w:tc>
-        <w:tc>
-          <w:tcPr>
-            <w:tcW w:w="1870" w:type="dxa"/>
+              <w:t>Completado</w:t>
+            </w:r>
+          </w:p>
+        </w:tc>
+      </w:tr>
+      <w:tr>
+        <w:tc>
+          <w:tcPr>
+            <w:tcW w:w="4106" w:type="dxa"/>
           </w:tcPr>
           <w:p>
             <w:pPr>
@@ -30816,6 +30704,70 @@
                 <w:sz w:val="18"/>
                 <w:szCs w:val="18"/>
               </w:rPr>
+              <w:t>RF-11: pestaña de monitoreo.</w:t>
+            </w:r>
+          </w:p>
+        </w:tc>
+        <w:tc>
+          <w:tcPr>
+            <w:tcW w:w="4394" w:type="dxa"/>
+          </w:tcPr>
+          <w:p>
+            <w:pPr>
+              <w:spacing w:line="276" w:lineRule="auto"/>
+              <w:jc w:val="both"/>
+              <w:rPr>
+                <w:rFonts w:asciiTheme="minorHAnsi" w:hAnsiTheme="minorHAnsi" w:cstheme="minorHAnsi"/>
+                <w:sz w:val="18"/>
+                <w:szCs w:val="18"/>
+              </w:rPr>
+            </w:pPr>
+            <w:r>
+              <w:rPr>
+                <w:rFonts w:asciiTheme="minorHAnsi" w:hAnsiTheme="minorHAnsi" w:cstheme="minorHAnsi"/>
+                <w:sz w:val="18"/>
+                <w:szCs w:val="18"/>
+              </w:rPr>
+              <w:t>monitoring.py y pestaña Monitoreo (</w:t>
+            </w:r>
+            <w:r>
+              <w:rPr>
+                <w:rFonts w:asciiTheme="minorHAnsi" w:hAnsiTheme="minorHAnsi" w:cstheme="minorHAnsi"/>
+                <w:sz w:val="18"/>
+                <w:szCs w:val="18"/>
+              </w:rPr>
+              <w:t>Figura 19</w:t>
+            </w:r>
+            <w:r>
+              <w:rPr>
+                <w:rFonts w:asciiTheme="minorHAnsi" w:hAnsiTheme="minorHAnsi" w:cstheme="minorHAnsi"/>
+                <w:sz w:val="18"/>
+                <w:szCs w:val="18"/>
+              </w:rPr>
+              <w:t>).</w:t>
+            </w:r>
+          </w:p>
+        </w:tc>
+        <w:tc>
+          <w:tcPr>
+            <w:tcW w:w="1870" w:type="dxa"/>
+          </w:tcPr>
+          <w:p>
+            <w:pPr>
+              <w:spacing w:line="276" w:lineRule="auto"/>
+              <w:jc w:val="both"/>
+              <w:rPr>
+                <w:rFonts w:asciiTheme="minorHAnsi" w:hAnsiTheme="minorHAnsi" w:cstheme="minorHAnsi"/>
+                <w:sz w:val="18"/>
+                <w:szCs w:val="18"/>
+              </w:rPr>
+            </w:pPr>
+            <w:r>
+              <w:rPr>
+                <w:rFonts w:asciiTheme="minorHAnsi" w:hAnsiTheme="minorHAnsi" w:cstheme="minorHAnsi"/>
+                <w:sz w:val="18"/>
+                <w:szCs w:val="18"/>
+              </w:rPr>
               <w:t>Completado</w:t>
             </w:r>
           </w:p>
@@ -30842,7 +30794,7 @@
                 <w:sz w:val="18"/>
                 <w:szCs w:val="18"/>
               </w:rPr>
-              <w:t>RF-11: pestaña de monitoreo.</w:t>
+              <w:t>Usabilidad: interfaz clara para no técnicos.</w:t>
             </w:r>
           </w:p>
         </w:tc>
@@ -30866,29 +30818,39 @@
                 <w:sz w:val="18"/>
                 <w:szCs w:val="18"/>
               </w:rPr>
-              <w:t>monitoring.py y pestaña Monitoreo (Figura 2</w:t>
-            </w:r>
-            <w:r>
+              <w:t>Etiquetas y valores en español, agrupación lógica, límites por campo.</w:t>
+            </w:r>
+          </w:p>
+        </w:tc>
+        <w:tc>
+          <w:tcPr>
+            <w:tcW w:w="1870" w:type="dxa"/>
+          </w:tcPr>
+          <w:p>
+            <w:pPr>
+              <w:spacing w:line="276" w:lineRule="auto"/>
+              <w:jc w:val="both"/>
               <w:rPr>
                 <w:rFonts w:asciiTheme="minorHAnsi" w:hAnsiTheme="minorHAnsi" w:cstheme="minorHAnsi"/>
                 <w:sz w:val="18"/>
                 <w:szCs w:val="18"/>
               </w:rPr>
-              <w:t>6</w:t>
-            </w:r>
+            </w:pPr>
             <w:r>
               <w:rPr>
                 <w:rFonts w:asciiTheme="minorHAnsi" w:hAnsiTheme="minorHAnsi" w:cstheme="minorHAnsi"/>
                 <w:sz w:val="18"/>
                 <w:szCs w:val="18"/>
               </w:rPr>
-              <w:t>).</w:t>
-            </w:r>
-          </w:p>
-        </w:tc>
-        <w:tc>
-          <w:tcPr>
-            <w:tcW w:w="1870" w:type="dxa"/>
+              <w:t>Completado</w:t>
+            </w:r>
+          </w:p>
+        </w:tc>
+      </w:tr>
+      <w:tr>
+        <w:tc>
+          <w:tcPr>
+            <w:tcW w:w="4106" w:type="dxa"/>
           </w:tcPr>
           <w:p>
             <w:pPr>
@@ -30900,12 +30862,104 @@
                 <w:szCs w:val="18"/>
               </w:rPr>
             </w:pPr>
+            <w:proofErr w:type="spellStart"/>
             <w:r>
               <w:rPr>
                 <w:rFonts w:asciiTheme="minorHAnsi" w:hAnsiTheme="minorHAnsi" w:cstheme="minorHAnsi"/>
                 <w:sz w:val="18"/>
                 <w:szCs w:val="18"/>
               </w:rPr>
+              <w:t>Explicabilidad</w:t>
+            </w:r>
+            <w:proofErr w:type="spellEnd"/>
+            <w:r>
+              <w:rPr>
+                <w:rFonts w:asciiTheme="minorHAnsi" w:hAnsiTheme="minorHAnsi" w:cstheme="minorHAnsi"/>
+                <w:sz w:val="18"/>
+                <w:szCs w:val="18"/>
+              </w:rPr>
+              <w:t>: importancia global y local con SHAP.</w:t>
+            </w:r>
+          </w:p>
+        </w:tc>
+        <w:tc>
+          <w:tcPr>
+            <w:tcW w:w="4394" w:type="dxa"/>
+          </w:tcPr>
+          <w:p>
+            <w:pPr>
+              <w:spacing w:line="276" w:lineRule="auto"/>
+              <w:jc w:val="both"/>
+              <w:rPr>
+                <w:rFonts w:asciiTheme="minorHAnsi" w:hAnsiTheme="minorHAnsi" w:cstheme="minorHAnsi"/>
+                <w:sz w:val="18"/>
+                <w:szCs w:val="18"/>
+              </w:rPr>
+            </w:pPr>
+            <w:r>
+              <w:rPr>
+                <w:rFonts w:asciiTheme="minorHAnsi" w:hAnsiTheme="minorHAnsi" w:cstheme="minorHAnsi"/>
+                <w:sz w:val="18"/>
+                <w:szCs w:val="18"/>
+              </w:rPr>
+              <w:t xml:space="preserve">Pestaña </w:t>
+            </w:r>
+            <w:proofErr w:type="spellStart"/>
+            <w:r>
+              <w:rPr>
+                <w:rFonts w:asciiTheme="minorHAnsi" w:hAnsiTheme="minorHAnsi" w:cstheme="minorHAnsi"/>
+                <w:sz w:val="18"/>
+                <w:szCs w:val="18"/>
+              </w:rPr>
+              <w:t>Explicabilidad</w:t>
+            </w:r>
+            <w:proofErr w:type="spellEnd"/>
+            <w:r>
+              <w:rPr>
+                <w:rFonts w:asciiTheme="minorHAnsi" w:hAnsiTheme="minorHAnsi" w:cstheme="minorHAnsi"/>
+                <w:sz w:val="18"/>
+                <w:szCs w:val="18"/>
+              </w:rPr>
+              <w:t xml:space="preserve"> global (</w:t>
+            </w:r>
+            <w:r>
+              <w:rPr>
+                <w:rFonts w:asciiTheme="minorHAnsi" w:hAnsiTheme="minorHAnsi" w:cstheme="minorHAnsi"/>
+                <w:sz w:val="18"/>
+                <w:szCs w:val="18"/>
+              </w:rPr>
+              <w:t>Figuras 17 y 18</w:t>
+            </w:r>
+            <w:r>
+              <w:rPr>
+                <w:rFonts w:asciiTheme="minorHAnsi" w:hAnsiTheme="minorHAnsi" w:cstheme="minorHAnsi"/>
+                <w:sz w:val="18"/>
+                <w:szCs w:val="18"/>
+              </w:rPr>
+              <w:t>) + explicación local por predicción.</w:t>
+            </w:r>
+          </w:p>
+        </w:tc>
+        <w:tc>
+          <w:tcPr>
+            <w:tcW w:w="1870" w:type="dxa"/>
+          </w:tcPr>
+          <w:p>
+            <w:pPr>
+              <w:spacing w:line="276" w:lineRule="auto"/>
+              <w:jc w:val="both"/>
+              <w:rPr>
+                <w:rFonts w:asciiTheme="minorHAnsi" w:hAnsiTheme="minorHAnsi" w:cstheme="minorHAnsi"/>
+                <w:sz w:val="18"/>
+                <w:szCs w:val="18"/>
+              </w:rPr>
+            </w:pPr>
+            <w:r>
+              <w:rPr>
+                <w:rFonts w:asciiTheme="minorHAnsi" w:hAnsiTheme="minorHAnsi" w:cstheme="minorHAnsi"/>
+                <w:sz w:val="18"/>
+                <w:szCs w:val="18"/>
+              </w:rPr>
               <w:t>Completado</w:t>
             </w:r>
           </w:p>
@@ -30932,7 +30986,7 @@
                 <w:sz w:val="18"/>
                 <w:szCs w:val="18"/>
               </w:rPr>
-              <w:t>Usabilidad: interfaz clara para no técnicos.</w:t>
+              <w:t>Escalabilidad: separar preprocesamiento, inferencia e interfaz.</w:t>
             </w:r>
           </w:p>
         </w:tc>
@@ -30956,30 +31010,46 @@
                 <w:sz w:val="18"/>
                 <w:szCs w:val="18"/>
               </w:rPr>
-              <w:t>Etiquetas y valores en español, agrupación lógica, límites por campo.</w:t>
-            </w:r>
-          </w:p>
-        </w:tc>
-        <w:tc>
-          <w:tcPr>
-            <w:tcW w:w="1870" w:type="dxa"/>
-          </w:tcPr>
-          <w:p>
-            <w:pPr>
-              <w:spacing w:line="276" w:lineRule="auto"/>
-              <w:jc w:val="both"/>
+              <w:t>Backend y frontend como procesos HTTP independientes (</w:t>
+            </w:r>
+            <w:r>
               <w:rPr>
                 <w:rFonts w:asciiTheme="minorHAnsi" w:hAnsiTheme="minorHAnsi" w:cstheme="minorHAnsi"/>
                 <w:sz w:val="18"/>
                 <w:szCs w:val="18"/>
               </w:rPr>
-            </w:pPr>
+              <w:t>Figura 15</w:t>
+            </w:r>
             <w:r>
               <w:rPr>
                 <w:rFonts w:asciiTheme="minorHAnsi" w:hAnsiTheme="minorHAnsi" w:cstheme="minorHAnsi"/>
                 <w:sz w:val="18"/>
                 <w:szCs w:val="18"/>
               </w:rPr>
+              <w:t>).</w:t>
+            </w:r>
+          </w:p>
+        </w:tc>
+        <w:tc>
+          <w:tcPr>
+            <w:tcW w:w="1870" w:type="dxa"/>
+          </w:tcPr>
+          <w:p>
+            <w:pPr>
+              <w:spacing w:line="276" w:lineRule="auto"/>
+              <w:jc w:val="both"/>
+              <w:rPr>
+                <w:rFonts w:asciiTheme="minorHAnsi" w:hAnsiTheme="minorHAnsi" w:cstheme="minorHAnsi"/>
+                <w:sz w:val="18"/>
+                <w:szCs w:val="18"/>
+              </w:rPr>
+            </w:pPr>
+            <w:r>
+              <w:rPr>
+                <w:rFonts w:asciiTheme="minorHAnsi" w:hAnsiTheme="minorHAnsi" w:cstheme="minorHAnsi"/>
+                <w:sz w:val="18"/>
+                <w:szCs w:val="18"/>
+              </w:rPr>
               <w:t>Completado</w:t>
             </w:r>
           </w:p>
@@ -31007,7 +31077,7 @@
                 <w:sz w:val="18"/>
                 <w:szCs w:val="18"/>
               </w:rPr>
-              <w:t>Explicabilidad</w:t>
+              <w:t>Monitoreabilidad</w:t>
             </w:r>
             <w:proofErr w:type="spellEnd"/>
             <w:r>
@@ -31016,7 +31086,7 @@
                 <w:sz w:val="18"/>
                 <w:szCs w:val="18"/>
               </w:rPr>
-              <w:t>: importancia global y local con SHAP.</w:t>
+              <w:t>: registrar volumen, riesgo y distribución.</w:t>
             </w:r>
           </w:p>
         </w:tc>
@@ -31040,47 +31110,63 @@
                 <w:sz w:val="18"/>
                 <w:szCs w:val="18"/>
               </w:rPr>
-              <w:t xml:space="preserve">Pestaña </w:t>
-            </w:r>
-            <w:proofErr w:type="spellStart"/>
-            <w:r>
+              <w:t>Pestaña Monitoreo: conteo, distribución por banda, tiempo de respuesta.</w:t>
+            </w:r>
+          </w:p>
+        </w:tc>
+        <w:tc>
+          <w:tcPr>
+            <w:tcW w:w="1870" w:type="dxa"/>
+          </w:tcPr>
+          <w:p>
+            <w:pPr>
+              <w:spacing w:line="276" w:lineRule="auto"/>
+              <w:jc w:val="both"/>
               <w:rPr>
                 <w:rFonts w:asciiTheme="minorHAnsi" w:hAnsiTheme="minorHAnsi" w:cstheme="minorHAnsi"/>
                 <w:sz w:val="18"/>
                 <w:szCs w:val="18"/>
               </w:rPr>
-              <w:t>Explicabilidad</w:t>
-            </w:r>
-            <w:proofErr w:type="spellEnd"/>
+            </w:pPr>
             <w:r>
               <w:rPr>
                 <w:rFonts w:asciiTheme="minorHAnsi" w:hAnsiTheme="minorHAnsi" w:cstheme="minorHAnsi"/>
                 <w:sz w:val="18"/>
                 <w:szCs w:val="18"/>
               </w:rPr>
-              <w:t xml:space="preserve"> global (Figura 2</w:t>
-            </w:r>
-            <w:r>
+              <w:t>Completado</w:t>
+            </w:r>
+          </w:p>
+        </w:tc>
+      </w:tr>
+      <w:tr>
+        <w:tc>
+          <w:tcPr>
+            <w:tcW w:w="4106" w:type="dxa"/>
+          </w:tcPr>
+          <w:p>
+            <w:pPr>
+              <w:spacing w:line="276" w:lineRule="auto"/>
+              <w:jc w:val="both"/>
               <w:rPr>
                 <w:rFonts w:asciiTheme="minorHAnsi" w:hAnsiTheme="minorHAnsi" w:cstheme="minorHAnsi"/>
                 <w:sz w:val="18"/>
                 <w:szCs w:val="18"/>
               </w:rPr>
-              <w:t>5</w:t>
-            </w:r>
+            </w:pPr>
             <w:r>
               <w:rPr>
                 <w:rFonts w:asciiTheme="minorHAnsi" w:hAnsiTheme="minorHAnsi" w:cstheme="minorHAnsi"/>
                 <w:sz w:val="18"/>
                 <w:szCs w:val="18"/>
               </w:rPr>
-              <w:t>) + explicación local por predicción.</w:t>
-            </w:r>
-          </w:p>
-        </w:tc>
-        <w:tc>
-          <w:tcPr>
-            <w:tcW w:w="1870" w:type="dxa"/>
+              <w:t>Rendimiento: responder en pocos segundos en CPU.</w:t>
+            </w:r>
+          </w:p>
+        </w:tc>
+        <w:tc>
+          <w:tcPr>
+            <w:tcW w:w="4394" w:type="dxa"/>
           </w:tcPr>
           <w:p>
             <w:pPr>
@@ -31098,6 +31184,30 @@
                 <w:sz w:val="18"/>
                 <w:szCs w:val="18"/>
               </w:rPr>
+              <w:t>9,5 ms promedio sobre 100 predicciones reales.</w:t>
+            </w:r>
+          </w:p>
+        </w:tc>
+        <w:tc>
+          <w:tcPr>
+            <w:tcW w:w="1870" w:type="dxa"/>
+          </w:tcPr>
+          <w:p>
+            <w:pPr>
+              <w:spacing w:line="276" w:lineRule="auto"/>
+              <w:jc w:val="both"/>
+              <w:rPr>
+                <w:rFonts w:asciiTheme="minorHAnsi" w:hAnsiTheme="minorHAnsi" w:cstheme="minorHAnsi"/>
+                <w:sz w:val="18"/>
+                <w:szCs w:val="18"/>
+              </w:rPr>
+            </w:pPr>
+            <w:r>
+              <w:rPr>
+                <w:rFonts w:asciiTheme="minorHAnsi" w:hAnsiTheme="minorHAnsi" w:cstheme="minorHAnsi"/>
+                <w:sz w:val="18"/>
+                <w:szCs w:val="18"/>
+              </w:rPr>
               <w:t>Completado</w:t>
             </w:r>
           </w:p>
@@ -31124,7 +31234,7 @@
                 <w:sz w:val="18"/>
                 <w:szCs w:val="18"/>
               </w:rPr>
-              <w:t>Escalabilidad: separar preprocesamiento, inferencia e interfaz.</w:t>
+              <w:t>Seguridad: no guardar información sensible.</w:t>
             </w:r>
           </w:p>
         </w:tc>
@@ -31148,29 +31258,39 @@
                 <w:sz w:val="18"/>
                 <w:szCs w:val="18"/>
               </w:rPr>
-              <w:t>Backend y frontend como procesos HTTP independientes (Figura 2</w:t>
-            </w:r>
-            <w:r>
+              <w:t>Prueba automatizada que verifica que no se filtran variables crudas.</w:t>
+            </w:r>
+          </w:p>
+        </w:tc>
+        <w:tc>
+          <w:tcPr>
+            <w:tcW w:w="1870" w:type="dxa"/>
+          </w:tcPr>
+          <w:p>
+            <w:pPr>
+              <w:spacing w:line="276" w:lineRule="auto"/>
+              <w:jc w:val="both"/>
               <w:rPr>
                 <w:rFonts w:asciiTheme="minorHAnsi" w:hAnsiTheme="minorHAnsi" w:cstheme="minorHAnsi"/>
                 <w:sz w:val="18"/>
                 <w:szCs w:val="18"/>
               </w:rPr>
-              <w:t>2</w:t>
-            </w:r>
+            </w:pPr>
             <w:r>
               <w:rPr>
                 <w:rFonts w:asciiTheme="minorHAnsi" w:hAnsiTheme="minorHAnsi" w:cstheme="minorHAnsi"/>
                 <w:sz w:val="18"/>
                 <w:szCs w:val="18"/>
               </w:rPr>
-              <w:t>).</w:t>
-            </w:r>
-          </w:p>
-        </w:tc>
-        <w:tc>
-          <w:tcPr>
-            <w:tcW w:w="1870" w:type="dxa"/>
+              <w:t>Completado</w:t>
+            </w:r>
+          </w:p>
+        </w:tc>
+      </w:tr>
+      <w:tr>
+        <w:tc>
+          <w:tcPr>
+            <w:tcW w:w="4106" w:type="dxa"/>
           </w:tcPr>
           <w:p>
             <w:pPr>
@@ -31188,15 +31308,13 @@
                 <w:sz w:val="18"/>
                 <w:szCs w:val="18"/>
               </w:rPr>
-              <w:t>Completado</w:t>
-            </w:r>
-          </w:p>
-        </w:tc>
-      </w:tr>
-      <w:tr>
-        <w:tc>
-          <w:tcPr>
-            <w:tcW w:w="4106" w:type="dxa"/>
+              <w:t>Ética: apoyar, no automatizar, decisiones sobre clientes.</w:t>
+            </w:r>
+          </w:p>
+        </w:tc>
+        <w:tc>
+          <w:tcPr>
+            <w:tcW w:w="4394" w:type="dxa"/>
           </w:tcPr>
           <w:p>
             <w:pPr>
@@ -31208,292 +31326,36 @@
                 <w:szCs w:val="18"/>
               </w:rPr>
             </w:pPr>
-            <w:proofErr w:type="spellStart"/>
             <w:r>
               <w:rPr>
                 <w:rFonts w:asciiTheme="minorHAnsi" w:hAnsiTheme="minorHAnsi" w:cstheme="minorHAnsi"/>
                 <w:sz w:val="18"/>
                 <w:szCs w:val="18"/>
               </w:rPr>
-              <w:t>Monitoreabilidad</w:t>
-            </w:r>
-            <w:proofErr w:type="spellEnd"/>
-            <w:r>
+              <w:t>La app entrega probabilidad y explicación; no ejecuta ninguna acción sobre el cliente.</w:t>
+            </w:r>
+          </w:p>
+        </w:tc>
+        <w:tc>
+          <w:tcPr>
+            <w:tcW w:w="1870" w:type="dxa"/>
+          </w:tcPr>
+          <w:p>
+            <w:pPr>
+              <w:spacing w:line="276" w:lineRule="auto"/>
+              <w:jc w:val="both"/>
               <w:rPr>
                 <w:rFonts w:asciiTheme="minorHAnsi" w:hAnsiTheme="minorHAnsi" w:cstheme="minorHAnsi"/>
                 <w:sz w:val="18"/>
                 <w:szCs w:val="18"/>
               </w:rPr>
-              <w:t>: registrar volumen, riesgo y distribución.</w:t>
-            </w:r>
-          </w:p>
-        </w:tc>
-        <w:tc>
-          <w:tcPr>
-            <w:tcW w:w="4394" w:type="dxa"/>
-          </w:tcPr>
-          <w:p>
-            <w:pPr>
-              <w:spacing w:line="276" w:lineRule="auto"/>
-              <w:jc w:val="both"/>
+            </w:pPr>
+            <w:r>
               <w:rPr>
                 <w:rFonts w:asciiTheme="minorHAnsi" w:hAnsiTheme="minorHAnsi" w:cstheme="minorHAnsi"/>
                 <w:sz w:val="18"/>
                 <w:szCs w:val="18"/>
               </w:rPr>
-            </w:pPr>
-            <w:r>
-              <w:rPr>
-                <w:rFonts w:asciiTheme="minorHAnsi" w:hAnsiTheme="minorHAnsi" w:cstheme="minorHAnsi"/>
-                <w:sz w:val="18"/>
-                <w:szCs w:val="18"/>
-              </w:rPr>
-              <w:t>Pestaña Monitoreo: conteo, distribución por banda, tiempo de respuesta.</w:t>
-            </w:r>
-          </w:p>
-        </w:tc>
-        <w:tc>
-          <w:tcPr>
-            <w:tcW w:w="1870" w:type="dxa"/>
-          </w:tcPr>
-          <w:p>
-            <w:pPr>
-              <w:spacing w:line="276" w:lineRule="auto"/>
-              <w:jc w:val="both"/>
-              <w:rPr>
-                <w:rFonts w:asciiTheme="minorHAnsi" w:hAnsiTheme="minorHAnsi" w:cstheme="minorHAnsi"/>
-                <w:sz w:val="18"/>
-                <w:szCs w:val="18"/>
-              </w:rPr>
-            </w:pPr>
-            <w:r>
-              <w:rPr>
-                <w:rFonts w:asciiTheme="minorHAnsi" w:hAnsiTheme="minorHAnsi" w:cstheme="minorHAnsi"/>
-                <w:sz w:val="18"/>
-                <w:szCs w:val="18"/>
-              </w:rPr>
-              <w:t>Completado</w:t>
-            </w:r>
-          </w:p>
-        </w:tc>
-      </w:tr>
-      <w:tr>
-        <w:tc>
-          <w:tcPr>
-            <w:tcW w:w="4106" w:type="dxa"/>
-          </w:tcPr>
-          <w:p>
-            <w:pPr>
-              <w:spacing w:line="276" w:lineRule="auto"/>
-              <w:jc w:val="both"/>
-              <w:rPr>
-                <w:rFonts w:asciiTheme="minorHAnsi" w:hAnsiTheme="minorHAnsi" w:cstheme="minorHAnsi"/>
-                <w:sz w:val="18"/>
-                <w:szCs w:val="18"/>
-              </w:rPr>
-            </w:pPr>
-            <w:r>
-              <w:rPr>
-                <w:rFonts w:asciiTheme="minorHAnsi" w:hAnsiTheme="minorHAnsi" w:cstheme="minorHAnsi"/>
-                <w:sz w:val="18"/>
-                <w:szCs w:val="18"/>
-              </w:rPr>
-              <w:t>Rendimiento: responder en pocos segundos en CPU.</w:t>
-            </w:r>
-          </w:p>
-        </w:tc>
-        <w:tc>
-          <w:tcPr>
-            <w:tcW w:w="4394" w:type="dxa"/>
-          </w:tcPr>
-          <w:p>
-            <w:pPr>
-              <w:spacing w:line="276" w:lineRule="auto"/>
-              <w:jc w:val="both"/>
-              <w:rPr>
-                <w:rFonts w:asciiTheme="minorHAnsi" w:hAnsiTheme="minorHAnsi" w:cstheme="minorHAnsi"/>
-                <w:sz w:val="18"/>
-                <w:szCs w:val="18"/>
-              </w:rPr>
-            </w:pPr>
-            <w:r>
-              <w:rPr>
-                <w:rFonts w:asciiTheme="minorHAnsi" w:hAnsiTheme="minorHAnsi" w:cstheme="minorHAnsi"/>
-                <w:sz w:val="18"/>
-                <w:szCs w:val="18"/>
-              </w:rPr>
-              <w:t>9,5 ms promedio sobre 100 predicciones reales.</w:t>
-            </w:r>
-          </w:p>
-        </w:tc>
-        <w:tc>
-          <w:tcPr>
-            <w:tcW w:w="1870" w:type="dxa"/>
-          </w:tcPr>
-          <w:p>
-            <w:pPr>
-              <w:spacing w:line="276" w:lineRule="auto"/>
-              <w:jc w:val="both"/>
-              <w:rPr>
-                <w:rFonts w:asciiTheme="minorHAnsi" w:hAnsiTheme="minorHAnsi" w:cstheme="minorHAnsi"/>
-                <w:sz w:val="18"/>
-                <w:szCs w:val="18"/>
-              </w:rPr>
-            </w:pPr>
-            <w:r>
-              <w:rPr>
-                <w:rFonts w:asciiTheme="minorHAnsi" w:hAnsiTheme="minorHAnsi" w:cstheme="minorHAnsi"/>
-                <w:sz w:val="18"/>
-                <w:szCs w:val="18"/>
-              </w:rPr>
-              <w:t>Completado</w:t>
-            </w:r>
-          </w:p>
-        </w:tc>
-      </w:tr>
-      <w:tr>
-        <w:tc>
-          <w:tcPr>
-            <w:tcW w:w="4106" w:type="dxa"/>
-          </w:tcPr>
-          <w:p>
-            <w:pPr>
-              <w:spacing w:line="276" w:lineRule="auto"/>
-              <w:jc w:val="both"/>
-              <w:rPr>
-                <w:rFonts w:asciiTheme="minorHAnsi" w:hAnsiTheme="minorHAnsi" w:cstheme="minorHAnsi"/>
-                <w:sz w:val="18"/>
-                <w:szCs w:val="18"/>
-              </w:rPr>
-            </w:pPr>
-            <w:r>
-              <w:rPr>
-                <w:rFonts w:asciiTheme="minorHAnsi" w:hAnsiTheme="minorHAnsi" w:cstheme="minorHAnsi"/>
-                <w:sz w:val="18"/>
-                <w:szCs w:val="18"/>
-              </w:rPr>
-              <w:t>Seguridad: no guardar información sensible.</w:t>
-            </w:r>
-          </w:p>
-        </w:tc>
-        <w:tc>
-          <w:tcPr>
-            <w:tcW w:w="4394" w:type="dxa"/>
-          </w:tcPr>
-          <w:p>
-            <w:pPr>
-              <w:spacing w:line="276" w:lineRule="auto"/>
-              <w:jc w:val="both"/>
-              <w:rPr>
-                <w:rFonts w:asciiTheme="minorHAnsi" w:hAnsiTheme="minorHAnsi" w:cstheme="minorHAnsi"/>
-                <w:sz w:val="18"/>
-                <w:szCs w:val="18"/>
-              </w:rPr>
-            </w:pPr>
-            <w:r>
-              <w:rPr>
-                <w:rFonts w:asciiTheme="minorHAnsi" w:hAnsiTheme="minorHAnsi" w:cstheme="minorHAnsi"/>
-                <w:sz w:val="18"/>
-                <w:szCs w:val="18"/>
-              </w:rPr>
-              <w:t>Prueba automatizada que verifica que no se filtran variables crudas.</w:t>
-            </w:r>
-          </w:p>
-        </w:tc>
-        <w:tc>
-          <w:tcPr>
-            <w:tcW w:w="1870" w:type="dxa"/>
-          </w:tcPr>
-          <w:p>
-            <w:pPr>
-              <w:spacing w:line="276" w:lineRule="auto"/>
-              <w:jc w:val="both"/>
-              <w:rPr>
-                <w:rFonts w:asciiTheme="minorHAnsi" w:hAnsiTheme="minorHAnsi" w:cstheme="minorHAnsi"/>
-                <w:sz w:val="18"/>
-                <w:szCs w:val="18"/>
-              </w:rPr>
-            </w:pPr>
-            <w:r>
-              <w:rPr>
-                <w:rFonts w:asciiTheme="minorHAnsi" w:hAnsiTheme="minorHAnsi" w:cstheme="minorHAnsi"/>
-                <w:sz w:val="18"/>
-                <w:szCs w:val="18"/>
-              </w:rPr>
-              <w:t>Completado</w:t>
-            </w:r>
-          </w:p>
-        </w:tc>
-      </w:tr>
-      <w:tr>
-        <w:tc>
-          <w:tcPr>
-            <w:tcW w:w="4106" w:type="dxa"/>
-          </w:tcPr>
-          <w:p>
-            <w:pPr>
-              <w:spacing w:line="276" w:lineRule="auto"/>
-              <w:jc w:val="both"/>
-              <w:rPr>
-                <w:rFonts w:asciiTheme="minorHAnsi" w:hAnsiTheme="minorHAnsi" w:cstheme="minorHAnsi"/>
-                <w:sz w:val="18"/>
-                <w:szCs w:val="18"/>
-              </w:rPr>
-            </w:pPr>
-            <w:r>
-              <w:rPr>
-                <w:rFonts w:asciiTheme="minorHAnsi" w:hAnsiTheme="minorHAnsi" w:cstheme="minorHAnsi"/>
-                <w:sz w:val="18"/>
-                <w:szCs w:val="18"/>
-              </w:rPr>
-              <w:t>Ética: apoyar, no automatizar, decisiones sobre clientes.</w:t>
-            </w:r>
-          </w:p>
-        </w:tc>
-        <w:tc>
-          <w:tcPr>
-            <w:tcW w:w="4394" w:type="dxa"/>
-          </w:tcPr>
-          <w:p>
-            <w:pPr>
-              <w:spacing w:line="276" w:lineRule="auto"/>
-              <w:jc w:val="both"/>
-              <w:rPr>
-                <w:rFonts w:asciiTheme="minorHAnsi" w:hAnsiTheme="minorHAnsi" w:cstheme="minorHAnsi"/>
-                <w:sz w:val="18"/>
-                <w:szCs w:val="18"/>
-              </w:rPr>
-            </w:pPr>
-            <w:r>
-              <w:rPr>
-                <w:rFonts w:asciiTheme="minorHAnsi" w:hAnsiTheme="minorHAnsi" w:cstheme="minorHAnsi"/>
-                <w:sz w:val="18"/>
-                <w:szCs w:val="18"/>
-              </w:rPr>
-              <w:t>La app entrega probabilidad y explicación; no ejecuta ninguna acción sobre el cliente.</w:t>
-            </w:r>
-          </w:p>
-        </w:tc>
-        <w:tc>
-          <w:tcPr>
-            <w:tcW w:w="1870" w:type="dxa"/>
-          </w:tcPr>
-          <w:p>
-            <w:pPr>
-              <w:spacing w:line="276" w:lineRule="auto"/>
-              <w:jc w:val="both"/>
-              <w:rPr>
-                <w:rFonts w:asciiTheme="minorHAnsi" w:hAnsiTheme="minorHAnsi" w:cstheme="minorHAnsi"/>
-                <w:sz w:val="18"/>
-                <w:szCs w:val="18"/>
-              </w:rPr>
-            </w:pPr>
-            <w:r>
-              <w:rPr>
-                <w:rFonts w:asciiTheme="minorHAnsi" w:hAnsiTheme="minorHAnsi" w:cstheme="minorHAnsi"/>
-                <w:sz w:val="18"/>
-                <w:szCs w:val="18"/>
-              </w:rPr>
               <w:t>Completado</w:t>
             </w:r>
           </w:p>
@@ -31506,6 +31368,41 @@
         <w:jc w:val="both"/>
         <w:rPr>
           <w:rFonts w:asciiTheme="minorHAnsi" w:hAnsiTheme="minorHAnsi" w:cstheme="minorHAnsi"/>
+        </w:rPr>
+      </w:pPr>
+    </w:p>
+    <w:p>
+      <w:pPr>
+        <w:rPr>
+          <w:lang w:val="es-419" w:eastAsia="es-419"/>
+        </w:rPr>
+      </w:pPr>
+    </w:p>
+    <w:p>
+      <w:pPr>
+        <w:rPr>
+          <w:lang w:val="es-419" w:eastAsia="es-419"/>
+        </w:rPr>
+      </w:pPr>
+    </w:p>
+    <w:p>
+      <w:pPr>
+        <w:rPr>
+          <w:lang w:val="es-419" w:eastAsia="es-419"/>
+        </w:rPr>
+      </w:pPr>
+    </w:p>
+    <w:p>
+      <w:pPr>
+        <w:rPr>
+          <w:lang w:val="es-419" w:eastAsia="es-419"/>
+        </w:rPr>
+      </w:pPr>
+    </w:p>
+    <w:p>
+      <w:pPr>
+        <w:rPr>
+          <w:lang w:val="es-419" w:eastAsia="es-419"/>
         </w:rPr>
       </w:pPr>
     </w:p>
@@ -31526,6 +31423,153 @@
           <w:lang w:val="es-419" w:eastAsia="es-419"/>
         </w:rPr>
       </w:pPr>
+      <w:r>
+        <w:rPr>
+          <w:rFonts w:asciiTheme="minorHAnsi" w:eastAsia="Times New Roman" w:hAnsiTheme="minorHAnsi" w:cstheme="minorHAnsi"/>
+          <w:b/>
+          <w:bCs/>
+          <w:sz w:val="28"/>
+          <w:szCs w:val="44"/>
+          <w:lang w:val="es-419" w:eastAsia="es-419"/>
+        </w:rPr>
+        <w:lastRenderedPageBreak/>
+        <w:t>VI. Propuesta de mejoras</w:t>
+      </w:r>
+    </w:p>
+    <w:p>
+      <w:pPr>
+        <w:spacing w:after="120" w:line="276" w:lineRule="auto"/>
+        <w:jc w:val="both"/>
+        <w:rPr>
+          <w:rFonts w:asciiTheme="minorHAnsi" w:hAnsiTheme="minorHAnsi" w:cstheme="minorHAnsi"/>
+        </w:rPr>
+      </w:pPr>
+      <w:r>
+        <w:rPr>
+          <w:rFonts w:asciiTheme="minorHAnsi" w:hAnsiTheme="minorHAnsi" w:cstheme="minorHAnsi"/>
+        </w:rPr>
+        <w:t>1. V</w:t>
+      </w:r>
+      <w:r>
+        <w:rPr>
+          <w:rFonts w:asciiTheme="minorHAnsi" w:hAnsiTheme="minorHAnsi" w:cstheme="minorHAnsi"/>
+        </w:rPr>
+        <w:t xml:space="preserve">alidar con datos reales y monitorear </w:t>
+      </w:r>
+      <w:proofErr w:type="spellStart"/>
+      <w:r>
+        <w:rPr>
+          <w:rFonts w:asciiTheme="minorHAnsi" w:hAnsiTheme="minorHAnsi" w:cstheme="minorHAnsi"/>
+        </w:rPr>
+        <w:t>drift</w:t>
+      </w:r>
+      <w:proofErr w:type="spellEnd"/>
+      <w:r>
+        <w:rPr>
+          <w:rFonts w:asciiTheme="minorHAnsi" w:hAnsiTheme="minorHAnsi" w:cstheme="minorHAnsi"/>
+        </w:rPr>
+        <w:t xml:space="preserve">. El </w:t>
+      </w:r>
+      <w:proofErr w:type="spellStart"/>
+      <w:r>
+        <w:rPr>
+          <w:rFonts w:asciiTheme="minorHAnsi" w:hAnsiTheme="minorHAnsi" w:cstheme="minorHAnsi"/>
+        </w:rPr>
+        <w:t>dataset</w:t>
+      </w:r>
+      <w:proofErr w:type="spellEnd"/>
+      <w:r>
+        <w:rPr>
+          <w:rFonts w:asciiTheme="minorHAnsi" w:hAnsiTheme="minorHAnsi" w:cstheme="minorHAnsi"/>
+        </w:rPr>
+        <w:t xml:space="preserve"> es sintético y puede no representar completamente una organización. Se propone validar con datos reales anonimizados y monitorear la distribución de variables, probabilidades y métricas a lo largo del tiempo.</w:t>
+      </w:r>
+    </w:p>
+    <w:p>
+      <w:pPr>
+        <w:spacing w:after="120" w:line="276" w:lineRule="auto"/>
+        <w:rPr>
+          <w:rFonts w:asciiTheme="minorHAnsi" w:hAnsiTheme="minorHAnsi" w:cstheme="minorHAnsi"/>
+        </w:rPr>
+      </w:pPr>
+      <w:r>
+        <w:rPr>
+          <w:rStyle w:val="Textoennegrita"/>
+          <w:rFonts w:asciiTheme="minorHAnsi" w:hAnsiTheme="minorHAnsi" w:cstheme="minorHAnsi"/>
+          <w:b w:val="0"/>
+          <w:bCs w:val="0"/>
+        </w:rPr>
+        <w:t xml:space="preserve">2. </w:t>
+      </w:r>
+      <w:r>
+        <w:rPr>
+          <w:rStyle w:val="Textoennegrita"/>
+          <w:rFonts w:asciiTheme="minorHAnsi" w:hAnsiTheme="minorHAnsi" w:cstheme="minorHAnsi"/>
+          <w:b w:val="0"/>
+          <w:bCs w:val="0"/>
+        </w:rPr>
+        <w:t>Calibrar probabilidades y definir umbrales mediante costos reales.</w:t>
+      </w:r>
+      <w:r>
+        <w:rPr>
+          <w:rFonts w:asciiTheme="minorHAnsi" w:hAnsiTheme="minorHAnsi" w:cstheme="minorHAnsi"/>
+        </w:rPr>
+        <w:t xml:space="preserve"> La precisión de 0,234 evidencia una cantidad importante de falsos positivos. Como mejora futura, se propone calibrar las probabilidades con un conjunto independiente y seleccionar el umbral considerando el costo de intervenir innecesariamente frente al costo de no detectar un abandono.</w:t>
+      </w:r>
+    </w:p>
+    <w:p>
+      <w:pPr>
+        <w:spacing w:after="120" w:line="276" w:lineRule="auto"/>
+        <w:jc w:val="both"/>
+        <w:rPr>
+          <w:rFonts w:asciiTheme="minorHAnsi" w:hAnsiTheme="minorHAnsi" w:cstheme="minorHAnsi"/>
+        </w:rPr>
+      </w:pPr>
+      <w:r>
+        <w:rPr>
+          <w:rFonts w:asciiTheme="minorHAnsi" w:hAnsiTheme="minorHAnsi" w:cstheme="minorHAnsi"/>
+        </w:rPr>
+        <w:t>3. Esquema de entrada configurable para otros negocios. El esquema de las 30 variables de entrada (backend/schema.py) está codificado específicamente para este dataset; adaptar el sistema a otra empresa u otro plan de suscripción hoy requeriría modificar el código. Como mejora futura, se propone externalizar el esquema (variables, rangos, categorías válidas) a un archivo de configuración por cliente, para que la aplicación pueda reutilizarse en otro rubro sin reescribir el backend.</w:t>
+      </w:r>
+    </w:p>
+    <w:p>
+      <w:pPr>
+        <w:spacing w:after="120" w:line="276" w:lineRule="auto"/>
+        <w:jc w:val="both"/>
+        <w:rPr>
+          <w:rFonts w:asciiTheme="minorHAnsi" w:hAnsiTheme="minorHAnsi" w:cstheme="minorHAnsi"/>
+        </w:rPr>
+      </w:pPr>
+      <w:r>
+        <w:rPr>
+          <w:rFonts w:asciiTheme="minorHAnsi" w:hAnsiTheme="minorHAnsi" w:cstheme="minorHAnsi"/>
+        </w:rPr>
+        <w:t>4. Predicción por lotes y vista de cartera priorizada. El prototipo actual predice un cliente a la vez (formulario o ficha individual). Como mejora futura, se propone permitir cargar un archivo CSV con varios clientes y mostrar una vista de cartera que los ordene por nivel de riesgo, para apoyar la priorización cuando el equipo de retención necesita revisar muchos casos a la vez, no solo uno.</w:t>
+      </w:r>
+    </w:p>
+    <w:p>
+      <w:pPr>
+        <w:spacing w:after="120" w:line="276" w:lineRule="auto"/>
+        <w:jc w:val="both"/>
+        <w:rPr>
+          <w:rFonts w:asciiTheme="minorHAnsi" w:hAnsiTheme="minorHAnsi" w:cstheme="minorHAnsi"/>
+        </w:rPr>
+      </w:pPr>
+      <w:r>
+        <w:rPr>
+          <w:rFonts w:asciiTheme="minorHAnsi" w:hAnsiTheme="minorHAnsi" w:cstheme="minorHAnsi"/>
+        </w:rPr>
+        <w:t>5. Medir el impacto real de las acciones de retención. El sistema entrega una probabilidad y una explicación, pero no sabe si las acciones que el equipo de retención decide tomar a partir de esa información efectivamente reducen el abandono. Como mejora futura, y conectando con datos históricos reales de un CRM, se propone registrar qué clientes recibieron una intervención de retención y comparar su tasa de abandono real contra la de clientes similares que no la recibieron, para evaluar si la intervención marca una diferencia y reentrenar el modelo incorporando ese resultado.</w:t>
+      </w:r>
+    </w:p>
+    <w:p>
+      <w:pPr>
+        <w:spacing w:after="120" w:line="276" w:lineRule="auto"/>
+        <w:jc w:val="both"/>
+        <w:rPr>
+          <w:rFonts w:asciiTheme="minorHAnsi" w:hAnsiTheme="minorHAnsi" w:cstheme="minorHAnsi"/>
+        </w:rPr>
+      </w:pPr>
     </w:p>
     <w:p>
       <w:pPr>
@@ -31544,6 +31588,105 @@
           <w:lang w:val="es-419" w:eastAsia="es-419"/>
         </w:rPr>
       </w:pPr>
+      <w:r>
+        <w:rPr>
+          <w:rFonts w:asciiTheme="minorHAnsi" w:eastAsia="Times New Roman" w:hAnsiTheme="minorHAnsi" w:cstheme="minorHAnsi"/>
+          <w:b/>
+          <w:bCs/>
+          <w:sz w:val="28"/>
+          <w:szCs w:val="44"/>
+          <w:lang w:val="es-419" w:eastAsia="es-419"/>
+        </w:rPr>
+        <w:t>VII. Código fuente en GitHub</w:t>
+      </w:r>
+    </w:p>
+    <w:p>
+      <w:pPr>
+        <w:spacing w:after="120" w:line="276" w:lineRule="auto"/>
+        <w:jc w:val="both"/>
+        <w:rPr>
+          <w:rFonts w:asciiTheme="minorHAnsi" w:hAnsiTheme="minorHAnsi" w:cstheme="minorHAnsi"/>
+        </w:rPr>
+      </w:pPr>
+      <w:r>
+        <w:rPr>
+          <w:rFonts w:asciiTheme="minorHAnsi" w:hAnsiTheme="minorHAnsi" w:cstheme="minorHAnsi"/>
+        </w:rPr>
+        <w:t xml:space="preserve">El código, los notebooks, los artefactos y la aplicación se encuentran disponibles en el </w:t>
+      </w:r>
+      <w:hyperlink r:id="rId52" w:history="1">
+        <w:r>
+          <w:rPr>
+            <w:rStyle w:val="Hipervnculo"/>
+            <w:rFonts w:asciiTheme="minorHAnsi" w:hAnsiTheme="minorHAnsi" w:cstheme="minorHAnsi"/>
+          </w:rPr>
+          <w:t>repositorio del proyecto</w:t>
+        </w:r>
+      </w:hyperlink>
+      <w:r>
+        <w:rPr>
+          <w:rFonts w:asciiTheme="minorHAnsi" w:hAnsiTheme="minorHAnsi" w:cstheme="minorHAnsi"/>
+        </w:rPr>
+        <w:t xml:space="preserve"> (Vera et al., 2026)</w:t>
+      </w:r>
+      <w:r>
+        <w:rPr>
+          <w:rFonts w:asciiTheme="minorHAnsi" w:hAnsiTheme="minorHAnsi" w:cstheme="minorHAnsi"/>
+        </w:rPr>
+        <w:t>.</w:t>
+      </w:r>
+    </w:p>
+    <w:p>
+      <w:pPr>
+        <w:spacing w:after="120" w:line="276" w:lineRule="auto"/>
+        <w:jc w:val="both"/>
+        <w:rPr>
+          <w:rFonts w:asciiTheme="minorHAnsi" w:hAnsiTheme="minorHAnsi" w:cstheme="minorHAnsi"/>
+        </w:rPr>
+      </w:pPr>
+      <w:r>
+        <w:rPr>
+          <w:rFonts w:asciiTheme="minorHAnsi" w:hAnsiTheme="minorHAnsi" w:cstheme="minorHAnsi"/>
+        </w:rPr>
+        <w:t xml:space="preserve">La rama </w:t>
+      </w:r>
+      <w:proofErr w:type="spellStart"/>
+      <w:r>
+        <w:rPr>
+          <w:rFonts w:asciiTheme="minorHAnsi" w:hAnsiTheme="minorHAnsi" w:cstheme="minorHAnsi"/>
+        </w:rPr>
+        <w:t>main</w:t>
+      </w:r>
+      <w:proofErr w:type="spellEnd"/>
+      <w:r>
+        <w:rPr>
+          <w:rFonts w:asciiTheme="minorHAnsi" w:hAnsiTheme="minorHAnsi" w:cstheme="minorHAnsi"/>
+        </w:rPr>
+        <w:t xml:space="preserve"> contiene los notebooks 01 a 07 (calidad y EDA, preprocesamiento, modelamiento ML, balanceo y modelamiento DL, refinamiento de XGBoost y de la MLP profunda, y explicabilidad SHAP), además de los módulos backend/ (API de inferencia FastAPI) y frontend/ (aplicación Streamlit) del prototipo, y las pruebas automatizadas en </w:t>
+      </w:r>
+      <w:proofErr w:type="spellStart"/>
+      <w:r>
+        <w:rPr>
+          <w:rFonts w:asciiTheme="minorHAnsi" w:hAnsiTheme="minorHAnsi" w:cstheme="minorHAnsi"/>
+        </w:rPr>
+        <w:t>tests</w:t>
+      </w:r>
+      <w:proofErr w:type="spellEnd"/>
+      <w:r>
+        <w:rPr>
+          <w:rFonts w:asciiTheme="minorHAnsi" w:hAnsiTheme="minorHAnsi" w:cstheme="minorHAnsi"/>
+        </w:rPr>
+        <w:t>/.</w:t>
+      </w:r>
+    </w:p>
+    <w:p>
+      <w:pPr>
+        <w:spacing w:after="120" w:line="276" w:lineRule="auto"/>
+        <w:jc w:val="both"/>
+        <w:rPr>
+          <w:rFonts w:asciiTheme="minorHAnsi" w:hAnsiTheme="minorHAnsi" w:cstheme="minorHAnsi"/>
+        </w:rPr>
+      </w:pPr>
     </w:p>
     <w:p>
       <w:pPr>
@@ -31571,1709 +31714,1336 @@
           <w:szCs w:val="44"/>
           <w:lang w:val="es-419" w:eastAsia="es-419"/>
         </w:rPr>
+        <w:t>VIII. Bibliografía</w:t>
+      </w:r>
+    </w:p>
+    <w:p>
+      <w:pPr>
+        <w:spacing w:after="80" w:line="276" w:lineRule="auto"/>
+        <w:ind w:left="720" w:hanging="720"/>
+        <w:jc w:val="both"/>
+        <w:rPr>
+          <w:rFonts w:asciiTheme="minorHAnsi" w:hAnsiTheme="minorHAnsi" w:cstheme="minorHAnsi"/>
+        </w:rPr>
+      </w:pPr>
+      <w:r>
+        <w:t xml:space="preserve">Ahmad, A. K., Jafar, A., &amp; Aljoumaa, K. (2019). Customer churn prediction in telecom using machine learning in big data platform. </w:t>
+      </w:r>
+      <w:r>
+        <w:rPr>
+          <w:i/>
+        </w:rPr>
+        <w:t>Journal of Big Data, 6</w:t>
+      </w:r>
+      <w:r>
+        <w:t>, Article 28. https://doi.org/10.1186/s40537-019-0191-6</w:t>
+      </w:r>
+    </w:p>
+    <w:p>
+      <w:pPr>
+        <w:spacing w:after="80" w:line="276" w:lineRule="auto"/>
+        <w:ind w:left="720" w:hanging="720"/>
+        <w:jc w:val="both"/>
+        <w:rPr>
+          <w:rFonts w:asciiTheme="minorHAnsi" w:hAnsiTheme="minorHAnsi" w:cstheme="minorHAnsi"/>
+        </w:rPr>
+      </w:pPr>
+      <w:r>
         <w:lastRenderedPageBreak/>
-        <w:t>VI. Propuesta de mejoras</w:t>
-      </w:r>
-    </w:p>
-    <w:p>
-      <w:pPr>
-        <w:spacing w:after="120" w:line="276" w:lineRule="auto"/>
+        <w:t xml:space="preserve">Alotaibi, M. Z., &amp; Haq, M. A. (2024). Customer churn prediction for telecommunication companies using machine learning and ensemble methods. </w:t>
+      </w:r>
+      <w:r>
+        <w:rPr>
+          <w:i/>
+        </w:rPr>
+        <w:t>Engineering, Technology &amp; Applied Science Research, 14</w:t>
+      </w:r>
+      <w:r>
+        <w:t>(3), 14572-14578. https://doi.org/10.48084/etasr.7480</w:t>
+      </w:r>
+    </w:p>
+    <w:p>
+      <w:pPr>
+        <w:spacing w:after="80" w:line="276" w:lineRule="auto"/>
+        <w:ind w:left="720" w:hanging="720"/>
         <w:jc w:val="both"/>
         <w:rPr>
           <w:rFonts w:asciiTheme="minorHAnsi" w:hAnsiTheme="minorHAnsi" w:cstheme="minorHAnsi"/>
         </w:rPr>
       </w:pPr>
       <w:r>
-        <w:rPr>
-          <w:rFonts w:asciiTheme="minorHAnsi" w:hAnsiTheme="minorHAnsi" w:cstheme="minorHAnsi"/>
-        </w:rPr>
-        <w:t>1. V</w:t>
-      </w:r>
-      <w:r>
-        <w:rPr>
-          <w:rFonts w:asciiTheme="minorHAnsi" w:hAnsiTheme="minorHAnsi" w:cstheme="minorHAnsi"/>
-        </w:rPr>
-        <w:t xml:space="preserve">alidar con datos reales y monitorear </w:t>
-      </w:r>
+        <w:t xml:space="preserve">Arik, S. Ö., &amp; Pfister, T. (2021). TabNet: Attentive interpretable tabular learning. </w:t>
+      </w:r>
+      <w:r>
+        <w:rPr>
+          <w:i/>
+        </w:rPr>
+        <w:t>Proceedings of the AAAI Conference on Artificial Intelligence, 35</w:t>
+      </w:r>
+      <w:r>
+        <w:t>(8), 6679-6687. https://doi.org/10.1609/aaai.v35i8.16826</w:t>
+      </w:r>
+    </w:p>
+    <w:p>
+      <w:pPr>
+        <w:spacing w:after="80" w:line="276" w:lineRule="auto"/>
+        <w:ind w:left="720" w:hanging="720"/>
+        <w:jc w:val="both"/>
+        <w:rPr>
+          <w:rFonts w:asciiTheme="minorHAnsi" w:hAnsiTheme="minorHAnsi" w:cstheme="minorHAnsi"/>
+        </w:rPr>
+      </w:pPr>
       <w:proofErr w:type="spellStart"/>
       <w:r>
         <w:rPr>
           <w:rFonts w:asciiTheme="minorHAnsi" w:hAnsiTheme="minorHAnsi" w:cstheme="minorHAnsi"/>
         </w:rPr>
-        <w:t>drift</w:t>
+        <w:t>Bhattacharjee</w:t>
       </w:r>
       <w:proofErr w:type="spellEnd"/>
       <w:r>
         <w:rPr>
           <w:rFonts w:asciiTheme="minorHAnsi" w:hAnsiTheme="minorHAnsi" w:cstheme="minorHAnsi"/>
         </w:rPr>
-        <w:t xml:space="preserve">. El </w:t>
+        <w:t xml:space="preserve">, S., </w:t>
       </w:r>
       <w:proofErr w:type="spellStart"/>
       <w:r>
         <w:rPr>
           <w:rFonts w:asciiTheme="minorHAnsi" w:hAnsiTheme="minorHAnsi" w:cstheme="minorHAnsi"/>
         </w:rPr>
-        <w:t>dataset</w:t>
+        <w:t>Thukral</w:t>
       </w:r>
       <w:proofErr w:type="spellEnd"/>
       <w:r>
         <w:rPr>
           <w:rFonts w:asciiTheme="minorHAnsi" w:hAnsiTheme="minorHAnsi" w:cstheme="minorHAnsi"/>
         </w:rPr>
-        <w:t xml:space="preserve"> es sintético y puede no representar completamente una organización. Se propone validar con datos reales anonimizados y monitorear la distribución de variables, probabilidades y métricas a lo largo del tiempo.</w:t>
-      </w:r>
-    </w:p>
-    <w:p>
-      <w:pPr>
-        <w:spacing w:after="120" w:line="276" w:lineRule="auto"/>
-        <w:rPr>
-          <w:rFonts w:asciiTheme="minorHAnsi" w:hAnsiTheme="minorHAnsi" w:cstheme="minorHAnsi"/>
-        </w:rPr>
-      </w:pPr>
-      <w:r>
-        <w:rPr>
-          <w:rStyle w:val="Textoennegrita"/>
-          <w:rFonts w:asciiTheme="minorHAnsi" w:hAnsiTheme="minorHAnsi" w:cstheme="minorHAnsi"/>
-          <w:b w:val="0"/>
-          <w:bCs w:val="0"/>
-        </w:rPr>
-        <w:t xml:space="preserve">2. </w:t>
-      </w:r>
-      <w:r>
-        <w:rPr>
-          <w:rStyle w:val="Textoennegrita"/>
-          <w:rFonts w:asciiTheme="minorHAnsi" w:hAnsiTheme="minorHAnsi" w:cstheme="minorHAnsi"/>
-          <w:b w:val="0"/>
-          <w:bCs w:val="0"/>
-        </w:rPr>
-        <w:t>Calibrar probabilidades y definir umbrales mediante costos reales.</w:t>
-      </w:r>
-      <w:r>
-        <w:rPr>
-          <w:rFonts w:asciiTheme="minorHAnsi" w:hAnsiTheme="minorHAnsi" w:cstheme="minorHAnsi"/>
-        </w:rPr>
-        <w:t xml:space="preserve"> La precisión de 0,234 evidencia una cantidad importante de falsos positivos. Como mejora futura, se propone calibrar las probabilidades con un conjunto independiente y seleccionar el umbral considerando el costo de intervenir innecesariamente frente al costo de no detectar un abandono.</w:t>
-      </w:r>
-    </w:p>
-    <w:p>
-      <w:pPr>
-        <w:spacing w:after="120" w:line="276" w:lineRule="auto"/>
+        <w:t xml:space="preserve">, U., &amp; </w:t>
+      </w:r>
+      <w:proofErr w:type="spellStart"/>
+      <w:r>
+        <w:rPr>
+          <w:rFonts w:asciiTheme="minorHAnsi" w:hAnsiTheme="minorHAnsi" w:cstheme="minorHAnsi"/>
+        </w:rPr>
+        <w:t>Patil</w:t>
+      </w:r>
+      <w:proofErr w:type="spellEnd"/>
+      <w:r>
+        <w:rPr>
+          <w:rFonts w:asciiTheme="minorHAnsi" w:hAnsiTheme="minorHAnsi" w:cstheme="minorHAnsi"/>
+        </w:rPr>
+        <w:t xml:space="preserve">, N. (2023). </w:t>
+      </w:r>
+      <w:proofErr w:type="spellStart"/>
+      <w:r>
+        <w:rPr>
+          <w:rFonts w:asciiTheme="minorHAnsi" w:hAnsiTheme="minorHAnsi" w:cstheme="minorHAnsi"/>
+        </w:rPr>
+        <w:t>Early</w:t>
+      </w:r>
+      <w:proofErr w:type="spellEnd"/>
+      <w:r>
+        <w:rPr>
+          <w:rFonts w:asciiTheme="minorHAnsi" w:hAnsiTheme="minorHAnsi" w:cstheme="minorHAnsi"/>
+        </w:rPr>
+        <w:t xml:space="preserve"> </w:t>
+      </w:r>
+      <w:proofErr w:type="spellStart"/>
+      <w:r>
+        <w:rPr>
+          <w:rFonts w:asciiTheme="minorHAnsi" w:hAnsiTheme="minorHAnsi" w:cstheme="minorHAnsi"/>
+        </w:rPr>
+        <w:t>churn</w:t>
+      </w:r>
+      <w:proofErr w:type="spellEnd"/>
+      <w:r>
+        <w:rPr>
+          <w:rFonts w:asciiTheme="minorHAnsi" w:hAnsiTheme="minorHAnsi" w:cstheme="minorHAnsi"/>
+        </w:rPr>
+        <w:t xml:space="preserve"> </w:t>
+      </w:r>
+      <w:proofErr w:type="spellStart"/>
+      <w:r>
+        <w:rPr>
+          <w:rFonts w:asciiTheme="minorHAnsi" w:hAnsiTheme="minorHAnsi" w:cstheme="minorHAnsi"/>
+        </w:rPr>
+        <w:t>prediction</w:t>
+      </w:r>
+      <w:proofErr w:type="spellEnd"/>
+      <w:r>
+        <w:rPr>
+          <w:rFonts w:asciiTheme="minorHAnsi" w:hAnsiTheme="minorHAnsi" w:cstheme="minorHAnsi"/>
+        </w:rPr>
+        <w:t xml:space="preserve"> </w:t>
+      </w:r>
+      <w:proofErr w:type="spellStart"/>
+      <w:r>
+        <w:rPr>
+          <w:rFonts w:asciiTheme="minorHAnsi" w:hAnsiTheme="minorHAnsi" w:cstheme="minorHAnsi"/>
+        </w:rPr>
+        <w:t>from</w:t>
+      </w:r>
+      <w:proofErr w:type="spellEnd"/>
+      <w:r>
+        <w:rPr>
+          <w:rFonts w:asciiTheme="minorHAnsi" w:hAnsiTheme="minorHAnsi" w:cstheme="minorHAnsi"/>
+        </w:rPr>
+        <w:t xml:space="preserve"> </w:t>
+      </w:r>
+      <w:proofErr w:type="spellStart"/>
+      <w:r>
+        <w:rPr>
+          <w:rFonts w:asciiTheme="minorHAnsi" w:hAnsiTheme="minorHAnsi" w:cstheme="minorHAnsi"/>
+        </w:rPr>
+        <w:t>large</w:t>
+      </w:r>
+      <w:proofErr w:type="spellEnd"/>
+      <w:r>
+        <w:rPr>
+          <w:rFonts w:asciiTheme="minorHAnsi" w:hAnsiTheme="minorHAnsi" w:cstheme="minorHAnsi"/>
+        </w:rPr>
+        <w:t xml:space="preserve"> </w:t>
+      </w:r>
+      <w:proofErr w:type="spellStart"/>
+      <w:r>
+        <w:rPr>
+          <w:rFonts w:asciiTheme="minorHAnsi" w:hAnsiTheme="minorHAnsi" w:cstheme="minorHAnsi"/>
+        </w:rPr>
+        <w:t>scale</w:t>
+      </w:r>
+      <w:proofErr w:type="spellEnd"/>
+      <w:r>
+        <w:rPr>
+          <w:rFonts w:asciiTheme="minorHAnsi" w:hAnsiTheme="minorHAnsi" w:cstheme="minorHAnsi"/>
+        </w:rPr>
+        <w:t xml:space="preserve"> </w:t>
+      </w:r>
+      <w:proofErr w:type="spellStart"/>
+      <w:r>
+        <w:rPr>
+          <w:rFonts w:asciiTheme="minorHAnsi" w:hAnsiTheme="minorHAnsi" w:cstheme="minorHAnsi"/>
+        </w:rPr>
+        <w:t>user-product</w:t>
+      </w:r>
+      <w:proofErr w:type="spellEnd"/>
+      <w:r>
+        <w:rPr>
+          <w:rFonts w:asciiTheme="minorHAnsi" w:hAnsiTheme="minorHAnsi" w:cstheme="minorHAnsi"/>
+        </w:rPr>
+        <w:t xml:space="preserve"> </w:t>
+      </w:r>
+      <w:proofErr w:type="spellStart"/>
+      <w:r>
+        <w:rPr>
+          <w:rFonts w:asciiTheme="minorHAnsi" w:hAnsiTheme="minorHAnsi" w:cstheme="minorHAnsi"/>
+        </w:rPr>
+        <w:t>interaction</w:t>
+      </w:r>
+      <w:proofErr w:type="spellEnd"/>
+      <w:r>
+        <w:rPr>
+          <w:rFonts w:asciiTheme="minorHAnsi" w:hAnsiTheme="minorHAnsi" w:cstheme="minorHAnsi"/>
+        </w:rPr>
+        <w:t xml:space="preserve"> time series. </w:t>
+      </w:r>
+      <w:proofErr w:type="spellStart"/>
+      <w:r>
+        <w:rPr>
+          <w:rFonts w:asciiTheme="minorHAnsi" w:hAnsiTheme="minorHAnsi" w:cstheme="minorHAnsi"/>
+        </w:rPr>
+        <w:t>arXiv</w:t>
+      </w:r>
+      <w:proofErr w:type="spellEnd"/>
+      <w:r>
+        <w:rPr>
+          <w:rFonts w:asciiTheme="minorHAnsi" w:hAnsiTheme="minorHAnsi" w:cstheme="minorHAnsi"/>
+        </w:rPr>
+        <w:t>. https://arxiv.org/abs/2309.14390</w:t>
+      </w:r>
+    </w:p>
+    <w:p>
+      <w:pPr>
+        <w:spacing w:after="80" w:line="276" w:lineRule="auto"/>
+        <w:ind w:left="720" w:hanging="720"/>
         <w:jc w:val="both"/>
         <w:rPr>
           <w:rFonts w:asciiTheme="minorHAnsi" w:hAnsiTheme="minorHAnsi" w:cstheme="minorHAnsi"/>
         </w:rPr>
       </w:pPr>
       <w:r>
-        <w:rPr>
-          <w:rFonts w:asciiTheme="minorHAnsi" w:hAnsiTheme="minorHAnsi" w:cstheme="minorHAnsi"/>
-        </w:rPr>
-        <w:t>3. Esquema de entrada configurable para otros negocios. El esquema de las 30 variables de entrada (backend/schema.py) está codificado específicamente para este dataset; adaptar el sistema a otra empresa u otro plan de suscripción hoy requeriría modificar el código. Como mejora futura, se propone externalizar el esquema (variables, rangos, categorías válidas) a un archivo de configuración por cliente, para que la aplicación pueda reutilizarse en otro rubro sin reescribir el backend.</w:t>
-      </w:r>
-    </w:p>
-    <w:p>
-      <w:pPr>
-        <w:spacing w:after="120" w:line="276" w:lineRule="auto"/>
+        <w:t xml:space="preserve">Borisov, V., Leemann, T., Seßler, K., Haug, J., Pawelczyk, M., &amp; Kasneci, G. (2024). Deep neural networks and tabular data: A survey. </w:t>
+      </w:r>
+      <w:r>
+        <w:rPr>
+          <w:i/>
+        </w:rPr>
+        <w:t>IEEE Transactions on Neural Networks and Learning Systems, 35</w:t>
+      </w:r>
+      <w:r>
+        <w:t>(6), 7499-7519. https://doi.org/10.1109/TNNLS.2022.3229161</w:t>
+      </w:r>
+    </w:p>
+    <w:p>
+      <w:pPr>
+        <w:spacing w:after="80" w:line="276" w:lineRule="auto"/>
+        <w:ind w:left="720" w:hanging="720"/>
         <w:jc w:val="both"/>
         <w:rPr>
           <w:rFonts w:asciiTheme="minorHAnsi" w:hAnsiTheme="minorHAnsi" w:cstheme="minorHAnsi"/>
         </w:rPr>
       </w:pPr>
       <w:r>
-        <w:rPr>
-          <w:rFonts w:asciiTheme="minorHAnsi" w:hAnsiTheme="minorHAnsi" w:cstheme="minorHAnsi"/>
-        </w:rPr>
-        <w:t>4. Predicción por lotes y vista de cartera priorizada. El prototipo actual predice un cliente a la vez (formulario o ficha individual). Como mejora futura, se propone permitir cargar un archivo CSV con varios clientes y mostrar una vista de cartera que los ordene por nivel de riesgo, para apoyar la priorización cuando el equipo de retención necesita revisar muchos casos a la vez, no solo uno.</w:t>
-      </w:r>
-    </w:p>
-    <w:p>
-      <w:pPr>
-        <w:spacing w:after="120" w:line="276" w:lineRule="auto"/>
+        <w:t xml:space="preserve">Breiman, L. (2001). Random forests. </w:t>
+      </w:r>
+      <w:r>
+        <w:rPr>
+          <w:i/>
+        </w:rPr>
+        <w:t>Machine Learning, 45</w:t>
+      </w:r>
+      <w:r>
+        <w:t>(1), 5-32. https://doi.org/10.1023/A:1010933404324</w:t>
+      </w:r>
+    </w:p>
+    <w:p>
+      <w:pPr>
+        <w:spacing w:after="80" w:line="276" w:lineRule="auto"/>
+        <w:ind w:left="720" w:hanging="720"/>
         <w:jc w:val="both"/>
         <w:rPr>
           <w:rFonts w:asciiTheme="minorHAnsi" w:hAnsiTheme="minorHAnsi" w:cstheme="minorHAnsi"/>
         </w:rPr>
       </w:pPr>
       <w:r>
-        <w:rPr>
-          <w:rFonts w:asciiTheme="minorHAnsi" w:hAnsiTheme="minorHAnsi" w:cstheme="minorHAnsi"/>
-        </w:rPr>
-        <w:t>5. Medir el impacto real de las acciones de retención. El sistema entrega una probabilidad y una explicación, pero no sabe si las acciones que el equipo de retención decide tomar a partir de esa información efectivamente reducen el abandono. Como mejora futura, y conectando con datos históricos reales de un CRM, se propone registrar qué clientes recibieron una intervención de retención y comparar su tasa de abandono real contra la de clientes similares que no la recibieron, para evaluar si la intervención marca una diferencia y reentrenar el modelo incorporando ese resultado.</w:t>
-      </w:r>
-    </w:p>
-    <w:p>
-      <w:pPr>
-        <w:spacing w:after="120" w:line="276" w:lineRule="auto"/>
+        <w:t xml:space="preserve">Burez, J., &amp; Van den Poel, D. (2009). Handling class imbalance in customer churn prediction. </w:t>
+      </w:r>
+      <w:r>
+        <w:rPr>
+          <w:i/>
+        </w:rPr>
+        <w:t>Expert Systems with Applications, 36</w:t>
+      </w:r>
+      <w:r>
+        <w:t>(3), 4626-4636. https://doi.org/10.1016/j.eswa.2008.05.027</w:t>
+      </w:r>
+    </w:p>
+    <w:p>
+      <w:pPr>
+        <w:spacing w:after="80" w:line="276" w:lineRule="auto"/>
+        <w:ind w:left="720" w:hanging="720"/>
         <w:jc w:val="both"/>
         <w:rPr>
           <w:rFonts w:asciiTheme="minorHAnsi" w:hAnsiTheme="minorHAnsi" w:cstheme="minorHAnsi"/>
         </w:rPr>
       </w:pPr>
-    </w:p>
-    <w:p>
-      <w:pPr>
-        <w:widowControl/>
-        <w:autoSpaceDE/>
-        <w:autoSpaceDN/>
-        <w:spacing w:before="100" w:beforeAutospacing="1" w:after="100" w:afterAutospacing="1" w:line="276" w:lineRule="auto"/>
+      <w:r>
+        <w:t xml:space="preserve">Chawla, N. V., Bowyer, K. W., Hall, L. O., &amp; Kegelmeyer, W. P. (2002). SMOTE: Synthetic minority over-sampling technique. </w:t>
+      </w:r>
+      <w:r>
+        <w:rPr>
+          <w:i/>
+        </w:rPr>
+        <w:t>Journal of Artificial Intelligence Research, 16</w:t>
+      </w:r>
+      <w:r>
+        <w:t>, 321-357. https://doi.org/10.1613/jair.953</w:t>
+      </w:r>
+    </w:p>
+    <w:p>
+      <w:pPr>
+        <w:spacing w:after="80" w:line="276" w:lineRule="auto"/>
+        <w:ind w:left="720" w:hanging="720"/>
         <w:jc w:val="both"/>
-        <w:outlineLvl w:val="1"/>
-        <w:rPr>
-          <w:rFonts w:asciiTheme="minorHAnsi" w:eastAsia="Times New Roman" w:hAnsiTheme="minorHAnsi" w:cstheme="minorHAnsi"/>
-          <w:b/>
-          <w:bCs/>
-          <w:sz w:val="28"/>
-          <w:szCs w:val="44"/>
-          <w:lang w:val="es-419" w:eastAsia="es-419"/>
-        </w:rPr>
-      </w:pPr>
-      <w:r>
-        <w:rPr>
-          <w:rFonts w:asciiTheme="minorHAnsi" w:eastAsia="Times New Roman" w:hAnsiTheme="minorHAnsi" w:cstheme="minorHAnsi"/>
-          <w:b/>
-          <w:bCs/>
-          <w:sz w:val="28"/>
-          <w:szCs w:val="44"/>
-          <w:lang w:val="es-419" w:eastAsia="es-419"/>
-        </w:rPr>
-        <w:t>VII. Código fuente en GitHub</w:t>
-      </w:r>
-    </w:p>
-    <w:p>
-      <w:pPr>
-        <w:spacing w:after="120" w:line="276" w:lineRule="auto"/>
+        <w:rPr>
+          <w:rFonts w:asciiTheme="minorHAnsi" w:hAnsiTheme="minorHAnsi" w:cstheme="minorHAnsi"/>
+        </w:rPr>
+      </w:pPr>
+      <w:r>
+        <w:t xml:space="preserve">Chen, T., &amp; Guestrin, C. (2016). XGBoost: A scalable tree boosting system. In </w:t>
+      </w:r>
+      <w:r>
+        <w:rPr>
+          <w:i/>
+        </w:rPr>
+        <w:t>Proceedings of the 22nd ACM SIGKDD International Conference on Knowledge Discovery and Data Mining</w:t>
+      </w:r>
+      <w:r>
+        <w:t xml:space="preserve"> (pp. 785-794). Association for Computing Machinery. https://doi.org/10.1145/2939672.2939785</w:t>
+      </w:r>
+    </w:p>
+    <w:p>
+      <w:pPr>
+        <w:spacing w:after="80" w:line="276" w:lineRule="auto"/>
+        <w:ind w:left="720" w:hanging="720"/>
         <w:jc w:val="both"/>
-        <w:rPr>
-          <w:rFonts w:asciiTheme="minorHAnsi" w:hAnsiTheme="minorHAnsi" w:cstheme="minorHAnsi"/>
-        </w:rPr>
-      </w:pPr>
-      <w:r>
-        <w:rPr>
-          <w:rFonts w:asciiTheme="minorHAnsi" w:hAnsiTheme="minorHAnsi" w:cstheme="minorHAnsi"/>
-        </w:rPr>
-        <w:t>El código, los notebooks, los artefactos, los modelos, las figuras y los informes se mantienen en el siguiente repositorio público:</w:t>
-      </w:r>
-    </w:p>
-    <w:p>
-      <w:pPr>
-        <w:spacing w:after="120" w:line="276" w:lineRule="auto"/>
-        <w:jc w:val="both"/>
-        <w:rPr>
-          <w:rFonts w:asciiTheme="minorHAnsi" w:hAnsiTheme="minorHAnsi" w:cstheme="minorHAnsi"/>
-        </w:rPr>
-      </w:pPr>
-      <w:hyperlink r:id="rId52">
+      </w:pPr>
+      <w:proofErr w:type="spellStart"/>
+      <w:r>
+        <w:t>Gorishniy</w:t>
+      </w:r>
+      <w:proofErr w:type="spellEnd"/>
+      <w:r>
+        <w:t xml:space="preserve">, Y., </w:t>
+      </w:r>
+      <w:proofErr w:type="spellStart"/>
+      <w:r>
+        <w:t>Rubachev</w:t>
+      </w:r>
+      <w:proofErr w:type="spellEnd"/>
+      <w:r>
+        <w:t xml:space="preserve">, I., </w:t>
+      </w:r>
+      <w:proofErr w:type="spellStart"/>
+      <w:r>
+        <w:t>Khrulkov</w:t>
+      </w:r>
+      <w:proofErr w:type="spellEnd"/>
+      <w:r>
+        <w:t xml:space="preserve">, V., &amp; </w:t>
+      </w:r>
+      <w:proofErr w:type="spellStart"/>
+      <w:r>
+        <w:t>Babenko</w:t>
+      </w:r>
+      <w:proofErr w:type="spellEnd"/>
+      <w:r>
+        <w:t xml:space="preserve">, A. (2021). </w:t>
+      </w:r>
+      <w:proofErr w:type="spellStart"/>
+      <w:r>
+        <w:t>Revisiting</w:t>
+      </w:r>
+      <w:proofErr w:type="spellEnd"/>
+      <w:r>
+        <w:t xml:space="preserve"> </w:t>
+      </w:r>
+      <w:proofErr w:type="spellStart"/>
+      <w:r>
+        <w:t>deep</w:t>
+      </w:r>
+      <w:proofErr w:type="spellEnd"/>
+      <w:r>
+        <w:t xml:space="preserve"> </w:t>
+      </w:r>
+      <w:proofErr w:type="spellStart"/>
+      <w:r>
+        <w:t>learning</w:t>
+      </w:r>
+      <w:proofErr w:type="spellEnd"/>
+      <w:r>
+        <w:t xml:space="preserve"> </w:t>
+      </w:r>
+      <w:proofErr w:type="spellStart"/>
+      <w:r>
+        <w:t>models</w:t>
+      </w:r>
+      <w:proofErr w:type="spellEnd"/>
+      <w:r>
+        <w:t xml:space="preserve"> </w:t>
+      </w:r>
+      <w:proofErr w:type="spellStart"/>
+      <w:r>
+        <w:t>for</w:t>
+      </w:r>
+      <w:proofErr w:type="spellEnd"/>
+      <w:r>
+        <w:t xml:space="preserve"> tabular data. </w:t>
+      </w:r>
+      <w:proofErr w:type="spellStart"/>
+      <w:r>
+        <w:t>Advances</w:t>
+      </w:r>
+      <w:proofErr w:type="spellEnd"/>
+      <w:r>
+        <w:t xml:space="preserve"> in Neural </w:t>
+      </w:r>
+      <w:proofErr w:type="spellStart"/>
+      <w:r>
+        <w:t>Information</w:t>
+      </w:r>
+      <w:proofErr w:type="spellEnd"/>
+      <w:r>
+        <w:t xml:space="preserve"> Processing </w:t>
+      </w:r>
+      <w:proofErr w:type="spellStart"/>
+      <w:r>
+        <w:t>Systems</w:t>
+      </w:r>
+      <w:proofErr w:type="spellEnd"/>
+      <w:r>
+        <w:t xml:space="preserve">, 34, 18932–18943. </w:t>
+      </w:r>
+      <w:hyperlink r:id="rId53" w:history="1">
         <w:r>
           <w:rPr>
+            <w:rStyle w:val="Hipervnculo"/>
+            <w:color w:val="auto"/>
+            <w:u w:val="none"/>
+          </w:rPr>
+          <w:t>https://proceedings.neurips.cc/paper/2021/hash/9d86d83f925f2149e9edb0ac3b49229c-Abstract.html</w:t>
+        </w:r>
+      </w:hyperlink>
+    </w:p>
+    <w:p>
+      <w:pPr>
+        <w:spacing w:after="80" w:line="276" w:lineRule="auto"/>
+        <w:ind w:left="720" w:hanging="720"/>
+        <w:jc w:val="both"/>
+        <w:rPr>
+          <w:rFonts w:asciiTheme="minorHAnsi" w:hAnsiTheme="minorHAnsi" w:cstheme="minorHAnsi"/>
+        </w:rPr>
+      </w:pPr>
+      <w:r>
+        <w:t xml:space="preserve">He, H., &amp; Garcia, E. A. (2009). Learning from imbalanced data. </w:t>
+      </w:r>
+      <w:r>
+        <w:rPr>
+          <w:i/>
+        </w:rPr>
+        <w:t>IEEE Transactions on Knowledge and Data Engineering, 21</w:t>
+      </w:r>
+      <w:r>
+        <w:t>(9), 1263-1284. https://doi.org/10.1109/TKDE.2008.239</w:t>
+      </w:r>
+    </w:p>
+    <w:p>
+      <w:pPr>
+        <w:spacing w:after="80" w:line="276" w:lineRule="auto"/>
+        <w:ind w:left="720" w:hanging="720"/>
+        <w:jc w:val="both"/>
+        <w:rPr>
+          <w:rFonts w:asciiTheme="minorHAnsi" w:hAnsiTheme="minorHAnsi" w:cstheme="minorHAnsi"/>
+        </w:rPr>
+      </w:pPr>
+      <w:r>
+        <w:t xml:space="preserve">Imani, M., Abdolrazzagh-Nezhad, M., &amp; Boushehri, A. (2025). Customer churn prediction: A systematic review of machine learning and deep learning approaches. </w:t>
+      </w:r>
+      <w:r>
+        <w:rPr>
+          <w:i/>
+        </w:rPr>
+        <w:t>Machine Learning and Knowledge Extraction, 7</w:t>
+      </w:r>
+      <w:r>
+        <w:t>(3), 105. https://doi.org/10.3390/make7030105</w:t>
+      </w:r>
+    </w:p>
+    <w:p>
+      <w:pPr>
+        <w:spacing w:after="80" w:line="276" w:lineRule="auto"/>
+        <w:ind w:left="720" w:hanging="720"/>
+        <w:jc w:val="both"/>
+        <w:rPr>
+          <w:rFonts w:asciiTheme="minorHAnsi" w:hAnsiTheme="minorHAnsi" w:cstheme="minorHAnsi"/>
+        </w:rPr>
+      </w:pPr>
+      <w:proofErr w:type="spellStart"/>
+      <w:r>
+        <w:rPr>
+          <w:rFonts w:asciiTheme="minorHAnsi" w:hAnsiTheme="minorHAnsi" w:cstheme="minorHAnsi"/>
+        </w:rPr>
+        <w:t>Maan</w:t>
+      </w:r>
+      <w:proofErr w:type="spellEnd"/>
+      <w:r>
+        <w:rPr>
+          <w:rFonts w:asciiTheme="minorHAnsi" w:hAnsiTheme="minorHAnsi" w:cstheme="minorHAnsi"/>
+        </w:rPr>
+        <w:t xml:space="preserve">, J., &amp; </w:t>
+      </w:r>
+      <w:proofErr w:type="spellStart"/>
+      <w:r>
+        <w:rPr>
+          <w:rFonts w:asciiTheme="minorHAnsi" w:hAnsiTheme="minorHAnsi" w:cstheme="minorHAnsi"/>
+        </w:rPr>
+        <w:t>Maan</w:t>
+      </w:r>
+      <w:proofErr w:type="spellEnd"/>
+      <w:r>
+        <w:rPr>
+          <w:rFonts w:asciiTheme="minorHAnsi" w:hAnsiTheme="minorHAnsi" w:cstheme="minorHAnsi"/>
+        </w:rPr>
+        <w:t xml:space="preserve">, H. (2023). </w:t>
+      </w:r>
+      <w:proofErr w:type="spellStart"/>
+      <w:r>
+        <w:rPr>
+          <w:rFonts w:asciiTheme="minorHAnsi" w:hAnsiTheme="minorHAnsi" w:cstheme="minorHAnsi"/>
+        </w:rPr>
+        <w:t>Customer</w:t>
+      </w:r>
+      <w:proofErr w:type="spellEnd"/>
+      <w:r>
+        <w:rPr>
+          <w:rFonts w:asciiTheme="minorHAnsi" w:hAnsiTheme="minorHAnsi" w:cstheme="minorHAnsi"/>
+        </w:rPr>
+        <w:t xml:space="preserve"> </w:t>
+      </w:r>
+      <w:proofErr w:type="spellStart"/>
+      <w:r>
+        <w:rPr>
+          <w:rFonts w:asciiTheme="minorHAnsi" w:hAnsiTheme="minorHAnsi" w:cstheme="minorHAnsi"/>
+        </w:rPr>
+        <w:t>churn</w:t>
+      </w:r>
+      <w:proofErr w:type="spellEnd"/>
+      <w:r>
+        <w:rPr>
+          <w:rFonts w:asciiTheme="minorHAnsi" w:hAnsiTheme="minorHAnsi" w:cstheme="minorHAnsi"/>
+        </w:rPr>
+        <w:t xml:space="preserve"> </w:t>
+      </w:r>
+      <w:proofErr w:type="spellStart"/>
+      <w:r>
+        <w:rPr>
+          <w:rFonts w:asciiTheme="minorHAnsi" w:hAnsiTheme="minorHAnsi" w:cstheme="minorHAnsi"/>
+        </w:rPr>
+        <w:t>prediction</w:t>
+      </w:r>
+      <w:proofErr w:type="spellEnd"/>
+      <w:r>
+        <w:rPr>
+          <w:rFonts w:asciiTheme="minorHAnsi" w:hAnsiTheme="minorHAnsi" w:cstheme="minorHAnsi"/>
+        </w:rPr>
+        <w:t xml:space="preserve"> </w:t>
+      </w:r>
+      <w:proofErr w:type="spellStart"/>
+      <w:r>
+        <w:rPr>
+          <w:rFonts w:asciiTheme="minorHAnsi" w:hAnsiTheme="minorHAnsi" w:cstheme="minorHAnsi"/>
+        </w:rPr>
+        <w:t>model</w:t>
+      </w:r>
+      <w:proofErr w:type="spellEnd"/>
+      <w:r>
+        <w:rPr>
+          <w:rFonts w:asciiTheme="minorHAnsi" w:hAnsiTheme="minorHAnsi" w:cstheme="minorHAnsi"/>
+        </w:rPr>
+        <w:t xml:space="preserve"> </w:t>
+      </w:r>
+      <w:proofErr w:type="spellStart"/>
+      <w:r>
+        <w:rPr>
+          <w:rFonts w:asciiTheme="minorHAnsi" w:hAnsiTheme="minorHAnsi" w:cstheme="minorHAnsi"/>
+        </w:rPr>
+        <w:t>using</w:t>
+      </w:r>
+      <w:proofErr w:type="spellEnd"/>
+      <w:r>
+        <w:rPr>
+          <w:rFonts w:asciiTheme="minorHAnsi" w:hAnsiTheme="minorHAnsi" w:cstheme="minorHAnsi"/>
+        </w:rPr>
+        <w:t xml:space="preserve"> </w:t>
+      </w:r>
+      <w:proofErr w:type="spellStart"/>
+      <w:r>
+        <w:rPr>
+          <w:rFonts w:asciiTheme="minorHAnsi" w:hAnsiTheme="minorHAnsi" w:cstheme="minorHAnsi"/>
+        </w:rPr>
+        <w:t>explainable</w:t>
+      </w:r>
+      <w:proofErr w:type="spellEnd"/>
+      <w:r>
+        <w:rPr>
+          <w:rFonts w:asciiTheme="minorHAnsi" w:hAnsiTheme="minorHAnsi" w:cstheme="minorHAnsi"/>
+        </w:rPr>
+        <w:t xml:space="preserve"> machine </w:t>
+      </w:r>
+      <w:proofErr w:type="spellStart"/>
+      <w:r>
+        <w:rPr>
+          <w:rFonts w:asciiTheme="minorHAnsi" w:hAnsiTheme="minorHAnsi" w:cstheme="minorHAnsi"/>
+        </w:rPr>
+        <w:t>learning</w:t>
+      </w:r>
+      <w:proofErr w:type="spellEnd"/>
+      <w:r>
+        <w:rPr>
+          <w:rFonts w:asciiTheme="minorHAnsi" w:hAnsiTheme="minorHAnsi" w:cstheme="minorHAnsi"/>
+        </w:rPr>
+        <w:t xml:space="preserve">. </w:t>
+      </w:r>
+      <w:proofErr w:type="spellStart"/>
+      <w:r>
+        <w:rPr>
+          <w:rFonts w:asciiTheme="minorHAnsi" w:hAnsiTheme="minorHAnsi" w:cstheme="minorHAnsi"/>
+        </w:rPr>
+        <w:t>arXiv</w:t>
+      </w:r>
+      <w:proofErr w:type="spellEnd"/>
+      <w:r>
+        <w:rPr>
+          <w:rFonts w:asciiTheme="minorHAnsi" w:hAnsiTheme="minorHAnsi" w:cstheme="minorHAnsi"/>
+        </w:rPr>
+        <w:t>. https://arxiv.org/abs/2303.00960</w:t>
+      </w:r>
+    </w:p>
+    <w:p>
+      <w:pPr>
+        <w:spacing w:after="80" w:line="276" w:lineRule="auto"/>
+        <w:ind w:left="720" w:hanging="720"/>
+        <w:jc w:val="both"/>
+        <w:rPr>
+          <w:rFonts w:asciiTheme="minorHAnsi" w:hAnsiTheme="minorHAnsi" w:cstheme="minorHAnsi"/>
+        </w:rPr>
+      </w:pPr>
+      <w:proofErr w:type="spellStart"/>
+      <w:r>
+        <w:rPr>
+          <w:rFonts w:asciiTheme="minorHAnsi" w:hAnsiTheme="minorHAnsi" w:cstheme="minorHAnsi"/>
+        </w:rPr>
+        <w:t>Miah</w:t>
+      </w:r>
+      <w:proofErr w:type="spellEnd"/>
+      <w:r>
+        <w:rPr>
+          <w:rFonts w:asciiTheme="minorHAnsi" w:hAnsiTheme="minorHAnsi" w:cstheme="minorHAnsi"/>
+        </w:rPr>
+        <w:t xml:space="preserve">, A. (2025). </w:t>
+      </w:r>
+      <w:proofErr w:type="spellStart"/>
+      <w:r>
+        <w:rPr>
+          <w:rFonts w:asciiTheme="minorHAnsi" w:hAnsiTheme="minorHAnsi" w:cstheme="minorHAnsi"/>
+        </w:rPr>
+        <w:t>Customer</w:t>
+      </w:r>
+      <w:proofErr w:type="spellEnd"/>
+      <w:r>
+        <w:rPr>
+          <w:rFonts w:asciiTheme="minorHAnsi" w:hAnsiTheme="minorHAnsi" w:cstheme="minorHAnsi"/>
+        </w:rPr>
+        <w:t xml:space="preserve"> </w:t>
+      </w:r>
+      <w:proofErr w:type="spellStart"/>
+      <w:r>
+        <w:rPr>
+          <w:rFonts w:asciiTheme="minorHAnsi" w:hAnsiTheme="minorHAnsi" w:cstheme="minorHAnsi"/>
+        </w:rPr>
+        <w:t>churn</w:t>
+      </w:r>
+      <w:proofErr w:type="spellEnd"/>
+      <w:r>
+        <w:rPr>
+          <w:rFonts w:asciiTheme="minorHAnsi" w:hAnsiTheme="minorHAnsi" w:cstheme="minorHAnsi"/>
+        </w:rPr>
+        <w:t xml:space="preserve"> </w:t>
+      </w:r>
+      <w:proofErr w:type="spellStart"/>
+      <w:r>
+        <w:rPr>
+          <w:rFonts w:asciiTheme="minorHAnsi" w:hAnsiTheme="minorHAnsi" w:cstheme="minorHAnsi"/>
+        </w:rPr>
+        <w:t>prediction</w:t>
+      </w:r>
+      <w:proofErr w:type="spellEnd"/>
+      <w:r>
+        <w:rPr>
+          <w:rFonts w:asciiTheme="minorHAnsi" w:hAnsiTheme="minorHAnsi" w:cstheme="minorHAnsi"/>
+        </w:rPr>
+        <w:t xml:space="preserve"> </w:t>
+      </w:r>
+      <w:proofErr w:type="spellStart"/>
+      <w:r>
+        <w:rPr>
+          <w:rFonts w:asciiTheme="minorHAnsi" w:hAnsiTheme="minorHAnsi" w:cstheme="minorHAnsi"/>
+        </w:rPr>
+        <w:t>business</w:t>
+      </w:r>
+      <w:proofErr w:type="spellEnd"/>
+      <w:r>
+        <w:rPr>
+          <w:rFonts w:asciiTheme="minorHAnsi" w:hAnsiTheme="minorHAnsi" w:cstheme="minorHAnsi"/>
+        </w:rPr>
+        <w:t xml:space="preserve"> </w:t>
+      </w:r>
+      <w:proofErr w:type="spellStart"/>
+      <w:r>
+        <w:rPr>
+          <w:rFonts w:asciiTheme="minorHAnsi" w:hAnsiTheme="minorHAnsi" w:cstheme="minorHAnsi"/>
+        </w:rPr>
+        <w:t>dataset</w:t>
+      </w:r>
+      <w:proofErr w:type="spellEnd"/>
+      <w:r>
+        <w:rPr>
+          <w:rFonts w:asciiTheme="minorHAnsi" w:hAnsiTheme="minorHAnsi" w:cstheme="minorHAnsi"/>
+        </w:rPr>
+        <w:t xml:space="preserve"> [Data set]. </w:t>
+      </w:r>
+      <w:proofErr w:type="spellStart"/>
+      <w:r>
+        <w:rPr>
+          <w:rFonts w:asciiTheme="minorHAnsi" w:hAnsiTheme="minorHAnsi" w:cstheme="minorHAnsi"/>
+        </w:rPr>
+        <w:t>Kaggle</w:t>
+      </w:r>
+      <w:proofErr w:type="spellEnd"/>
+      <w:r>
+        <w:rPr>
+          <w:rFonts w:asciiTheme="minorHAnsi" w:hAnsiTheme="minorHAnsi" w:cstheme="minorHAnsi"/>
+        </w:rPr>
+        <w:t>. https://www.kaggle.com/datasets/miadul/customer-churn-prediction-business-dataset</w:t>
+      </w:r>
+    </w:p>
+    <w:p>
+      <w:pPr>
+        <w:spacing w:after="80" w:line="276" w:lineRule="auto"/>
+        <w:ind w:left="720" w:hanging="720"/>
+        <w:jc w:val="both"/>
+        <w:rPr>
+          <w:rFonts w:asciiTheme="minorHAnsi" w:hAnsiTheme="minorHAnsi" w:cstheme="minorHAnsi"/>
+        </w:rPr>
+      </w:pPr>
+      <w:proofErr w:type="spellStart"/>
+      <w:r>
+        <w:rPr>
+          <w:rFonts w:asciiTheme="minorHAnsi" w:hAnsiTheme="minorHAnsi" w:cstheme="minorHAnsi"/>
+        </w:rPr>
+        <w:t>Nogare</w:t>
+      </w:r>
+      <w:proofErr w:type="spellEnd"/>
+      <w:r>
+        <w:rPr>
+          <w:rFonts w:asciiTheme="minorHAnsi" w:hAnsiTheme="minorHAnsi" w:cstheme="minorHAnsi"/>
+        </w:rPr>
+        <w:t xml:space="preserve">, D., &amp; Silveira, I. F. (2024). </w:t>
+      </w:r>
+      <w:proofErr w:type="spellStart"/>
+      <w:r>
+        <w:rPr>
+          <w:rFonts w:asciiTheme="minorHAnsi" w:hAnsiTheme="minorHAnsi" w:cstheme="minorHAnsi"/>
+        </w:rPr>
+        <w:t>Experimentation</w:t>
+      </w:r>
+      <w:proofErr w:type="spellEnd"/>
+      <w:r>
+        <w:rPr>
+          <w:rFonts w:asciiTheme="minorHAnsi" w:hAnsiTheme="minorHAnsi" w:cstheme="minorHAnsi"/>
+        </w:rPr>
+        <w:t xml:space="preserve">, </w:t>
+      </w:r>
+      <w:proofErr w:type="spellStart"/>
+      <w:r>
+        <w:rPr>
+          <w:rFonts w:asciiTheme="minorHAnsi" w:hAnsiTheme="minorHAnsi" w:cstheme="minorHAnsi"/>
+        </w:rPr>
+        <w:t>deployment</w:t>
+      </w:r>
+      <w:proofErr w:type="spellEnd"/>
+      <w:r>
+        <w:rPr>
+          <w:rFonts w:asciiTheme="minorHAnsi" w:hAnsiTheme="minorHAnsi" w:cstheme="minorHAnsi"/>
+        </w:rPr>
+        <w:t xml:space="preserve"> and </w:t>
+      </w:r>
+      <w:proofErr w:type="spellStart"/>
+      <w:r>
+        <w:rPr>
+          <w:rFonts w:asciiTheme="minorHAnsi" w:hAnsiTheme="minorHAnsi" w:cstheme="minorHAnsi"/>
+        </w:rPr>
+        <w:t>monitoring</w:t>
+      </w:r>
+      <w:proofErr w:type="spellEnd"/>
+      <w:r>
+        <w:rPr>
+          <w:rFonts w:asciiTheme="minorHAnsi" w:hAnsiTheme="minorHAnsi" w:cstheme="minorHAnsi"/>
+        </w:rPr>
+        <w:t xml:space="preserve"> machine </w:t>
+      </w:r>
+      <w:proofErr w:type="spellStart"/>
+      <w:r>
+        <w:rPr>
+          <w:rFonts w:asciiTheme="minorHAnsi" w:hAnsiTheme="minorHAnsi" w:cstheme="minorHAnsi"/>
+        </w:rPr>
+        <w:t>learning</w:t>
+      </w:r>
+      <w:proofErr w:type="spellEnd"/>
+      <w:r>
+        <w:rPr>
+          <w:rFonts w:asciiTheme="minorHAnsi" w:hAnsiTheme="minorHAnsi" w:cstheme="minorHAnsi"/>
+        </w:rPr>
+        <w:t xml:space="preserve"> </w:t>
+      </w:r>
+      <w:proofErr w:type="spellStart"/>
+      <w:r>
+        <w:rPr>
+          <w:rFonts w:asciiTheme="minorHAnsi" w:hAnsiTheme="minorHAnsi" w:cstheme="minorHAnsi"/>
+        </w:rPr>
+        <w:t>models</w:t>
+      </w:r>
+      <w:proofErr w:type="spellEnd"/>
+      <w:r>
+        <w:rPr>
+          <w:rFonts w:asciiTheme="minorHAnsi" w:hAnsiTheme="minorHAnsi" w:cstheme="minorHAnsi"/>
+        </w:rPr>
+        <w:t xml:space="preserve">: </w:t>
+      </w:r>
+      <w:proofErr w:type="spellStart"/>
+      <w:r>
+        <w:rPr>
+          <w:rFonts w:asciiTheme="minorHAnsi" w:hAnsiTheme="minorHAnsi" w:cstheme="minorHAnsi"/>
+        </w:rPr>
+        <w:t>Approaches</w:t>
+      </w:r>
+      <w:proofErr w:type="spellEnd"/>
+      <w:r>
+        <w:rPr>
+          <w:rFonts w:asciiTheme="minorHAnsi" w:hAnsiTheme="minorHAnsi" w:cstheme="minorHAnsi"/>
+        </w:rPr>
+        <w:t xml:space="preserve"> </w:t>
+      </w:r>
+      <w:proofErr w:type="spellStart"/>
+      <w:r>
+        <w:rPr>
+          <w:rFonts w:asciiTheme="minorHAnsi" w:hAnsiTheme="minorHAnsi" w:cstheme="minorHAnsi"/>
+        </w:rPr>
+        <w:t>for</w:t>
+      </w:r>
+      <w:proofErr w:type="spellEnd"/>
+      <w:r>
+        <w:rPr>
+          <w:rFonts w:asciiTheme="minorHAnsi" w:hAnsiTheme="minorHAnsi" w:cstheme="minorHAnsi"/>
+        </w:rPr>
+        <w:t xml:space="preserve"> </w:t>
+      </w:r>
+      <w:proofErr w:type="spellStart"/>
+      <w:r>
+        <w:rPr>
+          <w:rFonts w:asciiTheme="minorHAnsi" w:hAnsiTheme="minorHAnsi" w:cstheme="minorHAnsi"/>
+        </w:rPr>
+        <w:t>applying</w:t>
+      </w:r>
+      <w:proofErr w:type="spellEnd"/>
+      <w:r>
+        <w:rPr>
+          <w:rFonts w:asciiTheme="minorHAnsi" w:hAnsiTheme="minorHAnsi" w:cstheme="minorHAnsi"/>
+        </w:rPr>
+        <w:t xml:space="preserve"> </w:t>
+      </w:r>
+      <w:proofErr w:type="spellStart"/>
+      <w:r>
+        <w:rPr>
+          <w:rFonts w:asciiTheme="minorHAnsi" w:hAnsiTheme="minorHAnsi" w:cstheme="minorHAnsi"/>
+        </w:rPr>
+        <w:t>MLOps</w:t>
+      </w:r>
+      <w:proofErr w:type="spellEnd"/>
+      <w:r>
+        <w:rPr>
+          <w:rFonts w:asciiTheme="minorHAnsi" w:hAnsiTheme="minorHAnsi" w:cstheme="minorHAnsi"/>
+        </w:rPr>
+        <w:t xml:space="preserve">. </w:t>
+      </w:r>
+      <w:proofErr w:type="spellStart"/>
+      <w:r>
+        <w:rPr>
+          <w:rFonts w:asciiTheme="minorHAnsi" w:hAnsiTheme="minorHAnsi" w:cstheme="minorHAnsi"/>
+        </w:rPr>
+        <w:t>arXiv</w:t>
+      </w:r>
+      <w:proofErr w:type="spellEnd"/>
+      <w:r>
+        <w:rPr>
+          <w:rFonts w:asciiTheme="minorHAnsi" w:hAnsiTheme="minorHAnsi" w:cstheme="minorHAnsi"/>
+        </w:rPr>
+        <w:t>. https://arxiv.org/abs/2408.11112</w:t>
+      </w:r>
+    </w:p>
+    <w:p>
+      <w:pPr>
+        <w:spacing w:after="80" w:line="276" w:lineRule="auto"/>
+        <w:ind w:left="720" w:hanging="720"/>
+        <w:jc w:val="both"/>
+        <w:rPr>
+          <w:rFonts w:asciiTheme="minorHAnsi" w:hAnsiTheme="minorHAnsi" w:cstheme="minorHAnsi"/>
+        </w:rPr>
+      </w:pPr>
+      <w:r>
+        <w:rPr>
+          <w:rFonts w:asciiTheme="minorHAnsi" w:hAnsiTheme="minorHAnsi" w:cstheme="minorHAnsi"/>
+        </w:rPr>
+        <w:t xml:space="preserve">Rumelhart, D. E., Hinton, G. E., &amp; Williams, R. J. (1986). Learning representations by back-propagating errors. </w:t>
+      </w:r>
+      <w:r>
+        <w:rPr>
+          <w:rFonts w:asciiTheme="minorHAnsi" w:hAnsiTheme="minorHAnsi" w:cstheme="minorHAnsi"/>
+          <w:i/>
+        </w:rPr>
+        <w:t>Nature, 323</w:t>
+      </w:r>
+      <w:r>
+        <w:rPr>
+          <w:rFonts w:asciiTheme="minorHAnsi" w:hAnsiTheme="minorHAnsi" w:cstheme="minorHAnsi"/>
+        </w:rPr>
+        <w:t>(6088), 533-536. https://doi.org/10.1038/323533a0</w:t>
+      </w:r>
+    </w:p>
+    <w:p>
+      <w:pPr>
+        <w:spacing w:after="80" w:line="276" w:lineRule="auto"/>
+        <w:ind w:left="720" w:hanging="720"/>
+        <w:jc w:val="both"/>
+        <w:rPr>
+          <w:rFonts w:asciiTheme="minorHAnsi" w:hAnsiTheme="minorHAnsi" w:cstheme="minorHAnsi"/>
+        </w:rPr>
+      </w:pPr>
+      <w:proofErr w:type="spellStart"/>
+      <w:r>
+        <w:rPr>
+          <w:rFonts w:asciiTheme="minorHAnsi" w:hAnsiTheme="minorHAnsi" w:cstheme="minorHAnsi"/>
+        </w:rPr>
+        <w:t>Shaikhsurab</w:t>
+      </w:r>
+      <w:proofErr w:type="spellEnd"/>
+      <w:r>
+        <w:rPr>
+          <w:rFonts w:asciiTheme="minorHAnsi" w:hAnsiTheme="minorHAnsi" w:cstheme="minorHAnsi"/>
+        </w:rPr>
+        <w:t xml:space="preserve">, M. A., &amp; </w:t>
+      </w:r>
+      <w:proofErr w:type="spellStart"/>
+      <w:r>
+        <w:rPr>
+          <w:rFonts w:asciiTheme="minorHAnsi" w:hAnsiTheme="minorHAnsi" w:cstheme="minorHAnsi"/>
+        </w:rPr>
+        <w:t>Magadum</w:t>
+      </w:r>
+      <w:proofErr w:type="spellEnd"/>
+      <w:r>
+        <w:rPr>
+          <w:rFonts w:asciiTheme="minorHAnsi" w:hAnsiTheme="minorHAnsi" w:cstheme="minorHAnsi"/>
+        </w:rPr>
+        <w:t xml:space="preserve">, P. (2024). </w:t>
+      </w:r>
+      <w:proofErr w:type="spellStart"/>
+      <w:r>
+        <w:rPr>
+          <w:rFonts w:asciiTheme="minorHAnsi" w:hAnsiTheme="minorHAnsi" w:cstheme="minorHAnsi"/>
+        </w:rPr>
+        <w:t>Enhancing</w:t>
+      </w:r>
+      <w:proofErr w:type="spellEnd"/>
+      <w:r>
+        <w:rPr>
+          <w:rFonts w:asciiTheme="minorHAnsi" w:hAnsiTheme="minorHAnsi" w:cstheme="minorHAnsi"/>
+        </w:rPr>
+        <w:t xml:space="preserve"> </w:t>
+      </w:r>
+      <w:proofErr w:type="spellStart"/>
+      <w:r>
+        <w:rPr>
+          <w:rFonts w:asciiTheme="minorHAnsi" w:hAnsiTheme="minorHAnsi" w:cstheme="minorHAnsi"/>
+        </w:rPr>
+        <w:t>customer</w:t>
+      </w:r>
+      <w:proofErr w:type="spellEnd"/>
+      <w:r>
+        <w:rPr>
+          <w:rFonts w:asciiTheme="minorHAnsi" w:hAnsiTheme="minorHAnsi" w:cstheme="minorHAnsi"/>
+        </w:rPr>
+        <w:t xml:space="preserve"> </w:t>
+      </w:r>
+      <w:proofErr w:type="spellStart"/>
+      <w:r>
+        <w:rPr>
+          <w:rFonts w:asciiTheme="minorHAnsi" w:hAnsiTheme="minorHAnsi" w:cstheme="minorHAnsi"/>
+        </w:rPr>
+        <w:t>churn</w:t>
+      </w:r>
+      <w:proofErr w:type="spellEnd"/>
+      <w:r>
+        <w:rPr>
+          <w:rFonts w:asciiTheme="minorHAnsi" w:hAnsiTheme="minorHAnsi" w:cstheme="minorHAnsi"/>
+        </w:rPr>
+        <w:t xml:space="preserve"> </w:t>
+      </w:r>
+      <w:proofErr w:type="spellStart"/>
+      <w:r>
+        <w:rPr>
+          <w:rFonts w:asciiTheme="minorHAnsi" w:hAnsiTheme="minorHAnsi" w:cstheme="minorHAnsi"/>
+        </w:rPr>
+        <w:t>prediction</w:t>
+      </w:r>
+      <w:proofErr w:type="spellEnd"/>
+      <w:r>
+        <w:rPr>
+          <w:rFonts w:asciiTheme="minorHAnsi" w:hAnsiTheme="minorHAnsi" w:cstheme="minorHAnsi"/>
+        </w:rPr>
+        <w:t xml:space="preserve"> in </w:t>
+      </w:r>
+      <w:proofErr w:type="spellStart"/>
+      <w:r>
+        <w:rPr>
+          <w:rFonts w:asciiTheme="minorHAnsi" w:hAnsiTheme="minorHAnsi" w:cstheme="minorHAnsi"/>
+        </w:rPr>
+        <w:t>telecommunications</w:t>
+      </w:r>
+      <w:proofErr w:type="spellEnd"/>
+      <w:r>
+        <w:rPr>
+          <w:rFonts w:asciiTheme="minorHAnsi" w:hAnsiTheme="minorHAnsi" w:cstheme="minorHAnsi"/>
+        </w:rPr>
+        <w:t xml:space="preserve">: </w:t>
+      </w:r>
+      <w:proofErr w:type="spellStart"/>
+      <w:r>
+        <w:rPr>
+          <w:rFonts w:asciiTheme="minorHAnsi" w:hAnsiTheme="minorHAnsi" w:cstheme="minorHAnsi"/>
+        </w:rPr>
+        <w:t>An</w:t>
+      </w:r>
+      <w:proofErr w:type="spellEnd"/>
+      <w:r>
+        <w:rPr>
+          <w:rFonts w:asciiTheme="minorHAnsi" w:hAnsiTheme="minorHAnsi" w:cstheme="minorHAnsi"/>
+        </w:rPr>
+        <w:t xml:space="preserve"> adaptive ensemble </w:t>
+      </w:r>
+      <w:proofErr w:type="spellStart"/>
+      <w:r>
+        <w:rPr>
+          <w:rFonts w:asciiTheme="minorHAnsi" w:hAnsiTheme="minorHAnsi" w:cstheme="minorHAnsi"/>
+        </w:rPr>
+        <w:t>learning</w:t>
+      </w:r>
+      <w:proofErr w:type="spellEnd"/>
+      <w:r>
+        <w:rPr>
+          <w:rFonts w:asciiTheme="minorHAnsi" w:hAnsiTheme="minorHAnsi" w:cstheme="minorHAnsi"/>
+        </w:rPr>
+        <w:t xml:space="preserve"> </w:t>
+      </w:r>
+      <w:proofErr w:type="spellStart"/>
+      <w:r>
+        <w:rPr>
+          <w:rFonts w:asciiTheme="minorHAnsi" w:hAnsiTheme="minorHAnsi" w:cstheme="minorHAnsi"/>
+        </w:rPr>
+        <w:t>approach</w:t>
+      </w:r>
+      <w:proofErr w:type="spellEnd"/>
+      <w:r>
+        <w:rPr>
+          <w:rFonts w:asciiTheme="minorHAnsi" w:hAnsiTheme="minorHAnsi" w:cstheme="minorHAnsi"/>
+        </w:rPr>
+        <w:t xml:space="preserve">. </w:t>
+      </w:r>
+      <w:proofErr w:type="spellStart"/>
+      <w:r>
+        <w:rPr>
+          <w:rFonts w:asciiTheme="minorHAnsi" w:hAnsiTheme="minorHAnsi" w:cstheme="minorHAnsi"/>
+        </w:rPr>
+        <w:t>arXiv</w:t>
+      </w:r>
+      <w:proofErr w:type="spellEnd"/>
+      <w:r>
+        <w:rPr>
+          <w:rFonts w:asciiTheme="minorHAnsi" w:hAnsiTheme="minorHAnsi" w:cstheme="minorHAnsi"/>
+        </w:rPr>
+        <w:t>. https://arxiv.org/abs/2408.16284</w:t>
+      </w:r>
+    </w:p>
+    <w:p>
+      <w:pPr>
+        <w:spacing w:after="80" w:line="276" w:lineRule="auto"/>
+        <w:ind w:left="720" w:hanging="720"/>
+        <w:jc w:val="both"/>
+        <w:rPr>
+          <w:rFonts w:asciiTheme="minorHAnsi" w:hAnsiTheme="minorHAnsi" w:cstheme="minorHAnsi"/>
+          <w:i/>
+          <w:iCs/>
+        </w:rPr>
+      </w:pPr>
+      <w:r>
+        <w:rPr>
+          <w:rFonts w:asciiTheme="minorHAnsi" w:hAnsiTheme="minorHAnsi" w:cstheme="minorHAnsi"/>
+        </w:rPr>
+        <w:t>SHAP. (</w:t>
+      </w:r>
+      <w:proofErr w:type="spellStart"/>
+      <w:r>
+        <w:rPr>
+          <w:rFonts w:asciiTheme="minorHAnsi" w:hAnsiTheme="minorHAnsi" w:cstheme="minorHAnsi"/>
+        </w:rPr>
+        <w:t>n.d</w:t>
+      </w:r>
+      <w:proofErr w:type="spellEnd"/>
+      <w:r>
+        <w:rPr>
+          <w:rFonts w:asciiTheme="minorHAnsi" w:hAnsiTheme="minorHAnsi" w:cstheme="minorHAnsi"/>
+        </w:rPr>
+        <w:t xml:space="preserve">.). </w:t>
+      </w:r>
+      <w:proofErr w:type="spellStart"/>
+      <w:r>
+        <w:rPr>
+          <w:rFonts w:asciiTheme="minorHAnsi" w:hAnsiTheme="minorHAnsi" w:cstheme="minorHAnsi"/>
+          <w:i/>
+          <w:iCs/>
+        </w:rPr>
+        <w:t>Welcome</w:t>
+      </w:r>
+      <w:proofErr w:type="spellEnd"/>
+      <w:r>
+        <w:rPr>
+          <w:rFonts w:asciiTheme="minorHAnsi" w:hAnsiTheme="minorHAnsi" w:cstheme="minorHAnsi"/>
+          <w:i/>
+          <w:iCs/>
+        </w:rPr>
+        <w:t xml:space="preserve"> </w:t>
+      </w:r>
+      <w:proofErr w:type="spellStart"/>
+      <w:r>
+        <w:rPr>
+          <w:rFonts w:asciiTheme="minorHAnsi" w:hAnsiTheme="minorHAnsi" w:cstheme="minorHAnsi"/>
+          <w:i/>
+          <w:iCs/>
+        </w:rPr>
+        <w:t>to</w:t>
+      </w:r>
+      <w:proofErr w:type="spellEnd"/>
+      <w:r>
+        <w:rPr>
+          <w:rFonts w:asciiTheme="minorHAnsi" w:hAnsiTheme="minorHAnsi" w:cstheme="minorHAnsi"/>
+          <w:i/>
+          <w:iCs/>
+        </w:rPr>
+        <w:t xml:space="preserve"> </w:t>
+      </w:r>
+      <w:proofErr w:type="spellStart"/>
+      <w:r>
+        <w:rPr>
+          <w:rFonts w:asciiTheme="minorHAnsi" w:hAnsiTheme="minorHAnsi" w:cstheme="minorHAnsi"/>
+          <w:i/>
+          <w:iCs/>
+        </w:rPr>
+        <w:t>the</w:t>
+      </w:r>
+      <w:proofErr w:type="spellEnd"/>
+      <w:r>
+        <w:rPr>
+          <w:rFonts w:asciiTheme="minorHAnsi" w:hAnsiTheme="minorHAnsi" w:cstheme="minorHAnsi"/>
+          <w:i/>
+          <w:iCs/>
+        </w:rPr>
+        <w:t xml:space="preserve"> SHAP </w:t>
+      </w:r>
+      <w:proofErr w:type="spellStart"/>
+      <w:r>
+        <w:rPr>
+          <w:rFonts w:asciiTheme="minorHAnsi" w:hAnsiTheme="minorHAnsi" w:cstheme="minorHAnsi"/>
+          <w:i/>
+          <w:iCs/>
+        </w:rPr>
+        <w:t>documentation</w:t>
+      </w:r>
+      <w:proofErr w:type="spellEnd"/>
+      <w:r>
+        <w:rPr>
+          <w:rFonts w:asciiTheme="minorHAnsi" w:hAnsiTheme="minorHAnsi" w:cstheme="minorHAnsi"/>
+          <w:i/>
+          <w:iCs/>
+        </w:rPr>
+        <w:t>. https://shap.readthedocs.io/en/latest/</w:t>
+      </w:r>
+    </w:p>
+    <w:p>
+      <w:pPr>
+        <w:spacing w:after="80" w:line="276" w:lineRule="auto"/>
+        <w:ind w:left="720" w:hanging="720"/>
+        <w:jc w:val="both"/>
+        <w:rPr>
+          <w:rFonts w:asciiTheme="minorHAnsi" w:hAnsiTheme="minorHAnsi" w:cstheme="minorHAnsi"/>
+        </w:rPr>
+      </w:pPr>
+      <w:r>
+        <w:rPr>
+          <w:rFonts w:asciiTheme="minorHAnsi" w:hAnsiTheme="minorHAnsi" w:cstheme="minorHAnsi"/>
+        </w:rPr>
+        <w:lastRenderedPageBreak/>
+        <w:t xml:space="preserve">Vafeiadis, T., Diamantaras, K. I., Sarigiannidis, G., &amp; Chatzisavvas, K. C. (2015). A comparison of machine learning techniques for customer churn prediction. </w:t>
+      </w:r>
+      <w:r>
+        <w:rPr>
+          <w:rFonts w:asciiTheme="minorHAnsi" w:hAnsiTheme="minorHAnsi" w:cstheme="minorHAnsi"/>
+          <w:i/>
+        </w:rPr>
+        <w:t>Simulation Modelling Practice and Theory, 55</w:t>
+      </w:r>
+      <w:r>
+        <w:rPr>
+          <w:rFonts w:asciiTheme="minorHAnsi" w:hAnsiTheme="minorHAnsi" w:cstheme="minorHAnsi"/>
+        </w:rPr>
+        <w:t xml:space="preserve">, 1-9. </w:t>
+      </w:r>
+      <w:hyperlink r:id="rId54" w:history="1">
+        <w:r>
+          <w:rPr>
+            <w:rStyle w:val="Hipervnculo"/>
             <w:rFonts w:asciiTheme="minorHAnsi" w:hAnsiTheme="minorHAnsi" w:cstheme="minorHAnsi"/>
-            <w:u w:val="single"/>
+          </w:rPr>
+          <w:t>https://doi.org/10.1016/j.simpat.2015.03.003</w:t>
+        </w:r>
+      </w:hyperlink>
+    </w:p>
+    <w:p>
+      <w:pPr>
+        <w:spacing w:after="80" w:line="276" w:lineRule="auto"/>
+        <w:ind w:left="720" w:hanging="720"/>
+        <w:jc w:val="both"/>
+        <w:rPr>
+          <w:rFonts w:asciiTheme="minorHAnsi" w:hAnsiTheme="minorHAnsi" w:cstheme="minorHAnsi"/>
+        </w:rPr>
+      </w:pPr>
+      <w:r>
+        <w:rPr>
+          <w:rFonts w:asciiTheme="minorHAnsi" w:hAnsiTheme="minorHAnsi" w:cstheme="minorHAnsi"/>
+        </w:rPr>
+        <w:t xml:space="preserve">Vera, I., Vera, G., &amp; Mallea, D. (2026). </w:t>
+      </w:r>
+      <w:r>
+        <w:rPr>
+          <w:rStyle w:val="nfasis"/>
+          <w:rFonts w:asciiTheme="minorHAnsi" w:hAnsiTheme="minorHAnsi" w:cstheme="minorHAnsi"/>
+        </w:rPr>
+        <w:t>Predicción de abandono de clientes (</w:t>
+      </w:r>
+      <w:proofErr w:type="spellStart"/>
+      <w:r>
+        <w:rPr>
+          <w:rStyle w:val="nfasis"/>
+          <w:rFonts w:asciiTheme="minorHAnsi" w:hAnsiTheme="minorHAnsi" w:cstheme="minorHAnsi"/>
+        </w:rPr>
+        <w:t>churn</w:t>
+      </w:r>
+      <w:proofErr w:type="spellEnd"/>
+      <w:r>
+        <w:rPr>
+          <w:rStyle w:val="nfasis"/>
+          <w:rFonts w:asciiTheme="minorHAnsi" w:hAnsiTheme="minorHAnsi" w:cstheme="minorHAnsi"/>
+        </w:rPr>
+        <w:t>): ACIF104, Grupo 3</w:t>
+      </w:r>
+      <w:r>
+        <w:rPr>
+          <w:rFonts w:asciiTheme="minorHAnsi" w:hAnsiTheme="minorHAnsi" w:cstheme="minorHAnsi"/>
+        </w:rPr>
+        <w:t xml:space="preserve"> [Código fuente]. GitHub. </w:t>
+      </w:r>
+      <w:hyperlink r:id="rId55" w:history="1">
+        <w:r>
+          <w:rPr>
+            <w:rStyle w:val="Hipervnculo"/>
+            <w:rFonts w:asciiTheme="minorHAnsi" w:hAnsiTheme="minorHAnsi" w:cstheme="minorHAnsi"/>
           </w:rPr>
           <w:t>https://github.com/gveraprado-wited/acif104-churn-grupo3</w:t>
         </w:r>
       </w:hyperlink>
     </w:p>
-    <w:p>
-      <w:pPr>
-        <w:spacing w:after="120" w:line="276" w:lineRule="auto"/>
-        <w:jc w:val="both"/>
-        <w:rPr>
-          <w:rFonts w:asciiTheme="minorHAnsi" w:hAnsiTheme="minorHAnsi" w:cstheme="minorHAnsi"/>
-        </w:rPr>
-      </w:pPr>
-      <w:r>
-        <w:rPr>
-          <w:rFonts w:asciiTheme="minorHAnsi" w:hAnsiTheme="minorHAnsi" w:cstheme="minorHAnsi"/>
-        </w:rPr>
-        <w:t xml:space="preserve">La rama main contiene los notebooks 01 a 07 (calidad y EDA, preprocesamiento, modelamiento ML, balanceo y modelamiento DL, refinamiento de XGBoost y de la MLP profunda, y explicabilidad SHAP), además de los módulos backend/ (API de inferencia FastAPI) y frontend/ (aplicación Streamlit) del prototipo, y las pruebas automatizadas en </w:t>
-      </w:r>
-      <w:proofErr w:type="spellStart"/>
-      <w:r>
-        <w:rPr>
-          <w:rFonts w:asciiTheme="minorHAnsi" w:hAnsiTheme="minorHAnsi" w:cstheme="minorHAnsi"/>
-        </w:rPr>
-        <w:t>tests</w:t>
-      </w:r>
-      <w:proofErr w:type="spellEnd"/>
-      <w:r>
-        <w:rPr>
-          <w:rFonts w:asciiTheme="minorHAnsi" w:hAnsiTheme="minorHAnsi" w:cstheme="minorHAnsi"/>
-        </w:rPr>
-        <w:t>/.</w:t>
-      </w:r>
-    </w:p>
-    <w:p>
-      <w:pPr>
-        <w:spacing w:after="120" w:line="276" w:lineRule="auto"/>
-        <w:jc w:val="both"/>
-        <w:rPr>
-          <w:rFonts w:asciiTheme="minorHAnsi" w:hAnsiTheme="minorHAnsi" w:cstheme="minorHAnsi"/>
-        </w:rPr>
-      </w:pPr>
-    </w:p>
-    <w:p>
-      <w:pPr>
-        <w:widowControl/>
-        <w:autoSpaceDE/>
-        <w:autoSpaceDN/>
-        <w:spacing w:before="100" w:beforeAutospacing="1" w:after="100" w:afterAutospacing="1" w:line="276" w:lineRule="auto"/>
-        <w:jc w:val="both"/>
-        <w:outlineLvl w:val="1"/>
-        <w:rPr>
-          <w:rFonts w:asciiTheme="minorHAnsi" w:eastAsia="Times New Roman" w:hAnsiTheme="minorHAnsi" w:cstheme="minorHAnsi"/>
-          <w:b/>
-          <w:bCs/>
-          <w:sz w:val="28"/>
-          <w:szCs w:val="44"/>
-          <w:lang w:val="es-419" w:eastAsia="es-419"/>
-        </w:rPr>
-      </w:pPr>
-      <w:r>
-        <w:rPr>
-          <w:rFonts w:asciiTheme="minorHAnsi" w:eastAsia="Times New Roman" w:hAnsiTheme="minorHAnsi" w:cstheme="minorHAnsi"/>
-          <w:b/>
-          <w:bCs/>
-          <w:sz w:val="28"/>
-          <w:szCs w:val="44"/>
-          <w:lang w:val="es-419" w:eastAsia="es-419"/>
-        </w:rPr>
-        <w:t>VIII. Bibliografía</w:t>
-      </w:r>
-    </w:p>
-    <w:p>
-      <w:pPr>
-        <w:spacing w:after="80" w:line="276" w:lineRule="auto"/>
-        <w:ind w:left="720" w:hanging="720"/>
-        <w:jc w:val="both"/>
-        <w:rPr>
-          <w:rFonts w:asciiTheme="minorHAnsi" w:hAnsiTheme="minorHAnsi" w:cstheme="minorHAnsi"/>
-        </w:rPr>
-      </w:pPr>
-      <w:proofErr w:type="spellStart"/>
-      <w:proofErr w:type="spellEnd"/>
-      <w:proofErr w:type="spellStart"/>
-      <w:proofErr w:type="spellEnd"/>
-      <w:proofErr w:type="spellStart"/>
-      <w:proofErr w:type="spellEnd"/>
-      <w:proofErr w:type="spellStart"/>
-      <w:proofErr w:type="spellEnd"/>
-      <w:proofErr w:type="spellStart"/>
-      <w:proofErr w:type="spellEnd"/>
-      <w:proofErr w:type="spellStart"/>
-      <w:proofErr w:type="spellEnd"/>
-      <w:proofErr w:type="spellStart"/>
-      <w:proofErr w:type="spellEnd"/>
-      <w:proofErr w:type="spellStart"/>
-      <w:proofErr w:type="spellEnd"/>
-      <w:proofErr w:type="spellStart"/>
-      <w:proofErr w:type="spellEnd"/>
-      <w:proofErr w:type="spellStart"/>
-      <w:proofErr w:type="spellEnd"/>
-      <w:proofErr w:type="spellStart"/>
-      <w:proofErr w:type="spellEnd"/>
-      <w:r>
-        <w:t xml:space="preserve">Ahmad, A. K., Jafar, A., &amp; Aljoumaa, K. (2019). Customer churn prediction in telecom using machine learning in big data platform. </w:t>
-      </w:r>
-      <w:r>
-        <w:rPr>
-          <w:i/>
-        </w:rPr>
-        <w:t>Journal of Big Data, 6</w:t>
-      </w:r>
-      <w:r>
-        <w:t>, Article 28. https://doi.org/10.1186/s40537-019-0191-6</w:t>
-      </w:r>
-    </w:p>
-    <w:p>
-      <w:pPr>
-        <w:spacing w:after="80" w:line="276" w:lineRule="auto"/>
-        <w:ind w:left="720" w:hanging="720"/>
-        <w:jc w:val="both"/>
-        <w:rPr>
-          <w:rFonts w:asciiTheme="minorHAnsi" w:hAnsiTheme="minorHAnsi" w:cstheme="minorHAnsi"/>
-        </w:rPr>
-      </w:pPr>
-      <w:proofErr w:type="spellStart"/>
-      <w:proofErr w:type="spellEnd"/>
-      <w:proofErr w:type="spellStart"/>
-      <w:proofErr w:type="spellEnd"/>
-      <w:proofErr w:type="spellStart"/>
-      <w:proofErr w:type="spellEnd"/>
-      <w:proofErr w:type="spellStart"/>
-      <w:proofErr w:type="spellEnd"/>
-      <w:proofErr w:type="spellStart"/>
-      <w:proofErr w:type="spellEnd"/>
-      <w:proofErr w:type="spellStart"/>
-      <w:proofErr w:type="spellEnd"/>
-      <w:proofErr w:type="spellStart"/>
-      <w:proofErr w:type="spellEnd"/>
-      <w:proofErr w:type="spellStart"/>
-      <w:proofErr w:type="spellEnd"/>
-      <w:proofErr w:type="spellStart"/>
-      <w:proofErr w:type="spellEnd"/>
-      <w:proofErr w:type="spellStart"/>
-      <w:proofErr w:type="spellEnd"/>
-      <w:proofErr w:type="spellStart"/>
-      <w:proofErr w:type="spellEnd"/>
-      <w:proofErr w:type="spellStart"/>
-      <w:proofErr w:type="spellEnd"/>
-      <w:proofErr w:type="spellStart"/>
-      <w:proofErr w:type="spellEnd"/>
-      <w:proofErr w:type="spellStart"/>
-      <w:proofErr w:type="spellEnd"/>
-      <w:proofErr w:type="spellStart"/>
-      <w:proofErr w:type="spellEnd"/>
-      <w:proofErr w:type="spellStart"/>
-      <w:proofErr w:type="spellEnd"/>
-      <w:r>
-        <w:t xml:space="preserve">Alotaibi, M. Z., &amp; Haq, M. A. (2024). Customer churn prediction for telecommunication companies using machine learning and ensemble methods. </w:t>
-      </w:r>
-      <w:r>
-        <w:rPr>
-          <w:i/>
-        </w:rPr>
-        <w:t>Engineering, Technology &amp; Applied Science Research, 14</w:t>
-      </w:r>
-      <w:r>
-        <w:t>(3), 14572-14578. https://doi.org/10.48084/etasr.7480</w:t>
-      </w:r>
-    </w:p>
-    <w:p>
-      <w:pPr>
-        <w:spacing w:after="80" w:line="276" w:lineRule="auto"/>
-        <w:ind w:left="720" w:hanging="720"/>
-        <w:jc w:val="both"/>
-        <w:rPr>
-          <w:rFonts w:asciiTheme="minorHAnsi" w:hAnsiTheme="minorHAnsi" w:cstheme="minorHAnsi"/>
-        </w:rPr>
-      </w:pPr>
-      <w:proofErr w:type="spellStart"/>
-      <w:proofErr w:type="spellEnd"/>
-      <w:proofErr w:type="spellStart"/>
-      <w:proofErr w:type="spellEnd"/>
-      <w:proofErr w:type="spellStart"/>
-      <w:proofErr w:type="spellEnd"/>
-      <w:proofErr w:type="spellStart"/>
-      <w:proofErr w:type="spellEnd"/>
-      <w:proofErr w:type="spellStart"/>
-      <w:proofErr w:type="spellEnd"/>
-      <w:proofErr w:type="spellStart"/>
-      <w:proofErr w:type="spellEnd"/>
-      <w:proofErr w:type="spellStart"/>
-      <w:proofErr w:type="spellEnd"/>
-      <w:proofErr w:type="spellStart"/>
-      <w:proofErr w:type="spellEnd"/>
-      <w:proofErr w:type="spellStart"/>
-      <w:proofErr w:type="spellEnd"/>
-      <w:r>
-        <w:t xml:space="preserve">Arik, S. Ö., &amp; Pfister, T. (2021). TabNet: Attentive interpretable tabular learning. </w:t>
-      </w:r>
-      <w:r>
-        <w:rPr>
-          <w:i/>
-        </w:rPr>
-        <w:t>Proceedings of the AAAI Conference on Artificial Intelligence, 35</w:t>
-      </w:r>
-      <w:r>
-        <w:t>(8), 6679-6687. https://doi.org/10.1609/aaai.v35i8.16826</w:t>
-      </w:r>
-    </w:p>
-    <w:p>
-      <w:pPr>
-        <w:spacing w:after="80" w:line="276" w:lineRule="auto"/>
-        <w:ind w:left="720" w:hanging="720"/>
-        <w:jc w:val="both"/>
-        <w:rPr>
-          <w:rFonts w:asciiTheme="minorHAnsi" w:hAnsiTheme="minorHAnsi" w:cstheme="minorHAnsi"/>
-        </w:rPr>
-      </w:pPr>
-      <w:proofErr w:type="spellStart"/>
-      <w:r>
-        <w:rPr>
-          <w:rFonts w:asciiTheme="minorHAnsi" w:hAnsiTheme="minorHAnsi" w:cstheme="minorHAnsi"/>
-        </w:rPr>
-        <w:t>Bhattacharjee</w:t>
-      </w:r>
-      <w:proofErr w:type="spellEnd"/>
-      <w:r>
-        <w:rPr>
-          <w:rFonts w:asciiTheme="minorHAnsi" w:hAnsiTheme="minorHAnsi" w:cstheme="minorHAnsi"/>
-        </w:rPr>
-        <w:t xml:space="preserve">, S., </w:t>
-      </w:r>
-      <w:proofErr w:type="spellStart"/>
-      <w:r>
-        <w:rPr>
-          <w:rFonts w:asciiTheme="minorHAnsi" w:hAnsiTheme="minorHAnsi" w:cstheme="minorHAnsi"/>
-        </w:rPr>
-        <w:t>Thukral</w:t>
-      </w:r>
-      <w:proofErr w:type="spellEnd"/>
-      <w:r>
-        <w:rPr>
-          <w:rFonts w:asciiTheme="minorHAnsi" w:hAnsiTheme="minorHAnsi" w:cstheme="minorHAnsi"/>
-        </w:rPr>
-        <w:t xml:space="preserve">, U., &amp; </w:t>
-      </w:r>
-      <w:proofErr w:type="spellStart"/>
-      <w:r>
-        <w:rPr>
-          <w:rFonts w:asciiTheme="minorHAnsi" w:hAnsiTheme="minorHAnsi" w:cstheme="minorHAnsi"/>
-        </w:rPr>
-        <w:t>Patil</w:t>
-      </w:r>
-      <w:proofErr w:type="spellEnd"/>
-      <w:r>
-        <w:rPr>
-          <w:rFonts w:asciiTheme="minorHAnsi" w:hAnsiTheme="minorHAnsi" w:cstheme="minorHAnsi"/>
-        </w:rPr>
-        <w:t xml:space="preserve">, N. (2023). </w:t>
-      </w:r>
-      <w:proofErr w:type="spellStart"/>
-      <w:r>
-        <w:rPr>
-          <w:rFonts w:asciiTheme="minorHAnsi" w:hAnsiTheme="minorHAnsi" w:cstheme="minorHAnsi"/>
-        </w:rPr>
-        <w:t>Early</w:t>
-      </w:r>
-      <w:proofErr w:type="spellEnd"/>
-      <w:r>
-        <w:rPr>
-          <w:rFonts w:asciiTheme="minorHAnsi" w:hAnsiTheme="minorHAnsi" w:cstheme="minorHAnsi"/>
-        </w:rPr>
-        <w:t xml:space="preserve"> </w:t>
-      </w:r>
-      <w:proofErr w:type="spellStart"/>
-      <w:r>
-        <w:rPr>
-          <w:rFonts w:asciiTheme="minorHAnsi" w:hAnsiTheme="minorHAnsi" w:cstheme="minorHAnsi"/>
-        </w:rPr>
-        <w:t>churn</w:t>
-      </w:r>
-      <w:proofErr w:type="spellEnd"/>
-      <w:r>
-        <w:rPr>
-          <w:rFonts w:asciiTheme="minorHAnsi" w:hAnsiTheme="minorHAnsi" w:cstheme="minorHAnsi"/>
-        </w:rPr>
-        <w:t xml:space="preserve"> </w:t>
-      </w:r>
-      <w:proofErr w:type="spellStart"/>
-      <w:r>
-        <w:rPr>
-          <w:rFonts w:asciiTheme="minorHAnsi" w:hAnsiTheme="minorHAnsi" w:cstheme="minorHAnsi"/>
-        </w:rPr>
-        <w:t>prediction</w:t>
-      </w:r>
-      <w:proofErr w:type="spellEnd"/>
-      <w:r>
-        <w:rPr>
-          <w:rFonts w:asciiTheme="minorHAnsi" w:hAnsiTheme="minorHAnsi" w:cstheme="minorHAnsi"/>
-        </w:rPr>
-        <w:t xml:space="preserve"> </w:t>
-      </w:r>
-      <w:proofErr w:type="spellStart"/>
-      <w:r>
-        <w:rPr>
-          <w:rFonts w:asciiTheme="minorHAnsi" w:hAnsiTheme="minorHAnsi" w:cstheme="minorHAnsi"/>
-        </w:rPr>
-        <w:t>from</w:t>
-      </w:r>
-      <w:proofErr w:type="spellEnd"/>
-      <w:r>
-        <w:rPr>
-          <w:rFonts w:asciiTheme="minorHAnsi" w:hAnsiTheme="minorHAnsi" w:cstheme="minorHAnsi"/>
-        </w:rPr>
-        <w:t xml:space="preserve"> </w:t>
-      </w:r>
-      <w:proofErr w:type="spellStart"/>
-      <w:r>
-        <w:rPr>
-          <w:rFonts w:asciiTheme="minorHAnsi" w:hAnsiTheme="minorHAnsi" w:cstheme="minorHAnsi"/>
-        </w:rPr>
-        <w:t>large</w:t>
-      </w:r>
-      <w:proofErr w:type="spellEnd"/>
-      <w:r>
-        <w:rPr>
-          <w:rFonts w:asciiTheme="minorHAnsi" w:hAnsiTheme="minorHAnsi" w:cstheme="minorHAnsi"/>
-        </w:rPr>
-        <w:t xml:space="preserve"> </w:t>
-      </w:r>
-      <w:proofErr w:type="spellStart"/>
-      <w:r>
-        <w:rPr>
-          <w:rFonts w:asciiTheme="minorHAnsi" w:hAnsiTheme="minorHAnsi" w:cstheme="minorHAnsi"/>
-        </w:rPr>
-        <w:t>scale</w:t>
-      </w:r>
-      <w:proofErr w:type="spellEnd"/>
-      <w:r>
-        <w:rPr>
-          <w:rFonts w:asciiTheme="minorHAnsi" w:hAnsiTheme="minorHAnsi" w:cstheme="minorHAnsi"/>
-        </w:rPr>
-        <w:t xml:space="preserve"> </w:t>
-      </w:r>
-      <w:proofErr w:type="spellStart"/>
-      <w:r>
-        <w:rPr>
-          <w:rFonts w:asciiTheme="minorHAnsi" w:hAnsiTheme="minorHAnsi" w:cstheme="minorHAnsi"/>
-        </w:rPr>
-        <w:t>user-product</w:t>
-      </w:r>
-      <w:proofErr w:type="spellEnd"/>
-      <w:r>
-        <w:rPr>
-          <w:rFonts w:asciiTheme="minorHAnsi" w:hAnsiTheme="minorHAnsi" w:cstheme="minorHAnsi"/>
-        </w:rPr>
-        <w:t xml:space="preserve"> </w:t>
-      </w:r>
-      <w:proofErr w:type="spellStart"/>
-      <w:r>
-        <w:rPr>
-          <w:rFonts w:asciiTheme="minorHAnsi" w:hAnsiTheme="minorHAnsi" w:cstheme="minorHAnsi"/>
-        </w:rPr>
-        <w:t>interaction</w:t>
-      </w:r>
-      <w:proofErr w:type="spellEnd"/>
-      <w:r>
-        <w:rPr>
-          <w:rFonts w:asciiTheme="minorHAnsi" w:hAnsiTheme="minorHAnsi" w:cstheme="minorHAnsi"/>
-        </w:rPr>
-        <w:t xml:space="preserve"> time series. </w:t>
-      </w:r>
-      <w:proofErr w:type="spellStart"/>
-      <w:r>
-        <w:rPr>
-          <w:rFonts w:asciiTheme="minorHAnsi" w:hAnsiTheme="minorHAnsi" w:cstheme="minorHAnsi"/>
-        </w:rPr>
-        <w:t>arXiv</w:t>
-      </w:r>
-      <w:proofErr w:type="spellEnd"/>
-      <w:r>
-        <w:rPr>
-          <w:rFonts w:asciiTheme="minorHAnsi" w:hAnsiTheme="minorHAnsi" w:cstheme="minorHAnsi"/>
-        </w:rPr>
-        <w:t>. https://arxiv.org/abs/2309.14390</w:t>
-      </w:r>
-    </w:p>
-    <w:p>
-      <w:pPr>
-        <w:spacing w:after="80" w:line="276" w:lineRule="auto"/>
-        <w:ind w:left="720" w:hanging="720"/>
-        <w:jc w:val="both"/>
-        <w:rPr>
-          <w:rFonts w:asciiTheme="minorHAnsi" w:hAnsiTheme="minorHAnsi" w:cstheme="minorHAnsi"/>
-        </w:rPr>
-      </w:pPr>
-      <w:proofErr w:type="spellStart"/>
-      <w:proofErr w:type="spellEnd"/>
-      <w:proofErr w:type="spellStart"/>
-      <w:proofErr w:type="spellEnd"/>
-      <w:proofErr w:type="spellStart"/>
-      <w:proofErr w:type="spellEnd"/>
-      <w:proofErr w:type="spellStart"/>
-      <w:proofErr w:type="spellEnd"/>
-      <w:proofErr w:type="spellStart"/>
-      <w:proofErr w:type="spellEnd"/>
-      <w:proofErr w:type="spellStart"/>
-      <w:proofErr w:type="spellEnd"/>
-      <w:proofErr w:type="spellStart"/>
-      <w:proofErr w:type="spellEnd"/>
-      <w:proofErr w:type="spellStart"/>
-      <w:proofErr w:type="spellEnd"/>
-      <w:proofErr w:type="spellStart"/>
-      <w:proofErr w:type="spellEnd"/>
-      <w:proofErr w:type="spellStart"/>
-      <w:proofErr w:type="spellEnd"/>
-      <w:proofErr w:type="spellStart"/>
-      <w:proofErr w:type="spellEnd"/>
-      <w:proofErr w:type="spellStart"/>
-      <w:proofErr w:type="spellEnd"/>
-      <w:r>
-        <w:t xml:space="preserve">Borisov, V., Leemann, T., Seßler, K., Haug, J., Pawelczyk, M., &amp; Kasneci, G. (2024). Deep neural networks and tabular data: A survey. </w:t>
-      </w:r>
-      <w:r>
-        <w:rPr>
-          <w:i/>
-        </w:rPr>
-        <w:t>IEEE Transactions on Neural Networks and Learning Systems, 35</w:t>
-      </w:r>
-      <w:r>
-        <w:t>(6), 7499-7519. https://doi.org/10.1109/TNNLS.2022.3229161</w:t>
-      </w:r>
-    </w:p>
-    <w:p>
-      <w:pPr>
-        <w:spacing w:after="80" w:line="276" w:lineRule="auto"/>
-        <w:ind w:left="720" w:hanging="720"/>
-        <w:jc w:val="both"/>
-        <w:rPr>
-          <w:rFonts w:asciiTheme="minorHAnsi" w:hAnsiTheme="minorHAnsi" w:cstheme="minorHAnsi"/>
-        </w:rPr>
-      </w:pPr>
-      <w:proofErr w:type="spellStart"/>
-      <w:proofErr w:type="spellEnd"/>
-      <w:proofErr w:type="spellStart"/>
-      <w:proofErr w:type="spellEnd"/>
-      <w:proofErr w:type="spellStart"/>
-      <w:proofErr w:type="spellEnd"/>
-      <w:proofErr w:type="spellStart"/>
-      <w:proofErr w:type="spellEnd"/>
-      <w:r>
-        <w:t xml:space="preserve">Breiman, L. (2001). Random forests. </w:t>
-      </w:r>
-      <w:r>
-        <w:rPr>
-          <w:i/>
-        </w:rPr>
-        <w:t>Machine Learning, 45</w:t>
-      </w:r>
-      <w:r>
-        <w:t>(1), 5-32. https://doi.org/10.1023/A:1010933404324</w:t>
-      </w:r>
-    </w:p>
-    <w:p>
-      <w:pPr>
-        <w:spacing w:after="80" w:line="276" w:lineRule="auto"/>
-        <w:ind w:left="720" w:hanging="720"/>
-        <w:jc w:val="both"/>
-        <w:rPr>
-          <w:rFonts w:asciiTheme="minorHAnsi" w:hAnsiTheme="minorHAnsi" w:cstheme="minorHAnsi"/>
-        </w:rPr>
-      </w:pPr>
-      <w:proofErr w:type="spellStart"/>
-      <w:proofErr w:type="spellEnd"/>
-      <w:proofErr w:type="spellStart"/>
-      <w:proofErr w:type="spellEnd"/>
-      <w:proofErr w:type="spellStart"/>
-      <w:proofErr w:type="spellEnd"/>
-      <w:proofErr w:type="spellStart"/>
-      <w:proofErr w:type="spellEnd"/>
-      <w:proofErr w:type="spellStart"/>
-      <w:proofErr w:type="spellEnd"/>
-      <w:proofErr w:type="spellStart"/>
-      <w:proofErr w:type="spellEnd"/>
-      <w:proofErr w:type="spellStart"/>
-      <w:proofErr w:type="spellEnd"/>
-      <w:proofErr w:type="spellStart"/>
-      <w:proofErr w:type="spellEnd"/>
-      <w:proofErr w:type="spellStart"/>
-      <w:proofErr w:type="spellEnd"/>
-      <w:proofErr w:type="spellStart"/>
-      <w:proofErr w:type="spellEnd"/>
-      <w:proofErr w:type="spellStart"/>
-      <w:proofErr w:type="spellEnd"/>
-      <w:r>
-        <w:t xml:space="preserve">Burez, J., &amp; Van den Poel, D. (2009). Handling class imbalance in customer churn prediction. </w:t>
-      </w:r>
-      <w:r>
-        <w:rPr>
-          <w:i/>
-        </w:rPr>
-        <w:t>Expert Systems with Applications, 36</w:t>
-      </w:r>
-      <w:r>
-        <w:t>(3), 4626-4636. https://doi.org/10.1016/j.eswa.2008.05.027</w:t>
-      </w:r>
-    </w:p>
-    <w:p>
-      <w:pPr>
-        <w:spacing w:after="80" w:line="276" w:lineRule="auto"/>
-        <w:ind w:left="720" w:hanging="720"/>
-        <w:jc w:val="both"/>
-        <w:rPr>
-          <w:rFonts w:asciiTheme="minorHAnsi" w:hAnsiTheme="minorHAnsi" w:cstheme="minorHAnsi"/>
-        </w:rPr>
-      </w:pPr>
-      <w:proofErr w:type="spellStart"/>
-      <w:proofErr w:type="spellEnd"/>
-      <w:proofErr w:type="spellStart"/>
-      <w:proofErr w:type="spellEnd"/>
-      <w:proofErr w:type="spellStart"/>
-      <w:proofErr w:type="spellEnd"/>
-      <w:proofErr w:type="spellStart"/>
-      <w:proofErr w:type="spellEnd"/>
-      <w:proofErr w:type="spellStart"/>
-      <w:proofErr w:type="spellEnd"/>
-      <w:proofErr w:type="spellStart"/>
-      <w:proofErr w:type="spellEnd"/>
-      <w:proofErr w:type="spellStart"/>
-      <w:proofErr w:type="spellEnd"/>
-      <w:proofErr w:type="spellStart"/>
-      <w:proofErr w:type="spellEnd"/>
-      <w:proofErr w:type="spellStart"/>
-      <w:proofErr w:type="spellEnd"/>
-      <w:proofErr w:type="spellStart"/>
-      <w:proofErr w:type="spellEnd"/>
-      <w:proofErr w:type="spellStart"/>
-      <w:proofErr w:type="spellEnd"/>
-      <w:r>
-        <w:t xml:space="preserve">Chawla, N. V., Bowyer, K. W., Hall, L. O., &amp; Kegelmeyer, W. P. (2002). SMOTE: Synthetic minority over-sampling technique. </w:t>
-      </w:r>
-      <w:r>
-        <w:rPr>
-          <w:i/>
-        </w:rPr>
-        <w:t>Journal of Artificial Intelligence Research, 16</w:t>
-      </w:r>
-      <w:r>
-        <w:t>, 321-357. https://doi.org/10.1613/jair.953</w:t>
-      </w:r>
-    </w:p>
-    <w:p>
-      <w:pPr>
-        <w:spacing w:after="80" w:line="276" w:lineRule="auto"/>
-        <w:ind w:left="720" w:hanging="720"/>
-        <w:jc w:val="both"/>
-        <w:rPr>
-          <w:rFonts w:asciiTheme="minorHAnsi" w:hAnsiTheme="minorHAnsi" w:cstheme="minorHAnsi"/>
-        </w:rPr>
-      </w:pPr>
-      <w:proofErr w:type="spellStart"/>
-      <w:proofErr w:type="spellEnd"/>
-      <w:proofErr w:type="spellStart"/>
-      <w:proofErr w:type="spellEnd"/>
-      <w:proofErr w:type="spellStart"/>
-      <w:proofErr w:type="spellEnd"/>
-      <w:proofErr w:type="spellStart"/>
-      <w:proofErr w:type="spellEnd"/>
-      <w:proofErr w:type="spellStart"/>
-      <w:proofErr w:type="spellEnd"/>
-      <w:proofErr w:type="spellStart"/>
-      <w:proofErr w:type="spellEnd"/>
-      <w:proofErr w:type="spellStart"/>
-      <w:proofErr w:type="spellEnd"/>
-      <w:proofErr w:type="spellStart"/>
-      <w:proofErr w:type="spellEnd"/>
-      <w:proofErr w:type="spellStart"/>
-      <w:proofErr w:type="spellEnd"/>
-      <w:proofErr w:type="spellStart"/>
-      <w:proofErr w:type="spellEnd"/>
-      <w:proofErr w:type="spellStart"/>
-      <w:proofErr w:type="spellEnd"/>
-      <w:proofErr w:type="spellStart"/>
-      <w:proofErr w:type="spellEnd"/>
-      <w:proofErr w:type="spellStart"/>
-      <w:proofErr w:type="spellEnd"/>
-      <w:proofErr w:type="spellStart"/>
-      <w:proofErr w:type="spellEnd"/>
-      <w:proofErr w:type="spellStart"/>
-      <w:proofErr w:type="spellEnd"/>
-      <w:proofErr w:type="spellStart"/>
-      <w:proofErr w:type="spellEnd"/>
-      <w:r>
-        <w:t xml:space="preserve">Chen, T., &amp; Guestrin, C. (2016). XGBoost: A scalable tree boosting system. In </w:t>
-      </w:r>
-      <w:r>
-        <w:rPr>
-          <w:i/>
-        </w:rPr>
-        <w:t>Proceedings of the 22nd ACM SIGKDD International Conference on Knowledge Discovery and Data Mining</w:t>
-      </w:r>
-      <w:r>
-        <w:t xml:space="preserve"> (pp. 785-794). Association for Computing Machinery. https://doi.org/10.1145/2939672.2939785</w:t>
-      </w:r>
-    </w:p>
-    <w:p>
-      <w:pPr>
-        <w:spacing w:after="80" w:line="276" w:lineRule="auto"/>
-        <w:ind w:left="720" w:hanging="720"/>
-        <w:jc w:val="both"/>
-        <w:rPr>
-          <w:rFonts w:asciiTheme="minorHAnsi" w:hAnsiTheme="minorHAnsi" w:cstheme="minorHAnsi"/>
-        </w:rPr>
-      </w:pPr>
-      <w:proofErr w:type="spellStart"/>
-      <w:proofErr w:type="spellEnd"/>
-      <w:proofErr w:type="spellStart"/>
-      <w:proofErr w:type="spellEnd"/>
-      <w:proofErr w:type="spellStart"/>
-      <w:proofErr w:type="spellEnd"/>
-      <w:proofErr w:type="spellStart"/>
-      <w:proofErr w:type="spellEnd"/>
-      <w:proofErr w:type="spellStart"/>
-      <w:proofErr w:type="spellEnd"/>
-      <w:proofErr w:type="spellStart"/>
-      <w:proofErr w:type="spellEnd"/>
-      <w:proofErr w:type="spellStart"/>
-      <w:proofErr w:type="spellEnd"/>
-      <w:proofErr w:type="spellStart"/>
-      <w:proofErr w:type="spellEnd"/>
-      <w:proofErr w:type="spellStart"/>
-      <w:proofErr w:type="spellEnd"/>
-      <w:proofErr w:type="spellStart"/>
-      <w:proofErr w:type="spellEnd"/>
-      <w:proofErr w:type="spellStart"/>
-      <w:proofErr w:type="spellEnd"/>
-      <w:proofErr w:type="spellStart"/>
-      <w:proofErr w:type="spellEnd"/>
-      <w:r>
-        <w:t xml:space="preserve">Gorishniy, Y., Rubachev, I., Khrulkov, V., &amp; Babenko, A. (2021). Revisiting deep learning models for tabular data. </w:t>
-      </w:r>
-      <w:r>
-        <w:rPr>
-          <w:i/>
-        </w:rPr>
-        <w:t>Advances in Neural Information Processing Systems, 34</w:t>
-      </w:r>
-      <w:r>
-        <w:t>. https://proceedings.neurips.cc/paper/2021/hash/9d86d83f925f2149e9edb0ac3b49229c-Abstract.html</w:t>
-      </w:r>
-    </w:p>
-    <w:p>
-      <w:pPr>
-        <w:spacing w:after="80" w:line="276" w:lineRule="auto"/>
-        <w:ind w:left="720" w:hanging="720"/>
-        <w:jc w:val="both"/>
-        <w:rPr>
-          <w:rFonts w:asciiTheme="minorHAnsi" w:hAnsiTheme="minorHAnsi" w:cstheme="minorHAnsi"/>
-        </w:rPr>
-      </w:pPr>
-      <w:proofErr w:type="spellStart"/>
-      <w:proofErr w:type="spellEnd"/>
-      <w:proofErr w:type="spellStart"/>
-      <w:proofErr w:type="spellEnd"/>
-      <w:proofErr w:type="spellStart"/>
-      <w:proofErr w:type="spellEnd"/>
-      <w:proofErr w:type="spellStart"/>
-      <w:proofErr w:type="spellEnd"/>
-      <w:proofErr w:type="spellStart"/>
-      <w:proofErr w:type="spellEnd"/>
-      <w:proofErr w:type="spellStart"/>
-      <w:proofErr w:type="spellEnd"/>
-      <w:proofErr w:type="spellStart"/>
-      <w:proofErr w:type="spellEnd"/>
-      <w:proofErr w:type="spellStart"/>
-      <w:proofErr w:type="spellEnd"/>
-      <w:r>
-        <w:t xml:space="preserve">He, H., &amp; Garcia, E. A. (2009). Learning from imbalanced data. </w:t>
-      </w:r>
-      <w:r>
-        <w:rPr>
-          <w:i/>
-        </w:rPr>
-        <w:t>IEEE Transactions on Knowledge and Data Engineering, 21</w:t>
-      </w:r>
-      <w:r>
-        <w:t>(9), 1263-1284. https://doi.org/10.1109/TKDE.2008.239</w:t>
-      </w:r>
-    </w:p>
-    <w:p>
-      <w:pPr>
-        <w:spacing w:after="80" w:line="276" w:lineRule="auto"/>
-        <w:ind w:left="720" w:hanging="720"/>
-        <w:jc w:val="both"/>
-        <w:rPr>
-          <w:rFonts w:asciiTheme="minorHAnsi" w:hAnsiTheme="minorHAnsi" w:cstheme="minorHAnsi"/>
-        </w:rPr>
-      </w:pPr>
-      <w:proofErr w:type="spellStart"/>
-      <w:proofErr w:type="spellEnd"/>
-      <w:proofErr w:type="spellStart"/>
-      <w:proofErr w:type="spellEnd"/>
-      <w:proofErr w:type="spellStart"/>
-      <w:proofErr w:type="spellEnd"/>
-      <w:proofErr w:type="spellStart"/>
-      <w:proofErr w:type="spellEnd"/>
-      <w:proofErr w:type="spellStart"/>
-      <w:proofErr w:type="spellEnd"/>
-      <w:proofErr w:type="spellStart"/>
-      <w:proofErr w:type="spellEnd"/>
-      <w:proofErr w:type="spellStart"/>
-      <w:proofErr w:type="spellEnd"/>
-      <w:proofErr w:type="spellStart"/>
-      <w:proofErr w:type="spellEnd"/>
-      <w:proofErr w:type="spellStart"/>
-      <w:proofErr w:type="spellEnd"/>
-      <w:proofErr w:type="spellStart"/>
-      <w:proofErr w:type="spellEnd"/>
-      <w:proofErr w:type="spellStart"/>
-      <w:proofErr w:type="spellEnd"/>
-      <w:proofErr w:type="spellStart"/>
-      <w:proofErr w:type="spellEnd"/>
-      <w:proofErr w:type="spellStart"/>
-      <w:proofErr w:type="spellEnd"/>
-      <w:proofErr w:type="spellStart"/>
-      <w:proofErr w:type="spellEnd"/>
-      <w:proofErr w:type="spellStart"/>
-      <w:proofErr w:type="spellEnd"/>
-      <w:proofErr w:type="spellStart"/>
-      <w:proofErr w:type="spellEnd"/>
-      <w:r>
-        <w:t xml:space="preserve">Imani, M., Abdolrazzagh-Nezhad, M., &amp; Boushehri, A. (2025). Customer churn prediction: A systematic review of machine learning and deep learning approaches. </w:t>
-      </w:r>
-      <w:r>
-        <w:rPr>
-          <w:i/>
-        </w:rPr>
-        <w:t>Machine Learning and Knowledge Extraction, 7</w:t>
-      </w:r>
-      <w:r>
-        <w:t>(3), 105. https://doi.org/10.3390/make7030105</w:t>
-      </w:r>
-    </w:p>
-    <w:p>
-      <w:pPr>
-        <w:spacing w:after="80" w:line="276" w:lineRule="auto"/>
-        <w:ind w:left="720" w:hanging="720"/>
-        <w:jc w:val="both"/>
-        <w:rPr>
-          <w:rFonts w:asciiTheme="minorHAnsi" w:hAnsiTheme="minorHAnsi" w:cstheme="minorHAnsi"/>
-        </w:rPr>
-      </w:pPr>
-      <w:proofErr w:type="spellStart"/>
-      <w:r>
-        <w:rPr>
-          <w:rFonts w:asciiTheme="minorHAnsi" w:hAnsiTheme="minorHAnsi" w:cstheme="minorHAnsi"/>
-        </w:rPr>
-        <w:t>Maan</w:t>
-      </w:r>
-      <w:proofErr w:type="spellEnd"/>
-      <w:r>
-        <w:rPr>
-          <w:rFonts w:asciiTheme="minorHAnsi" w:hAnsiTheme="minorHAnsi" w:cstheme="minorHAnsi"/>
-        </w:rPr>
-        <w:t xml:space="preserve">, J., &amp; </w:t>
-      </w:r>
-      <w:proofErr w:type="spellStart"/>
-      <w:r>
-        <w:rPr>
-          <w:rFonts w:asciiTheme="minorHAnsi" w:hAnsiTheme="minorHAnsi" w:cstheme="minorHAnsi"/>
-        </w:rPr>
-        <w:t>Maan</w:t>
-      </w:r>
-      <w:proofErr w:type="spellEnd"/>
-      <w:r>
-        <w:rPr>
-          <w:rFonts w:asciiTheme="minorHAnsi" w:hAnsiTheme="minorHAnsi" w:cstheme="minorHAnsi"/>
-        </w:rPr>
-        <w:t xml:space="preserve">, H. (2023). </w:t>
-      </w:r>
-      <w:proofErr w:type="spellStart"/>
-      <w:r>
-        <w:rPr>
-          <w:rFonts w:asciiTheme="minorHAnsi" w:hAnsiTheme="minorHAnsi" w:cstheme="minorHAnsi"/>
-        </w:rPr>
-        <w:t>Customer</w:t>
-      </w:r>
-      <w:proofErr w:type="spellEnd"/>
-      <w:r>
-        <w:rPr>
-          <w:rFonts w:asciiTheme="minorHAnsi" w:hAnsiTheme="minorHAnsi" w:cstheme="minorHAnsi"/>
-        </w:rPr>
-        <w:t xml:space="preserve"> </w:t>
-      </w:r>
-      <w:proofErr w:type="spellStart"/>
-      <w:r>
-        <w:rPr>
-          <w:rFonts w:asciiTheme="minorHAnsi" w:hAnsiTheme="minorHAnsi" w:cstheme="minorHAnsi"/>
-        </w:rPr>
-        <w:t>churn</w:t>
-      </w:r>
-      <w:proofErr w:type="spellEnd"/>
-      <w:r>
-        <w:rPr>
-          <w:rFonts w:asciiTheme="minorHAnsi" w:hAnsiTheme="minorHAnsi" w:cstheme="minorHAnsi"/>
-        </w:rPr>
-        <w:t xml:space="preserve"> </w:t>
-      </w:r>
-      <w:proofErr w:type="spellStart"/>
-      <w:r>
-        <w:rPr>
-          <w:rFonts w:asciiTheme="minorHAnsi" w:hAnsiTheme="minorHAnsi" w:cstheme="minorHAnsi"/>
-        </w:rPr>
-        <w:t>prediction</w:t>
-      </w:r>
-      <w:proofErr w:type="spellEnd"/>
-      <w:r>
-        <w:rPr>
-          <w:rFonts w:asciiTheme="minorHAnsi" w:hAnsiTheme="minorHAnsi" w:cstheme="minorHAnsi"/>
-        </w:rPr>
-        <w:t xml:space="preserve"> </w:t>
-      </w:r>
-      <w:proofErr w:type="spellStart"/>
-      <w:r>
-        <w:rPr>
-          <w:rFonts w:asciiTheme="minorHAnsi" w:hAnsiTheme="minorHAnsi" w:cstheme="minorHAnsi"/>
-        </w:rPr>
-        <w:t>model</w:t>
-      </w:r>
-      <w:proofErr w:type="spellEnd"/>
-      <w:r>
-        <w:rPr>
-          <w:rFonts w:asciiTheme="minorHAnsi" w:hAnsiTheme="minorHAnsi" w:cstheme="minorHAnsi"/>
-        </w:rPr>
-        <w:t xml:space="preserve"> </w:t>
-      </w:r>
-      <w:proofErr w:type="spellStart"/>
-      <w:r>
-        <w:rPr>
-          <w:rFonts w:asciiTheme="minorHAnsi" w:hAnsiTheme="minorHAnsi" w:cstheme="minorHAnsi"/>
-        </w:rPr>
-        <w:t>using</w:t>
-      </w:r>
-      <w:proofErr w:type="spellEnd"/>
-      <w:r>
-        <w:rPr>
-          <w:rFonts w:asciiTheme="minorHAnsi" w:hAnsiTheme="minorHAnsi" w:cstheme="minorHAnsi"/>
-        </w:rPr>
-        <w:t xml:space="preserve"> </w:t>
-      </w:r>
-      <w:proofErr w:type="spellStart"/>
-      <w:r>
-        <w:rPr>
-          <w:rFonts w:asciiTheme="minorHAnsi" w:hAnsiTheme="minorHAnsi" w:cstheme="minorHAnsi"/>
-        </w:rPr>
-        <w:t>explainable</w:t>
-      </w:r>
-      <w:proofErr w:type="spellEnd"/>
-      <w:r>
-        <w:rPr>
-          <w:rFonts w:asciiTheme="minorHAnsi" w:hAnsiTheme="minorHAnsi" w:cstheme="minorHAnsi"/>
-        </w:rPr>
-        <w:t xml:space="preserve"> machine </w:t>
-      </w:r>
-      <w:proofErr w:type="spellStart"/>
-      <w:r>
-        <w:rPr>
-          <w:rFonts w:asciiTheme="minorHAnsi" w:hAnsiTheme="minorHAnsi" w:cstheme="minorHAnsi"/>
-        </w:rPr>
-        <w:t>learning</w:t>
-      </w:r>
-      <w:proofErr w:type="spellEnd"/>
-      <w:r>
-        <w:rPr>
-          <w:rFonts w:asciiTheme="minorHAnsi" w:hAnsiTheme="minorHAnsi" w:cstheme="minorHAnsi"/>
-        </w:rPr>
-        <w:t xml:space="preserve">. </w:t>
-      </w:r>
-      <w:proofErr w:type="spellStart"/>
-      <w:r>
-        <w:rPr>
-          <w:rFonts w:asciiTheme="minorHAnsi" w:hAnsiTheme="minorHAnsi" w:cstheme="minorHAnsi"/>
-        </w:rPr>
-        <w:t>arXiv</w:t>
-      </w:r>
-      <w:proofErr w:type="spellEnd"/>
-      <w:r>
-        <w:rPr>
-          <w:rFonts w:asciiTheme="minorHAnsi" w:hAnsiTheme="minorHAnsi" w:cstheme="minorHAnsi"/>
-        </w:rPr>
-        <w:t>. https://arxiv.org/abs/2303.00960</w:t>
-      </w:r>
-    </w:p>
-    <w:p>
-      <w:pPr>
-        <w:spacing w:after="80" w:line="276" w:lineRule="auto"/>
-        <w:ind w:left="720" w:hanging="720"/>
-        <w:jc w:val="both"/>
-        <w:rPr>
-          <w:rFonts w:asciiTheme="minorHAnsi" w:hAnsiTheme="minorHAnsi" w:cstheme="minorHAnsi"/>
-        </w:rPr>
-      </w:pPr>
-      <w:proofErr w:type="spellStart"/>
-      <w:r>
-        <w:rPr>
-          <w:rFonts w:asciiTheme="minorHAnsi" w:hAnsiTheme="minorHAnsi" w:cstheme="minorHAnsi"/>
-        </w:rPr>
-        <w:t>Miah</w:t>
-      </w:r>
-      <w:proofErr w:type="spellEnd"/>
-      <w:r>
-        <w:rPr>
-          <w:rFonts w:asciiTheme="minorHAnsi" w:hAnsiTheme="minorHAnsi" w:cstheme="minorHAnsi"/>
-        </w:rPr>
-        <w:t xml:space="preserve">, A. (2025). </w:t>
-      </w:r>
-      <w:proofErr w:type="spellStart"/>
-      <w:r>
-        <w:rPr>
-          <w:rFonts w:asciiTheme="minorHAnsi" w:hAnsiTheme="minorHAnsi" w:cstheme="minorHAnsi"/>
-        </w:rPr>
-        <w:t>Customer</w:t>
-      </w:r>
-      <w:proofErr w:type="spellEnd"/>
-      <w:r>
-        <w:rPr>
-          <w:rFonts w:asciiTheme="minorHAnsi" w:hAnsiTheme="minorHAnsi" w:cstheme="minorHAnsi"/>
-        </w:rPr>
-        <w:t xml:space="preserve"> </w:t>
-      </w:r>
-      <w:proofErr w:type="spellStart"/>
-      <w:r>
-        <w:rPr>
-          <w:rFonts w:asciiTheme="minorHAnsi" w:hAnsiTheme="minorHAnsi" w:cstheme="minorHAnsi"/>
-        </w:rPr>
-        <w:t>churn</w:t>
-      </w:r>
-      <w:proofErr w:type="spellEnd"/>
-      <w:r>
-        <w:rPr>
-          <w:rFonts w:asciiTheme="minorHAnsi" w:hAnsiTheme="minorHAnsi" w:cstheme="minorHAnsi"/>
-        </w:rPr>
-        <w:t xml:space="preserve"> </w:t>
-      </w:r>
-      <w:proofErr w:type="spellStart"/>
-      <w:r>
-        <w:rPr>
-          <w:rFonts w:asciiTheme="minorHAnsi" w:hAnsiTheme="minorHAnsi" w:cstheme="minorHAnsi"/>
-        </w:rPr>
-        <w:t>prediction</w:t>
-      </w:r>
-      <w:proofErr w:type="spellEnd"/>
-      <w:r>
-        <w:rPr>
-          <w:rFonts w:asciiTheme="minorHAnsi" w:hAnsiTheme="minorHAnsi" w:cstheme="minorHAnsi"/>
-        </w:rPr>
-        <w:t xml:space="preserve"> </w:t>
-      </w:r>
-      <w:proofErr w:type="spellStart"/>
-      <w:r>
-        <w:rPr>
-          <w:rFonts w:asciiTheme="minorHAnsi" w:hAnsiTheme="minorHAnsi" w:cstheme="minorHAnsi"/>
-        </w:rPr>
-        <w:t>business</w:t>
-      </w:r>
-      <w:proofErr w:type="spellEnd"/>
-      <w:r>
-        <w:rPr>
-          <w:rFonts w:asciiTheme="minorHAnsi" w:hAnsiTheme="minorHAnsi" w:cstheme="minorHAnsi"/>
-        </w:rPr>
-        <w:t xml:space="preserve"> </w:t>
-      </w:r>
-      <w:proofErr w:type="spellStart"/>
-      <w:r>
-        <w:rPr>
-          <w:rFonts w:asciiTheme="minorHAnsi" w:hAnsiTheme="minorHAnsi" w:cstheme="minorHAnsi"/>
-        </w:rPr>
-        <w:t>dataset</w:t>
-      </w:r>
-      <w:proofErr w:type="spellEnd"/>
-      <w:r>
-        <w:rPr>
-          <w:rFonts w:asciiTheme="minorHAnsi" w:hAnsiTheme="minorHAnsi" w:cstheme="minorHAnsi"/>
-        </w:rPr>
-        <w:t xml:space="preserve"> [Data set]. </w:t>
-      </w:r>
-      <w:proofErr w:type="spellStart"/>
-      <w:r>
-        <w:rPr>
-          <w:rFonts w:asciiTheme="minorHAnsi" w:hAnsiTheme="minorHAnsi" w:cstheme="minorHAnsi"/>
-        </w:rPr>
-        <w:t>Kaggle</w:t>
-      </w:r>
-      <w:proofErr w:type="spellEnd"/>
-      <w:r>
-        <w:rPr>
-          <w:rFonts w:asciiTheme="minorHAnsi" w:hAnsiTheme="minorHAnsi" w:cstheme="minorHAnsi"/>
-        </w:rPr>
-        <w:t>. https://www.kaggle.com/datasets/miadul/customer-churn-prediction-business-dataset</w:t>
-      </w:r>
-    </w:p>
-    <w:p>
-      <w:pPr>
-        <w:spacing w:after="80" w:line="276" w:lineRule="auto"/>
-        <w:ind w:left="720" w:hanging="720"/>
-        <w:jc w:val="both"/>
-        <w:rPr>
-          <w:rFonts w:asciiTheme="minorHAnsi" w:hAnsiTheme="minorHAnsi" w:cstheme="minorHAnsi"/>
-        </w:rPr>
-      </w:pPr>
-      <w:proofErr w:type="spellStart"/>
-      <w:r>
-        <w:rPr>
-          <w:rFonts w:asciiTheme="minorHAnsi" w:hAnsiTheme="minorHAnsi" w:cstheme="minorHAnsi"/>
-        </w:rPr>
-        <w:t>Nogare</w:t>
-      </w:r>
-      <w:proofErr w:type="spellEnd"/>
-      <w:r>
-        <w:rPr>
-          <w:rFonts w:asciiTheme="minorHAnsi" w:hAnsiTheme="minorHAnsi" w:cstheme="minorHAnsi"/>
-        </w:rPr>
-        <w:t xml:space="preserve">, D., &amp; Silveira, I. F. (2024). </w:t>
-      </w:r>
-      <w:proofErr w:type="spellStart"/>
-      <w:r>
-        <w:rPr>
-          <w:rFonts w:asciiTheme="minorHAnsi" w:hAnsiTheme="minorHAnsi" w:cstheme="minorHAnsi"/>
-        </w:rPr>
-        <w:t>Experimentation</w:t>
-      </w:r>
-      <w:proofErr w:type="spellEnd"/>
-      <w:r>
-        <w:rPr>
-          <w:rFonts w:asciiTheme="minorHAnsi" w:hAnsiTheme="minorHAnsi" w:cstheme="minorHAnsi"/>
-        </w:rPr>
-        <w:t xml:space="preserve">, </w:t>
-      </w:r>
-      <w:proofErr w:type="spellStart"/>
-      <w:r>
-        <w:rPr>
-          <w:rFonts w:asciiTheme="minorHAnsi" w:hAnsiTheme="minorHAnsi" w:cstheme="minorHAnsi"/>
-        </w:rPr>
-        <w:t>deployment</w:t>
-      </w:r>
-      <w:proofErr w:type="spellEnd"/>
-      <w:r>
-        <w:rPr>
-          <w:rFonts w:asciiTheme="minorHAnsi" w:hAnsiTheme="minorHAnsi" w:cstheme="minorHAnsi"/>
-        </w:rPr>
-        <w:t xml:space="preserve"> and </w:t>
-      </w:r>
-      <w:proofErr w:type="spellStart"/>
-      <w:r>
-        <w:rPr>
-          <w:rFonts w:asciiTheme="minorHAnsi" w:hAnsiTheme="minorHAnsi" w:cstheme="minorHAnsi"/>
-        </w:rPr>
-        <w:t>monitoring</w:t>
-      </w:r>
-      <w:proofErr w:type="spellEnd"/>
-      <w:r>
-        <w:rPr>
-          <w:rFonts w:asciiTheme="minorHAnsi" w:hAnsiTheme="minorHAnsi" w:cstheme="minorHAnsi"/>
-        </w:rPr>
-        <w:t xml:space="preserve"> machine </w:t>
-      </w:r>
-      <w:proofErr w:type="spellStart"/>
-      <w:r>
-        <w:rPr>
-          <w:rFonts w:asciiTheme="minorHAnsi" w:hAnsiTheme="minorHAnsi" w:cstheme="minorHAnsi"/>
-        </w:rPr>
-        <w:t>learning</w:t>
-      </w:r>
-      <w:proofErr w:type="spellEnd"/>
-      <w:r>
-        <w:rPr>
-          <w:rFonts w:asciiTheme="minorHAnsi" w:hAnsiTheme="minorHAnsi" w:cstheme="minorHAnsi"/>
-        </w:rPr>
-        <w:t xml:space="preserve"> </w:t>
-      </w:r>
-      <w:proofErr w:type="spellStart"/>
-      <w:r>
-        <w:rPr>
-          <w:rFonts w:asciiTheme="minorHAnsi" w:hAnsiTheme="minorHAnsi" w:cstheme="minorHAnsi"/>
-        </w:rPr>
-        <w:t>models</w:t>
-      </w:r>
-      <w:proofErr w:type="spellEnd"/>
-      <w:r>
-        <w:rPr>
-          <w:rFonts w:asciiTheme="minorHAnsi" w:hAnsiTheme="minorHAnsi" w:cstheme="minorHAnsi"/>
-        </w:rPr>
-        <w:t xml:space="preserve">: </w:t>
-      </w:r>
-      <w:proofErr w:type="spellStart"/>
-      <w:r>
-        <w:rPr>
-          <w:rFonts w:asciiTheme="minorHAnsi" w:hAnsiTheme="minorHAnsi" w:cstheme="minorHAnsi"/>
-        </w:rPr>
-        <w:t>Approaches</w:t>
-      </w:r>
-      <w:proofErr w:type="spellEnd"/>
-      <w:r>
-        <w:rPr>
-          <w:rFonts w:asciiTheme="minorHAnsi" w:hAnsiTheme="minorHAnsi" w:cstheme="minorHAnsi"/>
-        </w:rPr>
-        <w:t xml:space="preserve"> </w:t>
-      </w:r>
-      <w:proofErr w:type="spellStart"/>
-      <w:r>
-        <w:rPr>
-          <w:rFonts w:asciiTheme="minorHAnsi" w:hAnsiTheme="minorHAnsi" w:cstheme="minorHAnsi"/>
-        </w:rPr>
-        <w:t>for</w:t>
-      </w:r>
-      <w:proofErr w:type="spellEnd"/>
-      <w:r>
-        <w:rPr>
-          <w:rFonts w:asciiTheme="minorHAnsi" w:hAnsiTheme="minorHAnsi" w:cstheme="minorHAnsi"/>
-        </w:rPr>
-        <w:t xml:space="preserve"> </w:t>
-      </w:r>
-      <w:proofErr w:type="spellStart"/>
-      <w:r>
-        <w:rPr>
-          <w:rFonts w:asciiTheme="minorHAnsi" w:hAnsiTheme="minorHAnsi" w:cstheme="minorHAnsi"/>
-        </w:rPr>
-        <w:t>applying</w:t>
-      </w:r>
-      <w:proofErr w:type="spellEnd"/>
-      <w:r>
-        <w:rPr>
-          <w:rFonts w:asciiTheme="minorHAnsi" w:hAnsiTheme="minorHAnsi" w:cstheme="minorHAnsi"/>
-        </w:rPr>
-        <w:t xml:space="preserve"> </w:t>
-      </w:r>
-      <w:proofErr w:type="spellStart"/>
-      <w:r>
-        <w:rPr>
-          <w:rFonts w:asciiTheme="minorHAnsi" w:hAnsiTheme="minorHAnsi" w:cstheme="minorHAnsi"/>
-        </w:rPr>
-        <w:t>MLOps</w:t>
-      </w:r>
-      <w:proofErr w:type="spellEnd"/>
-      <w:r>
-        <w:rPr>
-          <w:rFonts w:asciiTheme="minorHAnsi" w:hAnsiTheme="minorHAnsi" w:cstheme="minorHAnsi"/>
-        </w:rPr>
-        <w:t xml:space="preserve">. </w:t>
-      </w:r>
-      <w:proofErr w:type="spellStart"/>
-      <w:r>
-        <w:rPr>
-          <w:rFonts w:asciiTheme="minorHAnsi" w:hAnsiTheme="minorHAnsi" w:cstheme="minorHAnsi"/>
-        </w:rPr>
-        <w:t>arXiv</w:t>
-      </w:r>
-      <w:proofErr w:type="spellEnd"/>
-      <w:r>
-        <w:rPr>
-          <w:rFonts w:asciiTheme="minorHAnsi" w:hAnsiTheme="minorHAnsi" w:cstheme="minorHAnsi"/>
-        </w:rPr>
-        <w:t>. https://arxiv.org/abs/2408.11112</w:t>
-      </w:r>
-    </w:p>
-    <w:p>
-      <w:pPr>
-        <w:spacing w:after="80" w:line="276" w:lineRule="auto"/>
-        <w:ind w:left="720" w:hanging="720"/>
-        <w:jc w:val="both"/>
-        <w:rPr>
-          <w:rFonts w:asciiTheme="minorHAnsi" w:hAnsiTheme="minorHAnsi" w:cstheme="minorHAnsi"/>
-        </w:rPr>
-      </w:pPr>
-      <w:proofErr w:type="spellStart"/>
-      <w:proofErr w:type="spellEnd"/>
-      <w:proofErr w:type="spellStart"/>
-      <w:proofErr w:type="spellEnd"/>
-      <w:proofErr w:type="spellStart"/>
-      <w:proofErr w:type="spellEnd"/>
-      <w:proofErr w:type="spellStart"/>
-      <w:proofErr w:type="spellEnd"/>
-      <w:proofErr w:type="spellStart"/>
-      <w:proofErr w:type="spellEnd"/>
-      <w:proofErr w:type="spellStart"/>
-      <w:proofErr w:type="spellEnd"/>
-      <w:proofErr w:type="spellStart"/>
-      <w:proofErr w:type="spellEnd"/>
-      <w:r>
-        <w:t xml:space="preserve">Rumelhart, D. E., Hinton, G. E., &amp; Williams, R. J. (1986). Learning representations by back-propagating errors. </w:t>
-      </w:r>
-      <w:r>
-        <w:rPr>
-          <w:i/>
-        </w:rPr>
-        <w:t>Nature, 323</w:t>
-      </w:r>
-      <w:r>
-        <w:t>(6088), 533-536. https://doi.org/10.1038/323533a0</w:t>
-      </w:r>
-    </w:p>
-    <w:p>
-      <w:pPr>
-        <w:spacing w:after="80" w:line="276" w:lineRule="auto"/>
-        <w:ind w:left="720" w:hanging="720"/>
-        <w:jc w:val="both"/>
-        <w:rPr>
-          <w:rFonts w:asciiTheme="minorHAnsi" w:hAnsiTheme="minorHAnsi" w:cstheme="minorHAnsi"/>
-        </w:rPr>
-      </w:pPr>
-      <w:proofErr w:type="spellStart"/>
-      <w:r>
-        <w:rPr>
-          <w:rFonts w:asciiTheme="minorHAnsi" w:hAnsiTheme="minorHAnsi" w:cstheme="minorHAnsi"/>
-        </w:rPr>
-        <w:t>Shaikhsurab</w:t>
-      </w:r>
-      <w:proofErr w:type="spellEnd"/>
-      <w:r>
-        <w:rPr>
-          <w:rFonts w:asciiTheme="minorHAnsi" w:hAnsiTheme="minorHAnsi" w:cstheme="minorHAnsi"/>
-        </w:rPr>
-        <w:t xml:space="preserve">, M. A., &amp; </w:t>
-      </w:r>
-      <w:proofErr w:type="spellStart"/>
-      <w:r>
-        <w:rPr>
-          <w:rFonts w:asciiTheme="minorHAnsi" w:hAnsiTheme="minorHAnsi" w:cstheme="minorHAnsi"/>
-        </w:rPr>
-        <w:t>Magadum</w:t>
-      </w:r>
-      <w:proofErr w:type="spellEnd"/>
-      <w:r>
-        <w:rPr>
-          <w:rFonts w:asciiTheme="minorHAnsi" w:hAnsiTheme="minorHAnsi" w:cstheme="minorHAnsi"/>
-        </w:rPr>
-        <w:t xml:space="preserve">, P. (2024). </w:t>
-      </w:r>
-      <w:proofErr w:type="spellStart"/>
-      <w:r>
-        <w:rPr>
-          <w:rFonts w:asciiTheme="minorHAnsi" w:hAnsiTheme="minorHAnsi" w:cstheme="minorHAnsi"/>
-        </w:rPr>
-        <w:t>Enhancing</w:t>
-      </w:r>
-      <w:proofErr w:type="spellEnd"/>
-      <w:r>
-        <w:rPr>
-          <w:rFonts w:asciiTheme="minorHAnsi" w:hAnsiTheme="minorHAnsi" w:cstheme="minorHAnsi"/>
-        </w:rPr>
-        <w:t xml:space="preserve"> </w:t>
-      </w:r>
-      <w:proofErr w:type="spellStart"/>
-      <w:r>
-        <w:rPr>
-          <w:rFonts w:asciiTheme="minorHAnsi" w:hAnsiTheme="minorHAnsi" w:cstheme="minorHAnsi"/>
-        </w:rPr>
-        <w:t>customer</w:t>
-      </w:r>
-      <w:proofErr w:type="spellEnd"/>
-      <w:r>
-        <w:rPr>
-          <w:rFonts w:asciiTheme="minorHAnsi" w:hAnsiTheme="minorHAnsi" w:cstheme="minorHAnsi"/>
-        </w:rPr>
-        <w:t xml:space="preserve"> </w:t>
-      </w:r>
-      <w:proofErr w:type="spellStart"/>
-      <w:r>
-        <w:rPr>
-          <w:rFonts w:asciiTheme="minorHAnsi" w:hAnsiTheme="minorHAnsi" w:cstheme="minorHAnsi"/>
-        </w:rPr>
-        <w:t>churn</w:t>
-      </w:r>
-      <w:proofErr w:type="spellEnd"/>
-      <w:r>
-        <w:rPr>
-          <w:rFonts w:asciiTheme="minorHAnsi" w:hAnsiTheme="minorHAnsi" w:cstheme="minorHAnsi"/>
-        </w:rPr>
-        <w:t xml:space="preserve"> </w:t>
-      </w:r>
-      <w:proofErr w:type="spellStart"/>
-      <w:r>
-        <w:rPr>
-          <w:rFonts w:asciiTheme="minorHAnsi" w:hAnsiTheme="minorHAnsi" w:cstheme="minorHAnsi"/>
-        </w:rPr>
-        <w:t>prediction</w:t>
-      </w:r>
-      <w:proofErr w:type="spellEnd"/>
-      <w:r>
-        <w:rPr>
-          <w:rFonts w:asciiTheme="minorHAnsi" w:hAnsiTheme="minorHAnsi" w:cstheme="minorHAnsi"/>
-        </w:rPr>
-        <w:t xml:space="preserve"> in </w:t>
-      </w:r>
-      <w:proofErr w:type="spellStart"/>
-      <w:r>
-        <w:rPr>
-          <w:rFonts w:asciiTheme="minorHAnsi" w:hAnsiTheme="minorHAnsi" w:cstheme="minorHAnsi"/>
-        </w:rPr>
-        <w:t>telecommunications</w:t>
-      </w:r>
-      <w:proofErr w:type="spellEnd"/>
-      <w:r>
-        <w:rPr>
-          <w:rFonts w:asciiTheme="minorHAnsi" w:hAnsiTheme="minorHAnsi" w:cstheme="minorHAnsi"/>
-        </w:rPr>
-        <w:t xml:space="preserve">: </w:t>
-      </w:r>
-      <w:proofErr w:type="spellStart"/>
-      <w:r>
-        <w:rPr>
-          <w:rFonts w:asciiTheme="minorHAnsi" w:hAnsiTheme="minorHAnsi" w:cstheme="minorHAnsi"/>
-        </w:rPr>
-        <w:t>An</w:t>
-      </w:r>
-      <w:proofErr w:type="spellEnd"/>
-      <w:r>
-        <w:rPr>
-          <w:rFonts w:asciiTheme="minorHAnsi" w:hAnsiTheme="minorHAnsi" w:cstheme="minorHAnsi"/>
-        </w:rPr>
-        <w:t xml:space="preserve"> adaptive ensemble </w:t>
-      </w:r>
-      <w:proofErr w:type="spellStart"/>
-      <w:r>
-        <w:rPr>
-          <w:rFonts w:asciiTheme="minorHAnsi" w:hAnsiTheme="minorHAnsi" w:cstheme="minorHAnsi"/>
-        </w:rPr>
-        <w:t>learning</w:t>
-      </w:r>
-      <w:proofErr w:type="spellEnd"/>
-      <w:r>
-        <w:rPr>
-          <w:rFonts w:asciiTheme="minorHAnsi" w:hAnsiTheme="minorHAnsi" w:cstheme="minorHAnsi"/>
-        </w:rPr>
-        <w:t xml:space="preserve"> </w:t>
-      </w:r>
-      <w:proofErr w:type="spellStart"/>
-      <w:r>
-        <w:rPr>
-          <w:rFonts w:asciiTheme="minorHAnsi" w:hAnsiTheme="minorHAnsi" w:cstheme="minorHAnsi"/>
-        </w:rPr>
-        <w:t>approach</w:t>
-      </w:r>
-      <w:proofErr w:type="spellEnd"/>
-      <w:r>
-        <w:rPr>
-          <w:rFonts w:asciiTheme="minorHAnsi" w:hAnsiTheme="minorHAnsi" w:cstheme="minorHAnsi"/>
-        </w:rPr>
-        <w:t xml:space="preserve">. </w:t>
-      </w:r>
-      <w:proofErr w:type="spellStart"/>
-      <w:r>
-        <w:rPr>
-          <w:rFonts w:asciiTheme="minorHAnsi" w:hAnsiTheme="minorHAnsi" w:cstheme="minorHAnsi"/>
-        </w:rPr>
-        <w:t>arXiv</w:t>
-      </w:r>
-      <w:proofErr w:type="spellEnd"/>
-      <w:r>
-        <w:rPr>
-          <w:rFonts w:asciiTheme="minorHAnsi" w:hAnsiTheme="minorHAnsi" w:cstheme="minorHAnsi"/>
-        </w:rPr>
-        <w:t>. https://arxiv.org/abs/2408.16284</w:t>
-      </w:r>
-    </w:p>
-    <w:p>
-      <w:pPr>
-        <w:spacing w:after="80" w:line="276" w:lineRule="auto"/>
-        <w:ind w:left="720" w:hanging="720"/>
-        <w:jc w:val="both"/>
-        <w:rPr>
-          <w:rFonts w:asciiTheme="minorHAnsi" w:hAnsiTheme="minorHAnsi" w:cstheme="minorHAnsi"/>
-        </w:rPr>
-      </w:pPr>
-      <w:r>
-        <w:rPr>
-          <w:rFonts w:asciiTheme="minorHAnsi" w:hAnsiTheme="minorHAnsi" w:cstheme="minorHAnsi"/>
-        </w:rPr>
-        <w:t>SHAP. (</w:t>
-      </w:r>
-      <w:proofErr w:type="spellStart"/>
-      <w:r>
-        <w:rPr>
-          <w:rFonts w:asciiTheme="minorHAnsi" w:hAnsiTheme="minorHAnsi" w:cstheme="minorHAnsi"/>
-        </w:rPr>
-        <w:t>n.d</w:t>
-      </w:r>
-      <w:proofErr w:type="spellEnd"/>
-      <w:r>
-        <w:rPr>
-          <w:rFonts w:asciiTheme="minorHAnsi" w:hAnsiTheme="minorHAnsi" w:cstheme="minorHAnsi"/>
-        </w:rPr>
-        <w:t xml:space="preserve">.). </w:t>
-      </w:r>
-      <w:proofErr w:type="spellStart"/>
-      <w:r>
-        <w:rPr>
-          <w:rFonts w:asciiTheme="minorHAnsi" w:hAnsiTheme="minorHAnsi" w:cstheme="minorHAnsi"/>
-        </w:rPr>
-        <w:t>Welcome</w:t>
-      </w:r>
-      <w:proofErr w:type="spellEnd"/>
-      <w:r>
-        <w:rPr>
-          <w:rFonts w:asciiTheme="minorHAnsi" w:hAnsiTheme="minorHAnsi" w:cstheme="minorHAnsi"/>
-        </w:rPr>
-        <w:t xml:space="preserve"> </w:t>
-      </w:r>
-      <w:proofErr w:type="spellStart"/>
-      <w:r>
-        <w:rPr>
-          <w:rFonts w:asciiTheme="minorHAnsi" w:hAnsiTheme="minorHAnsi" w:cstheme="minorHAnsi"/>
-        </w:rPr>
-        <w:t>to</w:t>
-      </w:r>
-      <w:proofErr w:type="spellEnd"/>
-      <w:r>
-        <w:rPr>
-          <w:rFonts w:asciiTheme="minorHAnsi" w:hAnsiTheme="minorHAnsi" w:cstheme="minorHAnsi"/>
-        </w:rPr>
-        <w:t xml:space="preserve"> </w:t>
-      </w:r>
-      <w:proofErr w:type="spellStart"/>
-      <w:r>
-        <w:rPr>
-          <w:rFonts w:asciiTheme="minorHAnsi" w:hAnsiTheme="minorHAnsi" w:cstheme="minorHAnsi"/>
-        </w:rPr>
-        <w:t>the</w:t>
-      </w:r>
-      <w:proofErr w:type="spellEnd"/>
-      <w:r>
-        <w:rPr>
-          <w:rFonts w:asciiTheme="minorHAnsi" w:hAnsiTheme="minorHAnsi" w:cstheme="minorHAnsi"/>
-        </w:rPr>
-        <w:t xml:space="preserve"> SHAP </w:t>
-      </w:r>
-      <w:proofErr w:type="spellStart"/>
-      <w:r>
-        <w:rPr>
-          <w:rFonts w:asciiTheme="minorHAnsi" w:hAnsiTheme="minorHAnsi" w:cstheme="minorHAnsi"/>
-        </w:rPr>
-        <w:t>documentation</w:t>
-      </w:r>
-      <w:proofErr w:type="spellEnd"/>
-      <w:r>
-        <w:rPr>
-          <w:rFonts w:asciiTheme="minorHAnsi" w:hAnsiTheme="minorHAnsi" w:cstheme="minorHAnsi"/>
-        </w:rPr>
-        <w:t>. https://shap.readthedocs.io/en/latest/</w:t>
-      </w:r>
-    </w:p>
-    <w:p>
-      <w:pPr>
-        <w:spacing w:after="80" w:line="276" w:lineRule="auto"/>
-        <w:ind w:left="720" w:hanging="720"/>
-        <w:jc w:val="both"/>
-        <w:rPr>
-          <w:rFonts w:asciiTheme="minorHAnsi" w:hAnsiTheme="minorHAnsi" w:cstheme="minorHAnsi"/>
-        </w:rPr>
-      </w:pPr>
-      <w:proofErr w:type="spellStart"/>
-      <w:proofErr w:type="spellEnd"/>
-      <w:proofErr w:type="spellStart"/>
-      <w:proofErr w:type="spellEnd"/>
-      <w:proofErr w:type="spellStart"/>
-      <w:proofErr w:type="spellEnd"/>
-      <w:proofErr w:type="spellStart"/>
-      <w:proofErr w:type="spellEnd"/>
-      <w:proofErr w:type="spellStart"/>
-      <w:proofErr w:type="spellEnd"/>
-      <w:proofErr w:type="spellStart"/>
-      <w:proofErr w:type="spellEnd"/>
-      <w:proofErr w:type="spellStart"/>
-      <w:proofErr w:type="spellEnd"/>
-      <w:proofErr w:type="spellStart"/>
-      <w:proofErr w:type="spellEnd"/>
-      <w:proofErr w:type="spellStart"/>
-      <w:proofErr w:type="spellEnd"/>
-      <w:proofErr w:type="spellStart"/>
-      <w:proofErr w:type="spellEnd"/>
-      <w:proofErr w:type="spellStart"/>
-      <w:proofErr w:type="spellEnd"/>
-      <w:proofErr w:type="spellStart"/>
-      <w:proofErr w:type="spellEnd"/>
-      <w:proofErr w:type="spellStart"/>
-      <w:proofErr w:type="spellEnd"/>
-      <w:proofErr w:type="spellStart"/>
-      <w:proofErr w:type="spellEnd"/>
-      <w:proofErr w:type="spellStart"/>
-      <w:proofErr w:type="spellEnd"/>
-      <w:r>
-        <w:t xml:space="preserve">Vafeiadis, T., Diamantaras, K. I., Sarigiannidis, G., &amp; Chatzisavvas, K. C. (2015). A comparison of machine learning techniques for customer churn prediction. </w:t>
-      </w:r>
-      <w:r>
-        <w:rPr>
-          <w:i/>
-        </w:rPr>
-        <w:t>Simulation Modelling Practice and Theory, 55</w:t>
-      </w:r>
-      <w:r>
-        <w:t>, 1-9. https://doi.org/10.1016/j.simpat.2015.03.003</w:t>
-      </w:r>
-    </w:p>
     <w:sectPr>
-      <w:headerReference w:type="default" r:id="rId53"/>
-      <w:footerReference w:type="default" r:id="rId54"/>
+      <w:headerReference w:type="default" r:id="rId56"/>
+      <w:footerReference w:type="default" r:id="rId57"/>
       <w:pgSz w:w="12240" w:h="15840"/>
       <w:pgMar w:top="1100" w:right="840" w:bottom="1340" w:left="1020" w:header="493" w:footer="1149" w:gutter="0"/>
       <w:cols w:space="720"/>
@@ -35831,6 +35601,18 @@
       <w:szCs w:val="18"/>
     </w:rPr>
   </w:style>
+  <w:style w:type="character" w:styleId="Mencinsinresolver">
+    <w:name w:val="Unresolved Mention"/>
+    <w:basedOn w:val="Fuentedeprrafopredeter"/>
+    <w:uiPriority w:val="99"/>
+    <w:semiHidden/>
+    <w:unhideWhenUsed/>
+    <w:rsid w:val="00DB7667"/>
+    <w:rPr>
+      <w:color w:val="605E5C"/>
+      <w:shd w:val="clear" w:color="auto" w:fill="E1DFDD"/>
+    </w:rPr>
+  </w:style>
 </w:styles>
 </file>
 
@@ -36118,19 +35900,6 @@
 </file>
 
 <file path=customXml/item1.xml><?xml version="1.0" encoding="utf-8"?>
-<?mso-contentType ?>
-<FormTemplates xmlns="http://schemas.microsoft.com/sharepoint/v3/contenttype/forms">
-  <Display>DocumentLibraryForm</Display>
-  <Edit>DocumentLibraryForm</Edit>
-  <New>DocumentLibraryForm</New>
-</FormTemplates>
-</file>
-
-<file path=customXml/item2.xml><?xml version="1.0" encoding="utf-8"?>
-<b:Sources xmlns:b="http://schemas.openxmlformats.org/officeDocument/2006/bibliography" xmlns="http://schemas.openxmlformats.org/officeDocument/2006/bibliography" SelectedStyle="\APASixthEditionOfficeOnline.xsl" StyleName="APA" Version="6"/>
-</file>
-
-<file path=customXml/item3.xml><?xml version="1.0" encoding="utf-8"?>
 <ct:contentTypeSchema xmlns:ct="http://schemas.microsoft.com/office/2006/metadata/contentType" xmlns:ma="http://schemas.microsoft.com/office/2006/metadata/properties/metaAttributes" ct:_="" ma:_="" ma:contentTypeName="Documento" ma:contentTypeID="0x010100FDC725C2DD014A49B6A1BC5C38E9DEF8" ma:contentTypeVersion="11" ma:contentTypeDescription="Crear nuevo documento." ma:contentTypeScope="" ma:versionID="540f54ba834775d8c32a0fe586c0d5fa">
   <xsd:schema xmlns:xsd="http://www.w3.org/2001/XMLSchema" xmlns:xs="http://www.w3.org/2001/XMLSchema" xmlns:p="http://schemas.microsoft.com/office/2006/metadata/properties" xmlns:ns2="4653439a-09b5-4ebc-9f65-223c4545ca76" xmlns:ns3="34e9bb24-f277-4b2e-b702-727ad1819a53" targetNamespace="http://schemas.microsoft.com/office/2006/metadata/properties" ma:root="true" ma:fieldsID="f640ef9c4f255f623d39da676dfb3fd0" ns2:_="" ns3:_="">
     <xsd:import namespace="4653439a-09b5-4ebc-9f65-223c4545ca76"/>
@@ -36325,6 +36094,19 @@
 </ct:contentTypeSchema>
 </file>
 
+<file path=customXml/item2.xml><?xml version="1.0" encoding="utf-8"?>
+<b:Sources xmlns:b="http://schemas.openxmlformats.org/officeDocument/2006/bibliography" xmlns="http://schemas.openxmlformats.org/officeDocument/2006/bibliography" SelectedStyle="\APASixthEditionOfficeOnline.xsl" StyleName="APA" Version="6"/>
+</file>
+
+<file path=customXml/item3.xml><?xml version="1.0" encoding="utf-8"?>
+<?mso-contentType ?>
+<FormTemplates xmlns="http://schemas.microsoft.com/sharepoint/v3/contenttype/forms">
+  <Display>DocumentLibraryForm</Display>
+  <Edit>DocumentLibraryForm</Edit>
+  <New>DocumentLibraryForm</New>
+</FormTemplates>
+</file>
+
 <file path=customXml/item4.xml><?xml version="1.0" encoding="utf-8"?>
 <p:properties xmlns:p="http://schemas.microsoft.com/office/2006/metadata/properties" xmlns:xsi="http://www.w3.org/2001/XMLSchema-instance" xmlns:pc="http://schemas.microsoft.com/office/infopath/2007/PartnerControls">
   <documentManagement>
@@ -36337,22 +36119,6 @@
 </file>
 
 <file path=customXml/itemProps1.xml><?xml version="1.0" encoding="utf-8"?>
-<ds:datastoreItem xmlns:ds="http://schemas.openxmlformats.org/officeDocument/2006/customXml" ds:itemID="{084C26D9-49C9-4ADB-A387-DA6079798921}">
-  <ds:schemaRefs>
-    <ds:schemaRef ds:uri="http://schemas.microsoft.com/sharepoint/v3/contenttype/forms"/>
-  </ds:schemaRefs>
-</ds:datastoreItem>
-</file>
-
-<file path=customXml/itemProps2.xml><?xml version="1.0" encoding="utf-8"?>
-<ds:datastoreItem xmlns:ds="http://schemas.openxmlformats.org/officeDocument/2006/customXml" ds:itemID="{FACB83BB-458E-4CCB-91D7-35CFBA93934D}">
-  <ds:schemaRefs>
-    <ds:schemaRef ds:uri="http://schemas.openxmlformats.org/officeDocument/2006/bibliography"/>
-  </ds:schemaRefs>
-</ds:datastoreItem>
-</file>
-
-<file path=customXml/itemProps3.xml><?xml version="1.0" encoding="utf-8"?>
 <ds:datastoreItem xmlns:ds="http://schemas.openxmlformats.org/officeDocument/2006/customXml" ds:itemID="{76C6DFDF-540E-4966-923B-D1DB2EE7B5D2}">
   <ds:schemaRefs>
     <ds:schemaRef ds:uri="http://schemas.microsoft.com/office/2006/metadata/contentType"/>
@@ -36371,6 +36137,22 @@
 </ds:datastoreItem>
 </file>
 
+<file path=customXml/itemProps2.xml><?xml version="1.0" encoding="utf-8"?>
+<ds:datastoreItem xmlns:ds="http://schemas.openxmlformats.org/officeDocument/2006/customXml" ds:itemID="{FACB83BB-458E-4CCB-91D7-35CFBA93934D}">
+  <ds:schemaRefs>
+    <ds:schemaRef ds:uri="http://schemas.openxmlformats.org/officeDocument/2006/bibliography"/>
+  </ds:schemaRefs>
+</ds:datastoreItem>
+</file>
+
+<file path=customXml/itemProps3.xml><?xml version="1.0" encoding="utf-8"?>
+<ds:datastoreItem xmlns:ds="http://schemas.openxmlformats.org/officeDocument/2006/customXml" ds:itemID="{084C26D9-49C9-4ADB-A387-DA6079798921}">
+  <ds:schemaRefs>
+    <ds:schemaRef ds:uri="http://schemas.microsoft.com/sharepoint/v3/contenttype/forms"/>
+  </ds:schemaRefs>
+</ds:datastoreItem>
+</file>
+
 <file path=customXml/itemProps4.xml><?xml version="1.0" encoding="utf-8"?>
 <ds:datastoreItem xmlns:ds="http://schemas.openxmlformats.org/officeDocument/2006/customXml" ds:itemID="{662F60C8-4BC5-4139-BE63-6954D22D77BD}">
   <ds:schemaRefs>
